--- a/Raport.docx
+++ b/Raport.docx
@@ -210,31 +210,13 @@
           <w:w w:val="110"/>
         </w:rPr>
       </w:pPr>
-      <w:proofErr w:type="spellStart"/>
       <w:r>
         <w:rPr>
           <w:spacing w:val="-2"/>
           <w:w w:val="110"/>
         </w:rPr>
-        <w:t>Evolutia</w:t>
-      </w:r>
-      <w:proofErr w:type="spellEnd"/>
-      <w:r>
-        <w:rPr>
-          <w:spacing w:val="-2"/>
-          <w:w w:val="110"/>
-        </w:rPr>
-        <w:t xml:space="preserve"> </w:t>
-      </w:r>
-      <w:proofErr w:type="spellStart"/>
-      <w:r>
-        <w:rPr>
-          <w:spacing w:val="-2"/>
-          <w:w w:val="110"/>
-        </w:rPr>
-        <w:t>Gripei</w:t>
-      </w:r>
-      <w:proofErr w:type="spellEnd"/>
+        <w:t>Evolutia Gripei</w:t>
+      </w:r>
     </w:p>
     <w:p>
       <w:pPr>
@@ -452,16 +434,36 @@
         <w:spacing w:line="252" w:lineRule="auto"/>
         <w:ind w:left="5692"/>
         <w:rPr>
-          <w:sz w:val="27"/>
-        </w:rPr>
-      </w:pPr>
-      <w:r>
-        <w:rPr>
           <w:w w:val="105"/>
           <w:sz w:val="27"/>
         </w:rPr>
-        <w:t>Serpe Vlad, vladvladserpe@gmail.com</w:t>
-      </w:r>
+      </w:pPr>
+      <w:r>
+        <w:rPr>
+          <w:w w:val="105"/>
+          <w:sz w:val="27"/>
+        </w:rPr>
+        <w:t xml:space="preserve">Serpe Vlad, </w:t>
+      </w:r>
+      <w:hyperlink r:id="rId8" w:history="1">
+        <w:r>
+          <w:rPr>
+            <w:rStyle w:val="Hyperlink"/>
+            <w:w w:val="105"/>
+            <w:sz w:val="27"/>
+          </w:rPr>
+          <w:t>vladvladserpe@gmail.com</w:t>
+        </w:r>
+      </w:hyperlink>
+    </w:p>
+    <w:p>
+      <w:pPr>
+        <w:spacing w:line="252" w:lineRule="auto"/>
+        <w:ind w:left="5692"/>
+        <w:rPr>
+          <w:sz w:val="27"/>
+        </w:rPr>
+      </w:pPr>
     </w:p>
     <w:p>
       <w:pPr>
@@ -537,14 +539,33 @@
         <w:rPr>
           <w:w w:val="85"/>
         </w:rPr>
-        <w:t>2020-</w:t>
+        <w:t>202</w:t>
+      </w:r>
+      <w:r>
+        <w:rPr>
+          <w:w w:val="85"/>
+        </w:rPr>
+        <w:t>4</w:t>
+      </w:r>
+      <w:r>
+        <w:rPr>
+          <w:w w:val="85"/>
+        </w:rPr>
+        <w:t>-</w:t>
       </w:r>
       <w:r>
         <w:rPr>
           <w:spacing w:val="-4"/>
           <w:w w:val="95"/>
         </w:rPr>
-        <w:t>2021</w:t>
+        <w:t>202</w:t>
+      </w:r>
+      <w:r>
+        <w:rPr>
+          <w:spacing w:val="-4"/>
+          <w:w w:val="95"/>
+        </w:rPr>
+        <w:t>5</w:t>
       </w:r>
     </w:p>
     <w:p>
@@ -793,38 +814,15 @@
     <w:p>
       <w:pPr>
         <w:pStyle w:val="ListParagraph"/>
-        <w:numPr>
-          <w:ilvl w:val="0"/>
-          <w:numId w:val="8"/>
-        </w:numPr>
-        <w:rPr>
-          <w:sz w:val="28"/>
-          <w:szCs w:val="28"/>
-        </w:rPr>
-      </w:pPr>
-      <w:r>
-        <w:rPr>
-          <w:sz w:val="28"/>
-          <w:szCs w:val="28"/>
-        </w:rPr>
-        <w:t xml:space="preserve">In this project, a combination of machine learning and data science techniques will be used to identify predictors of immune response to influenza vaccination. Some of the techniques </w:t>
-      </w:r>
-      <w:proofErr w:type="gramStart"/>
-      <w:r>
-        <w:rPr>
-          <w:sz w:val="28"/>
-          <w:szCs w:val="28"/>
-        </w:rPr>
-        <w:t>are:</w:t>
-      </w:r>
-      <w:proofErr w:type="gramEnd"/>
-      <w:r>
-        <w:rPr>
-          <w:sz w:val="28"/>
-          <w:szCs w:val="28"/>
-        </w:rPr>
-        <w:t xml:space="preserve"> Feature Selection &amp; Dimensionality Reduction, Data Imputation, Normalization/Standardization. The machine learning algorithms that we use are Logistic Regression and Random Forest.</w:t>
-      </w:r>
+        <w:tabs>
+          <w:tab w:val="left" w:pos="698"/>
+        </w:tabs>
+        <w:spacing w:before="163"/>
+        <w:ind w:firstLine="0"/>
+        <w:rPr>
+          <w:sz w:val="25"/>
+        </w:rPr>
+      </w:pPr>
     </w:p>
     <w:p>
       <w:pPr>
@@ -842,16 +840,507 @@
         <w:rPr>
           <w:sz w:val="28"/>
           <w:szCs w:val="28"/>
-          <w:lang w:val="en-GB"/>
-        </w:rPr>
-        <w:t>data involved in the numerical experiments;</w:t>
-      </w:r>
-      <w:r>
-        <w:rPr>
+        </w:rPr>
+        <w:t xml:space="preserve">In this project, a combination of machine learning and data science techniques will be used to identify predictors of immune response to influenza vaccination. Some of the techniques are: </w:t>
+      </w:r>
+      <w:r>
+        <w:rPr>
+          <w:b/>
+          <w:bCs/>
           <w:sz w:val="28"/>
           <w:szCs w:val="28"/>
         </w:rPr>
-        <w:t xml:space="preserve"> The data involved in the numerical experiments can be classified in the following types: Demographic Data, Clinical Data, Immunological Data, Vaccine Response Data, Time-based Data.</w:t>
+        <w:t>Feature Selection &amp; Dimensionality Reduction, Data Imputation, Normalization/Standardization</w:t>
+      </w:r>
+      <w:r>
+        <w:rPr>
+          <w:sz w:val="28"/>
+          <w:szCs w:val="28"/>
+        </w:rPr>
+        <w:t xml:space="preserve">. The machine learning algorithms that we use are </w:t>
+      </w:r>
+      <w:r>
+        <w:rPr>
+          <w:b/>
+          <w:bCs/>
+          <w:sz w:val="28"/>
+          <w:szCs w:val="28"/>
+        </w:rPr>
+        <w:t>Logistic Regression</w:t>
+      </w:r>
+      <w:r>
+        <w:rPr>
+          <w:sz w:val="28"/>
+          <w:szCs w:val="28"/>
+        </w:rPr>
+        <w:t xml:space="preserve"> and</w:t>
+      </w:r>
+      <w:r>
+        <w:rPr>
+          <w:sz w:val="28"/>
+          <w:szCs w:val="28"/>
+        </w:rPr>
+        <w:t xml:space="preserve"> Decision Tree</w:t>
+      </w:r>
+    </w:p>
+    <w:p>
+      <w:pPr>
+        <w:pStyle w:val="ListParagraph"/>
+        <w:rPr>
+          <w:sz w:val="28"/>
+          <w:szCs w:val="28"/>
+        </w:rPr>
+      </w:pPr>
+    </w:p>
+    <w:p>
+      <w:pPr>
+        <w:pStyle w:val="ListParagraph"/>
+        <w:numPr>
+          <w:ilvl w:val="0"/>
+          <w:numId w:val="8"/>
+        </w:numPr>
+        <w:rPr>
+          <w:sz w:val="28"/>
+          <w:szCs w:val="28"/>
+        </w:rPr>
+      </w:pPr>
+      <w:r>
+        <w:rPr>
+          <w:sz w:val="28"/>
+          <w:szCs w:val="28"/>
+        </w:rPr>
+        <w:t>Data viitoare logistic de impartit bine pe test si train datele</w:t>
+      </w:r>
+    </w:p>
+    <w:p>
+      <w:pPr>
+        <w:pStyle w:val="ListParagraph"/>
+        <w:ind w:left="699" w:firstLine="0"/>
+        <w:rPr>
+          <w:sz w:val="28"/>
+          <w:szCs w:val="28"/>
+        </w:rPr>
+      </w:pPr>
+    </w:p>
+    <w:p>
+      <w:pPr>
+        <w:pStyle w:val="ListParagraph"/>
+        <w:numPr>
+          <w:ilvl w:val="0"/>
+          <w:numId w:val="8"/>
+        </w:numPr>
+        <w:rPr>
+          <w:sz w:val="28"/>
+          <w:szCs w:val="28"/>
+        </w:rPr>
+      </w:pPr>
+      <w:r>
+        <w:rPr>
+          <w:sz w:val="28"/>
+          <w:szCs w:val="28"/>
+          <w:lang w:val="en-GB"/>
+        </w:rPr>
+        <w:t>data involved in the numerical experiments;</w:t>
+      </w:r>
+      <w:r>
+        <w:rPr>
+          <w:sz w:val="28"/>
+          <w:szCs w:val="28"/>
+        </w:rPr>
+        <w:t xml:space="preserve"> The data involved in the numerical experiments can be classified in the following types: </w:t>
+      </w:r>
+      <w:r>
+        <w:rPr>
+          <w:b/>
+          <w:bCs/>
+          <w:sz w:val="28"/>
+          <w:szCs w:val="28"/>
+        </w:rPr>
+        <w:t>Demographic Data</w:t>
+      </w:r>
+      <w:r>
+        <w:rPr>
+          <w:sz w:val="28"/>
+          <w:szCs w:val="28"/>
+        </w:rPr>
+        <w:t xml:space="preserve"> (visit_age, gender, race)</w:t>
+      </w:r>
+      <w:r>
+        <w:rPr>
+          <w:sz w:val="28"/>
+          <w:szCs w:val="28"/>
+        </w:rPr>
+        <w:t xml:space="preserve">, </w:t>
+      </w:r>
+      <w:r>
+        <w:rPr>
+          <w:b/>
+          <w:bCs/>
+          <w:sz w:val="28"/>
+          <w:szCs w:val="28"/>
+        </w:rPr>
+        <w:t>Clinical Data</w:t>
+      </w:r>
+      <w:r>
+        <w:rPr>
+          <w:sz w:val="28"/>
+          <w:szCs w:val="28"/>
+        </w:rPr>
+        <w:t xml:space="preserve"> (bmi,</w:t>
+      </w:r>
+      <w:r>
+        <w:t xml:space="preserve"> </w:t>
+      </w:r>
+      <w:r>
+        <w:rPr>
+          <w:sz w:val="28"/>
+          <w:szCs w:val="28"/>
+        </w:rPr>
+        <w:t>total_vaccines_received</w:t>
+      </w:r>
+      <w:r>
+        <w:rPr>
+          <w:sz w:val="28"/>
+          <w:szCs w:val="28"/>
+        </w:rPr>
+        <w:t>,</w:t>
+      </w:r>
+      <w:r>
+        <w:t xml:space="preserve"> </w:t>
+      </w:r>
+      <w:r>
+        <w:rPr>
+          <w:sz w:val="28"/>
+          <w:szCs w:val="28"/>
+        </w:rPr>
+        <w:t>vaccinated_1yr_prior</w:t>
+      </w:r>
+      <w:r>
+        <w:rPr>
+          <w:sz w:val="28"/>
+          <w:szCs w:val="28"/>
+        </w:rPr>
+        <w:t>,</w:t>
+      </w:r>
+      <w:r>
+        <w:t xml:space="preserve"> </w:t>
+      </w:r>
+      <w:r>
+        <w:rPr>
+          <w:sz w:val="28"/>
+          <w:szCs w:val="28"/>
+        </w:rPr>
+        <w:t>vaccine_type_1yr_prior</w:t>
+      </w:r>
+      <w:r>
+        <w:rPr>
+          <w:sz w:val="28"/>
+          <w:szCs w:val="28"/>
+        </w:rPr>
+        <w:t>,</w:t>
+      </w:r>
+      <w:r>
+        <w:t xml:space="preserve"> </w:t>
+      </w:r>
+      <w:r>
+        <w:rPr>
+          <w:sz w:val="28"/>
+          <w:szCs w:val="28"/>
+        </w:rPr>
+        <w:t>influenza_infection_history</w:t>
+      </w:r>
+      <w:r>
+        <w:rPr>
+          <w:sz w:val="28"/>
+          <w:szCs w:val="28"/>
+        </w:rPr>
+        <w:t>,</w:t>
+      </w:r>
+      <w:r>
+        <w:t xml:space="preserve"> </w:t>
+      </w:r>
+      <w:r>
+        <w:rPr>
+          <w:sz w:val="28"/>
+          <w:szCs w:val="28"/>
+        </w:rPr>
+        <w:t>influenza_hospitalization</w:t>
+      </w:r>
+      <w:r>
+        <w:rPr>
+          <w:sz w:val="28"/>
+          <w:szCs w:val="28"/>
+        </w:rPr>
+        <w:t>)</w:t>
+      </w:r>
+      <w:r>
+        <w:rPr>
+          <w:sz w:val="28"/>
+          <w:szCs w:val="28"/>
+        </w:rPr>
+        <w:t xml:space="preserve">, </w:t>
+      </w:r>
+      <w:r>
+        <w:rPr>
+          <w:b/>
+          <w:bCs/>
+          <w:sz w:val="28"/>
+          <w:szCs w:val="28"/>
+        </w:rPr>
+        <w:t>Immunological Data</w:t>
+      </w:r>
+      <w:r>
+        <w:rPr>
+          <w:sz w:val="28"/>
+          <w:szCs w:val="28"/>
+        </w:rPr>
+        <w:t xml:space="preserve"> (</w:t>
+      </w:r>
+      <w:r>
+        <w:rPr>
+          <w:sz w:val="28"/>
+          <w:szCs w:val="28"/>
+        </w:rPr>
+        <w:t>cmv_status</w:t>
+      </w:r>
+      <w:r>
+        <w:rPr>
+          <w:sz w:val="28"/>
+          <w:szCs w:val="28"/>
+        </w:rPr>
+        <w:t xml:space="preserve">, </w:t>
+      </w:r>
+      <w:r>
+        <w:rPr>
+          <w:sz w:val="28"/>
+          <w:szCs w:val="28"/>
+        </w:rPr>
+        <w:t>ebv_status</w:t>
+      </w:r>
+      <w:r>
+        <w:rPr>
+          <w:sz w:val="28"/>
+          <w:szCs w:val="28"/>
+        </w:rPr>
+        <w:t xml:space="preserve">, </w:t>
+      </w:r>
+      <w:r>
+        <w:rPr>
+          <w:sz w:val="28"/>
+          <w:szCs w:val="28"/>
+        </w:rPr>
+        <w:t>assay</w:t>
+      </w:r>
+      <w:r>
+        <w:rPr>
+          <w:sz w:val="28"/>
+          <w:szCs w:val="28"/>
+        </w:rPr>
+        <w:t xml:space="preserve">, </w:t>
+      </w:r>
+      <w:r>
+        <w:rPr>
+          <w:sz w:val="28"/>
+          <w:szCs w:val="28"/>
+        </w:rPr>
+        <w:t>geo_mean</w:t>
+      </w:r>
+      <w:r>
+        <w:rPr>
+          <w:sz w:val="28"/>
+          <w:szCs w:val="28"/>
+        </w:rPr>
+        <w:t xml:space="preserve">, </w:t>
+      </w:r>
+      <w:r>
+        <w:rPr>
+          <w:sz w:val="28"/>
+          <w:szCs w:val="28"/>
+        </w:rPr>
+        <w:t>d_geo_mean</w:t>
+      </w:r>
+      <w:r>
+        <w:rPr>
+          <w:sz w:val="28"/>
+          <w:szCs w:val="28"/>
+        </w:rPr>
+        <w:t>)</w:t>
+      </w:r>
+      <w:r>
+        <w:rPr>
+          <w:sz w:val="28"/>
+          <w:szCs w:val="28"/>
+        </w:rPr>
+        <w:t>,</w:t>
+      </w:r>
+      <w:r>
+        <w:rPr>
+          <w:sz w:val="28"/>
+          <w:szCs w:val="28"/>
+        </w:rPr>
+        <w:t xml:space="preserve"> </w:t>
+      </w:r>
+      <w:r>
+        <w:rPr>
+          <w:b/>
+          <w:bCs/>
+          <w:sz w:val="28"/>
+          <w:szCs w:val="28"/>
+        </w:rPr>
+        <w:t>Vaccine Response Data</w:t>
+      </w:r>
+      <w:r>
+        <w:rPr>
+          <w:b/>
+          <w:bCs/>
+          <w:sz w:val="28"/>
+          <w:szCs w:val="28"/>
+        </w:rPr>
+        <w:t xml:space="preserve"> </w:t>
+      </w:r>
+      <w:r>
+        <w:rPr>
+          <w:sz w:val="28"/>
+          <w:szCs w:val="28"/>
+        </w:rPr>
+        <w:t>(</w:t>
+      </w:r>
+      <w:r>
+        <w:rPr>
+          <w:sz w:val="28"/>
+          <w:szCs w:val="28"/>
+        </w:rPr>
+        <w:t>vaccine_response</w:t>
+      </w:r>
+      <w:r>
+        <w:rPr>
+          <w:sz w:val="28"/>
+          <w:szCs w:val="28"/>
+        </w:rPr>
+        <w:t xml:space="preserve">, </w:t>
+      </w:r>
+      <w:r>
+        <w:rPr>
+          <w:sz w:val="28"/>
+          <w:szCs w:val="28"/>
+        </w:rPr>
+        <w:t>statin_use</w:t>
+      </w:r>
+      <w:r>
+        <w:rPr>
+          <w:sz w:val="28"/>
+          <w:szCs w:val="28"/>
+        </w:rPr>
+        <w:t xml:space="preserve">, </w:t>
+      </w:r>
+      <w:r>
+        <w:rPr>
+          <w:sz w:val="28"/>
+          <w:szCs w:val="28"/>
+        </w:rPr>
+        <w:t>flu_vaccination_history</w:t>
+      </w:r>
+      <w:r>
+        <w:rPr>
+          <w:sz w:val="28"/>
+          <w:szCs w:val="28"/>
+        </w:rPr>
+        <w:t>)</w:t>
+      </w:r>
+      <w:r>
+        <w:rPr>
+          <w:sz w:val="28"/>
+          <w:szCs w:val="28"/>
+        </w:rPr>
+        <w:t>,</w:t>
+      </w:r>
+      <w:r>
+        <w:rPr>
+          <w:sz w:val="28"/>
+          <w:szCs w:val="28"/>
+        </w:rPr>
+        <w:t xml:space="preserve"> </w:t>
+      </w:r>
+      <w:r>
+        <w:rPr>
+          <w:b/>
+          <w:bCs/>
+          <w:sz w:val="28"/>
+          <w:szCs w:val="28"/>
+        </w:rPr>
+        <w:t>Time-based Data</w:t>
+      </w:r>
+      <w:r>
+        <w:rPr>
+          <w:b/>
+          <w:bCs/>
+          <w:sz w:val="28"/>
+          <w:szCs w:val="28"/>
+        </w:rPr>
+        <w:t xml:space="preserve"> </w:t>
+      </w:r>
+      <w:r>
+        <w:rPr>
+          <w:sz w:val="28"/>
+          <w:szCs w:val="28"/>
+        </w:rPr>
+        <w:t>(</w:t>
+      </w:r>
+      <w:r>
+        <w:rPr>
+          <w:sz w:val="28"/>
+          <w:szCs w:val="28"/>
+        </w:rPr>
+        <w:t>visit_year</w:t>
+      </w:r>
+      <w:r>
+        <w:rPr>
+          <w:sz w:val="28"/>
+          <w:szCs w:val="28"/>
+        </w:rPr>
+        <w:t xml:space="preserve">, </w:t>
+      </w:r>
+      <w:r>
+        <w:rPr>
+          <w:sz w:val="28"/>
+          <w:szCs w:val="28"/>
+        </w:rPr>
+        <w:t>visit_day</w:t>
+      </w:r>
+      <w:r>
+        <w:rPr>
+          <w:sz w:val="28"/>
+          <w:szCs w:val="28"/>
+        </w:rPr>
+        <w:t xml:space="preserve">, </w:t>
+      </w:r>
+      <w:r>
+        <w:rPr>
+          <w:sz w:val="28"/>
+          <w:szCs w:val="28"/>
+        </w:rPr>
+        <w:t>visit_type_hai</w:t>
+      </w:r>
+      <w:r>
+        <w:rPr>
+          <w:sz w:val="28"/>
+          <w:szCs w:val="28"/>
+        </w:rPr>
+        <w:t xml:space="preserve">, </w:t>
+      </w:r>
+      <w:r>
+        <w:rPr>
+          <w:sz w:val="28"/>
+          <w:szCs w:val="28"/>
+        </w:rPr>
+        <w:t>mesurment_id</w:t>
+      </w:r>
+      <w:r>
+        <w:rPr>
+          <w:sz w:val="28"/>
+          <w:szCs w:val="28"/>
+        </w:rPr>
+        <w:t>).</w:t>
       </w:r>
     </w:p>
     <w:p>
@@ -867,11 +1356,13 @@
         <w:spacing w:before="163"/>
         <w:ind w:left="698" w:hanging="217"/>
         <w:rPr>
-          <w:sz w:val="25"/>
-        </w:rPr>
-      </w:pPr>
-      <w:r>
-        <w:rPr>
+          <w:color w:val="FFFFFF" w:themeColor="background1"/>
+          <w:sz w:val="25"/>
+        </w:rPr>
+      </w:pPr>
+      <w:r>
+        <w:rPr>
+          <w:color w:val="FFFFFF" w:themeColor="background1"/>
           <w:spacing w:val="-4"/>
           <w:sz w:val="25"/>
         </w:rPr>
@@ -879,6 +1370,7 @@
       </w:r>
       <w:r>
         <w:rPr>
+          <w:color w:val="FFFFFF" w:themeColor="background1"/>
           <w:spacing w:val="-6"/>
           <w:sz w:val="25"/>
         </w:rPr>
@@ -886,6 +1378,7 @@
       </w:r>
       <w:r>
         <w:rPr>
+          <w:color w:val="FFFFFF" w:themeColor="background1"/>
           <w:spacing w:val="-4"/>
           <w:sz w:val="25"/>
         </w:rPr>
@@ -893,14 +1386,15 @@
       </w:r>
       <w:r>
         <w:rPr>
+          <w:color w:val="FFFFFF" w:themeColor="background1"/>
           <w:spacing w:val="-6"/>
           <w:sz w:val="25"/>
         </w:rPr>
         <w:t xml:space="preserve"> </w:t>
       </w:r>
-      <w:proofErr w:type="gramStart"/>
-      <w:r>
-        <w:rPr>
+      <w:r>
+        <w:rPr>
+          <w:color w:val="FFFFFF" w:themeColor="background1"/>
           <w:spacing w:val="-4"/>
           <w:sz w:val="25"/>
         </w:rPr>
@@ -908,23 +1402,23 @@
       </w:r>
       <w:r>
         <w:rPr>
+          <w:color w:val="FFFFFF" w:themeColor="background1"/>
           <w:spacing w:val="-5"/>
           <w:sz w:val="25"/>
         </w:rPr>
         <w:t xml:space="preserve"> </w:t>
       </w:r>
-      <w:proofErr w:type="spellStart"/>
-      <w:r>
-        <w:rPr>
+      <w:r>
+        <w:rPr>
+          <w:color w:val="FFFFFF" w:themeColor="background1"/>
           <w:spacing w:val="-4"/>
           <w:sz w:val="25"/>
         </w:rPr>
         <w:t>the</w:t>
       </w:r>
-      <w:proofErr w:type="spellEnd"/>
-      <w:proofErr w:type="gramEnd"/>
-      <w:r>
-        <w:rPr>
+      <w:r>
+        <w:rPr>
+          <w:color w:val="FFFFFF" w:themeColor="background1"/>
           <w:spacing w:val="-6"/>
           <w:sz w:val="25"/>
         </w:rPr>
@@ -932,6 +1426,7 @@
       </w:r>
       <w:r>
         <w:rPr>
+          <w:color w:val="FFFFFF" w:themeColor="background1"/>
           <w:spacing w:val="-4"/>
           <w:sz w:val="25"/>
         </w:rPr>
@@ -939,6 +1434,7 @@
       </w:r>
       <w:r>
         <w:rPr>
+          <w:color w:val="FFFFFF" w:themeColor="background1"/>
           <w:spacing w:val="-5"/>
           <w:sz w:val="25"/>
         </w:rPr>
@@ -946,6 +1442,7 @@
       </w:r>
       <w:r>
         <w:rPr>
+          <w:color w:val="FFFFFF" w:themeColor="background1"/>
           <w:spacing w:val="-4"/>
           <w:sz w:val="25"/>
         </w:rPr>
@@ -957,93 +1454,111 @@
         <w:pStyle w:val="BodyText"/>
         <w:spacing w:before="162"/>
         <w:ind w:left="492"/>
-      </w:pPr>
-      <w:r>
-        <w:rPr>
+        <w:rPr>
+          <w:color w:val="FFFFFF" w:themeColor="background1"/>
+        </w:rPr>
+      </w:pPr>
+      <w:r>
+        <w:rPr>
+          <w:color w:val="FFFFFF" w:themeColor="background1"/>
           <w:spacing w:val="-2"/>
         </w:rPr>
         <w:t>Please</w:t>
       </w:r>
       <w:r>
         <w:rPr>
+          <w:color w:val="FFFFFF" w:themeColor="background1"/>
           <w:spacing w:val="-12"/>
         </w:rPr>
         <w:t xml:space="preserve"> </w:t>
       </w:r>
       <w:r>
         <w:rPr>
+          <w:color w:val="FFFFFF" w:themeColor="background1"/>
           <w:spacing w:val="-2"/>
         </w:rPr>
         <w:t>add</w:t>
       </w:r>
       <w:r>
         <w:rPr>
+          <w:color w:val="FFFFFF" w:themeColor="background1"/>
           <w:spacing w:val="-11"/>
         </w:rPr>
         <w:t xml:space="preserve"> </w:t>
       </w:r>
       <w:r>
         <w:rPr>
+          <w:color w:val="FFFFFF" w:themeColor="background1"/>
           <w:spacing w:val="-2"/>
         </w:rPr>
         <w:t>a</w:t>
       </w:r>
       <w:r>
         <w:rPr>
+          <w:color w:val="FFFFFF" w:themeColor="background1"/>
           <w:spacing w:val="-11"/>
         </w:rPr>
         <w:t xml:space="preserve"> </w:t>
       </w:r>
       <w:r>
         <w:rPr>
+          <w:color w:val="FFFFFF" w:themeColor="background1"/>
           <w:spacing w:val="-2"/>
         </w:rPr>
         <w:t>graphical</w:t>
       </w:r>
       <w:r>
         <w:rPr>
+          <w:color w:val="FFFFFF" w:themeColor="background1"/>
           <w:spacing w:val="-12"/>
         </w:rPr>
         <w:t xml:space="preserve"> </w:t>
       </w:r>
       <w:r>
         <w:rPr>
+          <w:color w:val="FFFFFF" w:themeColor="background1"/>
           <w:spacing w:val="-2"/>
         </w:rPr>
         <w:t>abstract</w:t>
       </w:r>
       <w:r>
         <w:rPr>
+          <w:color w:val="FFFFFF" w:themeColor="background1"/>
           <w:spacing w:val="-11"/>
         </w:rPr>
         <w:t xml:space="preserve"> </w:t>
       </w:r>
       <w:r>
         <w:rPr>
+          <w:color w:val="FFFFFF" w:themeColor="background1"/>
           <w:spacing w:val="-2"/>
         </w:rPr>
         <w:t>of</w:t>
       </w:r>
       <w:r>
         <w:rPr>
+          <w:color w:val="FFFFFF" w:themeColor="background1"/>
           <w:spacing w:val="-11"/>
         </w:rPr>
         <w:t xml:space="preserve"> </w:t>
       </w:r>
       <w:r>
         <w:rPr>
+          <w:color w:val="FFFFFF" w:themeColor="background1"/>
           <w:spacing w:val="-2"/>
         </w:rPr>
         <w:t>your</w:t>
       </w:r>
       <w:r>
         <w:rPr>
+          <w:color w:val="FFFFFF" w:themeColor="background1"/>
           <w:spacing w:val="-11"/>
         </w:rPr>
         <w:t xml:space="preserve"> </w:t>
       </w:r>
       <w:r>
         <w:rPr>
+          <w:color w:val="FFFFFF" w:themeColor="background1"/>
           <w:spacing w:val="-2"/>
         </w:rPr>
         <w:t>work.</w:t>
@@ -1138,14 +1653,12 @@
             <w:spacing w:line="275" w:lineRule="exact"/>
           </w:pPr>
           <w:hyperlink w:anchor="_bookmark1" w:history="1">
-            <w:proofErr w:type="gramStart"/>
             <w:r>
               <w:rPr>
                 <w:color w:val="FF0000"/>
               </w:rPr>
               <w:t>What'!</w:t>
             </w:r>
-            <w:proofErr w:type="gramEnd"/>
             <w:r>
               <w:rPr>
                 <w:color w:val="FF0000"/>
@@ -1477,7 +1990,6 @@
             </w:rPr>
             <w:t xml:space="preserve"> </w:t>
           </w:r>
-          <w:proofErr w:type="gramStart"/>
           <w:r>
             <w:t>.</w:t>
           </w:r>
@@ -1511,7 +2023,6 @@
             </w:rPr>
             <w:t>.</w:t>
           </w:r>
-          <w:proofErr w:type="gramEnd"/>
           <w:r>
             <w:rPr>
               <w:sz w:val="22"/>
@@ -2219,7 +2730,6 @@
             </w:rPr>
             <w:t xml:space="preserve"> </w:t>
           </w:r>
-          <w:proofErr w:type="gramStart"/>
           <w:r>
             <w:t>.</w:t>
           </w:r>
@@ -2250,7 +2760,6 @@
           <w:r>
             <w:t>.</w:t>
           </w:r>
-          <w:proofErr w:type="gramEnd"/>
           <w:r>
             <w:rPr>
               <w:spacing w:val="40"/>
@@ -2730,7 +3239,6 @@
             </w:rPr>
             <w:t xml:space="preserve"> </w:t>
           </w:r>
-          <w:proofErr w:type="gramStart"/>
           <w:r>
             <w:t>.</w:t>
           </w:r>
@@ -2761,7 +3269,6 @@
           <w:r>
             <w:t>.</w:t>
           </w:r>
-          <w:proofErr w:type="gramEnd"/>
           <w:r>
             <w:rPr>
               <w:spacing w:val="34"/>
@@ -3153,7 +3660,6 @@
             </w:rPr>
             <w:t xml:space="preserve"> </w:t>
           </w:r>
-          <w:proofErr w:type="gramStart"/>
           <w:r>
             <w:t>.</w:t>
           </w:r>
@@ -3184,7 +3690,6 @@
           <w:r>
             <w:t>.</w:t>
           </w:r>
-          <w:proofErr w:type="gramEnd"/>
           <w:r>
             <w:rPr>
               <w:spacing w:val="44"/>
@@ -3561,7 +4066,6 @@
             </w:rPr>
             <w:t xml:space="preserve"> </w:t>
           </w:r>
-          <w:proofErr w:type="gramStart"/>
           <w:r>
             <w:t>.</w:t>
           </w:r>
@@ -3595,7 +4099,6 @@
             </w:rPr>
             <w:t>.</w:t>
           </w:r>
-          <w:proofErr w:type="gramEnd"/>
           <w:r>
             <w:rPr>
               <w:sz w:val="22"/>
@@ -3949,7 +4452,6 @@
             </w:rPr>
             <w:t xml:space="preserve"> </w:t>
           </w:r>
-          <w:proofErr w:type="gramStart"/>
           <w:r>
             <w:t>.</w:t>
           </w:r>
@@ -3980,7 +4482,6 @@
           <w:r>
             <w:t>.</w:t>
           </w:r>
-          <w:proofErr w:type="gramEnd"/>
           <w:r>
             <w:rPr>
               <w:spacing w:val="44"/>
@@ -4343,7 +4844,6 @@
             </w:rPr>
             <w:t xml:space="preserve"> </w:t>
           </w:r>
-          <w:proofErr w:type="gramStart"/>
           <w:r>
             <w:t>.</w:t>
           </w:r>
@@ -4377,7 +4877,6 @@
             </w:rPr>
             <w:t>.</w:t>
           </w:r>
-          <w:proofErr w:type="gramEnd"/>
           <w:r>
             <w:rPr>
               <w:sz w:val="22"/>
@@ -4717,7 +5216,6 @@
             </w:rPr>
             <w:t xml:space="preserve"> </w:t>
           </w:r>
-          <w:proofErr w:type="gramStart"/>
           <w:r>
             <w:t>.</w:t>
           </w:r>
@@ -4751,7 +5249,6 @@
             </w:rPr>
             <w:t>.</w:t>
           </w:r>
-          <w:proofErr w:type="gramEnd"/>
           <w:r>
             <w:rPr>
               <w:sz w:val="22"/>
@@ -5534,7 +6031,6 @@
             </w:rPr>
             <w:t xml:space="preserve"> </w:t>
           </w:r>
-          <w:proofErr w:type="gramStart"/>
           <w:r>
             <w:t>.</w:t>
           </w:r>
@@ -5568,7 +6064,6 @@
             </w:rPr>
             <w:t>.</w:t>
           </w:r>
-          <w:proofErr w:type="gramEnd"/>
           <w:r>
             <w:rPr>
               <w:sz w:val="22"/>
@@ -6640,7 +7135,6 @@
           </w:rPr>
           <w:t xml:space="preserve"> </w:t>
         </w:r>
-        <w:proofErr w:type="gramStart"/>
         <w:r>
           <w:rPr>
             <w:color w:val="FF0000"/>
@@ -6665,7 +7159,6 @@
           </w:rPr>
           <w:t>results</w:t>
         </w:r>
-        <w:proofErr w:type="gramEnd"/>
         <w:r>
           <w:rPr>
             <w:color w:val="FF0000"/>
@@ -7018,7 +7511,6 @@
         </w:rPr>
         <w:t xml:space="preserve"> </w:t>
       </w:r>
-      <w:proofErr w:type="gramStart"/>
       <w:r>
         <w:t>.</w:t>
       </w:r>
@@ -7052,7 +7544,6 @@
         </w:rPr>
         <w:t>.</w:t>
       </w:r>
-      <w:proofErr w:type="gramEnd"/>
       <w:r>
         <w:rPr>
           <w:sz w:val="22"/>
@@ -7189,7 +7680,6 @@
           </w:rPr>
           <w:t xml:space="preserve"> </w:t>
         </w:r>
-        <w:proofErr w:type="spellStart"/>
         <w:r>
           <w:rPr>
             <w:color w:val="FF0000"/>
@@ -7198,7 +7688,6 @@
           </w:rPr>
           <w:t>AQlgorithm</w:t>
         </w:r>
-        <w:proofErr w:type="spellEnd"/>
       </w:hyperlink>
       <w:r>
         <w:rPr>
@@ -8184,27 +8673,14 @@
         </w:rPr>
         <w:t xml:space="preserve"> </w:t>
       </w:r>
-      <w:proofErr w:type="gramStart"/>
       <w:r>
         <w:rPr>
           <w:spacing w:val="-4"/>
         </w:rPr>
-        <w:t>par</w:t>
-      </w:r>
-      <w:proofErr w:type="gramEnd"/>
-      <w:r>
-        <w:rPr>
-          <w:spacing w:val="-4"/>
-        </w:rPr>
-        <w:t xml:space="preserve">- </w:t>
-      </w:r>
-      <w:proofErr w:type="spellStart"/>
-      <w:r>
-        <w:t>ticular</w:t>
-      </w:r>
-      <w:proofErr w:type="spellEnd"/>
-      <w:r>
-        <w:t xml:space="preserve"> models.</w:t>
+        <w:t xml:space="preserve">par- </w:t>
+      </w:r>
+      <w:r>
+        <w:t>ticular models.</w:t>
       </w:r>
     </w:p>
     <w:p>
@@ -8424,16 +8900,8 @@
         <w:rPr>
           <w:w w:val="90"/>
         </w:rPr>
-        <w:t xml:space="preserve">The second contribution of this report consists of building an intuitive, easy-to-use and </w:t>
-      </w:r>
-      <w:proofErr w:type="gramStart"/>
-      <w:r>
-        <w:rPr>
-          <w:w w:val="90"/>
-        </w:rPr>
-        <w:t>user friendly</w:t>
-      </w:r>
-      <w:proofErr w:type="gramEnd"/>
+        <w:t>The second contribution of this report consists of building an intuitive, easy-to-use and user friendly</w:t>
+      </w:r>
       <w:r>
         <w:rPr>
           <w:spacing w:val="80"/>
@@ -8802,7 +9270,6 @@
         </w:rPr>
         <w:t xml:space="preserve"> </w:t>
       </w:r>
-      <w:proofErr w:type="spellStart"/>
       <w:r>
         <w:rPr>
           <w:rFonts w:ascii="Georgia"/>
@@ -8812,7 +9279,6 @@
         </w:rPr>
         <w:t>xyz</w:t>
       </w:r>
-      <w:proofErr w:type="spellEnd"/>
       <w:r>
         <w:rPr>
           <w:rFonts w:ascii="Georgia"/>
@@ -9131,7 +9597,7 @@
       <w:pPr>
         <w:spacing w:line="338" w:lineRule="auto"/>
         <w:sectPr>
-          <w:footerReference w:type="default" r:id="rId8"/>
+          <w:footerReference w:type="default" r:id="rId9"/>
           <w:pgSz w:w="11910" w:h="16840"/>
           <w:pgMar w:top="1920" w:right="980" w:bottom="1280" w:left="980" w:header="0" w:footer="1097" w:gutter="0"/>
           <w:cols w:space="720"/>
@@ -9147,20 +9613,12 @@
         <w:spacing w:before="42"/>
         <w:ind w:left="153"/>
       </w:pPr>
-      <w:proofErr w:type="gramStart"/>
       <w:r>
         <w:rPr>
           <w:spacing w:val="-5"/>
         </w:rPr>
         <w:lastRenderedPageBreak/>
-        <w:t>Team's</w:t>
-      </w:r>
-      <w:proofErr w:type="gramEnd"/>
-      <w:r>
-        <w:rPr>
-          <w:spacing w:val="-5"/>
-        </w:rPr>
-        <w:t xml:space="preserve"> </w:t>
+        <w:t xml:space="preserve">Team's </w:t>
       </w:r>
       <w:r>
         <w:rPr>
@@ -9948,7 +10406,7 @@
           <w:sz w:val="20"/>
         </w:rPr>
         <w:sectPr>
-          <w:footerReference w:type="default" r:id="rId9"/>
+          <w:footerReference w:type="default" r:id="rId10"/>
           <w:pgSz w:w="11910" w:h="16840"/>
           <w:pgMar w:top="860" w:right="980" w:bottom="1280" w:left="980" w:header="0" w:footer="1097" w:gutter="0"/>
           <w:cols w:space="720"/>
@@ -10407,7 +10865,6 @@
         </w:rPr>
         <w:t xml:space="preserve"> </w:t>
       </w:r>
-      <w:proofErr w:type="gramStart"/>
       <w:r>
         <w:rPr>
           <w:spacing w:val="-2"/>
@@ -10426,7 +10883,6 @@
         </w:rPr>
         <w:t>(some)</w:t>
       </w:r>
-      <w:proofErr w:type="gramEnd"/>
       <w:r>
         <w:rPr>
           <w:spacing w:val="-10"/>
@@ -10745,7 +11201,7 @@
     <w:p>
       <w:pPr>
         <w:sectPr>
-          <w:footerReference w:type="default" r:id="rId10"/>
+          <w:footerReference w:type="default" r:id="rId11"/>
           <w:pgSz w:w="11910" w:h="16840"/>
           <w:pgMar w:top="1920" w:right="980" w:bottom="1060" w:left="980" w:header="0" w:footer="876" w:gutter="0"/>
           <w:pgNumType w:start="3"/>
@@ -10966,14 +11422,12 @@
         </w:rPr>
         <w:t xml:space="preserve"> </w:t>
       </w:r>
-      <w:proofErr w:type="spellStart"/>
       <w:r>
         <w:rPr>
           <w:spacing w:val="-4"/>
         </w:rPr>
         <w:t>utilised</w:t>
       </w:r>
-      <w:proofErr w:type="spellEnd"/>
       <w:r>
         <w:rPr>
           <w:spacing w:val="-7"/>
@@ -11004,7 +11458,6 @@
         </w:rPr>
         <w:t xml:space="preserve"> </w:t>
       </w:r>
-      <w:proofErr w:type="gramStart"/>
       <w:r>
         <w:rPr>
           <w:spacing w:val="-4"/>
@@ -11035,7 +11488,6 @@
         </w:rPr>
         <w:t>to</w:t>
       </w:r>
-      <w:proofErr w:type="gramEnd"/>
       <w:r>
         <w:rPr>
           <w:spacing w:val="-7"/>
@@ -12087,19 +12539,11 @@
         </w:rPr>
         <w:t xml:space="preserve"> </w:t>
       </w:r>
-      <w:proofErr w:type="spellStart"/>
-      <w:r>
-        <w:rPr>
-          <w:spacing w:val="-2"/>
-        </w:rPr>
-        <w:t>psuedocode</w:t>
-      </w:r>
-      <w:proofErr w:type="spellEnd"/>
-      <w:r>
-        <w:rPr>
-          <w:spacing w:val="-2"/>
-        </w:rPr>
-        <w:t xml:space="preserve"> </w:t>
+      <w:r>
+        <w:rPr>
+          <w:spacing w:val="-2"/>
+        </w:rPr>
+        <w:t xml:space="preserve">psuedocode </w:t>
       </w:r>
       <w:r>
         <w:t>description</w:t>
@@ -12353,7 +12797,6 @@
         </w:rPr>
         <w:t xml:space="preserve"> </w:t>
       </w:r>
-      <w:proofErr w:type="gramStart"/>
       <w:r>
         <w:t>all</w:t>
       </w:r>
@@ -12366,7 +12809,6 @@
       <w:r>
         <w:t>of</w:t>
       </w:r>
-      <w:proofErr w:type="gramEnd"/>
       <w:r>
         <w:rPr>
           <w:spacing w:val="-12"/>
@@ -12947,14 +13389,12 @@
         </w:rPr>
         <w:t xml:space="preserve"> </w:t>
       </w:r>
-      <w:proofErr w:type="spellStart"/>
       <w:r>
         <w:rPr>
           <w:spacing w:val="-6"/>
         </w:rPr>
         <w:t>fiow</w:t>
       </w:r>
-      <w:proofErr w:type="spellEnd"/>
       <w:r>
         <w:rPr>
           <w:spacing w:val="-8"/>
@@ -13301,16 +13741,8 @@
         <w:rPr>
           <w:spacing w:val="-6"/>
         </w:rPr>
-        <w:t xml:space="preserve">about </w:t>
-      </w:r>
-      <w:proofErr w:type="gramStart"/>
-      <w:r>
-        <w:rPr>
-          <w:spacing w:val="-6"/>
-        </w:rPr>
-        <w:t>app's</w:t>
-      </w:r>
-      <w:proofErr w:type="gramEnd"/>
+        <w:t>about app's</w:t>
+      </w:r>
       <w:r>
         <w:rPr>
           <w:spacing w:val="-7"/>
@@ -13469,19 +13901,11 @@
         </w:rPr>
         <w:t xml:space="preserve"> </w:t>
       </w:r>
-      <w:proofErr w:type="spellStart"/>
       <w:r>
         <w:rPr>
           <w:spacing w:val="-8"/>
         </w:rPr>
-        <w:t>unitTestings</w:t>
-      </w:r>
-      <w:proofErr w:type="spellEnd"/>
-      <w:r>
-        <w:rPr>
-          <w:spacing w:val="-8"/>
-        </w:rPr>
-        <w:t>,</w:t>
+        <w:t>unitTestings,</w:t>
       </w:r>
       <w:r>
         <w:rPr>
@@ -13574,15 +13998,7 @@
         <w:t xml:space="preserve">Explain the experimental methodology and the numerical results obtained with your approach and the </w:t>
       </w:r>
       <w:r>
-        <w:t xml:space="preserve">state of art </w:t>
-      </w:r>
-      <w:proofErr w:type="spellStart"/>
-      <w:r>
-        <w:t>approache</w:t>
-      </w:r>
-      <w:proofErr w:type="spellEnd"/>
-      <w:r>
-        <w:t>(s).</w:t>
+        <w:t>state of art approache(s).</w:t>
       </w:r>
     </w:p>
     <w:p>
@@ -13595,16 +14011,8 @@
         <w:rPr>
           <w:spacing w:val="-6"/>
         </w:rPr>
-        <w:t xml:space="preserve">Try to </w:t>
-      </w:r>
-      <w:proofErr w:type="gramStart"/>
-      <w:r>
-        <w:rPr>
-          <w:spacing w:val="-6"/>
-        </w:rPr>
-        <w:t>perform</w:t>
-      </w:r>
-      <w:proofErr w:type="gramEnd"/>
+        <w:t>Try to perform</w:t>
+      </w:r>
       <w:r>
         <w:rPr>
           <w:spacing w:val="-5"/>
@@ -13648,20 +14056,12 @@
         <w:spacing w:before="42"/>
         <w:ind w:left="153"/>
       </w:pPr>
-      <w:proofErr w:type="gramStart"/>
       <w:r>
         <w:rPr>
           <w:spacing w:val="-5"/>
         </w:rPr>
         <w:lastRenderedPageBreak/>
-        <w:t>Team's</w:t>
-      </w:r>
-      <w:proofErr w:type="gramEnd"/>
-      <w:r>
-        <w:rPr>
-          <w:spacing w:val="-5"/>
-        </w:rPr>
-        <w:t xml:space="preserve"> </w:t>
+        <w:t xml:space="preserve">Team's </w:t>
       </w:r>
       <w:r>
         <w:rPr>
@@ -13908,7 +14308,6 @@
         </w:rPr>
         <w:t xml:space="preserve"> </w:t>
       </w:r>
-      <w:proofErr w:type="gramStart"/>
       <w:r>
         <w:rPr>
           <w:spacing w:val="-2"/>
@@ -13916,7 +14315,6 @@
         </w:rPr>
         <w:t>criteria</w:t>
       </w:r>
-      <w:proofErr w:type="gramEnd"/>
       <w:r>
         <w:rPr>
           <w:spacing w:val="-12"/>
@@ -14071,7 +14469,6 @@
         </w:rPr>
         <w:t xml:space="preserve"> </w:t>
       </w:r>
-      <w:proofErr w:type="gramStart"/>
       <w:r>
         <w:rPr>
           <w:spacing w:val="-4"/>
@@ -14093,7 +14490,6 @@
         </w:rPr>
         <w:t>does</w:t>
       </w:r>
-      <w:proofErr w:type="gramEnd"/>
       <w:r>
         <w:rPr>
           <w:spacing w:val="-5"/>
@@ -14285,21 +14681,12 @@
         </w:rPr>
         <w:t xml:space="preserve"> </w:t>
       </w:r>
-      <w:proofErr w:type="gramStart"/>
-      <w:r>
-        <w:rPr>
-          <w:spacing w:val="-2"/>
-          <w:sz w:val="25"/>
-        </w:rPr>
-        <w:t>variables'</w:t>
-      </w:r>
-      <w:proofErr w:type="gramEnd"/>
-      <w:r>
-        <w:rPr>
-          <w:spacing w:val="-2"/>
-          <w:sz w:val="25"/>
-        </w:rPr>
-        <w:t>!</w:t>
+      <w:r>
+        <w:rPr>
+          <w:spacing w:val="-2"/>
+          <w:sz w:val="25"/>
+        </w:rPr>
+        <w:t>variables'!</w:t>
       </w:r>
     </w:p>
     <w:p>
@@ -14658,7 +15045,6 @@
         </w:rPr>
         <w:t xml:space="preserve"> </w:t>
       </w:r>
-      <w:proofErr w:type="gramStart"/>
       <w:r>
         <w:rPr>
           <w:spacing w:val="-4"/>
@@ -14680,7 +15066,6 @@
         </w:rPr>
         <w:t>you</w:t>
       </w:r>
-      <w:proofErr w:type="gramEnd"/>
       <w:r>
         <w:rPr>
           <w:spacing w:val="-12"/>
@@ -14758,21 +15143,12 @@
         </w:rPr>
         <w:t xml:space="preserve"> </w:t>
       </w:r>
-      <w:proofErr w:type="gramStart"/>
       <w:r>
         <w:rPr>
           <w:spacing w:val="-4"/>
           <w:sz w:val="25"/>
         </w:rPr>
-        <w:t>to</w:t>
-      </w:r>
-      <w:proofErr w:type="gramEnd"/>
-      <w:r>
-        <w:rPr>
-          <w:spacing w:val="-4"/>
-          <w:sz w:val="25"/>
-        </w:rPr>
-        <w:t xml:space="preserve"> </w:t>
+        <w:t xml:space="preserve">to </w:t>
       </w:r>
       <w:r>
         <w:rPr>
@@ -15135,14 +15511,12 @@
         </w:rPr>
         <w:t xml:space="preserve"> </w:t>
       </w:r>
-      <w:proofErr w:type="gramStart"/>
       <w:r>
         <w:rPr>
           <w:spacing w:val="-2"/>
         </w:rPr>
         <w:t>presentation</w:t>
       </w:r>
-      <w:proofErr w:type="gramEnd"/>
       <w:r>
         <w:rPr>
           <w:spacing w:val="-13"/>
@@ -16106,7 +16480,7 @@
           <w:sz w:val="20"/>
         </w:rPr>
         <w:sectPr>
-          <w:footerReference w:type="default" r:id="rId11"/>
+          <w:footerReference w:type="default" r:id="rId12"/>
           <w:pgSz w:w="11910" w:h="16840"/>
           <w:pgMar w:top="860" w:right="980" w:bottom="1060" w:left="980" w:header="0" w:footer="876" w:gutter="0"/>
           <w:cols w:space="720"/>
@@ -16269,14 +16643,12 @@
         </w:rPr>
         <w:t xml:space="preserve"> </w:t>
       </w:r>
-      <w:proofErr w:type="spellStart"/>
       <w:r>
         <w:rPr>
           <w:spacing w:val="-8"/>
         </w:rPr>
         <w:t>emphasise</w:t>
       </w:r>
-      <w:proofErr w:type="spellEnd"/>
       <w:r>
         <w:rPr>
           <w:spacing w:val="-5"/>
@@ -16606,14 +16978,12 @@
         <w:ind w:left="492"/>
         <w:jc w:val="both"/>
       </w:pPr>
-      <w:proofErr w:type="spellStart"/>
       <w:r>
         <w:rPr>
           <w:spacing w:val="-6"/>
         </w:rPr>
         <w:t>Briefiy</w:t>
       </w:r>
-      <w:proofErr w:type="spellEnd"/>
       <w:r>
         <w:t xml:space="preserve"> </w:t>
       </w:r>
@@ -17064,7 +17434,7 @@
           <w:sz w:val="25"/>
         </w:rPr>
         <w:sectPr>
-          <w:footerReference w:type="default" r:id="rId12"/>
+          <w:footerReference w:type="default" r:id="rId13"/>
           <w:pgSz w:w="11910" w:h="16840"/>
           <w:pgMar w:top="1920" w:right="980" w:bottom="1060" w:left="980" w:header="0" w:footer="876" w:gutter="0"/>
           <w:pgNumType w:start="8"/>
@@ -19784,7 +20154,6 @@
                                   <w:sz w:val="13"/>
                                 </w:rPr>
                               </w:pPr>
-                              <w:proofErr w:type="gramStart"/>
                               <w:r>
                                 <w:rPr>
                                   <w:rFonts w:ascii="Arial"/>
@@ -19813,7 +20182,6 @@
                                 </w:rPr>
                                 <w:t>5</w:t>
                               </w:r>
-                              <w:proofErr w:type="gramEnd"/>
                               <w:r>
                                 <w:rPr>
                                   <w:rFonts w:ascii="Arial"/>
@@ -20329,7 +20697,6 @@
                             <w:sz w:val="13"/>
                           </w:rPr>
                         </w:pPr>
-                        <w:proofErr w:type="gramStart"/>
                         <w:r>
                           <w:rPr>
                             <w:rFonts w:ascii="Arial"/>
@@ -20358,7 +20725,6 @@
                           </w:rPr>
                           <w:t>5</w:t>
                         </w:r>
-                        <w:proofErr w:type="gramEnd"/>
                         <w:r>
                           <w:rPr>
                             <w:rFonts w:ascii="Arial"/>
@@ -20758,7 +21124,6 @@
         </w:rPr>
         <w:t xml:space="preserve"> </w:t>
       </w:r>
-      <w:proofErr w:type="gramStart"/>
       <w:r>
         <w:rPr>
           <w:spacing w:val="-6"/>
@@ -20777,7 +21142,6 @@
         </w:rPr>
         <w:t>results</w:t>
       </w:r>
-      <w:proofErr w:type="gramEnd"/>
       <w:r>
         <w:rPr>
           <w:spacing w:val="-9"/>
@@ -21049,20 +21413,12 @@
         <w:spacing w:before="42"/>
         <w:ind w:left="153"/>
       </w:pPr>
-      <w:proofErr w:type="gramStart"/>
       <w:r>
         <w:rPr>
           <w:spacing w:val="-5"/>
         </w:rPr>
         <w:lastRenderedPageBreak/>
-        <w:t>Team's</w:t>
-      </w:r>
-      <w:proofErr w:type="gramEnd"/>
-      <w:r>
-        <w:rPr>
-          <w:spacing w:val="-5"/>
-        </w:rPr>
-        <w:t xml:space="preserve"> </w:t>
+        <w:t xml:space="preserve">Team's </w:t>
       </w:r>
       <w:r>
         <w:rPr>
@@ -22074,7 +22430,6 @@
         </w:rPr>
         <w:t xml:space="preserve"> </w:t>
       </w:r>
-      <w:proofErr w:type="gramStart"/>
       <w:r>
         <w:rPr>
           <w:rFonts w:ascii="Georgia"/>
@@ -22092,17 +22447,7 @@
           <w:u w:val="single"/>
           <w:vertAlign w:val="superscript"/>
         </w:rPr>
-        <w:t>(</w:t>
-      </w:r>
-      <w:proofErr w:type="gramEnd"/>
-      <w:r>
-        <w:rPr>
-          <w:rFonts w:ascii="Tahoma"/>
-          <w:spacing w:val="-2"/>
-          <w:u w:val="single"/>
-          <w:vertAlign w:val="superscript"/>
-        </w:rPr>
-        <w:t>)</w:t>
+        <w:t>()</w:t>
       </w:r>
     </w:p>
     <w:p>
@@ -22401,21 +22746,12 @@
         </w:rPr>
         <w:t xml:space="preserve"> </w:t>
       </w:r>
-      <w:proofErr w:type="spellStart"/>
       <w:r>
         <w:rPr>
           <w:spacing w:val="-4"/>
           <w:sz w:val="25"/>
         </w:rPr>
-        <w:t>AQlgorithm</w:t>
-      </w:r>
-      <w:proofErr w:type="spellEnd"/>
-      <w:r>
-        <w:rPr>
-          <w:spacing w:val="-4"/>
-          <w:sz w:val="25"/>
-        </w:rPr>
-        <w:t xml:space="preserve"> </w:t>
+        <w:t xml:space="preserve">AQlgorithm </w:t>
       </w:r>
       <w:r>
         <w:rPr>
@@ -22659,7 +22995,6 @@
         </w:rPr>
         <w:t xml:space="preserve"> </w:t>
       </w:r>
-      <w:proofErr w:type="gramStart"/>
       <w:r>
         <w:rPr>
           <w:spacing w:val="-6"/>
@@ -22676,14 +23011,7 @@
         <w:rPr>
           <w:spacing w:val="-6"/>
         </w:rPr>
-        <w:t>individual</w:t>
-      </w:r>
-      <w:proofErr w:type="gramEnd"/>
-      <w:r>
-        <w:rPr>
-          <w:spacing w:val="-6"/>
-        </w:rPr>
-        <w:t xml:space="preserve">. </w:t>
+        <w:t xml:space="preserve">individual. </w:t>
       </w:r>
       <w:r>
         <w:rPr>
@@ -22700,21 +23028,8 @@
         </w:rPr>
         <w:t xml:space="preserve"> </w:t>
       </w:r>
-      <w:proofErr w:type="spellStart"/>
-      <w:r>
-        <w:t>i</w:t>
-      </w:r>
-      <w:proofErr w:type="spellEnd"/>
-      <w:r>
-        <w:t xml:space="preserve">=1 TO </w:t>
-      </w:r>
-      <w:proofErr w:type="spellStart"/>
-      <w:r>
-        <w:t>NoOfGenerations</w:t>
-      </w:r>
-      <w:proofErr w:type="spellEnd"/>
-      <w:r>
-        <w:t xml:space="preserve"> </w:t>
+      <w:r>
+        <w:t xml:space="preserve">i=1 TO NoOfGenerations </w:t>
       </w:r>
       <w:r>
         <w:rPr>
@@ -22774,7 +23089,6 @@
         </w:rPr>
         <w:t xml:space="preserve"> </w:t>
       </w:r>
-      <w:proofErr w:type="spellStart"/>
       <w:r>
         <w:rPr>
           <w:spacing w:val="-2"/>
@@ -22782,7 +23096,6 @@
         </w:rPr>
         <w:t>PopulationSize</w:t>
       </w:r>
-      <w:proofErr w:type="spellEnd"/>
       <w:r>
         <w:rPr>
           <w:spacing w:val="-9"/>
@@ -22830,27 +23143,11 @@
         </w:rPr>
         <w:t xml:space="preserve"> </w:t>
       </w:r>
-      <w:proofErr w:type="spellStart"/>
-      <w:proofErr w:type="gramStart"/>
-      <w:r>
-        <w:rPr>
-          <w:spacing w:val="-2"/>
-        </w:rPr>
-        <w:t>RandomlySelectParticleFromGrid</w:t>
-      </w:r>
-      <w:proofErr w:type="spellEnd"/>
-      <w:r>
-        <w:rPr>
-          <w:spacing w:val="-2"/>
-        </w:rPr>
-        <w:t>(</w:t>
-      </w:r>
-      <w:proofErr w:type="gramEnd"/>
-      <w:r>
-        <w:rPr>
-          <w:spacing w:val="-2"/>
-        </w:rPr>
-        <w:t>);</w:t>
+      <w:r>
+        <w:rPr>
+          <w:spacing w:val="-2"/>
+        </w:rPr>
+        <w:t>RandomlySelectParticleFromGrid();</w:t>
       </w:r>
     </w:p>
     <w:p>
@@ -22885,19 +23182,11 @@
         </w:rPr>
         <w:t xml:space="preserve"> </w:t>
       </w:r>
-      <w:proofErr w:type="spellStart"/>
       <w:r>
         <w:rPr>
           <w:spacing w:val="-8"/>
         </w:rPr>
-        <w:t>RandomlySelectParticleFromNeighbors</w:t>
-      </w:r>
-      <w:proofErr w:type="spellEnd"/>
-      <w:r>
-        <w:rPr>
-          <w:spacing w:val="-8"/>
-        </w:rPr>
-        <w:t xml:space="preserve">(p); </w:t>
+        <w:t xml:space="preserve">RandomlySelectParticleFromNeighbors(p); </w:t>
       </w:r>
       <w:r>
         <w:t>(g</w:t>
@@ -22908,13 +23197,8 @@
         </w:rPr>
         <w:t xml:space="preserve"> </w:t>
       </w:r>
-      <w:proofErr w:type="gramStart"/>
-      <w:r>
-        <w:t>Crossover(</w:t>
-      </w:r>
-      <w:proofErr w:type="gramEnd"/>
-      <w:r>
-        <w:t>p,</w:t>
+      <w:r>
+        <w:t>Crossover(p,</w:t>
       </w:r>
       <w:r>
         <w:rPr>
@@ -23089,17 +23373,7 @@
         <w:t xml:space="preserve">then </w:t>
       </w:r>
       <w:r>
-        <w:t>(g Replace(</w:t>
-      </w:r>
-      <w:proofErr w:type="spellStart"/>
-      <w:proofErr w:type="gramStart"/>
-      <w:r>
-        <w:t>p,off</w:t>
-      </w:r>
-      <w:proofErr w:type="spellEnd"/>
-      <w:proofErr w:type="gramEnd"/>
-      <w:r>
-        <w:t>);</w:t>
+        <w:t>(g Replace(p,off);</w:t>
       </w:r>
     </w:p>
     <w:p>
@@ -23388,7 +23662,7 @@
           <w:sz w:val="20"/>
         </w:rPr>
         <w:sectPr>
-          <w:footerReference w:type="default" r:id="rId13"/>
+          <w:footerReference w:type="default" r:id="rId14"/>
           <w:pgSz w:w="11910" w:h="16840"/>
           <w:pgMar w:top="860" w:right="980" w:bottom="1060" w:left="980" w:header="0" w:footer="876" w:gutter="0"/>
           <w:cols w:space="720"/>
@@ -24081,21 +24355,12 @@
               </w:rPr>
               <w:t xml:space="preserve"> </w:t>
             </w:r>
-            <w:proofErr w:type="spellStart"/>
             <w:r>
               <w:rPr>
                 <w:spacing w:val="-4"/>
                 <w:sz w:val="25"/>
               </w:rPr>
-              <w:t>Fregly</w:t>
-            </w:r>
-            <w:proofErr w:type="spellEnd"/>
-            <w:r>
-              <w:rPr>
-                <w:spacing w:val="-4"/>
-                <w:sz w:val="25"/>
-              </w:rPr>
-              <w:t>.</w:t>
+              <w:t>Fregly.</w:t>
             </w:r>
             <w:r>
               <w:rPr>
@@ -24382,7 +24647,7 @@
               </w:rPr>
               <w:t xml:space="preserve"> </w:t>
             </w:r>
-            <w:hyperlink r:id="rId14">
+            <w:hyperlink r:id="rId15">
               <w:r>
                 <w:rPr>
                   <w:color w:val="00AEEF"/>
@@ -24471,7 +24736,6 @@
               </w:rPr>
               <w:t xml:space="preserve"> </w:t>
             </w:r>
-            <w:proofErr w:type="spellStart"/>
             <w:r>
               <w:rPr>
                 <w:spacing w:val="-6"/>
@@ -24479,7 +24743,6 @@
               </w:rPr>
               <w:t>Storn</w:t>
             </w:r>
-            <w:proofErr w:type="spellEnd"/>
             <w:r>
               <w:rPr>
                 <w:spacing w:val="-10"/>
@@ -24871,7 +25134,7 @@
     </w:tbl>
     <w:p/>
     <w:sectPr>
-      <w:footerReference w:type="default" r:id="rId15"/>
+      <w:footerReference w:type="default" r:id="rId16"/>
       <w:pgSz w:w="11910" w:h="16840"/>
       <w:pgMar w:top="1920" w:right="980" w:bottom="1060" w:left="980" w:header="0" w:footer="876" w:gutter="0"/>
       <w:cols w:space="720"/>
@@ -27686,7 +27949,6 @@
   <w:style w:type="character" w:default="1" w:styleId="DefaultParagraphFont">
     <w:name w:val="Default Paragraph Font"/>
     <w:uiPriority w:val="1"/>
-    <w:semiHidden/>
     <w:unhideWhenUsed/>
   </w:style>
   <w:style w:type="table" w:default="1" w:styleId="TableNormal">

--- a/Raport.docx
+++ b/Raport.docx
@@ -885,7 +885,6 @@
     </w:p>
     <w:p>
       <w:pPr>
-        <w:pStyle w:val="ListParagraph"/>
         <w:rPr>
           <w:sz w:val="28"/>
           <w:szCs w:val="28"/>
@@ -908,36 +907,6 @@
         <w:rPr>
           <w:sz w:val="28"/>
           <w:szCs w:val="28"/>
-        </w:rPr>
-        <w:t>Data viitoare logistic de impartit bine pe test si train datele</w:t>
-      </w:r>
-    </w:p>
-    <w:p>
-      <w:pPr>
-        <w:pStyle w:val="ListParagraph"/>
-        <w:ind w:left="699" w:firstLine="0"/>
-        <w:rPr>
-          <w:sz w:val="28"/>
-          <w:szCs w:val="28"/>
-        </w:rPr>
-      </w:pPr>
-    </w:p>
-    <w:p>
-      <w:pPr>
-        <w:pStyle w:val="ListParagraph"/>
-        <w:numPr>
-          <w:ilvl w:val="0"/>
-          <w:numId w:val="8"/>
-        </w:numPr>
-        <w:rPr>
-          <w:sz w:val="28"/>
-          <w:szCs w:val="28"/>
-        </w:rPr>
-      </w:pPr>
-      <w:r>
-        <w:rPr>
-          <w:sz w:val="28"/>
-          <w:szCs w:val="28"/>
           <w:lang w:val="en-GB"/>
         </w:rPr>
         <w:t>data involved in the numerical experiments;</w:t>
@@ -1094,77 +1063,63 @@
           <w:sz w:val="28"/>
           <w:szCs w:val="28"/>
         </w:rPr>
-        <w:t xml:space="preserve"> (</w:t>
+        <w:t xml:space="preserve"> (cmv_status</w:t>
       </w:r>
       <w:r>
         <w:rPr>
           <w:sz w:val="28"/>
           <w:szCs w:val="28"/>
         </w:rPr>
-        <w:t>cmv_status</w:t>
+        <w:t xml:space="preserve">, </w:t>
       </w:r>
       <w:r>
         <w:rPr>
           <w:sz w:val="28"/>
           <w:szCs w:val="28"/>
         </w:rPr>
-        <w:t xml:space="preserve">, </w:t>
+        <w:t>ebv_status</w:t>
       </w:r>
       <w:r>
         <w:rPr>
           <w:sz w:val="28"/>
           <w:szCs w:val="28"/>
         </w:rPr>
-        <w:t>ebv_status</w:t>
+        <w:t xml:space="preserve">, </w:t>
       </w:r>
       <w:r>
         <w:rPr>
           <w:sz w:val="28"/>
           <w:szCs w:val="28"/>
         </w:rPr>
-        <w:t xml:space="preserve">, </w:t>
+        <w:t>assay</w:t>
       </w:r>
       <w:r>
         <w:rPr>
           <w:sz w:val="28"/>
           <w:szCs w:val="28"/>
         </w:rPr>
-        <w:t>assay</w:t>
+        <w:t xml:space="preserve">, </w:t>
       </w:r>
       <w:r>
         <w:rPr>
           <w:sz w:val="28"/>
           <w:szCs w:val="28"/>
         </w:rPr>
-        <w:t xml:space="preserve">, </w:t>
+        <w:t>geo_mean</w:t>
       </w:r>
       <w:r>
         <w:rPr>
           <w:sz w:val="28"/>
           <w:szCs w:val="28"/>
         </w:rPr>
-        <w:t>geo_mean</w:t>
+        <w:t xml:space="preserve">, </w:t>
       </w:r>
       <w:r>
         <w:rPr>
           <w:sz w:val="28"/>
           <w:szCs w:val="28"/>
         </w:rPr>
-        <w:t xml:space="preserve">, </w:t>
-      </w:r>
-      <w:r>
-        <w:rPr>
-          <w:sz w:val="28"/>
-          <w:szCs w:val="28"/>
-        </w:rPr>
-        <w:t>d_geo_mean</w:t>
-      </w:r>
-      <w:r>
-        <w:rPr>
-          <w:sz w:val="28"/>
-          <w:szCs w:val="28"/>
-        </w:rPr>
-        <w:t>)</w:t>
+        <w:t>d_geo_mean)</w:t>
       </w:r>
       <w:r>
         <w:rPr>
@@ -1203,49 +1158,35 @@
           <w:sz w:val="28"/>
           <w:szCs w:val="28"/>
         </w:rPr>
-        <w:t>(</w:t>
+        <w:t>(vaccine_response</w:t>
       </w:r>
       <w:r>
         <w:rPr>
           <w:sz w:val="28"/>
           <w:szCs w:val="28"/>
         </w:rPr>
-        <w:t>vaccine_response</w:t>
+        <w:t xml:space="preserve">, </w:t>
       </w:r>
       <w:r>
         <w:rPr>
           <w:sz w:val="28"/>
           <w:szCs w:val="28"/>
         </w:rPr>
-        <w:t xml:space="preserve">, </w:t>
+        <w:t>statin_use</w:t>
       </w:r>
       <w:r>
         <w:rPr>
           <w:sz w:val="28"/>
           <w:szCs w:val="28"/>
         </w:rPr>
-        <w:t>statin_use</w:t>
+        <w:t xml:space="preserve">, </w:t>
       </w:r>
       <w:r>
         <w:rPr>
           <w:sz w:val="28"/>
           <w:szCs w:val="28"/>
         </w:rPr>
-        <w:t xml:space="preserve">, </w:t>
-      </w:r>
-      <w:r>
-        <w:rPr>
-          <w:sz w:val="28"/>
-          <w:szCs w:val="28"/>
-        </w:rPr>
-        <w:t>flu_vaccination_history</w:t>
-      </w:r>
-      <w:r>
-        <w:rPr>
-          <w:sz w:val="28"/>
-          <w:szCs w:val="28"/>
-        </w:rPr>
-        <w:t>)</w:t>
+        <w:t>flu_vaccination_history)</w:t>
       </w:r>
       <w:r>
         <w:rPr>
@@ -1284,63 +1225,49 @@
           <w:sz w:val="28"/>
           <w:szCs w:val="28"/>
         </w:rPr>
-        <w:t>(</w:t>
+        <w:t>(visit_year</w:t>
       </w:r>
       <w:r>
         <w:rPr>
           <w:sz w:val="28"/>
           <w:szCs w:val="28"/>
         </w:rPr>
-        <w:t>visit_year</w:t>
+        <w:t xml:space="preserve">, </w:t>
       </w:r>
       <w:r>
         <w:rPr>
           <w:sz w:val="28"/>
           <w:szCs w:val="28"/>
         </w:rPr>
-        <w:t xml:space="preserve">, </w:t>
+        <w:t>visit_day</w:t>
       </w:r>
       <w:r>
         <w:rPr>
           <w:sz w:val="28"/>
           <w:szCs w:val="28"/>
         </w:rPr>
-        <w:t>visit_day</w:t>
+        <w:t xml:space="preserve">, </w:t>
       </w:r>
       <w:r>
         <w:rPr>
           <w:sz w:val="28"/>
           <w:szCs w:val="28"/>
         </w:rPr>
-        <w:t xml:space="preserve">, </w:t>
+        <w:t>visit_type_hai</w:t>
       </w:r>
       <w:r>
         <w:rPr>
           <w:sz w:val="28"/>
           <w:szCs w:val="28"/>
         </w:rPr>
-        <w:t>visit_type_hai</w:t>
+        <w:t xml:space="preserve">, </w:t>
       </w:r>
       <w:r>
         <w:rPr>
           <w:sz w:val="28"/>
           <w:szCs w:val="28"/>
         </w:rPr>
-        <w:t xml:space="preserve">, </w:t>
-      </w:r>
-      <w:r>
-        <w:rPr>
-          <w:sz w:val="28"/>
-          <w:szCs w:val="28"/>
-        </w:rPr>
-        <w:t>mesurment_id</w:t>
-      </w:r>
-      <w:r>
-        <w:rPr>
-          <w:sz w:val="28"/>
-          <w:szCs w:val="28"/>
-        </w:rPr>
-        <w:t>).</w:t>
+        <w:t>mesurment_id).</w:t>
       </w:r>
     </w:p>
     <w:p>
@@ -27949,6 +27876,7 @@
   <w:style w:type="character" w:default="1" w:styleId="DefaultParagraphFont">
     <w:name w:val="Default Paragraph Font"/>
     <w:uiPriority w:val="1"/>
+    <w:semiHidden/>
     <w:unhideWhenUsed/>
   </w:style>
   <w:style w:type="table" w:default="1" w:styleId="TableNormal">

--- a/Raport.docx
+++ b/Raport.docx
@@ -210,13 +210,31 @@
           <w:w w:val="110"/>
         </w:rPr>
       </w:pPr>
+      <w:proofErr w:type="spellStart"/>
       <w:r>
         <w:rPr>
           <w:spacing w:val="-2"/>
           <w:w w:val="110"/>
         </w:rPr>
-        <w:t>Evolutia Gripei</w:t>
-      </w:r>
+        <w:t>Evolutia</w:t>
+      </w:r>
+      <w:proofErr w:type="spellEnd"/>
+      <w:r>
+        <w:rPr>
+          <w:spacing w:val="-2"/>
+          <w:w w:val="110"/>
+        </w:rPr>
+        <w:t xml:space="preserve"> </w:t>
+      </w:r>
+      <w:proofErr w:type="spellStart"/>
+      <w:r>
+        <w:rPr>
+          <w:spacing w:val="-2"/>
+          <w:w w:val="110"/>
+        </w:rPr>
+        <w:t>Gripei</w:t>
+      </w:r>
+      <w:proofErr w:type="spellEnd"/>
     </w:p>
     <w:p>
       <w:pPr>
@@ -841,7 +859,23 @@
           <w:sz w:val="28"/>
           <w:szCs w:val="28"/>
         </w:rPr>
-        <w:t xml:space="preserve">In this project, a combination of machine learning and data science techniques will be used to identify predictors of immune response to influenza vaccination. Some of the techniques are: </w:t>
+        <w:t xml:space="preserve">In this project, a combination of machine learning and data science techniques will be used to identify predictors of immune response to influenza vaccination. Some of the techniques </w:t>
+      </w:r>
+      <w:proofErr w:type="gramStart"/>
+      <w:r>
+        <w:rPr>
+          <w:sz w:val="28"/>
+          <w:szCs w:val="28"/>
+        </w:rPr>
+        <w:t>are:</w:t>
+      </w:r>
+      <w:proofErr w:type="gramEnd"/>
+      <w:r>
+        <w:rPr>
+          <w:sz w:val="28"/>
+          <w:szCs w:val="28"/>
+        </w:rPr>
+        <w:t xml:space="preserve"> </w:t>
       </w:r>
       <w:r>
         <w:rPr>
@@ -880,7 +914,16 @@
           <w:sz w:val="28"/>
           <w:szCs w:val="28"/>
         </w:rPr>
-        <w:t xml:space="preserve"> Decision Tree</w:t>
+        <w:t xml:space="preserve"> </w:t>
+      </w:r>
+      <w:r>
+        <w:rPr>
+          <w:b/>
+          <w:bCs/>
+          <w:sz w:val="28"/>
+          <w:szCs w:val="28"/>
+        </w:rPr>
+        <w:t>Decision Tree</w:t>
       </w:r>
     </w:p>
     <w:p>
@@ -932,7 +975,23 @@
           <w:sz w:val="28"/>
           <w:szCs w:val="28"/>
         </w:rPr>
-        <w:t xml:space="preserve"> (visit_age, gender, race)</w:t>
+        <w:t xml:space="preserve"> (</w:t>
+      </w:r>
+      <w:proofErr w:type="spellStart"/>
+      <w:r>
+        <w:rPr>
+          <w:sz w:val="28"/>
+          <w:szCs w:val="28"/>
+        </w:rPr>
+        <w:t>visit_age</w:t>
+      </w:r>
+      <w:proofErr w:type="spellEnd"/>
+      <w:r>
+        <w:rPr>
+          <w:sz w:val="28"/>
+          <w:szCs w:val="28"/>
+        </w:rPr>
+        <w:t>, gender, race)</w:t>
       </w:r>
       <w:r>
         <w:rPr>
@@ -955,18 +1014,17 @@
           <w:sz w:val="28"/>
           <w:szCs w:val="28"/>
         </w:rPr>
-        <w:t xml:space="preserve"> (bmi,</w:t>
-      </w:r>
-      <w:r>
-        <w:t xml:space="preserve"> </w:t>
-      </w:r>
+        <w:t xml:space="preserve"> (</w:t>
+      </w:r>
+      <w:proofErr w:type="spellStart"/>
       <w:r>
         <w:rPr>
           <w:sz w:val="28"/>
           <w:szCs w:val="28"/>
         </w:rPr>
-        <w:t>total_vaccines_received</w:t>
-      </w:r>
+        <w:t>bmi</w:t>
+      </w:r>
+      <w:proofErr w:type="spellEnd"/>
       <w:r>
         <w:rPr>
           <w:sz w:val="28"/>
@@ -977,13 +1035,15 @@
       <w:r>
         <w:t xml:space="preserve"> </w:t>
       </w:r>
+      <w:proofErr w:type="spellStart"/>
       <w:r>
         <w:rPr>
           <w:sz w:val="28"/>
           <w:szCs w:val="28"/>
         </w:rPr>
-        <w:t>vaccinated_1yr_prior</w:t>
-      </w:r>
+        <w:t>total_vaccines_received</w:t>
+      </w:r>
+      <w:proofErr w:type="spellEnd"/>
       <w:r>
         <w:rPr>
           <w:sz w:val="28"/>
@@ -999,7 +1059,7 @@
           <w:sz w:val="28"/>
           <w:szCs w:val="28"/>
         </w:rPr>
-        <w:t>vaccine_type_1yr_prior</w:t>
+        <w:t>vaccinated_1yr_prior</w:t>
       </w:r>
       <w:r>
         <w:rPr>
@@ -1016,7 +1076,7 @@
           <w:sz w:val="28"/>
           <w:szCs w:val="28"/>
         </w:rPr>
-        <w:t>influenza_infection_history</w:t>
+        <w:t>vaccine_type_1yr_prior</w:t>
       </w:r>
       <w:r>
         <w:rPr>
@@ -1028,13 +1088,34 @@
       <w:r>
         <w:t xml:space="preserve"> </w:t>
       </w:r>
+      <w:proofErr w:type="spellStart"/>
       <w:r>
         <w:rPr>
           <w:sz w:val="28"/>
           <w:szCs w:val="28"/>
         </w:rPr>
+        <w:t>influenza_infection_history</w:t>
+      </w:r>
+      <w:proofErr w:type="spellEnd"/>
+      <w:r>
+        <w:rPr>
+          <w:sz w:val="28"/>
+          <w:szCs w:val="28"/>
+        </w:rPr>
+        <w:t>,</w:t>
+      </w:r>
+      <w:r>
+        <w:t xml:space="preserve"> </w:t>
+      </w:r>
+      <w:proofErr w:type="spellStart"/>
+      <w:r>
+        <w:rPr>
+          <w:sz w:val="28"/>
+          <w:szCs w:val="28"/>
+        </w:rPr>
         <w:t>influenza_hospitalization</w:t>
       </w:r>
+      <w:proofErr w:type="spellEnd"/>
       <w:r>
         <w:rPr>
           <w:sz w:val="28"/>
@@ -1063,63 +1144,85 @@
           <w:sz w:val="28"/>
           <w:szCs w:val="28"/>
         </w:rPr>
-        <w:t xml:space="preserve"> (cmv_status</w:t>
-      </w:r>
+        <w:t xml:space="preserve"> (</w:t>
+      </w:r>
+      <w:proofErr w:type="spellStart"/>
       <w:r>
         <w:rPr>
           <w:sz w:val="28"/>
           <w:szCs w:val="28"/>
         </w:rPr>
-        <w:t xml:space="preserve">, </w:t>
-      </w:r>
+        <w:t>cmv_status</w:t>
+      </w:r>
+      <w:proofErr w:type="spellEnd"/>
       <w:r>
         <w:rPr>
           <w:sz w:val="28"/>
           <w:szCs w:val="28"/>
         </w:rPr>
-        <w:t>ebv_status</w:t>
-      </w:r>
+        <w:t xml:space="preserve">, </w:t>
+      </w:r>
+      <w:proofErr w:type="spellStart"/>
       <w:r>
         <w:rPr>
           <w:sz w:val="28"/>
           <w:szCs w:val="28"/>
         </w:rPr>
-        <w:t xml:space="preserve">, </w:t>
-      </w:r>
+        <w:t>ebv_status</w:t>
+      </w:r>
+      <w:proofErr w:type="spellEnd"/>
       <w:r>
         <w:rPr>
           <w:sz w:val="28"/>
           <w:szCs w:val="28"/>
         </w:rPr>
-        <w:t>assay</w:t>
+        <w:t xml:space="preserve">, </w:t>
       </w:r>
       <w:r>
         <w:rPr>
           <w:sz w:val="28"/>
           <w:szCs w:val="28"/>
         </w:rPr>
-        <w:t xml:space="preserve">, </w:t>
+        <w:t>assay</w:t>
       </w:r>
       <w:r>
         <w:rPr>
           <w:sz w:val="28"/>
           <w:szCs w:val="28"/>
         </w:rPr>
-        <w:t>geo_mean</w:t>
-      </w:r>
+        <w:t xml:space="preserve">, </w:t>
+      </w:r>
+      <w:proofErr w:type="spellStart"/>
       <w:r>
         <w:rPr>
           <w:sz w:val="28"/>
           <w:szCs w:val="28"/>
         </w:rPr>
-        <w:t xml:space="preserve">, </w:t>
-      </w:r>
+        <w:t>geo_mean</w:t>
+      </w:r>
+      <w:proofErr w:type="spellEnd"/>
       <w:r>
         <w:rPr>
           <w:sz w:val="28"/>
           <w:szCs w:val="28"/>
         </w:rPr>
-        <w:t>d_geo_mean)</w:t>
+        <w:t xml:space="preserve">, </w:t>
+      </w:r>
+      <w:proofErr w:type="spellStart"/>
+      <w:r>
+        <w:rPr>
+          <w:sz w:val="28"/>
+          <w:szCs w:val="28"/>
+        </w:rPr>
+        <w:t>d_geo_mean</w:t>
+      </w:r>
+      <w:proofErr w:type="spellEnd"/>
+      <w:r>
+        <w:rPr>
+          <w:sz w:val="28"/>
+          <w:szCs w:val="28"/>
+        </w:rPr>
+        <w:t>)</w:t>
       </w:r>
       <w:r>
         <w:rPr>
@@ -1158,35 +1261,55 @@
           <w:sz w:val="28"/>
           <w:szCs w:val="28"/>
         </w:rPr>
-        <w:t>(vaccine_response</w:t>
-      </w:r>
+        <w:t>(</w:t>
+      </w:r>
+      <w:proofErr w:type="spellStart"/>
       <w:r>
         <w:rPr>
           <w:sz w:val="28"/>
           <w:szCs w:val="28"/>
         </w:rPr>
-        <w:t xml:space="preserve">, </w:t>
-      </w:r>
+        <w:t>vaccine_response</w:t>
+      </w:r>
+      <w:proofErr w:type="spellEnd"/>
       <w:r>
         <w:rPr>
           <w:sz w:val="28"/>
           <w:szCs w:val="28"/>
         </w:rPr>
-        <w:t>statin_use</w:t>
-      </w:r>
+        <w:t xml:space="preserve">, </w:t>
+      </w:r>
+      <w:proofErr w:type="spellStart"/>
       <w:r>
         <w:rPr>
           <w:sz w:val="28"/>
           <w:szCs w:val="28"/>
         </w:rPr>
-        <w:t xml:space="preserve">, </w:t>
-      </w:r>
+        <w:t>statin_use</w:t>
+      </w:r>
+      <w:proofErr w:type="spellEnd"/>
       <w:r>
         <w:rPr>
           <w:sz w:val="28"/>
           <w:szCs w:val="28"/>
         </w:rPr>
-        <w:t>flu_vaccination_history)</w:t>
+        <w:t xml:space="preserve">, </w:t>
+      </w:r>
+      <w:proofErr w:type="spellStart"/>
+      <w:r>
+        <w:rPr>
+          <w:sz w:val="28"/>
+          <w:szCs w:val="28"/>
+        </w:rPr>
+        <w:t>flu_vaccination_history</w:t>
+      </w:r>
+      <w:proofErr w:type="spellEnd"/>
+      <w:r>
+        <w:rPr>
+          <w:sz w:val="28"/>
+          <w:szCs w:val="28"/>
+        </w:rPr>
+        <w:t>)</w:t>
       </w:r>
       <w:r>
         <w:rPr>
@@ -1225,49 +1348,71 @@
           <w:sz w:val="28"/>
           <w:szCs w:val="28"/>
         </w:rPr>
-        <w:t>(visit_year</w:t>
-      </w:r>
+        <w:t>(</w:t>
+      </w:r>
+      <w:proofErr w:type="spellStart"/>
       <w:r>
         <w:rPr>
           <w:sz w:val="28"/>
           <w:szCs w:val="28"/>
         </w:rPr>
-        <w:t xml:space="preserve">, </w:t>
-      </w:r>
+        <w:t>visit_year</w:t>
+      </w:r>
+      <w:proofErr w:type="spellEnd"/>
       <w:r>
         <w:rPr>
           <w:sz w:val="28"/>
           <w:szCs w:val="28"/>
         </w:rPr>
-        <w:t>visit_day</w:t>
-      </w:r>
+        <w:t xml:space="preserve">, </w:t>
+      </w:r>
+      <w:proofErr w:type="spellStart"/>
       <w:r>
         <w:rPr>
           <w:sz w:val="28"/>
           <w:szCs w:val="28"/>
         </w:rPr>
-        <w:t xml:space="preserve">, </w:t>
-      </w:r>
+        <w:t>visit_day</w:t>
+      </w:r>
+      <w:proofErr w:type="spellEnd"/>
       <w:r>
         <w:rPr>
           <w:sz w:val="28"/>
           <w:szCs w:val="28"/>
         </w:rPr>
-        <w:t>visit_type_hai</w:t>
-      </w:r>
+        <w:t xml:space="preserve">, </w:t>
+      </w:r>
+      <w:proofErr w:type="spellStart"/>
       <w:r>
         <w:rPr>
           <w:sz w:val="28"/>
           <w:szCs w:val="28"/>
         </w:rPr>
-        <w:t xml:space="preserve">, </w:t>
-      </w:r>
+        <w:t>visit_type_hai</w:t>
+      </w:r>
+      <w:proofErr w:type="spellEnd"/>
       <w:r>
         <w:rPr>
           <w:sz w:val="28"/>
           <w:szCs w:val="28"/>
         </w:rPr>
-        <w:t>mesurment_id).</w:t>
+        <w:t xml:space="preserve">, </w:t>
+      </w:r>
+      <w:proofErr w:type="spellStart"/>
+      <w:r>
+        <w:rPr>
+          <w:sz w:val="28"/>
+          <w:szCs w:val="28"/>
+        </w:rPr>
+        <w:t>mesurment_id</w:t>
+      </w:r>
+      <w:proofErr w:type="spellEnd"/>
+      <w:r>
+        <w:rPr>
+          <w:sz w:val="28"/>
+          <w:szCs w:val="28"/>
+        </w:rPr>
+        <w:t>).</w:t>
       </w:r>
     </w:p>
     <w:p>
@@ -1319,6 +1464,7 @@
         </w:rPr>
         <w:t xml:space="preserve"> </w:t>
       </w:r>
+      <w:proofErr w:type="gramStart"/>
       <w:r>
         <w:rPr>
           <w:color w:val="FFFFFF" w:themeColor="background1"/>
@@ -1335,6 +1481,7 @@
         </w:rPr>
         <w:t xml:space="preserve"> </w:t>
       </w:r>
+      <w:proofErr w:type="spellStart"/>
       <w:r>
         <w:rPr>
           <w:color w:val="FFFFFF" w:themeColor="background1"/>
@@ -1343,6 +1490,8 @@
         </w:rPr>
         <w:t>the</w:t>
       </w:r>
+      <w:proofErr w:type="spellEnd"/>
+      <w:proofErr w:type="gramEnd"/>
       <w:r>
         <w:rPr>
           <w:color w:val="FFFFFF" w:themeColor="background1"/>
@@ -1580,12 +1729,14 @@
             <w:spacing w:line="275" w:lineRule="exact"/>
           </w:pPr>
           <w:hyperlink w:anchor="_bookmark1" w:history="1">
+            <w:proofErr w:type="gramStart"/>
             <w:r>
               <w:rPr>
                 <w:color w:val="FF0000"/>
               </w:rPr>
               <w:t>What'!</w:t>
             </w:r>
+            <w:proofErr w:type="gramEnd"/>
             <w:r>
               <w:rPr>
                 <w:color w:val="FF0000"/>
@@ -1917,6 +2068,7 @@
             </w:rPr>
             <w:t xml:space="preserve"> </w:t>
           </w:r>
+          <w:proofErr w:type="gramStart"/>
           <w:r>
             <w:t>.</w:t>
           </w:r>
@@ -1950,6 +2102,7 @@
             </w:rPr>
             <w:t>.</w:t>
           </w:r>
+          <w:proofErr w:type="gramEnd"/>
           <w:r>
             <w:rPr>
               <w:sz w:val="22"/>
@@ -2657,6 +2810,7 @@
             </w:rPr>
             <w:t xml:space="preserve"> </w:t>
           </w:r>
+          <w:proofErr w:type="gramStart"/>
           <w:r>
             <w:t>.</w:t>
           </w:r>
@@ -2687,6 +2841,7 @@
           <w:r>
             <w:t>.</w:t>
           </w:r>
+          <w:proofErr w:type="gramEnd"/>
           <w:r>
             <w:rPr>
               <w:spacing w:val="40"/>
@@ -3166,6 +3321,7 @@
             </w:rPr>
             <w:t xml:space="preserve"> </w:t>
           </w:r>
+          <w:proofErr w:type="gramStart"/>
           <w:r>
             <w:t>.</w:t>
           </w:r>
@@ -3196,6 +3352,7 @@
           <w:r>
             <w:t>.</w:t>
           </w:r>
+          <w:proofErr w:type="gramEnd"/>
           <w:r>
             <w:rPr>
               <w:spacing w:val="34"/>
@@ -3587,6 +3744,7 @@
             </w:rPr>
             <w:t xml:space="preserve"> </w:t>
           </w:r>
+          <w:proofErr w:type="gramStart"/>
           <w:r>
             <w:t>.</w:t>
           </w:r>
@@ -3617,6 +3775,7 @@
           <w:r>
             <w:t>.</w:t>
           </w:r>
+          <w:proofErr w:type="gramEnd"/>
           <w:r>
             <w:rPr>
               <w:spacing w:val="44"/>
@@ -3993,6 +4152,7 @@
             </w:rPr>
             <w:t xml:space="preserve"> </w:t>
           </w:r>
+          <w:proofErr w:type="gramStart"/>
           <w:r>
             <w:t>.</w:t>
           </w:r>
@@ -4026,6 +4186,7 @@
             </w:rPr>
             <w:t>.</w:t>
           </w:r>
+          <w:proofErr w:type="gramEnd"/>
           <w:r>
             <w:rPr>
               <w:sz w:val="22"/>
@@ -4379,6 +4540,7 @@
             </w:rPr>
             <w:t xml:space="preserve"> </w:t>
           </w:r>
+          <w:proofErr w:type="gramStart"/>
           <w:r>
             <w:t>.</w:t>
           </w:r>
@@ -4409,6 +4571,7 @@
           <w:r>
             <w:t>.</w:t>
           </w:r>
+          <w:proofErr w:type="gramEnd"/>
           <w:r>
             <w:rPr>
               <w:spacing w:val="44"/>
@@ -4771,6 +4934,7 @@
             </w:rPr>
             <w:t xml:space="preserve"> </w:t>
           </w:r>
+          <w:proofErr w:type="gramStart"/>
           <w:r>
             <w:t>.</w:t>
           </w:r>
@@ -4804,6 +4968,7 @@
             </w:rPr>
             <w:t>.</w:t>
           </w:r>
+          <w:proofErr w:type="gramEnd"/>
           <w:r>
             <w:rPr>
               <w:sz w:val="22"/>
@@ -5143,6 +5308,7 @@
             </w:rPr>
             <w:t xml:space="preserve"> </w:t>
           </w:r>
+          <w:proofErr w:type="gramStart"/>
           <w:r>
             <w:t>.</w:t>
           </w:r>
@@ -5176,6 +5342,7 @@
             </w:rPr>
             <w:t>.</w:t>
           </w:r>
+          <w:proofErr w:type="gramEnd"/>
           <w:r>
             <w:rPr>
               <w:sz w:val="22"/>
@@ -5958,6 +6125,7 @@
             </w:rPr>
             <w:t xml:space="preserve"> </w:t>
           </w:r>
+          <w:proofErr w:type="gramStart"/>
           <w:r>
             <w:t>.</w:t>
           </w:r>
@@ -5991,6 +6159,7 @@
             </w:rPr>
             <w:t>.</w:t>
           </w:r>
+          <w:proofErr w:type="gramEnd"/>
           <w:r>
             <w:rPr>
               <w:sz w:val="22"/>
@@ -7062,6 +7231,7 @@
           </w:rPr>
           <w:t xml:space="preserve"> </w:t>
         </w:r>
+        <w:proofErr w:type="gramStart"/>
         <w:r>
           <w:rPr>
             <w:color w:val="FF0000"/>
@@ -7086,6 +7256,7 @@
           </w:rPr>
           <w:t>results</w:t>
         </w:r>
+        <w:proofErr w:type="gramEnd"/>
         <w:r>
           <w:rPr>
             <w:color w:val="FF0000"/>
@@ -7438,6 +7609,7 @@
         </w:rPr>
         <w:t xml:space="preserve"> </w:t>
       </w:r>
+      <w:proofErr w:type="gramStart"/>
       <w:r>
         <w:t>.</w:t>
       </w:r>
@@ -7471,6 +7643,7 @@
         </w:rPr>
         <w:t>.</w:t>
       </w:r>
+      <w:proofErr w:type="gramEnd"/>
       <w:r>
         <w:rPr>
           <w:sz w:val="22"/>
@@ -7607,6 +7780,7 @@
           </w:rPr>
           <w:t xml:space="preserve"> </w:t>
         </w:r>
+        <w:proofErr w:type="spellStart"/>
         <w:r>
           <w:rPr>
             <w:color w:val="FF0000"/>
@@ -7615,6 +7789,7 @@
           </w:rPr>
           <w:t>AQlgorithm</w:t>
         </w:r>
+        <w:proofErr w:type="spellEnd"/>
       </w:hyperlink>
       <w:r>
         <w:rPr>
@@ -8600,14 +8775,27 @@
         </w:rPr>
         <w:t xml:space="preserve"> </w:t>
       </w:r>
+      <w:proofErr w:type="gramStart"/>
       <w:r>
         <w:rPr>
           <w:spacing w:val="-4"/>
         </w:rPr>
-        <w:t xml:space="preserve">par- </w:t>
-      </w:r>
-      <w:r>
-        <w:t>ticular models.</w:t>
+        <w:t>par</w:t>
+      </w:r>
+      <w:proofErr w:type="gramEnd"/>
+      <w:r>
+        <w:rPr>
+          <w:spacing w:val="-4"/>
+        </w:rPr>
+        <w:t xml:space="preserve">- </w:t>
+      </w:r>
+      <w:proofErr w:type="spellStart"/>
+      <w:r>
+        <w:t>ticular</w:t>
+      </w:r>
+      <w:proofErr w:type="spellEnd"/>
+      <w:r>
+        <w:t xml:space="preserve"> models.</w:t>
       </w:r>
     </w:p>
     <w:p>
@@ -8827,8 +9015,16 @@
         <w:rPr>
           <w:w w:val="90"/>
         </w:rPr>
-        <w:t>The second contribution of this report consists of building an intuitive, easy-to-use and user friendly</w:t>
-      </w:r>
+        <w:t xml:space="preserve">The second contribution of this report consists of building an intuitive, easy-to-use and </w:t>
+      </w:r>
+      <w:proofErr w:type="gramStart"/>
+      <w:r>
+        <w:rPr>
+          <w:w w:val="90"/>
+        </w:rPr>
+        <w:t>user friendly</w:t>
+      </w:r>
+      <w:proofErr w:type="gramEnd"/>
       <w:r>
         <w:rPr>
           <w:spacing w:val="80"/>
@@ -9197,6 +9393,7 @@
         </w:rPr>
         <w:t xml:space="preserve"> </w:t>
       </w:r>
+      <w:proofErr w:type="spellStart"/>
       <w:r>
         <w:rPr>
           <w:rFonts w:ascii="Georgia"/>
@@ -9206,6 +9403,7 @@
         </w:rPr>
         <w:t>xyz</w:t>
       </w:r>
+      <w:proofErr w:type="spellEnd"/>
       <w:r>
         <w:rPr>
           <w:rFonts w:ascii="Georgia"/>
@@ -9539,20 +9737,33 @@
         </w:tabs>
         <w:spacing w:before="42"/>
         <w:ind w:left="153"/>
-      </w:pPr>
-      <w:r>
         <w:rPr>
           <w:spacing w:val="-5"/>
         </w:rPr>
+      </w:pPr>
+      <w:proofErr w:type="spellStart"/>
+      <w:r>
+        <w:rPr>
+          <w:spacing w:val="-5"/>
+        </w:rPr>
         <w:lastRenderedPageBreak/>
-        <w:t xml:space="preserve">Team's </w:t>
-      </w:r>
-      <w:r>
-        <w:rPr>
-          <w:spacing w:val="-4"/>
-        </w:rPr>
-        <w:t>name</w:t>
-      </w:r>
+        <w:t>Sanatate</w:t>
+      </w:r>
+      <w:proofErr w:type="spellEnd"/>
+      <w:r>
+        <w:rPr>
+          <w:spacing w:val="-5"/>
+        </w:rPr>
+        <w:t xml:space="preserve"> pe </w:t>
+      </w:r>
+      <w:proofErr w:type="spellStart"/>
+      <w:r>
+        <w:rPr>
+          <w:spacing w:val="-5"/>
+        </w:rPr>
+        <w:t>Sistem</w:t>
+      </w:r>
+      <w:proofErr w:type="spellEnd"/>
       <w:r>
         <w:tab/>
         <w:t>Project's</w:t>
@@ -10792,6 +11003,7 @@
         </w:rPr>
         <w:t xml:space="preserve"> </w:t>
       </w:r>
+      <w:proofErr w:type="gramStart"/>
       <w:r>
         <w:rPr>
           <w:spacing w:val="-2"/>
@@ -10810,6 +11022,7 @@
         </w:rPr>
         <w:t>(some)</w:t>
       </w:r>
+      <w:proofErr w:type="gramEnd"/>
       <w:r>
         <w:rPr>
           <w:spacing w:val="-10"/>
@@ -11349,12 +11562,14 @@
         </w:rPr>
         <w:t xml:space="preserve"> </w:t>
       </w:r>
+      <w:proofErr w:type="spellStart"/>
       <w:r>
         <w:rPr>
           <w:spacing w:val="-4"/>
         </w:rPr>
         <w:t>utilised</w:t>
       </w:r>
+      <w:proofErr w:type="spellEnd"/>
       <w:r>
         <w:rPr>
           <w:spacing w:val="-7"/>
@@ -11385,6 +11600,7 @@
         </w:rPr>
         <w:t xml:space="preserve"> </w:t>
       </w:r>
+      <w:proofErr w:type="gramStart"/>
       <w:r>
         <w:rPr>
           <w:spacing w:val="-4"/>
@@ -11415,6 +11631,7 @@
         </w:rPr>
         <w:t>to</w:t>
       </w:r>
+      <w:proofErr w:type="gramEnd"/>
       <w:r>
         <w:rPr>
           <w:spacing w:val="-7"/>
@@ -12466,11 +12683,19 @@
         </w:rPr>
         <w:t xml:space="preserve"> </w:t>
       </w:r>
-      <w:r>
-        <w:rPr>
-          <w:spacing w:val="-2"/>
-        </w:rPr>
-        <w:t xml:space="preserve">psuedocode </w:t>
+      <w:proofErr w:type="spellStart"/>
+      <w:r>
+        <w:rPr>
+          <w:spacing w:val="-2"/>
+        </w:rPr>
+        <w:t>psuedocode</w:t>
+      </w:r>
+      <w:proofErr w:type="spellEnd"/>
+      <w:r>
+        <w:rPr>
+          <w:spacing w:val="-2"/>
+        </w:rPr>
+        <w:t xml:space="preserve"> </w:t>
       </w:r>
       <w:r>
         <w:t>description</w:t>
@@ -12724,6 +12949,7 @@
         </w:rPr>
         <w:t xml:space="preserve"> </w:t>
       </w:r>
+      <w:proofErr w:type="gramStart"/>
       <w:r>
         <w:t>all</w:t>
       </w:r>
@@ -12736,6 +12962,7 @@
       <w:r>
         <w:t>of</w:t>
       </w:r>
+      <w:proofErr w:type="gramEnd"/>
       <w:r>
         <w:rPr>
           <w:spacing w:val="-12"/>
@@ -13316,12 +13543,14 @@
         </w:rPr>
         <w:t xml:space="preserve"> </w:t>
       </w:r>
+      <w:proofErr w:type="spellStart"/>
       <w:r>
         <w:rPr>
           <w:spacing w:val="-6"/>
         </w:rPr>
         <w:t>fiow</w:t>
       </w:r>
+      <w:proofErr w:type="spellEnd"/>
       <w:r>
         <w:rPr>
           <w:spacing w:val="-8"/>
@@ -13636,14 +13865,76 @@
     </w:p>
     <w:p>
       <w:pPr>
+        <w:pStyle w:val="NormalWeb"/>
+        <w:ind w:left="153"/>
+        <w:rPr>
+          <w:rStyle w:val="Strong"/>
+          <w:sz w:val="28"/>
+          <w:szCs w:val="28"/>
+        </w:rPr>
+      </w:pPr>
+      <w:r>
+        <w:rPr>
+          <w:rStyle w:val="Strong"/>
+          <w:sz w:val="28"/>
+          <w:szCs w:val="28"/>
+        </w:rPr>
+        <w:t>Logistic Regression</w:t>
+      </w:r>
+    </w:p>
+    <w:p>
+      <w:pPr>
+        <w:pStyle w:val="NormalWeb"/>
+        <w:ind w:left="153"/>
+      </w:pPr>
+      <w:r>
+        <w:rPr>
+          <w:rStyle w:val="Strong"/>
+        </w:rPr>
+        <w:t>Logistic Regression</w:t>
+      </w:r>
+      <w:r>
+        <w:t xml:space="preserve"> is a classification algorithm commonly used to predict binary outcomes (e.g., high vs. low response). It calculates the probability that a data point belongs to a specific class by using a linear combination of input features and applying a sigmoid function, which transforms the result into a probability between 0 and 1. Based on this probability, the model assigns the data point to one of two classes.</w:t>
+      </w:r>
+    </w:p>
+    <w:p>
+      <w:pPr>
+        <w:pStyle w:val="NormalWeb"/>
+        <w:ind w:left="153"/>
+      </w:pPr>
+      <w:r>
+        <w:t>To train the model, logistic regression uses a cost function called cross-entropy, which measures the difference between predicted and actual values. Through an optimization technique called gradient descent, the model iteratively adjusts its parameters to minimize the cost and improve accuracy.</w:t>
+      </w:r>
+    </w:p>
+    <w:p>
+      <w:pPr>
+        <w:pStyle w:val="NormalWeb"/>
+        <w:ind w:left="153"/>
+      </w:pPr>
+      <w:r>
+        <w:t>Logistic regression is effective for binary classification tasks, providing clear interpretability of feature importance, which is valuable for understanding factors influencing the immune response to the flu vaccine.</w:t>
+      </w:r>
+    </w:p>
+    <w:p>
+      <w:pPr>
         <w:pStyle w:val="BodyText"/>
         <w:spacing w:before="302"/>
         <w:ind w:left="153"/>
-      </w:pPr>
-      <w:r>
         <w:rPr>
           <w:spacing w:val="-6"/>
         </w:rPr>
+      </w:pPr>
+    </w:p>
+    <w:p>
+      <w:pPr>
+        <w:pStyle w:val="BodyText"/>
+        <w:spacing w:before="302"/>
+        <w:ind w:left="153"/>
+      </w:pPr>
+      <w:r>
+        <w:rPr>
+          <w:spacing w:val="-6"/>
+        </w:rPr>
         <w:t>Give</w:t>
       </w:r>
       <w:r>
@@ -13668,8 +13959,16 @@
         <w:rPr>
           <w:spacing w:val="-6"/>
         </w:rPr>
-        <w:t>about app's</w:t>
-      </w:r>
+        <w:t xml:space="preserve">about </w:t>
+      </w:r>
+      <w:proofErr w:type="gramStart"/>
+      <w:r>
+        <w:rPr>
+          <w:spacing w:val="-6"/>
+        </w:rPr>
+        <w:t>app's</w:t>
+      </w:r>
+      <w:proofErr w:type="gramEnd"/>
       <w:r>
         <w:rPr>
           <w:spacing w:val="-7"/>
@@ -13828,11 +14127,19 @@
         </w:rPr>
         <w:t xml:space="preserve"> </w:t>
       </w:r>
+      <w:proofErr w:type="spellStart"/>
       <w:r>
         <w:rPr>
           <w:spacing w:val="-8"/>
         </w:rPr>
-        <w:t>unitTestings,</w:t>
+        <w:t>unitTestings</w:t>
+      </w:r>
+      <w:proofErr w:type="spellEnd"/>
+      <w:r>
+        <w:rPr>
+          <w:spacing w:val="-8"/>
+        </w:rPr>
+        <w:t>,</w:t>
       </w:r>
       <w:r>
         <w:rPr>
@@ -13925,7 +14232,15 @@
         <w:t xml:space="preserve">Explain the experimental methodology and the numerical results obtained with your approach and the </w:t>
       </w:r>
       <w:r>
-        <w:t>state of art approache(s).</w:t>
+        <w:t xml:space="preserve">state of art </w:t>
+      </w:r>
+      <w:proofErr w:type="spellStart"/>
+      <w:r>
+        <w:t>approache</w:t>
+      </w:r>
+      <w:proofErr w:type="spellEnd"/>
+      <w:r>
+        <w:t>(s).</w:t>
       </w:r>
     </w:p>
     <w:p>
@@ -13938,8 +14253,16 @@
         <w:rPr>
           <w:spacing w:val="-6"/>
         </w:rPr>
-        <w:t>Try to perform</w:t>
-      </w:r>
+        <w:t xml:space="preserve">Try to </w:t>
+      </w:r>
+      <w:proofErr w:type="gramStart"/>
+      <w:r>
+        <w:rPr>
+          <w:spacing w:val="-6"/>
+        </w:rPr>
+        <w:t>perform</w:t>
+      </w:r>
+      <w:proofErr w:type="gramEnd"/>
       <w:r>
         <w:rPr>
           <w:spacing w:val="-5"/>
@@ -13983,12 +14306,20 @@
         <w:spacing w:before="42"/>
         <w:ind w:left="153"/>
       </w:pPr>
+      <w:proofErr w:type="gramStart"/>
       <w:r>
         <w:rPr>
           <w:spacing w:val="-5"/>
         </w:rPr>
         <w:lastRenderedPageBreak/>
-        <w:t xml:space="preserve">Team's </w:t>
+        <w:t>Team's</w:t>
+      </w:r>
+      <w:proofErr w:type="gramEnd"/>
+      <w:r>
+        <w:rPr>
+          <w:spacing w:val="-5"/>
+        </w:rPr>
+        <w:t xml:space="preserve"> </w:t>
       </w:r>
       <w:r>
         <w:rPr>
@@ -14235,6 +14566,7 @@
         </w:rPr>
         <w:t xml:space="preserve"> </w:t>
       </w:r>
+      <w:proofErr w:type="gramStart"/>
       <w:r>
         <w:rPr>
           <w:spacing w:val="-2"/>
@@ -14242,6 +14574,7 @@
         </w:rPr>
         <w:t>criteria</w:t>
       </w:r>
+      <w:proofErr w:type="gramEnd"/>
       <w:r>
         <w:rPr>
           <w:spacing w:val="-12"/>
@@ -14396,6 +14729,7 @@
         </w:rPr>
         <w:t xml:space="preserve"> </w:t>
       </w:r>
+      <w:proofErr w:type="gramStart"/>
       <w:r>
         <w:rPr>
           <w:spacing w:val="-4"/>
@@ -14417,6 +14751,7 @@
         </w:rPr>
         <w:t>does</w:t>
       </w:r>
+      <w:proofErr w:type="gramEnd"/>
       <w:r>
         <w:rPr>
           <w:spacing w:val="-5"/>
@@ -14608,12 +14943,21 @@
         </w:rPr>
         <w:t xml:space="preserve"> </w:t>
       </w:r>
-      <w:r>
-        <w:rPr>
-          <w:spacing w:val="-2"/>
-          <w:sz w:val="25"/>
-        </w:rPr>
-        <w:t>variables'!</w:t>
+      <w:proofErr w:type="gramStart"/>
+      <w:r>
+        <w:rPr>
+          <w:spacing w:val="-2"/>
+          <w:sz w:val="25"/>
+        </w:rPr>
+        <w:t>variables'</w:t>
+      </w:r>
+      <w:proofErr w:type="gramEnd"/>
+      <w:r>
+        <w:rPr>
+          <w:spacing w:val="-2"/>
+          <w:sz w:val="25"/>
+        </w:rPr>
+        <w:t>!</w:t>
       </w:r>
     </w:p>
     <w:p>
@@ -14972,6 +15316,7 @@
         </w:rPr>
         <w:t xml:space="preserve"> </w:t>
       </w:r>
+      <w:proofErr w:type="gramStart"/>
       <w:r>
         <w:rPr>
           <w:spacing w:val="-4"/>
@@ -14993,6 +15338,7 @@
         </w:rPr>
         <w:t>you</w:t>
       </w:r>
+      <w:proofErr w:type="gramEnd"/>
       <w:r>
         <w:rPr>
           <w:spacing w:val="-12"/>
@@ -15070,12 +15416,21 @@
         </w:rPr>
         <w:t xml:space="preserve"> </w:t>
       </w:r>
+      <w:proofErr w:type="gramStart"/>
       <w:r>
         <w:rPr>
           <w:spacing w:val="-4"/>
           <w:sz w:val="25"/>
         </w:rPr>
-        <w:t xml:space="preserve">to </w:t>
+        <w:t>to</w:t>
+      </w:r>
+      <w:proofErr w:type="gramEnd"/>
+      <w:r>
+        <w:rPr>
+          <w:spacing w:val="-4"/>
+          <w:sz w:val="25"/>
+        </w:rPr>
+        <w:t xml:space="preserve"> </w:t>
       </w:r>
       <w:r>
         <w:rPr>
@@ -15438,12 +15793,14 @@
         </w:rPr>
         <w:t xml:space="preserve"> </w:t>
       </w:r>
+      <w:proofErr w:type="gramStart"/>
       <w:r>
         <w:rPr>
           <w:spacing w:val="-2"/>
         </w:rPr>
         <w:t>presentation</w:t>
       </w:r>
+      <w:proofErr w:type="gramEnd"/>
       <w:r>
         <w:rPr>
           <w:spacing w:val="-13"/>
@@ -16570,12 +16927,14 @@
         </w:rPr>
         <w:t xml:space="preserve"> </w:t>
       </w:r>
+      <w:proofErr w:type="spellStart"/>
       <w:r>
         <w:rPr>
           <w:spacing w:val="-8"/>
         </w:rPr>
         <w:t>emphasise</w:t>
       </w:r>
+      <w:proofErr w:type="spellEnd"/>
       <w:r>
         <w:rPr>
           <w:spacing w:val="-5"/>
@@ -16905,12 +17264,14 @@
         <w:ind w:left="492"/>
         <w:jc w:val="both"/>
       </w:pPr>
+      <w:proofErr w:type="spellStart"/>
       <w:r>
         <w:rPr>
           <w:spacing w:val="-6"/>
         </w:rPr>
         <w:t>Briefiy</w:t>
       </w:r>
+      <w:proofErr w:type="spellEnd"/>
       <w:r>
         <w:t xml:space="preserve"> </w:t>
       </w:r>
@@ -20081,6 +20442,7 @@
                                   <w:sz w:val="13"/>
                                 </w:rPr>
                               </w:pPr>
+                              <w:proofErr w:type="gramStart"/>
                               <w:r>
                                 <w:rPr>
                                   <w:rFonts w:ascii="Arial"/>
@@ -20109,6 +20471,7 @@
                                 </w:rPr>
                                 <w:t>5</w:t>
                               </w:r>
+                              <w:proofErr w:type="gramEnd"/>
                               <w:r>
                                 <w:rPr>
                                   <w:rFonts w:ascii="Arial"/>
@@ -20624,6 +20987,7 @@
                             <w:sz w:val="13"/>
                           </w:rPr>
                         </w:pPr>
+                        <w:proofErr w:type="gramStart"/>
                         <w:r>
                           <w:rPr>
                             <w:rFonts w:ascii="Arial"/>
@@ -20652,6 +21016,7 @@
                           </w:rPr>
                           <w:t>5</w:t>
                         </w:r>
+                        <w:proofErr w:type="gramEnd"/>
                         <w:r>
                           <w:rPr>
                             <w:rFonts w:ascii="Arial"/>
@@ -21051,6 +21416,7 @@
         </w:rPr>
         <w:t xml:space="preserve"> </w:t>
       </w:r>
+      <w:proofErr w:type="gramStart"/>
       <w:r>
         <w:rPr>
           <w:spacing w:val="-6"/>
@@ -21069,6 +21435,7 @@
         </w:rPr>
         <w:t>results</w:t>
       </w:r>
+      <w:proofErr w:type="gramEnd"/>
       <w:r>
         <w:rPr>
           <w:spacing w:val="-9"/>
@@ -21340,12 +21707,20 @@
         <w:spacing w:before="42"/>
         <w:ind w:left="153"/>
       </w:pPr>
+      <w:proofErr w:type="gramStart"/>
       <w:r>
         <w:rPr>
           <w:spacing w:val="-5"/>
         </w:rPr>
         <w:lastRenderedPageBreak/>
-        <w:t xml:space="preserve">Team's </w:t>
+        <w:t>Team's</w:t>
+      </w:r>
+      <w:proofErr w:type="gramEnd"/>
+      <w:r>
+        <w:rPr>
+          <w:spacing w:val="-5"/>
+        </w:rPr>
+        <w:t xml:space="preserve"> </w:t>
       </w:r>
       <w:r>
         <w:rPr>
@@ -22357,6 +22732,7 @@
         </w:rPr>
         <w:t xml:space="preserve"> </w:t>
       </w:r>
+      <w:proofErr w:type="gramStart"/>
       <w:r>
         <w:rPr>
           <w:rFonts w:ascii="Georgia"/>
@@ -22374,7 +22750,17 @@
           <w:u w:val="single"/>
           <w:vertAlign w:val="superscript"/>
         </w:rPr>
-        <w:t>()</w:t>
+        <w:t>(</w:t>
+      </w:r>
+      <w:proofErr w:type="gramEnd"/>
+      <w:r>
+        <w:rPr>
+          <w:rFonts w:ascii="Tahoma"/>
+          <w:spacing w:val="-2"/>
+          <w:u w:val="single"/>
+          <w:vertAlign w:val="superscript"/>
+        </w:rPr>
+        <w:t>)</w:t>
       </w:r>
     </w:p>
     <w:p>
@@ -22673,12 +23059,21 @@
         </w:rPr>
         <w:t xml:space="preserve"> </w:t>
       </w:r>
+      <w:proofErr w:type="spellStart"/>
       <w:r>
         <w:rPr>
           <w:spacing w:val="-4"/>
           <w:sz w:val="25"/>
         </w:rPr>
-        <w:t xml:space="preserve">AQlgorithm </w:t>
+        <w:t>AQlgorithm</w:t>
+      </w:r>
+      <w:proofErr w:type="spellEnd"/>
+      <w:r>
+        <w:rPr>
+          <w:spacing w:val="-4"/>
+          <w:sz w:val="25"/>
+        </w:rPr>
+        <w:t xml:space="preserve"> </w:t>
       </w:r>
       <w:r>
         <w:rPr>
@@ -22922,6 +23317,7 @@
         </w:rPr>
         <w:t xml:space="preserve"> </w:t>
       </w:r>
+      <w:proofErr w:type="gramStart"/>
       <w:r>
         <w:rPr>
           <w:spacing w:val="-6"/>
@@ -22938,7 +23334,14 @@
         <w:rPr>
           <w:spacing w:val="-6"/>
         </w:rPr>
-        <w:t xml:space="preserve">individual. </w:t>
+        <w:t>individual</w:t>
+      </w:r>
+      <w:proofErr w:type="gramEnd"/>
+      <w:r>
+        <w:rPr>
+          <w:spacing w:val="-6"/>
+        </w:rPr>
+        <w:t xml:space="preserve">. </w:t>
       </w:r>
       <w:r>
         <w:rPr>
@@ -22955,8 +23358,21 @@
         </w:rPr>
         <w:t xml:space="preserve"> </w:t>
       </w:r>
-      <w:r>
-        <w:t xml:space="preserve">i=1 TO NoOfGenerations </w:t>
+      <w:proofErr w:type="spellStart"/>
+      <w:r>
+        <w:t>i</w:t>
+      </w:r>
+      <w:proofErr w:type="spellEnd"/>
+      <w:r>
+        <w:t xml:space="preserve">=1 TO </w:t>
+      </w:r>
+      <w:proofErr w:type="spellStart"/>
+      <w:r>
+        <w:t>NoOfGenerations</w:t>
+      </w:r>
+      <w:proofErr w:type="spellEnd"/>
+      <w:r>
+        <w:t xml:space="preserve"> </w:t>
       </w:r>
       <w:r>
         <w:rPr>
@@ -23016,6 +23432,7 @@
         </w:rPr>
         <w:t xml:space="preserve"> </w:t>
       </w:r>
+      <w:proofErr w:type="spellStart"/>
       <w:r>
         <w:rPr>
           <w:spacing w:val="-2"/>
@@ -23023,6 +23440,7 @@
         </w:rPr>
         <w:t>PopulationSize</w:t>
       </w:r>
+      <w:proofErr w:type="spellEnd"/>
       <w:r>
         <w:rPr>
           <w:spacing w:val="-9"/>
@@ -23070,11 +23488,27 @@
         </w:rPr>
         <w:t xml:space="preserve"> </w:t>
       </w:r>
-      <w:r>
-        <w:rPr>
-          <w:spacing w:val="-2"/>
-        </w:rPr>
-        <w:t>RandomlySelectParticleFromGrid();</w:t>
+      <w:proofErr w:type="spellStart"/>
+      <w:proofErr w:type="gramStart"/>
+      <w:r>
+        <w:rPr>
+          <w:spacing w:val="-2"/>
+        </w:rPr>
+        <w:t>RandomlySelectParticleFromGrid</w:t>
+      </w:r>
+      <w:proofErr w:type="spellEnd"/>
+      <w:r>
+        <w:rPr>
+          <w:spacing w:val="-2"/>
+        </w:rPr>
+        <w:t>(</w:t>
+      </w:r>
+      <w:proofErr w:type="gramEnd"/>
+      <w:r>
+        <w:rPr>
+          <w:spacing w:val="-2"/>
+        </w:rPr>
+        <w:t>);</w:t>
       </w:r>
     </w:p>
     <w:p>
@@ -23109,11 +23543,19 @@
         </w:rPr>
         <w:t xml:space="preserve"> </w:t>
       </w:r>
+      <w:proofErr w:type="spellStart"/>
       <w:r>
         <w:rPr>
           <w:spacing w:val="-8"/>
         </w:rPr>
-        <w:t xml:space="preserve">RandomlySelectParticleFromNeighbors(p); </w:t>
+        <w:t>RandomlySelectParticleFromNeighbors</w:t>
+      </w:r>
+      <w:proofErr w:type="spellEnd"/>
+      <w:r>
+        <w:rPr>
+          <w:spacing w:val="-8"/>
+        </w:rPr>
+        <w:t xml:space="preserve">(p); </w:t>
       </w:r>
       <w:r>
         <w:t>(g</w:t>
@@ -23124,8 +23566,13 @@
         </w:rPr>
         <w:t xml:space="preserve"> </w:t>
       </w:r>
-      <w:r>
-        <w:t>Crossover(p,</w:t>
+      <w:proofErr w:type="gramStart"/>
+      <w:r>
+        <w:t>Crossover(</w:t>
+      </w:r>
+      <w:proofErr w:type="gramEnd"/>
+      <w:r>
+        <w:t>p,</w:t>
       </w:r>
       <w:r>
         <w:rPr>
@@ -23300,7 +23747,17 @@
         <w:t xml:space="preserve">then </w:t>
       </w:r>
       <w:r>
-        <w:t>(g Replace(p,off);</w:t>
+        <w:t>(g Replace(</w:t>
+      </w:r>
+      <w:proofErr w:type="spellStart"/>
+      <w:proofErr w:type="gramStart"/>
+      <w:r>
+        <w:t>p,off</w:t>
+      </w:r>
+      <w:proofErr w:type="spellEnd"/>
+      <w:proofErr w:type="gramEnd"/>
+      <w:r>
+        <w:t>);</w:t>
       </w:r>
     </w:p>
     <w:p>
@@ -24282,12 +24739,21 @@
               </w:rPr>
               <w:t xml:space="preserve"> </w:t>
             </w:r>
+            <w:proofErr w:type="spellStart"/>
             <w:r>
               <w:rPr>
                 <w:spacing w:val="-4"/>
                 <w:sz w:val="25"/>
               </w:rPr>
-              <w:t>Fregly.</w:t>
+              <w:t>Fregly</w:t>
+            </w:r>
+            <w:proofErr w:type="spellEnd"/>
+            <w:r>
+              <w:rPr>
+                <w:spacing w:val="-4"/>
+                <w:sz w:val="25"/>
+              </w:rPr>
+              <w:t>.</w:t>
             </w:r>
             <w:r>
               <w:rPr>
@@ -24663,6 +25129,7 @@
               </w:rPr>
               <w:t xml:space="preserve"> </w:t>
             </w:r>
+            <w:proofErr w:type="spellStart"/>
             <w:r>
               <w:rPr>
                 <w:spacing w:val="-6"/>
@@ -24670,6 +25137,7 @@
               </w:rPr>
               <w:t>Storn</w:t>
             </w:r>
+            <w:proofErr w:type="spellEnd"/>
             <w:r>
               <w:rPr>
                 <w:spacing w:val="-10"/>
@@ -25252,6 +25720,10 @@
                             <w:pStyle w:val="BodyText"/>
                             <w:spacing w:line="268" w:lineRule="exact"/>
                             <w:ind w:left="20"/>
+                            <w:rPr>
+                              <w:spacing w:val="-4"/>
+                              <w:w w:val="90"/>
+                            </w:rPr>
                           </w:pPr>
                           <w:r>
                             <w:rPr>
@@ -25269,15 +25741,41 @@
                             <w:rPr>
                               <w:w w:val="90"/>
                             </w:rPr>
-                            <w:t>2020-</w:t>
+                            <w:t>202</w:t>
+                          </w:r>
+                          <w:r>
+                            <w:rPr>
+                              <w:w w:val="90"/>
+                            </w:rPr>
+                            <w:t>4</w:t>
+                          </w:r>
+                          <w:r>
+                            <w:rPr>
+                              <w:w w:val="90"/>
+                            </w:rPr>
+                            <w:t>-</w:t>
                           </w:r>
                           <w:r>
                             <w:rPr>
                               <w:spacing w:val="-4"/>
                               <w:w w:val="90"/>
                             </w:rPr>
-                            <w:t>2021</w:t>
+                            <w:t>202</w:t>
                           </w:r>
+                          <w:r>
+                            <w:rPr>
+                              <w:spacing w:val="-4"/>
+                              <w:w w:val="90"/>
+                            </w:rPr>
+                            <w:t>5</w:t>
+                          </w:r>
+                        </w:p>
+                        <w:p>
+                          <w:pPr>
+                            <w:pStyle w:val="BodyText"/>
+                            <w:spacing w:line="268" w:lineRule="exact"/>
+                            <w:ind w:left="20"/>
+                          </w:pPr>
                         </w:p>
                       </w:txbxContent>
                     </wps:txbx>
@@ -25304,6 +25802,10 @@
                       <w:pStyle w:val="BodyText"/>
                       <w:spacing w:line="268" w:lineRule="exact"/>
                       <w:ind w:left="20"/>
+                      <w:rPr>
+                        <w:spacing w:val="-4"/>
+                        <w:w w:val="90"/>
+                      </w:rPr>
                     </w:pPr>
                     <w:r>
                       <w:rPr>
@@ -25321,15 +25823,41 @@
                       <w:rPr>
                         <w:w w:val="90"/>
                       </w:rPr>
-                      <w:t>2020-</w:t>
+                      <w:t>202</w:t>
+                    </w:r>
+                    <w:r>
+                      <w:rPr>
+                        <w:w w:val="90"/>
+                      </w:rPr>
+                      <w:t>4</w:t>
+                    </w:r>
+                    <w:r>
+                      <w:rPr>
+                        <w:w w:val="90"/>
+                      </w:rPr>
+                      <w:t>-</w:t>
                     </w:r>
                     <w:r>
                       <w:rPr>
                         <w:spacing w:val="-4"/>
                         <w:w w:val="90"/>
                       </w:rPr>
-                      <w:t>2021</w:t>
+                      <w:t>202</w:t>
                     </w:r>
+                    <w:r>
+                      <w:rPr>
+                        <w:spacing w:val="-4"/>
+                        <w:w w:val="90"/>
+                      </w:rPr>
+                      <w:t>5</w:t>
+                    </w:r>
+                  </w:p>
+                  <w:p>
+                    <w:pPr>
+                      <w:pStyle w:val="BodyText"/>
+                      <w:spacing w:line="268" w:lineRule="exact"/>
+                      <w:ind w:left="20"/>
+                    </w:pPr>
                   </w:p>
                 </w:txbxContent>
               </v:textbox>
@@ -26377,7 +26905,6 @@
       <w:lvlJc w:val="left"/>
       <w:pPr>
         <w:ind w:left="978" w:hanging="499"/>
-        <w:jc w:val="left"/>
       </w:pPr>
       <w:rPr>
         <w:rFonts w:hint="default"/>
@@ -26391,7 +26918,6 @@
       <w:lvlJc w:val="left"/>
       <w:pPr>
         <w:ind w:left="978" w:hanging="499"/>
-        <w:jc w:val="left"/>
       </w:pPr>
       <w:rPr>
         <w:rFonts w:ascii="Times New Roman" w:eastAsia="Times New Roman" w:hAnsi="Times New Roman" w:cs="Times New Roman" w:hint="default"/>
@@ -26624,7 +27150,6 @@
       <w:lvlJc w:val="left"/>
       <w:pPr>
         <w:ind w:left="872" w:hanging="719"/>
-        <w:jc w:val="left"/>
       </w:pPr>
       <w:rPr>
         <w:rFonts w:hint="default"/>
@@ -26638,7 +27163,6 @@
       <w:lvlJc w:val="left"/>
       <w:pPr>
         <w:ind w:left="872" w:hanging="719"/>
-        <w:jc w:val="left"/>
       </w:pPr>
       <w:rPr>
         <w:rFonts w:ascii="Palatino Linotype" w:eastAsia="Palatino Linotype" w:hAnsi="Palatino Linotype" w:cs="Palatino Linotype" w:hint="default"/>
@@ -26870,7 +27394,6 @@
       <w:lvlJc w:val="left"/>
       <w:pPr>
         <w:ind w:left="479" w:hanging="326"/>
-        <w:jc w:val="left"/>
       </w:pPr>
       <w:rPr>
         <w:rFonts w:ascii="Verdana" w:eastAsia="Verdana" w:hAnsi="Verdana" w:cs="Verdana" w:hint="default"/>
@@ -26893,7 +27416,6 @@
       <w:lvlJc w:val="left"/>
       <w:pPr>
         <w:ind w:left="978" w:hanging="499"/>
-        <w:jc w:val="left"/>
       </w:pPr>
       <w:rPr>
         <w:rFonts w:ascii="Times New Roman" w:eastAsia="Times New Roman" w:hAnsi="Times New Roman" w:cs="Times New Roman" w:hint="default"/>
@@ -26916,7 +27438,6 @@
       <w:lvlJc w:val="left"/>
       <w:pPr>
         <w:ind w:left="1672" w:hanging="695"/>
-        <w:jc w:val="left"/>
       </w:pPr>
       <w:rPr>
         <w:rFonts w:ascii="Times New Roman" w:eastAsia="Times New Roman" w:hAnsi="Times New Roman" w:cs="Times New Roman" w:hint="default"/>
@@ -27016,7 +27537,6 @@
       <w:lvlJc w:val="left"/>
       <w:pPr>
         <w:ind w:left="872" w:hanging="719"/>
-        <w:jc w:val="left"/>
       </w:pPr>
       <w:rPr>
         <w:rFonts w:hint="default"/>
@@ -27030,7 +27550,6 @@
       <w:lvlJc w:val="left"/>
       <w:pPr>
         <w:ind w:left="872" w:hanging="719"/>
-        <w:jc w:val="left"/>
       </w:pPr>
       <w:rPr>
         <w:rFonts w:ascii="Palatino Linotype" w:eastAsia="Palatino Linotype" w:hAnsi="Palatino Linotype" w:cs="Palatino Linotype" w:hint="default"/>
@@ -27052,7 +27571,6 @@
       <w:lvlJc w:val="left"/>
       <w:pPr>
         <w:ind w:left="975" w:hanging="822"/>
-        <w:jc w:val="left"/>
       </w:pPr>
       <w:rPr>
         <w:rFonts w:ascii="Georgia" w:eastAsia="Georgia" w:hAnsi="Georgia" w:cs="Georgia" w:hint="default"/>
@@ -27280,7 +27798,6 @@
       <w:lvlJc w:val="left"/>
       <w:pPr>
         <w:ind w:left="978" w:hanging="500"/>
-        <w:jc w:val="left"/>
       </w:pPr>
       <w:rPr>
         <w:rFonts w:ascii="Times New Roman" w:eastAsia="Times New Roman" w:hAnsi="Times New Roman" w:cs="Times New Roman" w:hint="default"/>
@@ -27303,7 +27820,6 @@
       <w:lvlJc w:val="left"/>
       <w:pPr>
         <w:ind w:left="872" w:hanging="719"/>
-        <w:jc w:val="left"/>
       </w:pPr>
       <w:rPr>
         <w:rFonts w:ascii="Palatino Linotype" w:eastAsia="Palatino Linotype" w:hAnsi="Palatino Linotype" w:cs="Palatino Linotype" w:hint="default"/>
@@ -27873,6 +28389,29 @@
       <w:szCs w:val="29"/>
     </w:rPr>
   </w:style>
+  <w:style w:type="paragraph" w:styleId="Heading3">
+    <w:name w:val="heading 3"/>
+    <w:basedOn w:val="Normal"/>
+    <w:next w:val="Normal"/>
+    <w:link w:val="Heading3Char"/>
+    <w:uiPriority w:val="9"/>
+    <w:semiHidden/>
+    <w:unhideWhenUsed/>
+    <w:qFormat/>
+    <w:rsid w:val="00BB3C33"/>
+    <w:pPr>
+      <w:keepNext/>
+      <w:keepLines/>
+      <w:spacing w:before="40"/>
+      <w:outlineLvl w:val="2"/>
+    </w:pPr>
+    <w:rPr>
+      <w:rFonts w:asciiTheme="majorHAnsi" w:eastAsiaTheme="majorEastAsia" w:hAnsiTheme="majorHAnsi" w:cstheme="majorBidi"/>
+      <w:color w:val="243F60" w:themeColor="accent1" w:themeShade="7F"/>
+      <w:sz w:val="24"/>
+      <w:szCs w:val="24"/>
+    </w:rPr>
+  </w:style>
   <w:style w:type="character" w:default="1" w:styleId="DefaultParagraphFont">
     <w:name w:val="Default Paragraph Font"/>
     <w:uiPriority w:val="1"/>
@@ -27992,6 +28531,98 @@
     <w:rPr>
       <w:color w:val="605E5C"/>
       <w:shd w:val="clear" w:color="auto" w:fill="E1DFDD"/>
+    </w:rPr>
+  </w:style>
+  <w:style w:type="paragraph" w:styleId="Header">
+    <w:name w:val="header"/>
+    <w:basedOn w:val="Normal"/>
+    <w:link w:val="HeaderChar"/>
+    <w:uiPriority w:val="99"/>
+    <w:unhideWhenUsed/>
+    <w:rsid w:val="00BB3C33"/>
+    <w:pPr>
+      <w:tabs>
+        <w:tab w:val="center" w:pos="4513"/>
+        <w:tab w:val="right" w:pos="9026"/>
+      </w:tabs>
+    </w:pPr>
+  </w:style>
+  <w:style w:type="character" w:customStyle="1" w:styleId="HeaderChar">
+    <w:name w:val="Header Char"/>
+    <w:basedOn w:val="DefaultParagraphFont"/>
+    <w:link w:val="Header"/>
+    <w:uiPriority w:val="99"/>
+    <w:rsid w:val="00BB3C33"/>
+    <w:rPr>
+      <w:rFonts w:ascii="Times New Roman" w:eastAsia="Times New Roman" w:hAnsi="Times New Roman" w:cs="Times New Roman"/>
+    </w:rPr>
+  </w:style>
+  <w:style w:type="paragraph" w:styleId="Footer">
+    <w:name w:val="footer"/>
+    <w:basedOn w:val="Normal"/>
+    <w:link w:val="FooterChar"/>
+    <w:uiPriority w:val="99"/>
+    <w:unhideWhenUsed/>
+    <w:rsid w:val="00BB3C33"/>
+    <w:pPr>
+      <w:tabs>
+        <w:tab w:val="center" w:pos="4513"/>
+        <w:tab w:val="right" w:pos="9026"/>
+      </w:tabs>
+    </w:pPr>
+  </w:style>
+  <w:style w:type="character" w:customStyle="1" w:styleId="FooterChar">
+    <w:name w:val="Footer Char"/>
+    <w:basedOn w:val="DefaultParagraphFont"/>
+    <w:link w:val="Footer"/>
+    <w:uiPriority w:val="99"/>
+    <w:rsid w:val="00BB3C33"/>
+    <w:rPr>
+      <w:rFonts w:ascii="Times New Roman" w:eastAsia="Times New Roman" w:hAnsi="Times New Roman" w:cs="Times New Roman"/>
+    </w:rPr>
+  </w:style>
+  <w:style w:type="character" w:customStyle="1" w:styleId="Heading3Char">
+    <w:name w:val="Heading 3 Char"/>
+    <w:basedOn w:val="DefaultParagraphFont"/>
+    <w:link w:val="Heading3"/>
+    <w:uiPriority w:val="9"/>
+    <w:semiHidden/>
+    <w:rsid w:val="00BB3C33"/>
+    <w:rPr>
+      <w:rFonts w:asciiTheme="majorHAnsi" w:eastAsiaTheme="majorEastAsia" w:hAnsiTheme="majorHAnsi" w:cstheme="majorBidi"/>
+      <w:color w:val="243F60" w:themeColor="accent1" w:themeShade="7F"/>
+      <w:sz w:val="24"/>
+      <w:szCs w:val="24"/>
+    </w:rPr>
+  </w:style>
+  <w:style w:type="paragraph" w:styleId="NormalWeb">
+    <w:name w:val="Normal (Web)"/>
+    <w:basedOn w:val="Normal"/>
+    <w:uiPriority w:val="99"/>
+    <w:semiHidden/>
+    <w:unhideWhenUsed/>
+    <w:rsid w:val="00BB3C33"/>
+    <w:pPr>
+      <w:widowControl/>
+      <w:autoSpaceDE/>
+      <w:autoSpaceDN/>
+      <w:spacing w:before="100" w:beforeAutospacing="1" w:after="100" w:afterAutospacing="1"/>
+    </w:pPr>
+    <w:rPr>
+      <w:sz w:val="24"/>
+      <w:szCs w:val="24"/>
+      <w:lang w:val="en-GB" w:eastAsia="en-GB"/>
+    </w:rPr>
+  </w:style>
+  <w:style w:type="character" w:styleId="Strong">
+    <w:name w:val="Strong"/>
+    <w:basedOn w:val="DefaultParagraphFont"/>
+    <w:uiPriority w:val="22"/>
+    <w:qFormat/>
+    <w:rsid w:val="00BB3C33"/>
+    <w:rPr>
+      <w:b/>
+      <w:bCs/>
     </w:rPr>
   </w:style>
 </w:styles>

--- a/Raport.docx
+++ b/Raport.docx
@@ -1530,9 +1530,6 @@
         <w:pStyle w:val="BodyText"/>
         <w:spacing w:before="162"/>
         <w:ind w:left="492"/>
-        <w:rPr>
-          <w:color w:val="FFFFFF" w:themeColor="background1"/>
-        </w:rPr>
       </w:pPr>
       <w:r>
         <w:rPr>
@@ -1547,97 +1544,6 @@
           <w:spacing w:val="-12"/>
         </w:rPr>
         <w:t xml:space="preserve"> </w:t>
-      </w:r>
-      <w:r>
-        <w:rPr>
-          <w:color w:val="FFFFFF" w:themeColor="background1"/>
-          <w:spacing w:val="-2"/>
-        </w:rPr>
-        <w:t>add</w:t>
-      </w:r>
-      <w:r>
-        <w:rPr>
-          <w:color w:val="FFFFFF" w:themeColor="background1"/>
-          <w:spacing w:val="-11"/>
-        </w:rPr>
-        <w:t xml:space="preserve"> </w:t>
-      </w:r>
-      <w:r>
-        <w:rPr>
-          <w:color w:val="FFFFFF" w:themeColor="background1"/>
-          <w:spacing w:val="-2"/>
-        </w:rPr>
-        <w:t>a</w:t>
-      </w:r>
-      <w:r>
-        <w:rPr>
-          <w:color w:val="FFFFFF" w:themeColor="background1"/>
-          <w:spacing w:val="-11"/>
-        </w:rPr>
-        <w:t xml:space="preserve"> </w:t>
-      </w:r>
-      <w:r>
-        <w:rPr>
-          <w:color w:val="FFFFFF" w:themeColor="background1"/>
-          <w:spacing w:val="-2"/>
-        </w:rPr>
-        <w:t>graphical</w:t>
-      </w:r>
-      <w:r>
-        <w:rPr>
-          <w:color w:val="FFFFFF" w:themeColor="background1"/>
-          <w:spacing w:val="-12"/>
-        </w:rPr>
-        <w:t xml:space="preserve"> </w:t>
-      </w:r>
-      <w:r>
-        <w:rPr>
-          <w:color w:val="FFFFFF" w:themeColor="background1"/>
-          <w:spacing w:val="-2"/>
-        </w:rPr>
-        <w:t>abstract</w:t>
-      </w:r>
-      <w:r>
-        <w:rPr>
-          <w:color w:val="FFFFFF" w:themeColor="background1"/>
-          <w:spacing w:val="-11"/>
-        </w:rPr>
-        <w:t xml:space="preserve"> </w:t>
-      </w:r>
-      <w:r>
-        <w:rPr>
-          <w:color w:val="FFFFFF" w:themeColor="background1"/>
-          <w:spacing w:val="-2"/>
-        </w:rPr>
-        <w:t>of</w:t>
-      </w:r>
-      <w:r>
-        <w:rPr>
-          <w:color w:val="FFFFFF" w:themeColor="background1"/>
-          <w:spacing w:val="-11"/>
-        </w:rPr>
-        <w:t xml:space="preserve"> </w:t>
-      </w:r>
-      <w:r>
-        <w:rPr>
-          <w:color w:val="FFFFFF" w:themeColor="background1"/>
-          <w:spacing w:val="-2"/>
-        </w:rPr>
-        <w:t>your</w:t>
-      </w:r>
-      <w:r>
-        <w:rPr>
-          <w:color w:val="FFFFFF" w:themeColor="background1"/>
-          <w:spacing w:val="-11"/>
-        </w:rPr>
-        <w:t xml:space="preserve"> </w:t>
-      </w:r>
-      <w:r>
-        <w:rPr>
-          <w:color w:val="FFFFFF" w:themeColor="background1"/>
-          <w:spacing w:val="-2"/>
-        </w:rPr>
-        <w:t>work.</w:t>
       </w:r>
     </w:p>
     <w:p>
@@ -5000,7 +4906,19 @@
               <w:rPr>
                 <w:color w:val="FF0000"/>
               </w:rPr>
-              <w:t>Methodology</w:t>
+              <w:t>Methodol</w:t>
+            </w:r>
+            <w:r>
+              <w:rPr>
+                <w:color w:val="FF0000"/>
+              </w:rPr>
+              <w:t>o</w:t>
+            </w:r>
+            <w:r>
+              <w:rPr>
+                <w:color w:val="FF0000"/>
+              </w:rPr>
+              <w:t>gy</w:t>
             </w:r>
           </w:hyperlink>
           <w:r>
@@ -20442,7 +20360,6 @@
                                   <w:sz w:val="13"/>
                                 </w:rPr>
                               </w:pPr>
-                              <w:proofErr w:type="gramStart"/>
                               <w:r>
                                 <w:rPr>
                                   <w:rFonts w:ascii="Arial"/>
@@ -20471,7 +20388,6 @@
                                 </w:rPr>
                                 <w:t>5</w:t>
                               </w:r>
-                              <w:proofErr w:type="gramEnd"/>
                               <w:r>
                                 <w:rPr>
                                   <w:rFonts w:ascii="Arial"/>
@@ -20987,7 +20903,6 @@
                             <w:sz w:val="13"/>
                           </w:rPr>
                         </w:pPr>
-                        <w:proofErr w:type="gramStart"/>
                         <w:r>
                           <w:rPr>
                             <w:rFonts w:ascii="Arial"/>
@@ -21016,7 +20931,6 @@
                           </w:rPr>
                           <w:t>5</w:t>
                         </w:r>
-                        <w:proofErr w:type="gramEnd"/>
                         <w:r>
                           <w:rPr>
                             <w:rFonts w:ascii="Arial"/>

--- a/Raport.docx
+++ b/Raport.docx
@@ -210,31 +210,13 @@
           <w:w w:val="110"/>
         </w:rPr>
       </w:pPr>
-      <w:proofErr w:type="spellStart"/>
       <w:r>
         <w:rPr>
           <w:spacing w:val="-2"/>
           <w:w w:val="110"/>
         </w:rPr>
-        <w:t>Evolutia</w:t>
-      </w:r>
-      <w:proofErr w:type="spellEnd"/>
-      <w:r>
-        <w:rPr>
-          <w:spacing w:val="-2"/>
-          <w:w w:val="110"/>
-        </w:rPr>
-        <w:t xml:space="preserve"> </w:t>
-      </w:r>
-      <w:proofErr w:type="spellStart"/>
-      <w:r>
-        <w:rPr>
-          <w:spacing w:val="-2"/>
-          <w:w w:val="110"/>
-        </w:rPr>
-        <w:t>Gripei</w:t>
-      </w:r>
-      <w:proofErr w:type="spellEnd"/>
+        <w:t>Evolutia Gripei</w:t>
+      </w:r>
     </w:p>
     <w:p>
       <w:pPr>
@@ -859,23 +841,7 @@
           <w:sz w:val="28"/>
           <w:szCs w:val="28"/>
         </w:rPr>
-        <w:t xml:space="preserve">In this project, a combination of machine learning and data science techniques will be used to identify predictors of immune response to influenza vaccination. Some of the techniques </w:t>
-      </w:r>
-      <w:proofErr w:type="gramStart"/>
-      <w:r>
-        <w:rPr>
-          <w:sz w:val="28"/>
-          <w:szCs w:val="28"/>
-        </w:rPr>
-        <w:t>are:</w:t>
-      </w:r>
-      <w:proofErr w:type="gramEnd"/>
-      <w:r>
-        <w:rPr>
-          <w:sz w:val="28"/>
-          <w:szCs w:val="28"/>
-        </w:rPr>
-        <w:t xml:space="preserve"> </w:t>
+        <w:t xml:space="preserve">In this project, a combination of machine learning and data science techniques will be used to identify predictors of immune response to influenza vaccination. Some of the techniques are: </w:t>
       </w:r>
       <w:r>
         <w:rPr>
@@ -975,23 +941,7 @@
           <w:sz w:val="28"/>
           <w:szCs w:val="28"/>
         </w:rPr>
-        <w:t xml:space="preserve"> (</w:t>
-      </w:r>
-      <w:proofErr w:type="spellStart"/>
-      <w:r>
-        <w:rPr>
-          <w:sz w:val="28"/>
-          <w:szCs w:val="28"/>
-        </w:rPr>
-        <w:t>visit_age</w:t>
-      </w:r>
-      <w:proofErr w:type="spellEnd"/>
-      <w:r>
-        <w:rPr>
-          <w:sz w:val="28"/>
-          <w:szCs w:val="28"/>
-        </w:rPr>
-        <w:t>, gender, race)</w:t>
+        <w:t xml:space="preserve"> (visit_age, gender, race)</w:t>
       </w:r>
       <w:r>
         <w:rPr>
@@ -1014,17 +964,18 @@
           <w:sz w:val="28"/>
           <w:szCs w:val="28"/>
         </w:rPr>
-        <w:t xml:space="preserve"> (</w:t>
-      </w:r>
-      <w:proofErr w:type="spellStart"/>
+        <w:t xml:space="preserve"> (bmi,</w:t>
+      </w:r>
+      <w:r>
+        <w:t xml:space="preserve"> </w:t>
+      </w:r>
       <w:r>
         <w:rPr>
           <w:sz w:val="28"/>
           <w:szCs w:val="28"/>
         </w:rPr>
-        <w:t>bmi</w:t>
-      </w:r>
-      <w:proofErr w:type="spellEnd"/>
+        <w:t>total_vaccines_received</w:t>
+      </w:r>
       <w:r>
         <w:rPr>
           <w:sz w:val="28"/>
@@ -1035,15 +986,13 @@
       <w:r>
         <w:t xml:space="preserve"> </w:t>
       </w:r>
-      <w:proofErr w:type="spellStart"/>
       <w:r>
         <w:rPr>
           <w:sz w:val="28"/>
           <w:szCs w:val="28"/>
         </w:rPr>
-        <w:t>total_vaccines_received</w:t>
-      </w:r>
-      <w:proofErr w:type="spellEnd"/>
+        <w:t>vaccinated_1yr_prior</w:t>
+      </w:r>
       <w:r>
         <w:rPr>
           <w:sz w:val="28"/>
@@ -1059,7 +1008,7 @@
           <w:sz w:val="28"/>
           <w:szCs w:val="28"/>
         </w:rPr>
-        <w:t>vaccinated_1yr_prior</w:t>
+        <w:t>vaccine_type_1yr_prior</w:t>
       </w:r>
       <w:r>
         <w:rPr>
@@ -1076,7 +1025,7 @@
           <w:sz w:val="28"/>
           <w:szCs w:val="28"/>
         </w:rPr>
-        <w:t>vaccine_type_1yr_prior</w:t>
+        <w:t>influenza_infection_history</w:t>
       </w:r>
       <w:r>
         <w:rPr>
@@ -1088,34 +1037,13 @@
       <w:r>
         <w:t xml:space="preserve"> </w:t>
       </w:r>
-      <w:proofErr w:type="spellStart"/>
       <w:r>
         <w:rPr>
           <w:sz w:val="28"/>
           <w:szCs w:val="28"/>
         </w:rPr>
-        <w:t>influenza_infection_history</w:t>
-      </w:r>
-      <w:proofErr w:type="spellEnd"/>
-      <w:r>
-        <w:rPr>
-          <w:sz w:val="28"/>
-          <w:szCs w:val="28"/>
-        </w:rPr>
-        <w:t>,</w:t>
-      </w:r>
-      <w:r>
-        <w:t xml:space="preserve"> </w:t>
-      </w:r>
-      <w:proofErr w:type="spellStart"/>
-      <w:r>
-        <w:rPr>
-          <w:sz w:val="28"/>
-          <w:szCs w:val="28"/>
-        </w:rPr>
         <w:t>influenza_hospitalization</w:t>
       </w:r>
-      <w:proofErr w:type="spellEnd"/>
       <w:r>
         <w:rPr>
           <w:sz w:val="28"/>
@@ -1144,85 +1072,63 @@
           <w:sz w:val="28"/>
           <w:szCs w:val="28"/>
         </w:rPr>
-        <w:t xml:space="preserve"> (</w:t>
-      </w:r>
-      <w:proofErr w:type="spellStart"/>
+        <w:t xml:space="preserve"> (cmv_status</w:t>
+      </w:r>
       <w:r>
         <w:rPr>
           <w:sz w:val="28"/>
           <w:szCs w:val="28"/>
         </w:rPr>
-        <w:t>cmv_status</w:t>
-      </w:r>
-      <w:proofErr w:type="spellEnd"/>
+        <w:t xml:space="preserve">, </w:t>
+      </w:r>
       <w:r>
         <w:rPr>
           <w:sz w:val="28"/>
           <w:szCs w:val="28"/>
         </w:rPr>
-        <w:t xml:space="preserve">, </w:t>
-      </w:r>
-      <w:proofErr w:type="spellStart"/>
+        <w:t>ebv_status</w:t>
+      </w:r>
       <w:r>
         <w:rPr>
           <w:sz w:val="28"/>
           <w:szCs w:val="28"/>
         </w:rPr>
-        <w:t>ebv_status</w:t>
-      </w:r>
-      <w:proofErr w:type="spellEnd"/>
+        <w:t xml:space="preserve">, </w:t>
+      </w:r>
       <w:r>
         <w:rPr>
           <w:sz w:val="28"/>
           <w:szCs w:val="28"/>
         </w:rPr>
-        <w:t xml:space="preserve">, </w:t>
+        <w:t>assay</w:t>
       </w:r>
       <w:r>
         <w:rPr>
           <w:sz w:val="28"/>
           <w:szCs w:val="28"/>
         </w:rPr>
-        <w:t>assay</w:t>
+        <w:t xml:space="preserve">, </w:t>
       </w:r>
       <w:r>
         <w:rPr>
           <w:sz w:val="28"/>
           <w:szCs w:val="28"/>
         </w:rPr>
-        <w:t xml:space="preserve">, </w:t>
-      </w:r>
-      <w:proofErr w:type="spellStart"/>
+        <w:t>geo_mean</w:t>
+      </w:r>
       <w:r>
         <w:rPr>
           <w:sz w:val="28"/>
           <w:szCs w:val="28"/>
         </w:rPr>
-        <w:t>geo_mean</w:t>
-      </w:r>
-      <w:proofErr w:type="spellEnd"/>
+        <w:t xml:space="preserve">, </w:t>
+      </w:r>
       <w:r>
         <w:rPr>
           <w:sz w:val="28"/>
           <w:szCs w:val="28"/>
         </w:rPr>
-        <w:t xml:space="preserve">, </w:t>
-      </w:r>
-      <w:proofErr w:type="spellStart"/>
-      <w:r>
-        <w:rPr>
-          <w:sz w:val="28"/>
-          <w:szCs w:val="28"/>
-        </w:rPr>
-        <w:t>d_geo_mean</w:t>
-      </w:r>
-      <w:proofErr w:type="spellEnd"/>
-      <w:r>
-        <w:rPr>
-          <w:sz w:val="28"/>
-          <w:szCs w:val="28"/>
-        </w:rPr>
-        <w:t>)</w:t>
+        <w:t>d_geo_mean)</w:t>
       </w:r>
       <w:r>
         <w:rPr>
@@ -1261,55 +1167,35 @@
           <w:sz w:val="28"/>
           <w:szCs w:val="28"/>
         </w:rPr>
-        <w:t>(</w:t>
-      </w:r>
-      <w:proofErr w:type="spellStart"/>
+        <w:t>(vaccine_response</w:t>
+      </w:r>
       <w:r>
         <w:rPr>
           <w:sz w:val="28"/>
           <w:szCs w:val="28"/>
         </w:rPr>
-        <w:t>vaccine_response</w:t>
-      </w:r>
-      <w:proofErr w:type="spellEnd"/>
+        <w:t xml:space="preserve">, </w:t>
+      </w:r>
       <w:r>
         <w:rPr>
           <w:sz w:val="28"/>
           <w:szCs w:val="28"/>
         </w:rPr>
-        <w:t xml:space="preserve">, </w:t>
-      </w:r>
-      <w:proofErr w:type="spellStart"/>
+        <w:t>statin_use</w:t>
+      </w:r>
       <w:r>
         <w:rPr>
           <w:sz w:val="28"/>
           <w:szCs w:val="28"/>
         </w:rPr>
-        <w:t>statin_use</w:t>
-      </w:r>
-      <w:proofErr w:type="spellEnd"/>
+        <w:t xml:space="preserve">, </w:t>
+      </w:r>
       <w:r>
         <w:rPr>
           <w:sz w:val="28"/>
           <w:szCs w:val="28"/>
         </w:rPr>
-        <w:t xml:space="preserve">, </w:t>
-      </w:r>
-      <w:proofErr w:type="spellStart"/>
-      <w:r>
-        <w:rPr>
-          <w:sz w:val="28"/>
-          <w:szCs w:val="28"/>
-        </w:rPr>
-        <w:t>flu_vaccination_history</w:t>
-      </w:r>
-      <w:proofErr w:type="spellEnd"/>
-      <w:r>
-        <w:rPr>
-          <w:sz w:val="28"/>
-          <w:szCs w:val="28"/>
-        </w:rPr>
-        <w:t>)</w:t>
+        <w:t>flu_vaccination_history)</w:t>
       </w:r>
       <w:r>
         <w:rPr>
@@ -1348,71 +1234,49 @@
           <w:sz w:val="28"/>
           <w:szCs w:val="28"/>
         </w:rPr>
-        <w:t>(</w:t>
-      </w:r>
-      <w:proofErr w:type="spellStart"/>
+        <w:t>(visit_year</w:t>
+      </w:r>
       <w:r>
         <w:rPr>
           <w:sz w:val="28"/>
           <w:szCs w:val="28"/>
         </w:rPr>
-        <w:t>visit_year</w:t>
-      </w:r>
-      <w:proofErr w:type="spellEnd"/>
+        <w:t xml:space="preserve">, </w:t>
+      </w:r>
       <w:r>
         <w:rPr>
           <w:sz w:val="28"/>
           <w:szCs w:val="28"/>
         </w:rPr>
-        <w:t xml:space="preserve">, </w:t>
-      </w:r>
-      <w:proofErr w:type="spellStart"/>
+        <w:t>visit_day</w:t>
+      </w:r>
       <w:r>
         <w:rPr>
           <w:sz w:val="28"/>
           <w:szCs w:val="28"/>
         </w:rPr>
-        <w:t>visit_day</w:t>
-      </w:r>
-      <w:proofErr w:type="spellEnd"/>
+        <w:t xml:space="preserve">, </w:t>
+      </w:r>
       <w:r>
         <w:rPr>
           <w:sz w:val="28"/>
           <w:szCs w:val="28"/>
         </w:rPr>
-        <w:t xml:space="preserve">, </w:t>
-      </w:r>
-      <w:proofErr w:type="spellStart"/>
+        <w:t>visit_type_hai</w:t>
+      </w:r>
       <w:r>
         <w:rPr>
           <w:sz w:val="28"/>
           <w:szCs w:val="28"/>
         </w:rPr>
-        <w:t>visit_type_hai</w:t>
-      </w:r>
-      <w:proofErr w:type="spellEnd"/>
+        <w:t xml:space="preserve">, </w:t>
+      </w:r>
       <w:r>
         <w:rPr>
           <w:sz w:val="28"/>
           <w:szCs w:val="28"/>
         </w:rPr>
-        <w:t xml:space="preserve">, </w:t>
-      </w:r>
-      <w:proofErr w:type="spellStart"/>
-      <w:r>
-        <w:rPr>
-          <w:sz w:val="28"/>
-          <w:szCs w:val="28"/>
-        </w:rPr>
-        <w:t>mesurment_id</w:t>
-      </w:r>
-      <w:proofErr w:type="spellEnd"/>
-      <w:r>
-        <w:rPr>
-          <w:sz w:val="28"/>
-          <w:szCs w:val="28"/>
-        </w:rPr>
-        <w:t>).</w:t>
+        <w:t>mesurment_id).</w:t>
       </w:r>
     </w:p>
     <w:p>
@@ -1464,7 +1328,6 @@
         </w:rPr>
         <w:t xml:space="preserve"> </w:t>
       </w:r>
-      <w:proofErr w:type="gramStart"/>
       <w:r>
         <w:rPr>
           <w:color w:val="FFFFFF" w:themeColor="background1"/>
@@ -1481,7 +1344,6 @@
         </w:rPr>
         <w:t xml:space="preserve"> </w:t>
       </w:r>
-      <w:proofErr w:type="spellStart"/>
       <w:r>
         <w:rPr>
           <w:color w:val="FFFFFF" w:themeColor="background1"/>
@@ -1490,8 +1352,6 @@
         </w:rPr>
         <w:t>the</w:t>
       </w:r>
-      <w:proofErr w:type="spellEnd"/>
-      <w:proofErr w:type="gramEnd"/>
       <w:r>
         <w:rPr>
           <w:color w:val="FFFFFF" w:themeColor="background1"/>
@@ -1635,14 +1495,12 @@
             <w:spacing w:line="275" w:lineRule="exact"/>
           </w:pPr>
           <w:hyperlink w:anchor="_bookmark1" w:history="1">
-            <w:proofErr w:type="gramStart"/>
             <w:r>
               <w:rPr>
                 <w:color w:val="FF0000"/>
               </w:rPr>
               <w:t>What'!</w:t>
             </w:r>
-            <w:proofErr w:type="gramEnd"/>
             <w:r>
               <w:rPr>
                 <w:color w:val="FF0000"/>
@@ -1974,7 +1832,6 @@
             </w:rPr>
             <w:t xml:space="preserve"> </w:t>
           </w:r>
-          <w:proofErr w:type="gramStart"/>
           <w:r>
             <w:t>.</w:t>
           </w:r>
@@ -2008,7 +1865,6 @@
             </w:rPr>
             <w:t>.</w:t>
           </w:r>
-          <w:proofErr w:type="gramEnd"/>
           <w:r>
             <w:rPr>
               <w:sz w:val="22"/>
@@ -2716,7 +2572,6 @@
             </w:rPr>
             <w:t xml:space="preserve"> </w:t>
           </w:r>
-          <w:proofErr w:type="gramStart"/>
           <w:r>
             <w:t>.</w:t>
           </w:r>
@@ -2747,7 +2602,6 @@
           <w:r>
             <w:t>.</w:t>
           </w:r>
-          <w:proofErr w:type="gramEnd"/>
           <w:r>
             <w:rPr>
               <w:spacing w:val="40"/>
@@ -3227,7 +3081,6 @@
             </w:rPr>
             <w:t xml:space="preserve"> </w:t>
           </w:r>
-          <w:proofErr w:type="gramStart"/>
           <w:r>
             <w:t>.</w:t>
           </w:r>
@@ -3258,7 +3111,6 @@
           <w:r>
             <w:t>.</w:t>
           </w:r>
-          <w:proofErr w:type="gramEnd"/>
           <w:r>
             <w:rPr>
               <w:spacing w:val="34"/>
@@ -3650,7 +3502,6 @@
             </w:rPr>
             <w:t xml:space="preserve"> </w:t>
           </w:r>
-          <w:proofErr w:type="gramStart"/>
           <w:r>
             <w:t>.</w:t>
           </w:r>
@@ -3681,7 +3532,6 @@
           <w:r>
             <w:t>.</w:t>
           </w:r>
-          <w:proofErr w:type="gramEnd"/>
           <w:r>
             <w:rPr>
               <w:spacing w:val="44"/>
@@ -4058,7 +3908,6 @@
             </w:rPr>
             <w:t xml:space="preserve"> </w:t>
           </w:r>
-          <w:proofErr w:type="gramStart"/>
           <w:r>
             <w:t>.</w:t>
           </w:r>
@@ -4092,7 +3941,6 @@
             </w:rPr>
             <w:t>.</w:t>
           </w:r>
-          <w:proofErr w:type="gramEnd"/>
           <w:r>
             <w:rPr>
               <w:sz w:val="22"/>
@@ -4446,7 +4294,6 @@
             </w:rPr>
             <w:t xml:space="preserve"> </w:t>
           </w:r>
-          <w:proofErr w:type="gramStart"/>
           <w:r>
             <w:t>.</w:t>
           </w:r>
@@ -4477,7 +4324,6 @@
           <w:r>
             <w:t>.</w:t>
           </w:r>
-          <w:proofErr w:type="gramEnd"/>
           <w:r>
             <w:rPr>
               <w:spacing w:val="44"/>
@@ -4840,7 +4686,6 @@
             </w:rPr>
             <w:t xml:space="preserve"> </w:t>
           </w:r>
-          <w:proofErr w:type="gramStart"/>
           <w:r>
             <w:t>.</w:t>
           </w:r>
@@ -4874,7 +4719,6 @@
             </w:rPr>
             <w:t>.</w:t>
           </w:r>
-          <w:proofErr w:type="gramEnd"/>
           <w:r>
             <w:rPr>
               <w:sz w:val="22"/>
@@ -4906,19 +4750,7 @@
               <w:rPr>
                 <w:color w:val="FF0000"/>
               </w:rPr>
-              <w:t>Methodol</w:t>
-            </w:r>
-            <w:r>
-              <w:rPr>
-                <w:color w:val="FF0000"/>
-              </w:rPr>
-              <w:t>o</w:t>
-            </w:r>
-            <w:r>
-              <w:rPr>
-                <w:color w:val="FF0000"/>
-              </w:rPr>
-              <w:t>gy</w:t>
+              <w:t>Methodology</w:t>
             </w:r>
           </w:hyperlink>
           <w:r>
@@ -5226,7 +5058,6 @@
             </w:rPr>
             <w:t xml:space="preserve"> </w:t>
           </w:r>
-          <w:proofErr w:type="gramStart"/>
           <w:r>
             <w:t>.</w:t>
           </w:r>
@@ -5260,7 +5091,6 @@
             </w:rPr>
             <w:t>.</w:t>
           </w:r>
-          <w:proofErr w:type="gramEnd"/>
           <w:r>
             <w:rPr>
               <w:sz w:val="22"/>
@@ -6043,7 +5873,6 @@
             </w:rPr>
             <w:t xml:space="preserve"> </w:t>
           </w:r>
-          <w:proofErr w:type="gramStart"/>
           <w:r>
             <w:t>.</w:t>
           </w:r>
@@ -6077,7 +5906,6 @@
             </w:rPr>
             <w:t>.</w:t>
           </w:r>
-          <w:proofErr w:type="gramEnd"/>
           <w:r>
             <w:rPr>
               <w:sz w:val="22"/>
@@ -7149,7 +6977,6 @@
           </w:rPr>
           <w:t xml:space="preserve"> </w:t>
         </w:r>
-        <w:proofErr w:type="gramStart"/>
         <w:r>
           <w:rPr>
             <w:color w:val="FF0000"/>
@@ -7174,7 +7001,6 @@
           </w:rPr>
           <w:t>results</w:t>
         </w:r>
-        <w:proofErr w:type="gramEnd"/>
         <w:r>
           <w:rPr>
             <w:color w:val="FF0000"/>
@@ -7527,7 +7353,6 @@
         </w:rPr>
         <w:t xml:space="preserve"> </w:t>
       </w:r>
-      <w:proofErr w:type="gramStart"/>
       <w:r>
         <w:t>.</w:t>
       </w:r>
@@ -7561,7 +7386,6 @@
         </w:rPr>
         <w:t>.</w:t>
       </w:r>
-      <w:proofErr w:type="gramEnd"/>
       <w:r>
         <w:rPr>
           <w:sz w:val="22"/>
@@ -7656,59 +7480,43 @@
             <w:spacing w:val="-6"/>
             <w:sz w:val="25"/>
           </w:rPr>
-          <w:t>SGA</w:t>
+          <w:t>Logistig</w:t>
         </w:r>
-        <w:r>
-          <w:rPr>
-            <w:color w:val="FF0000"/>
-            <w:spacing w:val="-7"/>
-            <w:sz w:val="25"/>
-          </w:rPr>
-          <w:t xml:space="preserve"> </w:t>
-        </w:r>
-        <w:r>
-          <w:rPr>
-            <w:color w:val="FF0000"/>
-            <w:spacing w:val="-6"/>
-            <w:sz w:val="25"/>
-          </w:rPr>
-          <w:t>- Spin</w:t>
-        </w:r>
-        <w:r>
-          <w:rPr>
-            <w:color w:val="FF0000"/>
-            <w:spacing w:val="-7"/>
-            <w:sz w:val="25"/>
-          </w:rPr>
-          <w:t xml:space="preserve"> </w:t>
-        </w:r>
-        <w:r>
-          <w:rPr>
-            <w:color w:val="FF0000"/>
-            <w:spacing w:val="-6"/>
-            <w:sz w:val="25"/>
-          </w:rPr>
-          <w:t>based Genetic</w:t>
-        </w:r>
-        <w:r>
-          <w:rPr>
-            <w:color w:val="FF0000"/>
-            <w:spacing w:val="-7"/>
-            <w:sz w:val="25"/>
-          </w:rPr>
-          <w:t xml:space="preserve"> </w:t>
-        </w:r>
-        <w:proofErr w:type="spellStart"/>
-        <w:r>
-          <w:rPr>
-            <w:color w:val="FF0000"/>
-            <w:spacing w:val="-6"/>
-            <w:sz w:val="25"/>
-          </w:rPr>
-          <w:t>AQlgorithm</w:t>
-        </w:r>
-        <w:proofErr w:type="spellEnd"/>
       </w:hyperlink>
+      <w:r>
+        <w:rPr>
+          <w:color w:val="FF0000"/>
+          <w:spacing w:val="-6"/>
+          <w:sz w:val="25"/>
+        </w:rPr>
+        <w:t xml:space="preserve"> Regression</w:t>
+      </w:r>
+    </w:p>
+    <w:p>
+      <w:pPr>
+        <w:pStyle w:val="ListParagraph"/>
+        <w:numPr>
+          <w:ilvl w:val="0"/>
+          <w:numId w:val="5"/>
+        </w:numPr>
+        <w:tabs>
+          <w:tab w:val="left" w:pos="978"/>
+          <w:tab w:val="left" w:leader="dot" w:pos="9574"/>
+        </w:tabs>
+        <w:spacing w:before="727"/>
+        <w:ind w:hanging="499"/>
+        <w:rPr>
+          <w:sz w:val="25"/>
+        </w:rPr>
+      </w:pPr>
+      <w:r>
+        <w:rPr>
+          <w:color w:val="FF0000"/>
+          <w:spacing w:val="-6"/>
+          <w:sz w:val="25"/>
+        </w:rPr>
+        <w:t xml:space="preserve">Decision Tree </w:t>
+      </w:r>
       <w:r>
         <w:rPr>
           <w:color w:val="FF0000"/>
@@ -8693,27 +8501,14 @@
         </w:rPr>
         <w:t xml:space="preserve"> </w:t>
       </w:r>
-      <w:proofErr w:type="gramStart"/>
       <w:r>
         <w:rPr>
           <w:spacing w:val="-4"/>
         </w:rPr>
-        <w:t>par</w:t>
-      </w:r>
-      <w:proofErr w:type="gramEnd"/>
-      <w:r>
-        <w:rPr>
-          <w:spacing w:val="-4"/>
-        </w:rPr>
-        <w:t xml:space="preserve">- </w:t>
-      </w:r>
-      <w:proofErr w:type="spellStart"/>
-      <w:r>
-        <w:t>ticular</w:t>
-      </w:r>
-      <w:proofErr w:type="spellEnd"/>
-      <w:r>
-        <w:t xml:space="preserve"> models.</w:t>
+        <w:t xml:space="preserve">par- </w:t>
+      </w:r>
+      <w:r>
+        <w:t>ticular models.</w:t>
       </w:r>
     </w:p>
     <w:p>
@@ -8933,16 +8728,8 @@
         <w:rPr>
           <w:w w:val="90"/>
         </w:rPr>
-        <w:t xml:space="preserve">The second contribution of this report consists of building an intuitive, easy-to-use and </w:t>
-      </w:r>
-      <w:proofErr w:type="gramStart"/>
-      <w:r>
-        <w:rPr>
-          <w:w w:val="90"/>
-        </w:rPr>
-        <w:t>user friendly</w:t>
-      </w:r>
-      <w:proofErr w:type="gramEnd"/>
+        <w:t>The second contribution of this report consists of building an intuitive, easy-to-use and user friendly</w:t>
+      </w:r>
       <w:r>
         <w:rPr>
           <w:spacing w:val="80"/>
@@ -9311,7 +9098,6 @@
         </w:rPr>
         <w:t xml:space="preserve"> </w:t>
       </w:r>
-      <w:proofErr w:type="spellStart"/>
       <w:r>
         <w:rPr>
           <w:rFonts w:ascii="Georgia"/>
@@ -9321,7 +9107,6 @@
         </w:rPr>
         <w:t>xyz</w:t>
       </w:r>
-      <w:proofErr w:type="spellEnd"/>
       <w:r>
         <w:rPr>
           <w:rFonts w:ascii="Georgia"/>
@@ -9659,29 +9444,13 @@
           <w:spacing w:val="-5"/>
         </w:rPr>
       </w:pPr>
-      <w:proofErr w:type="spellStart"/>
       <w:r>
         <w:rPr>
           <w:spacing w:val="-5"/>
         </w:rPr>
         <w:lastRenderedPageBreak/>
-        <w:t>Sanatate</w:t>
-      </w:r>
-      <w:proofErr w:type="spellEnd"/>
-      <w:r>
-        <w:rPr>
-          <w:spacing w:val="-5"/>
-        </w:rPr>
-        <w:t xml:space="preserve"> pe </w:t>
-      </w:r>
-      <w:proofErr w:type="spellStart"/>
-      <w:r>
-        <w:rPr>
-          <w:spacing w:val="-5"/>
-        </w:rPr>
-        <w:t>Sistem</w:t>
-      </w:r>
-      <w:proofErr w:type="spellEnd"/>
+        <w:t>Sanatate pe Sistem</w:t>
+      </w:r>
       <w:r>
         <w:tab/>
         <w:t>Project's</w:t>
@@ -10921,7 +10690,6 @@
         </w:rPr>
         <w:t xml:space="preserve"> </w:t>
       </w:r>
-      <w:proofErr w:type="gramStart"/>
       <w:r>
         <w:rPr>
           <w:spacing w:val="-2"/>
@@ -10940,7 +10708,6 @@
         </w:rPr>
         <w:t>(some)</w:t>
       </w:r>
-      <w:proofErr w:type="gramEnd"/>
       <w:r>
         <w:rPr>
           <w:spacing w:val="-10"/>
@@ -11480,14 +11247,12 @@
         </w:rPr>
         <w:t xml:space="preserve"> </w:t>
       </w:r>
-      <w:proofErr w:type="spellStart"/>
       <w:r>
         <w:rPr>
           <w:spacing w:val="-4"/>
         </w:rPr>
         <w:t>utilised</w:t>
       </w:r>
-      <w:proofErr w:type="spellEnd"/>
       <w:r>
         <w:rPr>
           <w:spacing w:val="-7"/>
@@ -11518,7 +11283,6 @@
         </w:rPr>
         <w:t xml:space="preserve"> </w:t>
       </w:r>
-      <w:proofErr w:type="gramStart"/>
       <w:r>
         <w:rPr>
           <w:spacing w:val="-4"/>
@@ -11549,7 +11313,6 @@
         </w:rPr>
         <w:t>to</w:t>
       </w:r>
-      <w:proofErr w:type="gramEnd"/>
       <w:r>
         <w:rPr>
           <w:spacing w:val="-7"/>
@@ -12601,19 +12364,11 @@
         </w:rPr>
         <w:t xml:space="preserve"> </w:t>
       </w:r>
-      <w:proofErr w:type="spellStart"/>
       <w:r>
         <w:rPr>
           <w:spacing w:val="-2"/>
         </w:rPr>
-        <w:t>psuedocode</w:t>
-      </w:r>
-      <w:proofErr w:type="spellEnd"/>
-      <w:r>
-        <w:rPr>
-          <w:spacing w:val="-2"/>
-        </w:rPr>
-        <w:t xml:space="preserve"> </w:t>
+        <w:t xml:space="preserve">psuedocode </w:t>
       </w:r>
       <w:r>
         <w:t>description</w:t>
@@ -12867,7 +12622,6 @@
         </w:rPr>
         <w:t xml:space="preserve"> </w:t>
       </w:r>
-      <w:proofErr w:type="gramStart"/>
       <w:r>
         <w:t>all</w:t>
       </w:r>
@@ -12880,7 +12634,6 @@
       <w:r>
         <w:t>of</w:t>
       </w:r>
-      <w:proofErr w:type="gramEnd"/>
       <w:r>
         <w:rPr>
           <w:spacing w:val="-12"/>
@@ -13461,14 +13214,12 @@
         </w:rPr>
         <w:t xml:space="preserve"> </w:t>
       </w:r>
-      <w:proofErr w:type="spellStart"/>
       <w:r>
         <w:rPr>
           <w:spacing w:val="-6"/>
         </w:rPr>
         <w:t>fiow</w:t>
       </w:r>
-      <w:proofErr w:type="spellEnd"/>
       <w:r>
         <w:rPr>
           <w:spacing w:val="-8"/>
@@ -13783,6 +13534,35 @@
     </w:p>
     <w:p>
       <w:pPr>
+        <w:pStyle w:val="Heading2"/>
+        <w:tabs>
+          <w:tab w:val="left" w:pos="872"/>
+        </w:tabs>
+        <w:ind w:left="153" w:firstLine="0"/>
+        <w:rPr>
+          <w:spacing w:val="-2"/>
+          <w:w w:val="105"/>
+        </w:rPr>
+      </w:pPr>
+    </w:p>
+    <w:p>
+      <w:pPr>
+        <w:pStyle w:val="Heading2"/>
+        <w:tabs>
+          <w:tab w:val="left" w:pos="872"/>
+        </w:tabs>
+        <w:ind w:left="153" w:firstLine="0"/>
+      </w:pPr>
+      <w:r>
+        <w:rPr>
+          <w:spacing w:val="-2"/>
+          <w:w w:val="105"/>
+        </w:rPr>
+        <w:t>Algoritmii folositi pentru clasificare</w:t>
+      </w:r>
+    </w:p>
+    <w:p>
+      <w:pPr>
         <w:pStyle w:val="NormalWeb"/>
         <w:ind w:left="153"/>
         <w:rPr>
@@ -13830,6 +13610,7 @@
         <w:ind w:left="153"/>
       </w:pPr>
       <w:r>
+        <w:lastRenderedPageBreak/>
         <w:t>Logistic regression is effective for binary classification tasks, providing clear interpretability of feature importance, which is valuable for understanding factors influencing the immune response to the flu vaccine.</w:t>
       </w:r>
     </w:p>
@@ -13846,106 +13627,73 @@
     <w:p>
       <w:pPr>
         <w:pStyle w:val="BodyText"/>
-        <w:spacing w:before="302"/>
-        <w:ind w:left="153"/>
-      </w:pPr>
-      <w:r>
-        <w:rPr>
-          <w:spacing w:val="-6"/>
-        </w:rPr>
-        <w:t>Give</w:t>
-      </w:r>
-      <w:r>
-        <w:rPr>
-          <w:spacing w:val="-7"/>
-        </w:rPr>
-        <w:t xml:space="preserve"> </w:t>
-      </w:r>
-      <w:r>
-        <w:rPr>
-          <w:spacing w:val="-6"/>
-        </w:rPr>
-        <w:t>details</w:t>
-      </w:r>
-      <w:r>
-        <w:rPr>
-          <w:spacing w:val="-7"/>
-        </w:rPr>
-        <w:t xml:space="preserve"> </w:t>
-      </w:r>
-      <w:r>
-        <w:rPr>
-          <w:spacing w:val="-6"/>
-        </w:rPr>
-        <w:t xml:space="preserve">about </w:t>
-      </w:r>
-      <w:proofErr w:type="gramStart"/>
-      <w:r>
-        <w:rPr>
-          <w:spacing w:val="-6"/>
-        </w:rPr>
-        <w:t>app's</w:t>
-      </w:r>
-      <w:proofErr w:type="gramEnd"/>
-      <w:r>
-        <w:rPr>
-          <w:spacing w:val="-7"/>
-        </w:rPr>
-        <w:t xml:space="preserve"> </w:t>
-      </w:r>
-      <w:r>
-        <w:rPr>
-          <w:spacing w:val="-6"/>
-        </w:rPr>
-        <w:t>implementations</w:t>
-      </w:r>
-      <w:r>
-        <w:rPr>
-          <w:spacing w:val="-7"/>
-        </w:rPr>
-        <w:t xml:space="preserve"> </w:t>
-      </w:r>
-      <w:r>
-        <w:rPr>
-          <w:spacing w:val="-6"/>
-        </w:rPr>
-        <w:t>(language, technologies,</w:t>
-      </w:r>
-      <w:r>
-        <w:rPr>
-          <w:spacing w:val="-7"/>
-        </w:rPr>
-        <w:t xml:space="preserve"> </w:t>
-      </w:r>
-      <w:r>
-        <w:rPr>
-          <w:spacing w:val="-6"/>
-        </w:rPr>
-        <w:t>frameworks,</w:t>
-      </w:r>
-      <w:r>
-        <w:rPr>
-          <w:spacing w:val="-7"/>
-        </w:rPr>
-        <w:t xml:space="preserve"> </w:t>
-      </w:r>
-      <w:r>
-        <w:rPr>
-          <w:spacing w:val="-6"/>
-        </w:rPr>
-        <w:t>special settings,</w:t>
-      </w:r>
-      <w:r>
-        <w:rPr>
-          <w:spacing w:val="-7"/>
-        </w:rPr>
-        <w:t xml:space="preserve"> </w:t>
-      </w:r>
-      <w:r>
-        <w:rPr>
-          <w:spacing w:val="-6"/>
-        </w:rPr>
-        <w:t>etc.)</w:t>
+        <w:rPr>
+          <w:sz w:val="28"/>
+          <w:szCs w:val="28"/>
+          <w:lang w:val="en-GB"/>
+        </w:rPr>
+      </w:pPr>
+      <w:r>
+        <w:rPr>
+          <w:b/>
+          <w:bCs/>
+          <w:sz w:val="28"/>
+          <w:szCs w:val="28"/>
+          <w:lang w:val="en-GB"/>
+        </w:rPr>
+        <w:t xml:space="preserve"> Decision Tree</w:t>
+      </w:r>
+    </w:p>
+    <w:p>
+      <w:pPr>
+        <w:pStyle w:val="BodyText"/>
+        <w:rPr>
+          <w:lang w:val="en-GB"/>
+        </w:rPr>
+      </w:pPr>
+      <w:r>
+        <w:rPr>
+          <w:lang w:val="en-GB"/>
+        </w:rPr>
+        <w:t xml:space="preserve">    </w:t>
+      </w:r>
+    </w:p>
+    <w:p>
+      <w:pPr>
+        <w:pStyle w:val="BodyText"/>
+        <w:ind w:firstLine="720"/>
+        <w:rPr>
+          <w:lang w:val="en-GB"/>
+        </w:rPr>
+      </w:pPr>
+      <w:r>
+        <w:rPr>
+          <w:lang w:val="en-GB"/>
+        </w:rPr>
+        <w:t>Arborele de decizie este un algoritm de clasificare și regresie care utilizează o structură de tip arbore pentru a lua decizii bazate pe caracteristicile de intrare. Fiecare nod din arbore reprezintă o întrebare sau o condiție asupra unei caracteristici, iar fiecare ramură reprezintă răspunsul (sau decizia) posibilă. Algoritmul împarte datele în subseturi la fiecare nod, până când ajunge la frunze, unde se atribuie o clasă finală sau o valoare de predicție.</w:t>
+      </w:r>
+    </w:p>
+    <w:p>
+      <w:pPr>
+        <w:pStyle w:val="BodyText"/>
+        <w:rPr>
+          <w:lang w:val="en-GB"/>
+        </w:rPr>
+      </w:pPr>
+    </w:p>
+    <w:p>
+      <w:pPr>
+        <w:pStyle w:val="BodyText"/>
+        <w:ind w:firstLine="153"/>
+        <w:rPr>
+          <w:lang w:val="en-GB"/>
+        </w:rPr>
+      </w:pPr>
+      <w:r>
+        <w:rPr>
+          <w:lang w:val="en-GB"/>
+        </w:rPr>
+        <w:t>Arborii de decizie sunt eficienți și ușor de interpretat, deoarece oferă explicații vizuale pentru clasificări. Aceștia sunt valoroși în proiectul nostru, deoarece permit identificarea factorilor principali care influențează răspunsul la vaccinul antigripal și ajută la dezvoltarea unui sistem de suport decizional în domeniul sănătății.</w:t>
       </w:r>
     </w:p>
     <w:p>
@@ -13958,10 +13706,2130 @@
     </w:p>
     <w:p>
       <w:pPr>
-        <w:pStyle w:val="BodyText"/>
-        <w:spacing w:before="2"/>
+        <w:pStyle w:val="Heading2"/>
+        <w:tabs>
+          <w:tab w:val="left" w:pos="872"/>
+        </w:tabs>
+        <w:ind w:left="153" w:firstLine="0"/>
+        <w:rPr>
+          <w:sz w:val="32"/>
+          <w:szCs w:val="32"/>
+        </w:rPr>
+      </w:pPr>
+      <w:r>
+        <w:rPr>
+          <w:spacing w:val="-2"/>
+          <w:w w:val="105"/>
+          <w:sz w:val="32"/>
+          <w:szCs w:val="32"/>
+        </w:rPr>
+        <w:t>Rezultatele obtinute</w:t>
+      </w:r>
+    </w:p>
+    <w:p>
+      <w:pPr>
+        <w:pStyle w:val="BodyText"/>
         <w:rPr>
           <w:sz w:val="22"/>
+        </w:rPr>
+      </w:pPr>
+    </w:p>
+    <w:p>
+      <w:pPr>
+        <w:pStyle w:val="BodyText"/>
+        <w:rPr>
+          <w:sz w:val="22"/>
+        </w:rPr>
+      </w:pPr>
+    </w:p>
+    <w:p>
+      <w:pPr>
+        <w:pStyle w:val="BodyText"/>
+        <w:ind w:firstLine="153"/>
+        <w:rPr>
+          <w:sz w:val="28"/>
+          <w:szCs w:val="28"/>
+          <w:lang w:val="en-GB"/>
+        </w:rPr>
+      </w:pPr>
+      <w:r>
+        <w:rPr>
+          <w:b/>
+          <w:bCs/>
+          <w:sz w:val="28"/>
+          <w:szCs w:val="28"/>
+          <w:lang w:val="en-GB"/>
+        </w:rPr>
+        <w:t>Logistic Regression pe 2 dataset-uri de mici dimensiuni:</w:t>
+      </w:r>
+    </w:p>
+    <w:p>
+      <w:pPr>
+        <w:pStyle w:val="BodyText"/>
+        <w:rPr>
+          <w:lang w:val="en-GB"/>
+        </w:rPr>
+      </w:pPr>
+    </w:p>
+    <w:p>
+      <w:pPr>
+        <w:pStyle w:val="BodyText"/>
+        <w:ind w:firstLine="153"/>
+        <w:rPr>
+          <w:lang w:val="en-GB"/>
+        </w:rPr>
+      </w:pPr>
+      <w:r>
+        <w:rPr>
+          <w:lang w:val="en-GB"/>
+        </w:rPr>
+        <w:t>Am aplicat Logistic Regression pentru a prezice un outcome ce poate fii low sau high, avănd 75 % train data si 25% test data. Am realizat o acuratete de 0.66 respectiv 0.7 pentru cele 2 dataset-uri.</w:t>
+      </w:r>
+    </w:p>
+    <w:p>
+      <w:pPr>
+        <w:pStyle w:val="BodyText"/>
+        <w:rPr>
+          <w:lang w:val="en-GB"/>
+        </w:rPr>
+      </w:pPr>
+      <w:r>
+        <w:rPr>
+          <w:lang w:val="en-GB"/>
+        </w:rPr>
+        <w:t xml:space="preserve">    </w:t>
+      </w:r>
+    </w:p>
+    <w:p>
+      <w:pPr>
+        <w:pStyle w:val="BodyText"/>
+        <w:ind w:firstLine="153"/>
+        <w:rPr>
+          <w:lang w:val="en-GB"/>
+        </w:rPr>
+      </w:pPr>
+      <w:r>
+        <w:rPr>
+          <w:lang w:val="en-GB"/>
+        </w:rPr>
+        <w:t>Am încercat de asemenea combinarea celor 2 dataset-uri pentru un număr mai mare de date, dar deoarece nu toți parametrii au fost identici, au fost excluși câțiva parametrii și am ajuns la o acuratete de 0.525.</w:t>
+      </w:r>
+    </w:p>
+    <w:p>
+      <w:pPr>
+        <w:pStyle w:val="BodyText"/>
+        <w:rPr>
+          <w:lang w:val="en-GB"/>
+        </w:rPr>
+      </w:pPr>
+      <w:r>
+        <w:rPr>
+          <w:lang w:val="en-GB"/>
+        </w:rPr>
+        <w:t> </w:t>
+      </w:r>
+    </w:p>
+    <w:p>
+      <w:pPr>
+        <w:pStyle w:val="BodyText"/>
+        <w:ind w:firstLine="153"/>
+        <w:rPr>
+          <w:lang w:val="en-GB"/>
+        </w:rPr>
+      </w:pPr>
+      <w:r>
+        <w:rPr>
+          <w:lang w:val="en-GB"/>
+        </w:rPr>
+        <w:t>Am afișat informați despre rezultatul obținut în fișier, cum ar fii acuratetea, raportul de clasificare si importanța fiecarui parametru.</w:t>
+      </w:r>
+    </w:p>
+    <w:p>
+      <w:pPr>
+        <w:pStyle w:val="BodyText"/>
+        <w:ind w:firstLine="153"/>
+        <w:rPr>
+          <w:lang w:val="en-GB"/>
+        </w:rPr>
+      </w:pPr>
+    </w:p>
+    <w:p>
+      <w:pPr>
+        <w:pStyle w:val="BodyText"/>
+        <w:ind w:firstLine="153"/>
+        <w:rPr>
+          <w:b/>
+          <w:bCs/>
+          <w:lang w:val="en-GB"/>
+        </w:rPr>
+      </w:pPr>
+      <w:r>
+        <w:rPr>
+          <w:b/>
+          <w:bCs/>
+          <w:lang w:val="en-GB"/>
+        </w:rPr>
+        <w:t>Data1:</w:t>
+      </w:r>
+    </w:p>
+    <w:p>
+      <w:pPr>
+        <w:pStyle w:val="BodyText"/>
+        <w:ind w:firstLine="153"/>
+        <w:rPr>
+          <w:lang w:val="en-GB"/>
+        </w:rPr>
+      </w:pPr>
+      <w:r>
+        <w:rPr>
+          <w:lang w:val="en-GB"/>
+        </w:rPr>
+        <w:t>Acuratețea modelului: 0.66</w:t>
+      </w:r>
+    </w:p>
+    <w:p>
+      <w:pPr>
+        <w:pStyle w:val="BodyText"/>
+        <w:ind w:firstLine="153"/>
+        <w:rPr>
+          <w:lang w:val="en-GB"/>
+        </w:rPr>
+      </w:pPr>
+    </w:p>
+    <w:p>
+      <w:pPr>
+        <w:pStyle w:val="BodyText"/>
+        <w:ind w:firstLine="153"/>
+        <w:rPr>
+          <w:lang w:val="en-GB"/>
+        </w:rPr>
+      </w:pPr>
+      <w:r>
+        <w:rPr>
+          <w:lang w:val="en-GB"/>
+        </w:rPr>
+        <w:t>Raport de clasificare:</w:t>
+      </w:r>
+    </w:p>
+    <w:p>
+      <w:pPr>
+        <w:pStyle w:val="BodyText"/>
+        <w:ind w:firstLine="153"/>
+        <w:rPr>
+          <w:lang w:val="en-GB"/>
+        </w:rPr>
+      </w:pPr>
+      <w:r>
+        <w:rPr>
+          <w:lang w:val="en-GB"/>
+        </w:rPr>
+        <w:t xml:space="preserve">              precision    recall  f1-score   support</w:t>
+      </w:r>
+    </w:p>
+    <w:p>
+      <w:pPr>
+        <w:pStyle w:val="BodyText"/>
+        <w:ind w:firstLine="153"/>
+        <w:rPr>
+          <w:lang w:val="en-GB"/>
+        </w:rPr>
+      </w:pPr>
+    </w:p>
+    <w:p>
+      <w:pPr>
+        <w:pStyle w:val="BodyText"/>
+        <w:ind w:firstLine="153"/>
+        <w:rPr>
+          <w:lang w:val="en-GB"/>
+        </w:rPr>
+      </w:pPr>
+      <w:r>
+        <w:rPr>
+          <w:lang w:val="en-GB"/>
+        </w:rPr>
+        <w:t xml:space="preserve">        high       0.33      0.25      0.29         4</w:t>
+      </w:r>
+    </w:p>
+    <w:p>
+      <w:pPr>
+        <w:pStyle w:val="BodyText"/>
+        <w:ind w:firstLine="153"/>
+        <w:rPr>
+          <w:lang w:val="en-GB"/>
+        </w:rPr>
+      </w:pPr>
+      <w:r>
+        <w:rPr>
+          <w:lang w:val="en-GB"/>
+        </w:rPr>
+        <w:t xml:space="preserve">         low       0.75      0.82      0.78        11</w:t>
+      </w:r>
+    </w:p>
+    <w:p>
+      <w:pPr>
+        <w:pStyle w:val="BodyText"/>
+        <w:ind w:firstLine="153"/>
+        <w:rPr>
+          <w:lang w:val="en-GB"/>
+        </w:rPr>
+      </w:pPr>
+    </w:p>
+    <w:p>
+      <w:pPr>
+        <w:pStyle w:val="BodyText"/>
+        <w:ind w:firstLine="153"/>
+        <w:rPr>
+          <w:lang w:val="en-GB"/>
+        </w:rPr>
+      </w:pPr>
+      <w:r>
+        <w:rPr>
+          <w:lang w:val="en-GB"/>
+        </w:rPr>
+        <w:t xml:space="preserve">    accuracy                          </w:t>
+      </w:r>
+      <w:r>
+        <w:rPr>
+          <w:lang w:val="en-GB"/>
+        </w:rPr>
+        <w:t xml:space="preserve">   </w:t>
+      </w:r>
+      <w:r>
+        <w:rPr>
+          <w:lang w:val="en-GB"/>
+        </w:rPr>
+        <w:t xml:space="preserve"> 0.67        15</w:t>
+      </w:r>
+    </w:p>
+    <w:p>
+      <w:pPr>
+        <w:pStyle w:val="BodyText"/>
+        <w:ind w:firstLine="153"/>
+        <w:rPr>
+          <w:lang w:val="en-GB"/>
+        </w:rPr>
+      </w:pPr>
+      <w:r>
+        <w:rPr>
+          <w:lang w:val="en-GB"/>
+        </w:rPr>
+        <w:t xml:space="preserve">   macro avg       0.54      0.53      0.53        15</w:t>
+      </w:r>
+    </w:p>
+    <w:p>
+      <w:pPr>
+        <w:pStyle w:val="BodyText"/>
+        <w:ind w:firstLine="153"/>
+        <w:rPr>
+          <w:lang w:val="en-GB"/>
+        </w:rPr>
+      </w:pPr>
+      <w:r>
+        <w:rPr>
+          <w:lang w:val="en-GB"/>
+        </w:rPr>
+        <w:t>weighted avg       0.64      0.67      0.65        15</w:t>
+      </w:r>
+    </w:p>
+    <w:p>
+      <w:pPr>
+        <w:pStyle w:val="BodyText"/>
+        <w:ind w:firstLine="153"/>
+        <w:rPr>
+          <w:lang w:val="en-GB"/>
+        </w:rPr>
+      </w:pPr>
+      <w:r>
+        <w:rPr>
+          <w:noProof/>
+          <w:lang w:val="en-GB"/>
+        </w:rPr>
+        <w:lastRenderedPageBreak/>
+        <w:drawing>
+          <wp:inline distT="0" distB="0" distL="0" distR="0" wp14:anchorId="71706F5A" wp14:editId="464B1E0F">
+            <wp:extent cx="6096000" cy="4572000"/>
+            <wp:effectExtent l="0" t="0" r="0" b="0"/>
+            <wp:docPr id="26944090" name="Picture 1" descr="A graph with a green line and red line&#10;&#10;Description automatically generated"/>
+            <wp:cNvGraphicFramePr>
+              <a:graphicFrameLocks xmlns:a="http://schemas.openxmlformats.org/drawingml/2006/main" noChangeAspect="1"/>
+            </wp:cNvGraphicFramePr>
+            <a:graphic xmlns:a="http://schemas.openxmlformats.org/drawingml/2006/main">
+              <a:graphicData uri="http://schemas.openxmlformats.org/drawingml/2006/picture">
+                <pic:pic xmlns:pic="http://schemas.openxmlformats.org/drawingml/2006/picture">
+                  <pic:nvPicPr>
+                    <pic:cNvPr id="26944090" name="Picture 1" descr="A graph with a green line and red line&#10;&#10;Description automatically generated"/>
+                    <pic:cNvPicPr/>
+                  </pic:nvPicPr>
+                  <pic:blipFill>
+                    <a:blip r:embed="rId12"/>
+                    <a:stretch>
+                      <a:fillRect/>
+                    </a:stretch>
+                  </pic:blipFill>
+                  <pic:spPr>
+                    <a:xfrm>
+                      <a:off x="0" y="0"/>
+                      <a:ext cx="6096000" cy="4572000"/>
+                    </a:xfrm>
+                    <a:prstGeom prst="rect">
+                      <a:avLst/>
+                    </a:prstGeom>
+                  </pic:spPr>
+                </pic:pic>
+              </a:graphicData>
+            </a:graphic>
+          </wp:inline>
+        </w:drawing>
+      </w:r>
+    </w:p>
+    <w:p>
+      <w:pPr>
+        <w:pStyle w:val="BodyText"/>
+        <w:ind w:firstLine="153"/>
+        <w:rPr>
+          <w:b/>
+          <w:bCs/>
+          <w:lang w:val="en-GB"/>
+        </w:rPr>
+      </w:pPr>
+      <w:r>
+        <w:rPr>
+          <w:b/>
+          <w:bCs/>
+          <w:lang w:val="en-GB"/>
+        </w:rPr>
+        <w:t>Data2:</w:t>
+      </w:r>
+    </w:p>
+    <w:p>
+      <w:pPr>
+        <w:pStyle w:val="BodyText"/>
+        <w:ind w:firstLine="153"/>
+        <w:rPr>
+          <w:lang w:val="en-GB"/>
+        </w:rPr>
+      </w:pPr>
+      <w:r>
+        <w:rPr>
+          <w:lang w:val="en-GB"/>
+        </w:rPr>
+        <w:t>Acuratețea modelului: 0.7</w:t>
+      </w:r>
+    </w:p>
+    <w:p>
+      <w:pPr>
+        <w:pStyle w:val="BodyText"/>
+        <w:ind w:firstLine="153"/>
+        <w:rPr>
+          <w:lang w:val="en-GB"/>
+        </w:rPr>
+      </w:pPr>
+    </w:p>
+    <w:p>
+      <w:pPr>
+        <w:pStyle w:val="BodyText"/>
+        <w:ind w:firstLine="153"/>
+        <w:rPr>
+          <w:lang w:val="en-GB"/>
+        </w:rPr>
+      </w:pPr>
+      <w:r>
+        <w:rPr>
+          <w:lang w:val="en-GB"/>
+        </w:rPr>
+        <w:t>Raport de clasificare:</w:t>
+      </w:r>
+    </w:p>
+    <w:p>
+      <w:pPr>
+        <w:pStyle w:val="BodyText"/>
+        <w:ind w:firstLine="153"/>
+        <w:rPr>
+          <w:lang w:val="en-GB"/>
+        </w:rPr>
+      </w:pPr>
+      <w:r>
+        <w:rPr>
+          <w:lang w:val="en-GB"/>
+        </w:rPr>
+        <w:t xml:space="preserve">              precision    recall  f1-score   support</w:t>
+      </w:r>
+    </w:p>
+    <w:p>
+      <w:pPr>
+        <w:pStyle w:val="BodyText"/>
+        <w:ind w:firstLine="153"/>
+        <w:rPr>
+          <w:lang w:val="en-GB"/>
+        </w:rPr>
+      </w:pPr>
+    </w:p>
+    <w:p>
+      <w:pPr>
+        <w:pStyle w:val="BodyText"/>
+        <w:ind w:firstLine="153"/>
+        <w:rPr>
+          <w:lang w:val="en-GB"/>
+        </w:rPr>
+      </w:pPr>
+      <w:r>
+        <w:rPr>
+          <w:lang w:val="en-GB"/>
+        </w:rPr>
+        <w:t xml:space="preserve">        high       0.50      0.33      0.40         3</w:t>
+      </w:r>
+    </w:p>
+    <w:p>
+      <w:pPr>
+        <w:pStyle w:val="BodyText"/>
+        <w:ind w:firstLine="153"/>
+        <w:rPr>
+          <w:lang w:val="en-GB"/>
+        </w:rPr>
+      </w:pPr>
+      <w:r>
+        <w:rPr>
+          <w:lang w:val="en-GB"/>
+        </w:rPr>
+        <w:t xml:space="preserve">         low       0.75      0.86      0.80         7</w:t>
+      </w:r>
+    </w:p>
+    <w:p>
+      <w:pPr>
+        <w:pStyle w:val="BodyText"/>
+        <w:ind w:firstLine="153"/>
+        <w:rPr>
+          <w:lang w:val="en-GB"/>
+        </w:rPr>
+      </w:pPr>
+    </w:p>
+    <w:p>
+      <w:pPr>
+        <w:pStyle w:val="BodyText"/>
+        <w:ind w:firstLine="153"/>
+        <w:rPr>
+          <w:lang w:val="en-GB"/>
+        </w:rPr>
+      </w:pPr>
+      <w:r>
+        <w:rPr>
+          <w:lang w:val="en-GB"/>
+        </w:rPr>
+        <w:t xml:space="preserve">    accuracy                         </w:t>
+      </w:r>
+      <w:r>
+        <w:rPr>
+          <w:lang w:val="en-GB"/>
+        </w:rPr>
+        <w:t xml:space="preserve">  </w:t>
+      </w:r>
+      <w:r>
+        <w:rPr>
+          <w:lang w:val="en-GB"/>
+        </w:rPr>
+        <w:t xml:space="preserve">  0.70        10</w:t>
+      </w:r>
+    </w:p>
+    <w:p>
+      <w:pPr>
+        <w:pStyle w:val="BodyText"/>
+        <w:ind w:firstLine="153"/>
+        <w:rPr>
+          <w:lang w:val="en-GB"/>
+        </w:rPr>
+      </w:pPr>
+      <w:r>
+        <w:rPr>
+          <w:lang w:val="en-GB"/>
+        </w:rPr>
+        <w:t xml:space="preserve">   macro avg       0.62      0.60      0.60        10</w:t>
+      </w:r>
+    </w:p>
+    <w:p>
+      <w:pPr>
+        <w:pStyle w:val="BodyText"/>
+        <w:ind w:firstLine="153"/>
+        <w:rPr>
+          <w:lang w:val="en-GB"/>
+        </w:rPr>
+      </w:pPr>
+      <w:r>
+        <w:rPr>
+          <w:lang w:val="en-GB"/>
+        </w:rPr>
+        <w:t>weighted avg       0.68      0.70      0.68        10</w:t>
+      </w:r>
+    </w:p>
+    <w:p>
+      <w:pPr>
+        <w:pStyle w:val="BodyText"/>
+        <w:ind w:firstLine="153"/>
+        <w:rPr>
+          <w:lang w:val="en-GB"/>
+        </w:rPr>
+      </w:pPr>
+    </w:p>
+    <w:p>
+      <w:pPr>
+        <w:pStyle w:val="BodyText"/>
+        <w:ind w:firstLine="153"/>
+        <w:rPr>
+          <w:lang w:val="en-GB"/>
+        </w:rPr>
+      </w:pPr>
+      <w:r>
+        <w:rPr>
+          <w:noProof/>
+          <w:lang w:val="en-GB"/>
+        </w:rPr>
+        <w:lastRenderedPageBreak/>
+        <w:drawing>
+          <wp:inline distT="0" distB="0" distL="0" distR="0" wp14:anchorId="4B3803E4" wp14:editId="1CEA3673">
+            <wp:extent cx="6096000" cy="4572000"/>
+            <wp:effectExtent l="0" t="0" r="0" b="0"/>
+            <wp:docPr id="343340414" name="Picture 1" descr="A graph with green and red lines&#10;&#10;Description automatically generated"/>
+            <wp:cNvGraphicFramePr>
+              <a:graphicFrameLocks xmlns:a="http://schemas.openxmlformats.org/drawingml/2006/main" noChangeAspect="1"/>
+            </wp:cNvGraphicFramePr>
+            <a:graphic xmlns:a="http://schemas.openxmlformats.org/drawingml/2006/main">
+              <a:graphicData uri="http://schemas.openxmlformats.org/drawingml/2006/picture">
+                <pic:pic xmlns:pic="http://schemas.openxmlformats.org/drawingml/2006/picture">
+                  <pic:nvPicPr>
+                    <pic:cNvPr id="343340414" name="Picture 1" descr="A graph with green and red lines&#10;&#10;Description automatically generated"/>
+                    <pic:cNvPicPr/>
+                  </pic:nvPicPr>
+                  <pic:blipFill>
+                    <a:blip r:embed="rId13"/>
+                    <a:stretch>
+                      <a:fillRect/>
+                    </a:stretch>
+                  </pic:blipFill>
+                  <pic:spPr>
+                    <a:xfrm>
+                      <a:off x="0" y="0"/>
+                      <a:ext cx="6096000" cy="4572000"/>
+                    </a:xfrm>
+                    <a:prstGeom prst="rect">
+                      <a:avLst/>
+                    </a:prstGeom>
+                  </pic:spPr>
+                </pic:pic>
+              </a:graphicData>
+            </a:graphic>
+          </wp:inline>
+        </w:drawing>
+      </w:r>
+    </w:p>
+    <w:p>
+      <w:pPr>
+        <w:pStyle w:val="BodyText"/>
+        <w:ind w:firstLine="153"/>
+        <w:rPr>
+          <w:lang w:val="en-GB"/>
+        </w:rPr>
+      </w:pPr>
+    </w:p>
+    <w:p>
+      <w:pPr>
+        <w:pStyle w:val="BodyText"/>
+        <w:ind w:firstLine="153"/>
+        <w:rPr>
+          <w:b/>
+          <w:bCs/>
+          <w:lang w:val="en-GB"/>
+        </w:rPr>
+      </w:pPr>
+      <w:r>
+        <w:rPr>
+          <w:b/>
+          <w:bCs/>
+          <w:lang w:val="en-GB"/>
+        </w:rPr>
+        <w:t>Data1+Data2:</w:t>
+      </w:r>
+    </w:p>
+    <w:p>
+      <w:pPr>
+        <w:pStyle w:val="BodyText"/>
+        <w:ind w:firstLine="153"/>
+        <w:rPr>
+          <w:lang w:val="en-GB"/>
+        </w:rPr>
+      </w:pPr>
+      <w:r>
+        <w:rPr>
+          <w:lang w:val="en-GB"/>
+        </w:rPr>
+        <w:t>Acuratețea modelului: 0.52</w:t>
+      </w:r>
+    </w:p>
+    <w:p>
+      <w:pPr>
+        <w:pStyle w:val="BodyText"/>
+        <w:ind w:firstLine="153"/>
+        <w:rPr>
+          <w:lang w:val="en-GB"/>
+        </w:rPr>
+      </w:pPr>
+    </w:p>
+    <w:p>
+      <w:pPr>
+        <w:pStyle w:val="BodyText"/>
+        <w:ind w:firstLine="153"/>
+        <w:rPr>
+          <w:lang w:val="en-GB"/>
+        </w:rPr>
+      </w:pPr>
+      <w:r>
+        <w:rPr>
+          <w:lang w:val="en-GB"/>
+        </w:rPr>
+        <w:t>Raport de clasificare:</w:t>
+      </w:r>
+    </w:p>
+    <w:p>
+      <w:pPr>
+        <w:pStyle w:val="BodyText"/>
+        <w:ind w:firstLine="153"/>
+        <w:rPr>
+          <w:lang w:val="en-GB"/>
+        </w:rPr>
+      </w:pPr>
+      <w:r>
+        <w:rPr>
+          <w:lang w:val="en-GB"/>
+        </w:rPr>
+        <w:t xml:space="preserve">              precision    recall  f1-score   support</w:t>
+      </w:r>
+    </w:p>
+    <w:p>
+      <w:pPr>
+        <w:pStyle w:val="BodyText"/>
+        <w:ind w:firstLine="153"/>
+        <w:rPr>
+          <w:lang w:val="en-GB"/>
+        </w:rPr>
+      </w:pPr>
+    </w:p>
+    <w:p>
+      <w:pPr>
+        <w:pStyle w:val="BodyText"/>
+        <w:ind w:firstLine="153"/>
+        <w:rPr>
+          <w:lang w:val="en-GB"/>
+        </w:rPr>
+      </w:pPr>
+      <w:r>
+        <w:rPr>
+          <w:lang w:val="en-GB"/>
+        </w:rPr>
+        <w:t xml:space="preserve">        high       0.00      0.00      0.00        12</w:t>
+      </w:r>
+    </w:p>
+    <w:p>
+      <w:pPr>
+        <w:pStyle w:val="BodyText"/>
+        <w:ind w:firstLine="153"/>
+        <w:rPr>
+          <w:lang w:val="en-GB"/>
+        </w:rPr>
+      </w:pPr>
+      <w:r>
+        <w:rPr>
+          <w:lang w:val="en-GB"/>
+        </w:rPr>
+        <w:t xml:space="preserve">         low       0.64      0.75      0.69        28</w:t>
+      </w:r>
+    </w:p>
+    <w:p>
+      <w:pPr>
+        <w:pStyle w:val="BodyText"/>
+        <w:ind w:firstLine="153"/>
+        <w:rPr>
+          <w:lang w:val="en-GB"/>
+        </w:rPr>
+      </w:pPr>
+    </w:p>
+    <w:p>
+      <w:pPr>
+        <w:pStyle w:val="BodyText"/>
+        <w:ind w:firstLine="153"/>
+        <w:rPr>
+          <w:lang w:val="en-GB"/>
+        </w:rPr>
+      </w:pPr>
+      <w:r>
+        <w:rPr>
+          <w:lang w:val="en-GB"/>
+        </w:rPr>
+        <w:t xml:space="preserve">    accuracy                          </w:t>
+      </w:r>
+      <w:r>
+        <w:rPr>
+          <w:lang w:val="en-GB"/>
+        </w:rPr>
+        <w:t xml:space="preserve">   </w:t>
+      </w:r>
+      <w:r>
+        <w:rPr>
+          <w:lang w:val="en-GB"/>
+        </w:rPr>
+        <w:t xml:space="preserve"> 0.53        40</w:t>
+      </w:r>
+    </w:p>
+    <w:p>
+      <w:pPr>
+        <w:pStyle w:val="BodyText"/>
+        <w:ind w:firstLine="153"/>
+        <w:rPr>
+          <w:lang w:val="en-GB"/>
+        </w:rPr>
+      </w:pPr>
+      <w:r>
+        <w:rPr>
+          <w:lang w:val="en-GB"/>
+        </w:rPr>
+        <w:t xml:space="preserve">   macro avg       0.32      0.38      0.34        40</w:t>
+      </w:r>
+    </w:p>
+    <w:p>
+      <w:pPr>
+        <w:pStyle w:val="BodyText"/>
+        <w:ind w:firstLine="153"/>
+        <w:rPr>
+          <w:lang w:val="en-GB"/>
+        </w:rPr>
+      </w:pPr>
+      <w:r>
+        <w:rPr>
+          <w:lang w:val="en-GB"/>
+        </w:rPr>
+        <w:t>weighted avg       0.45      0.53      0.48        40</w:t>
+      </w:r>
+    </w:p>
+    <w:p>
+      <w:pPr>
+        <w:pStyle w:val="BodyText"/>
+        <w:ind w:firstLine="153"/>
+        <w:rPr>
+          <w:lang w:val="en-GB"/>
+        </w:rPr>
+      </w:pPr>
+    </w:p>
+    <w:p>
+      <w:pPr>
+        <w:pStyle w:val="BodyText"/>
+        <w:ind w:firstLine="153"/>
+        <w:rPr>
+          <w:lang w:val="en-GB"/>
+        </w:rPr>
+      </w:pPr>
+      <w:r>
+        <w:rPr>
+          <w:noProof/>
+          <w:lang w:val="en-GB"/>
+        </w:rPr>
+        <w:lastRenderedPageBreak/>
+        <w:drawing>
+          <wp:inline distT="0" distB="0" distL="0" distR="0" wp14:anchorId="67202F2A" wp14:editId="172CC9B8">
+            <wp:extent cx="6096000" cy="4572000"/>
+            <wp:effectExtent l="0" t="0" r="0" b="0"/>
+            <wp:docPr id="904682810" name="Picture 1" descr="A graph with red and green lines&#10;&#10;Description automatically generated"/>
+            <wp:cNvGraphicFramePr>
+              <a:graphicFrameLocks xmlns:a="http://schemas.openxmlformats.org/drawingml/2006/main" noChangeAspect="1"/>
+            </wp:cNvGraphicFramePr>
+            <a:graphic xmlns:a="http://schemas.openxmlformats.org/drawingml/2006/main">
+              <a:graphicData uri="http://schemas.openxmlformats.org/drawingml/2006/picture">
+                <pic:pic xmlns:pic="http://schemas.openxmlformats.org/drawingml/2006/picture">
+                  <pic:nvPicPr>
+                    <pic:cNvPr id="904682810" name="Picture 1" descr="A graph with red and green lines&#10;&#10;Description automatically generated"/>
+                    <pic:cNvPicPr/>
+                  </pic:nvPicPr>
+                  <pic:blipFill>
+                    <a:blip r:embed="rId14"/>
+                    <a:stretch>
+                      <a:fillRect/>
+                    </a:stretch>
+                  </pic:blipFill>
+                  <pic:spPr>
+                    <a:xfrm>
+                      <a:off x="0" y="0"/>
+                      <a:ext cx="6096000" cy="4572000"/>
+                    </a:xfrm>
+                    <a:prstGeom prst="rect">
+                      <a:avLst/>
+                    </a:prstGeom>
+                  </pic:spPr>
+                </pic:pic>
+              </a:graphicData>
+            </a:graphic>
+          </wp:inline>
+        </w:drawing>
+      </w:r>
+    </w:p>
+    <w:p>
+      <w:pPr>
+        <w:pStyle w:val="BodyText"/>
+        <w:ind w:firstLine="153"/>
+        <w:rPr>
+          <w:lang w:val="en-GB"/>
+        </w:rPr>
+      </w:pPr>
+    </w:p>
+    <w:p>
+      <w:pPr>
+        <w:pStyle w:val="BodyText"/>
+        <w:ind w:firstLine="153"/>
+        <w:rPr>
+          <w:b/>
+          <w:bCs/>
+          <w:sz w:val="28"/>
+          <w:szCs w:val="28"/>
+          <w:lang w:val="en-GB"/>
+        </w:rPr>
+      </w:pPr>
+      <w:r>
+        <w:rPr>
+          <w:b/>
+          <w:bCs/>
+          <w:sz w:val="28"/>
+          <w:szCs w:val="28"/>
+          <w:lang w:val="en-GB"/>
+        </w:rPr>
+        <w:t xml:space="preserve">Decision Tree </w:t>
+      </w:r>
+      <w:r>
+        <w:rPr>
+          <w:b/>
+          <w:bCs/>
+          <w:sz w:val="28"/>
+          <w:szCs w:val="28"/>
+          <w:lang w:val="en-GB"/>
+        </w:rPr>
+        <w:t>pe 2 dataset-uri de mici dimensiuni:</w:t>
+      </w:r>
+    </w:p>
+    <w:p>
+      <w:pPr>
+        <w:pStyle w:val="BodyText"/>
+        <w:ind w:firstLine="153"/>
+        <w:rPr>
+          <w:lang w:val="en-GB"/>
+        </w:rPr>
+      </w:pPr>
+      <w:r>
+        <w:rPr>
+          <w:b/>
+          <w:bCs/>
+          <w:lang w:val="en-GB"/>
+        </w:rPr>
+        <w:tab/>
+      </w:r>
+    </w:p>
+    <w:p>
+      <w:pPr>
+        <w:pStyle w:val="BodyText"/>
+        <w:ind w:firstLine="153"/>
+        <w:rPr>
+          <w:lang w:val="en-GB"/>
+        </w:rPr>
+      </w:pPr>
+      <w:r>
+        <w:rPr>
+          <w:lang w:val="en-GB"/>
+        </w:rPr>
+        <w:tab/>
+      </w:r>
+      <w:r>
+        <w:rPr>
+          <w:lang w:val="en-GB"/>
+        </w:rPr>
+        <w:t xml:space="preserve">Am aplicat </w:t>
+      </w:r>
+      <w:r>
+        <w:rPr>
+          <w:lang w:val="en-GB"/>
+        </w:rPr>
+        <w:t>Decision Tree</w:t>
+      </w:r>
+      <w:r>
+        <w:rPr>
+          <w:lang w:val="en-GB"/>
+        </w:rPr>
+        <w:t xml:space="preserve"> pentru a prezice un outcome ce poate fii low sau high, avănd </w:t>
+      </w:r>
+      <w:r>
+        <w:rPr>
+          <w:lang w:val="en-GB"/>
+        </w:rPr>
+        <w:t xml:space="preserve"> aceleasi date folosite anterior</w:t>
+      </w:r>
+      <w:r>
+        <w:rPr>
+          <w:lang w:val="en-GB"/>
+        </w:rPr>
+        <w:t>. Am realizat o acuratete de 0.</w:t>
+      </w:r>
+      <w:r>
+        <w:rPr>
+          <w:lang w:val="en-GB"/>
+        </w:rPr>
+        <w:t>8</w:t>
+      </w:r>
+      <w:r>
+        <w:rPr>
+          <w:lang w:val="en-GB"/>
+        </w:rPr>
+        <w:t xml:space="preserve"> respectiv 0.7 pentru cele 2 dataset-uri.</w:t>
+      </w:r>
+    </w:p>
+    <w:p>
+      <w:pPr>
+        <w:pStyle w:val="BodyText"/>
+        <w:rPr>
+          <w:lang w:val="en-GB"/>
+        </w:rPr>
+      </w:pPr>
+      <w:r>
+        <w:rPr>
+          <w:lang w:val="en-GB"/>
+        </w:rPr>
+        <w:t>     </w:t>
+      </w:r>
+    </w:p>
+    <w:p>
+      <w:pPr>
+        <w:pStyle w:val="BodyText"/>
+        <w:ind w:firstLine="153"/>
+        <w:rPr>
+          <w:lang w:val="en-GB"/>
+        </w:rPr>
+      </w:pPr>
+      <w:r>
+        <w:rPr>
+          <w:lang w:val="en-GB"/>
+        </w:rPr>
+        <w:t>Am afișat informați despre rezultatul obținut în fișier, cum ar fii acuratetea, raportul de clasificare si importanța fiecarui parametru.</w:t>
+      </w:r>
+    </w:p>
+    <w:p>
+      <w:pPr>
+        <w:pStyle w:val="BodyText"/>
+        <w:ind w:firstLine="153"/>
+        <w:rPr>
+          <w:lang w:val="en-GB"/>
+        </w:rPr>
+      </w:pPr>
+    </w:p>
+    <w:p>
+      <w:pPr>
+        <w:pStyle w:val="BodyText"/>
+        <w:ind w:firstLine="153"/>
+        <w:rPr>
+          <w:b/>
+          <w:bCs/>
+          <w:lang w:val="en-GB"/>
+        </w:rPr>
+      </w:pPr>
+      <w:r>
+        <w:rPr>
+          <w:b/>
+          <w:bCs/>
+          <w:lang w:val="en-GB"/>
+        </w:rPr>
+        <w:t>Data1:</w:t>
+      </w:r>
+    </w:p>
+    <w:p>
+      <w:pPr>
+        <w:pStyle w:val="BodyText"/>
+        <w:ind w:firstLine="153"/>
+        <w:rPr>
+          <w:lang w:val="en-GB"/>
+        </w:rPr>
+      </w:pPr>
+      <w:r>
+        <w:rPr>
+          <w:lang w:val="en-GB"/>
+        </w:rPr>
+        <w:t>Acuratețea modelului: 0.8</w:t>
+      </w:r>
+    </w:p>
+    <w:p>
+      <w:pPr>
+        <w:pStyle w:val="BodyText"/>
+        <w:ind w:firstLine="153"/>
+        <w:rPr>
+          <w:lang w:val="en-GB"/>
+        </w:rPr>
+      </w:pPr>
+    </w:p>
+    <w:p>
+      <w:pPr>
+        <w:pStyle w:val="BodyText"/>
+        <w:ind w:firstLine="153"/>
+        <w:rPr>
+          <w:lang w:val="en-GB"/>
+        </w:rPr>
+      </w:pPr>
+      <w:r>
+        <w:rPr>
+          <w:lang w:val="en-GB"/>
+        </w:rPr>
+        <w:t>Raport de clasificare:</w:t>
+      </w:r>
+    </w:p>
+    <w:p>
+      <w:pPr>
+        <w:pStyle w:val="BodyText"/>
+        <w:ind w:firstLine="153"/>
+        <w:rPr>
+          <w:lang w:val="en-GB"/>
+        </w:rPr>
+      </w:pPr>
+      <w:r>
+        <w:rPr>
+          <w:lang w:val="en-GB"/>
+        </w:rPr>
+        <w:t xml:space="preserve">              precision    recall  f1-score   support</w:t>
+      </w:r>
+    </w:p>
+    <w:p>
+      <w:pPr>
+        <w:pStyle w:val="BodyText"/>
+        <w:ind w:firstLine="153"/>
+        <w:rPr>
+          <w:lang w:val="en-GB"/>
+        </w:rPr>
+      </w:pPr>
+    </w:p>
+    <w:p>
+      <w:pPr>
+        <w:pStyle w:val="BodyText"/>
+        <w:ind w:firstLine="153"/>
+        <w:rPr>
+          <w:lang w:val="en-GB"/>
+        </w:rPr>
+      </w:pPr>
+      <w:r>
+        <w:rPr>
+          <w:lang w:val="en-GB"/>
+        </w:rPr>
+        <w:t xml:space="preserve">        high       0.57      1.00      0.73         4</w:t>
+      </w:r>
+    </w:p>
+    <w:p>
+      <w:pPr>
+        <w:pStyle w:val="BodyText"/>
+        <w:ind w:firstLine="153"/>
+        <w:rPr>
+          <w:lang w:val="en-GB"/>
+        </w:rPr>
+      </w:pPr>
+      <w:r>
+        <w:rPr>
+          <w:lang w:val="en-GB"/>
+        </w:rPr>
+        <w:t xml:space="preserve">         low       1.00      0.73      0.84        11</w:t>
+      </w:r>
+    </w:p>
+    <w:p>
+      <w:pPr>
+        <w:pStyle w:val="BodyText"/>
+        <w:ind w:firstLine="153"/>
+        <w:rPr>
+          <w:lang w:val="en-GB"/>
+        </w:rPr>
+      </w:pPr>
+    </w:p>
+    <w:p>
+      <w:pPr>
+        <w:pStyle w:val="BodyText"/>
+        <w:ind w:firstLine="153"/>
+        <w:rPr>
+          <w:lang w:val="en-GB"/>
+        </w:rPr>
+      </w:pPr>
+      <w:r>
+        <w:rPr>
+          <w:lang w:val="en-GB"/>
+        </w:rPr>
+        <w:t xml:space="preserve">    accuracy                          </w:t>
+      </w:r>
+      <w:r>
+        <w:rPr>
+          <w:lang w:val="en-GB"/>
+        </w:rPr>
+        <w:t xml:space="preserve">   </w:t>
+      </w:r>
+      <w:r>
+        <w:rPr>
+          <w:lang w:val="en-GB"/>
+        </w:rPr>
+        <w:t xml:space="preserve"> 0.80        15</w:t>
+      </w:r>
+    </w:p>
+    <w:p>
+      <w:pPr>
+        <w:pStyle w:val="BodyText"/>
+        <w:ind w:firstLine="153"/>
+        <w:rPr>
+          <w:lang w:val="en-GB"/>
+        </w:rPr>
+      </w:pPr>
+      <w:r>
+        <w:rPr>
+          <w:lang w:val="en-GB"/>
+        </w:rPr>
+        <w:t xml:space="preserve">   macro avg       0.79      0.86      0.78        15</w:t>
+      </w:r>
+    </w:p>
+    <w:p>
+      <w:pPr>
+        <w:pStyle w:val="BodyText"/>
+        <w:ind w:firstLine="153"/>
+        <w:rPr>
+          <w:lang w:val="en-GB"/>
+        </w:rPr>
+      </w:pPr>
+      <w:r>
+        <w:rPr>
+          <w:lang w:val="en-GB"/>
+        </w:rPr>
+        <w:t>weighted avg       0.89      0.80      0.81        15</w:t>
+      </w:r>
+    </w:p>
+    <w:p>
+      <w:pPr>
+        <w:pStyle w:val="BodyText"/>
+        <w:ind w:firstLine="153"/>
+        <w:rPr>
+          <w:lang w:val="en-GB"/>
+        </w:rPr>
+      </w:pPr>
+      <w:r>
+        <w:rPr>
+          <w:noProof/>
+          <w:lang w:val="en-GB"/>
+        </w:rPr>
+        <w:lastRenderedPageBreak/>
+        <w:drawing>
+          <wp:inline distT="0" distB="0" distL="0" distR="0" wp14:anchorId="53066848" wp14:editId="79ED0EBC">
+            <wp:extent cx="6096000" cy="4572000"/>
+            <wp:effectExtent l="0" t="0" r="0" b="0"/>
+            <wp:docPr id="487087068" name="Picture 1" descr="A graph with a green line and red line&#10;&#10;Description automatically generated"/>
+            <wp:cNvGraphicFramePr>
+              <a:graphicFrameLocks xmlns:a="http://schemas.openxmlformats.org/drawingml/2006/main" noChangeAspect="1"/>
+            </wp:cNvGraphicFramePr>
+            <a:graphic xmlns:a="http://schemas.openxmlformats.org/drawingml/2006/main">
+              <a:graphicData uri="http://schemas.openxmlformats.org/drawingml/2006/picture">
+                <pic:pic xmlns:pic="http://schemas.openxmlformats.org/drawingml/2006/picture">
+                  <pic:nvPicPr>
+                    <pic:cNvPr id="487087068" name="Picture 1" descr="A graph with a green line and red line&#10;&#10;Description automatically generated"/>
+                    <pic:cNvPicPr/>
+                  </pic:nvPicPr>
+                  <pic:blipFill>
+                    <a:blip r:embed="rId15"/>
+                    <a:stretch>
+                      <a:fillRect/>
+                    </a:stretch>
+                  </pic:blipFill>
+                  <pic:spPr>
+                    <a:xfrm>
+                      <a:off x="0" y="0"/>
+                      <a:ext cx="6096000" cy="4572000"/>
+                    </a:xfrm>
+                    <a:prstGeom prst="rect">
+                      <a:avLst/>
+                    </a:prstGeom>
+                  </pic:spPr>
+                </pic:pic>
+              </a:graphicData>
+            </a:graphic>
+          </wp:inline>
+        </w:drawing>
+      </w:r>
+    </w:p>
+    <w:p>
+      <w:pPr>
+        <w:pStyle w:val="BodyText"/>
+        <w:ind w:firstLine="153"/>
+        <w:rPr>
+          <w:b/>
+          <w:bCs/>
+          <w:lang w:val="en-GB"/>
+        </w:rPr>
+      </w:pPr>
+      <w:r>
+        <w:rPr>
+          <w:b/>
+          <w:bCs/>
+          <w:lang w:val="en-GB"/>
+        </w:rPr>
+        <w:t>Data2:</w:t>
+      </w:r>
+    </w:p>
+    <w:p>
+      <w:pPr>
+        <w:pStyle w:val="BodyText"/>
+        <w:ind w:firstLine="153"/>
+        <w:rPr>
+          <w:lang w:val="en-GB"/>
+        </w:rPr>
+      </w:pPr>
+      <w:r>
+        <w:rPr>
+          <w:lang w:val="en-GB"/>
+        </w:rPr>
+        <w:t>Acuratețea modelului: 0.7</w:t>
+      </w:r>
+    </w:p>
+    <w:p>
+      <w:pPr>
+        <w:pStyle w:val="BodyText"/>
+        <w:ind w:firstLine="153"/>
+        <w:rPr>
+          <w:lang w:val="en-GB"/>
+        </w:rPr>
+      </w:pPr>
+    </w:p>
+    <w:p>
+      <w:pPr>
+        <w:pStyle w:val="BodyText"/>
+        <w:ind w:firstLine="153"/>
+        <w:rPr>
+          <w:lang w:val="en-GB"/>
+        </w:rPr>
+      </w:pPr>
+      <w:r>
+        <w:rPr>
+          <w:lang w:val="en-GB"/>
+        </w:rPr>
+        <w:t>Raport de clasificare:</w:t>
+      </w:r>
+    </w:p>
+    <w:p>
+      <w:pPr>
+        <w:pStyle w:val="BodyText"/>
+        <w:ind w:firstLine="153"/>
+        <w:rPr>
+          <w:lang w:val="en-GB"/>
+        </w:rPr>
+      </w:pPr>
+      <w:r>
+        <w:rPr>
+          <w:lang w:val="en-GB"/>
+        </w:rPr>
+        <w:t xml:space="preserve">              precision    recall  f1-score   support</w:t>
+      </w:r>
+    </w:p>
+    <w:p>
+      <w:pPr>
+        <w:pStyle w:val="BodyText"/>
+        <w:ind w:firstLine="153"/>
+        <w:rPr>
+          <w:lang w:val="en-GB"/>
+        </w:rPr>
+      </w:pPr>
+    </w:p>
+    <w:p>
+      <w:pPr>
+        <w:pStyle w:val="BodyText"/>
+        <w:ind w:firstLine="153"/>
+        <w:rPr>
+          <w:lang w:val="en-GB"/>
+        </w:rPr>
+      </w:pPr>
+      <w:r>
+        <w:rPr>
+          <w:lang w:val="en-GB"/>
+        </w:rPr>
+        <w:t xml:space="preserve">        high       0.50      0.67      0.57         3</w:t>
+      </w:r>
+    </w:p>
+    <w:p>
+      <w:pPr>
+        <w:pStyle w:val="BodyText"/>
+        <w:ind w:firstLine="153"/>
+        <w:rPr>
+          <w:lang w:val="en-GB"/>
+        </w:rPr>
+      </w:pPr>
+      <w:r>
+        <w:rPr>
+          <w:lang w:val="en-GB"/>
+        </w:rPr>
+        <w:t xml:space="preserve">         low       0.83      0.71      0.77         7</w:t>
+      </w:r>
+    </w:p>
+    <w:p>
+      <w:pPr>
+        <w:pStyle w:val="BodyText"/>
+        <w:ind w:firstLine="153"/>
+        <w:rPr>
+          <w:lang w:val="en-GB"/>
+        </w:rPr>
+      </w:pPr>
+    </w:p>
+    <w:p>
+      <w:pPr>
+        <w:pStyle w:val="BodyText"/>
+        <w:ind w:firstLine="153"/>
+        <w:rPr>
+          <w:lang w:val="en-GB"/>
+        </w:rPr>
+      </w:pPr>
+      <w:r>
+        <w:rPr>
+          <w:lang w:val="en-GB"/>
+        </w:rPr>
+        <w:t xml:space="preserve">    accuracy                         </w:t>
+      </w:r>
+      <w:r>
+        <w:rPr>
+          <w:lang w:val="en-GB"/>
+        </w:rPr>
+        <w:t xml:space="preserve">   </w:t>
+      </w:r>
+      <w:r>
+        <w:rPr>
+          <w:lang w:val="en-GB"/>
+        </w:rPr>
+        <w:t xml:space="preserve">  0.70        10</w:t>
+      </w:r>
+    </w:p>
+    <w:p>
+      <w:pPr>
+        <w:pStyle w:val="BodyText"/>
+        <w:ind w:firstLine="153"/>
+        <w:rPr>
+          <w:lang w:val="en-GB"/>
+        </w:rPr>
+      </w:pPr>
+      <w:r>
+        <w:rPr>
+          <w:lang w:val="en-GB"/>
+        </w:rPr>
+        <w:t xml:space="preserve">   macro avg       0.67      0.69      0.67        10</w:t>
+      </w:r>
+    </w:p>
+    <w:p>
+      <w:pPr>
+        <w:pStyle w:val="BodyText"/>
+        <w:ind w:firstLine="153"/>
+        <w:rPr>
+          <w:lang w:val="en-GB"/>
+        </w:rPr>
+      </w:pPr>
+      <w:r>
+        <w:rPr>
+          <w:lang w:val="en-GB"/>
+        </w:rPr>
+        <w:t>weighted avg       0.73      0.70      0.71        10</w:t>
+      </w:r>
+    </w:p>
+    <w:p>
+      <w:pPr>
+        <w:pStyle w:val="BodyText"/>
+        <w:ind w:firstLine="153"/>
+        <w:rPr>
+          <w:lang w:val="en-GB"/>
+        </w:rPr>
+      </w:pPr>
+      <w:r>
+        <w:rPr>
+          <w:noProof/>
+          <w:lang w:val="en-GB"/>
+        </w:rPr>
+        <w:lastRenderedPageBreak/>
+        <w:drawing>
+          <wp:inline distT="0" distB="0" distL="0" distR="0" wp14:anchorId="416907D9" wp14:editId="5309963F">
+            <wp:extent cx="6096000" cy="4572000"/>
+            <wp:effectExtent l="0" t="0" r="0" b="0"/>
+            <wp:docPr id="1604726293" name="Picture 1" descr="A graph with a line and a line&#10;&#10;Description automatically generated"/>
+            <wp:cNvGraphicFramePr>
+              <a:graphicFrameLocks xmlns:a="http://schemas.openxmlformats.org/drawingml/2006/main" noChangeAspect="1"/>
+            </wp:cNvGraphicFramePr>
+            <a:graphic xmlns:a="http://schemas.openxmlformats.org/drawingml/2006/main">
+              <a:graphicData uri="http://schemas.openxmlformats.org/drawingml/2006/picture">
+                <pic:pic xmlns:pic="http://schemas.openxmlformats.org/drawingml/2006/picture">
+                  <pic:nvPicPr>
+                    <pic:cNvPr id="1604726293" name="Picture 1" descr="A graph with a line and a line&#10;&#10;Description automatically generated"/>
+                    <pic:cNvPicPr/>
+                  </pic:nvPicPr>
+                  <pic:blipFill>
+                    <a:blip r:embed="rId16"/>
+                    <a:stretch>
+                      <a:fillRect/>
+                    </a:stretch>
+                  </pic:blipFill>
+                  <pic:spPr>
+                    <a:xfrm>
+                      <a:off x="0" y="0"/>
+                      <a:ext cx="6096000" cy="4572000"/>
+                    </a:xfrm>
+                    <a:prstGeom prst="rect">
+                      <a:avLst/>
+                    </a:prstGeom>
+                  </pic:spPr>
+                </pic:pic>
+              </a:graphicData>
+            </a:graphic>
+          </wp:inline>
+        </w:drawing>
+      </w:r>
+    </w:p>
+    <w:p>
+      <w:pPr>
+        <w:pStyle w:val="BodyText"/>
+        <w:ind w:firstLine="153"/>
+        <w:rPr>
+          <w:sz w:val="28"/>
+          <w:szCs w:val="28"/>
+          <w:lang w:val="en-GB"/>
+        </w:rPr>
+      </w:pPr>
+      <w:r>
+        <w:rPr>
+          <w:b/>
+          <w:bCs/>
+          <w:sz w:val="28"/>
+          <w:szCs w:val="28"/>
+          <w:lang w:val="en-GB"/>
+        </w:rPr>
+        <w:t>Logistic Regression</w:t>
+      </w:r>
+      <w:r>
+        <w:rPr>
+          <w:b/>
+          <w:bCs/>
+          <w:sz w:val="28"/>
+          <w:szCs w:val="28"/>
+          <w:lang w:val="en-GB"/>
+        </w:rPr>
+        <w:t xml:space="preserve"> si Decision Tree</w:t>
+      </w:r>
+      <w:r>
+        <w:rPr>
+          <w:b/>
+          <w:bCs/>
+          <w:sz w:val="28"/>
+          <w:szCs w:val="28"/>
+          <w:lang w:val="en-GB"/>
+        </w:rPr>
+        <w:t xml:space="preserve"> pe</w:t>
+      </w:r>
+      <w:r>
+        <w:rPr>
+          <w:b/>
+          <w:bCs/>
+          <w:sz w:val="28"/>
+          <w:szCs w:val="28"/>
+          <w:lang w:val="en-GB"/>
+        </w:rPr>
+        <w:t xml:space="preserve"> dataset-ul mare</w:t>
+      </w:r>
+      <w:r>
+        <w:rPr>
+          <w:b/>
+          <w:bCs/>
+          <w:sz w:val="28"/>
+          <w:szCs w:val="28"/>
+          <w:lang w:val="en-GB"/>
+        </w:rPr>
+        <w:t>:</w:t>
+      </w:r>
+    </w:p>
+    <w:p>
+      <w:pPr>
+        <w:pStyle w:val="BodyText"/>
+        <w:ind w:firstLine="153"/>
+        <w:rPr>
+          <w:lang w:val="en-GB"/>
+        </w:rPr>
+      </w:pPr>
+    </w:p>
+    <w:p>
+      <w:pPr>
+        <w:pStyle w:val="BodyText"/>
+        <w:ind w:firstLine="153"/>
+        <w:rPr>
+          <w:lang w:val="en-GB"/>
+        </w:rPr>
+      </w:pPr>
+      <w:r>
+        <w:rPr>
+          <w:lang w:val="en-GB"/>
+        </w:rPr>
+        <w:t>Am aplicat Logistic Regression</w:t>
+      </w:r>
+      <w:r>
+        <w:rPr>
+          <w:lang w:val="en-GB"/>
+        </w:rPr>
+        <w:t xml:space="preserve"> si apoi Decision Tree</w:t>
+      </w:r>
+      <w:r>
+        <w:rPr>
+          <w:lang w:val="en-GB"/>
+        </w:rPr>
+        <w:t xml:space="preserve"> pentru a prezice un outcome ce poate fii low sau high, avănd </w:t>
+      </w:r>
+      <w:r>
+        <w:rPr>
+          <w:lang w:val="en-GB"/>
+        </w:rPr>
+        <w:t>90</w:t>
+      </w:r>
+      <w:r>
+        <w:rPr>
+          <w:lang w:val="en-GB"/>
+        </w:rPr>
+        <w:t xml:space="preserve"> % train data si </w:t>
+      </w:r>
+      <w:r>
+        <w:rPr>
+          <w:lang w:val="en-GB"/>
+        </w:rPr>
+        <w:t>10</w:t>
+      </w:r>
+      <w:r>
+        <w:rPr>
+          <w:lang w:val="en-GB"/>
+        </w:rPr>
+        <w:t>% test data. Am realizat o acuratete de 0.6</w:t>
+      </w:r>
+      <w:r>
+        <w:rPr>
+          <w:lang w:val="en-GB"/>
+        </w:rPr>
+        <w:t>2</w:t>
+      </w:r>
+      <w:r>
+        <w:rPr>
+          <w:lang w:val="en-GB"/>
+        </w:rPr>
+        <w:t xml:space="preserve"> respectiv 0.</w:t>
+      </w:r>
+      <w:r>
+        <w:rPr>
+          <w:lang w:val="en-GB"/>
+        </w:rPr>
+        <w:t>64</w:t>
+      </w:r>
+      <w:r>
+        <w:rPr>
+          <w:lang w:val="en-GB"/>
+        </w:rPr>
+        <w:t xml:space="preserve"> pe</w:t>
+      </w:r>
+      <w:r>
+        <w:rPr>
+          <w:lang w:val="en-GB"/>
+        </w:rPr>
+        <w:t xml:space="preserve"> cei 2 algoritmi</w:t>
+      </w:r>
+      <w:r>
+        <w:rPr>
+          <w:lang w:val="en-GB"/>
+        </w:rPr>
+        <w:t>. </w:t>
+      </w:r>
+    </w:p>
+    <w:p>
+      <w:pPr>
+        <w:pStyle w:val="BodyText"/>
+        <w:ind w:firstLine="153"/>
+        <w:rPr>
+          <w:lang w:val="en-GB"/>
+        </w:rPr>
+      </w:pPr>
+      <w:r>
+        <w:rPr>
+          <w:lang w:val="en-GB"/>
+        </w:rPr>
+        <w:t>Am afișat informați despre rezultatul obținut în fișier, cum ar fii acuratetea, raportul de clasificare si importanța fiecarui parametru.</w:t>
+      </w:r>
+    </w:p>
+    <w:p>
+      <w:pPr>
+        <w:pStyle w:val="BodyText"/>
+        <w:ind w:firstLine="153"/>
+        <w:rPr>
+          <w:lang w:val="en-GB"/>
+        </w:rPr>
+      </w:pPr>
+    </w:p>
+    <w:p>
+      <w:pPr>
+        <w:pStyle w:val="BodyText"/>
+        <w:ind w:firstLine="153"/>
+        <w:rPr>
+          <w:b/>
+          <w:bCs/>
+          <w:lang w:val="en-GB"/>
+        </w:rPr>
+      </w:pPr>
+      <w:r>
+        <w:rPr>
+          <w:b/>
+          <w:bCs/>
+          <w:lang w:val="en-GB"/>
+        </w:rPr>
+        <w:t>Logistic Regression:</w:t>
+      </w:r>
+    </w:p>
+    <w:p>
+      <w:pPr>
+        <w:pStyle w:val="BodyText"/>
+        <w:ind w:firstLine="153"/>
+        <w:rPr>
+          <w:lang w:val="en-GB"/>
+        </w:rPr>
+      </w:pPr>
+      <w:r>
+        <w:rPr>
+          <w:lang w:val="en-GB"/>
+        </w:rPr>
+        <w:t>Acuratețea modelului: 0.62</w:t>
+      </w:r>
+    </w:p>
+    <w:p>
+      <w:pPr>
+        <w:pStyle w:val="BodyText"/>
+        <w:rPr>
+          <w:lang w:val="en-GB"/>
+        </w:rPr>
+      </w:pPr>
+    </w:p>
+    <w:p>
+      <w:pPr>
+        <w:pStyle w:val="BodyText"/>
+        <w:ind w:firstLine="153"/>
+        <w:rPr>
+          <w:lang w:val="en-GB"/>
+        </w:rPr>
+      </w:pPr>
+      <w:r>
+        <w:rPr>
+          <w:lang w:val="en-GB"/>
+        </w:rPr>
+        <w:t>Raport de clasificare:</w:t>
+      </w:r>
+    </w:p>
+    <w:p>
+      <w:pPr>
+        <w:pStyle w:val="BodyText"/>
+        <w:ind w:firstLine="153"/>
+        <w:rPr>
+          <w:lang w:val="en-GB"/>
+        </w:rPr>
+      </w:pPr>
+      <w:r>
+        <w:rPr>
+          <w:lang w:val="en-GB"/>
+        </w:rPr>
+        <w:t xml:space="preserve">              precision    recall  f1-score   support</w:t>
+      </w:r>
+    </w:p>
+    <w:p>
+      <w:pPr>
+        <w:pStyle w:val="BodyText"/>
+        <w:ind w:firstLine="153"/>
+        <w:rPr>
+          <w:lang w:val="en-GB"/>
+        </w:rPr>
+      </w:pPr>
+    </w:p>
+    <w:p>
+      <w:pPr>
+        <w:pStyle w:val="BodyText"/>
+        <w:ind w:firstLine="153"/>
+        <w:rPr>
+          <w:lang w:val="en-GB"/>
+        </w:rPr>
+      </w:pPr>
+      <w:r>
+        <w:rPr>
+          <w:lang w:val="en-GB"/>
+        </w:rPr>
+        <w:t xml:space="preserve">         0.0       0.64      0.82      0.72        22</w:t>
+      </w:r>
+    </w:p>
+    <w:p>
+      <w:pPr>
+        <w:pStyle w:val="BodyText"/>
+        <w:ind w:firstLine="153"/>
+        <w:rPr>
+          <w:lang w:val="en-GB"/>
+        </w:rPr>
+      </w:pPr>
+      <w:r>
+        <w:rPr>
+          <w:lang w:val="en-GB"/>
+        </w:rPr>
+        <w:t xml:space="preserve">         1.0       0.56      0.33      0.42        15</w:t>
+      </w:r>
+    </w:p>
+    <w:p>
+      <w:pPr>
+        <w:pStyle w:val="BodyText"/>
+        <w:ind w:firstLine="153"/>
+        <w:rPr>
+          <w:lang w:val="en-GB"/>
+        </w:rPr>
+      </w:pPr>
+    </w:p>
+    <w:p>
+      <w:pPr>
+        <w:pStyle w:val="BodyText"/>
+        <w:ind w:firstLine="153"/>
+        <w:rPr>
+          <w:lang w:val="en-GB"/>
+        </w:rPr>
+      </w:pPr>
+      <w:r>
+        <w:rPr>
+          <w:lang w:val="en-GB"/>
+        </w:rPr>
+        <w:t xml:space="preserve">    accuracy                          </w:t>
+      </w:r>
+      <w:r>
+        <w:rPr>
+          <w:lang w:val="en-GB"/>
+        </w:rPr>
+        <w:t xml:space="preserve">  </w:t>
+      </w:r>
+      <w:r>
+        <w:rPr>
+          <w:lang w:val="en-GB"/>
+        </w:rPr>
+        <w:t xml:space="preserve"> 0.62        37</w:t>
+      </w:r>
+    </w:p>
+    <w:p>
+      <w:pPr>
+        <w:pStyle w:val="BodyText"/>
+        <w:ind w:firstLine="153"/>
+        <w:rPr>
+          <w:lang w:val="en-GB"/>
+        </w:rPr>
+      </w:pPr>
+      <w:r>
+        <w:rPr>
+          <w:lang w:val="en-GB"/>
+        </w:rPr>
+        <w:t xml:space="preserve">   macro avg       0.60      0.58      0.57        37</w:t>
+      </w:r>
+    </w:p>
+    <w:p>
+      <w:pPr>
+        <w:pStyle w:val="BodyText"/>
+        <w:ind w:firstLine="153"/>
+        <w:rPr>
+          <w:lang w:val="en-GB"/>
+        </w:rPr>
+      </w:pPr>
+      <w:r>
+        <w:rPr>
+          <w:lang w:val="en-GB"/>
+        </w:rPr>
+        <w:t>weighted avg       0.61      0.62      0.60        37</w:t>
+      </w:r>
+    </w:p>
+    <w:p>
+      <w:pPr>
+        <w:pStyle w:val="BodyText"/>
+        <w:ind w:firstLine="153"/>
+        <w:rPr>
+          <w:lang w:val="en-GB"/>
+        </w:rPr>
+      </w:pPr>
+      <w:r>
+        <w:rPr>
+          <w:lang w:val="en-GB"/>
+        </w:rPr>
+        <w:lastRenderedPageBreak/>
+        <w:drawing>
+          <wp:inline distT="0" distB="0" distL="0" distR="0" wp14:anchorId="7B5FB0BE" wp14:editId="210C65DB">
+            <wp:extent cx="6096000" cy="4572000"/>
+            <wp:effectExtent l="0" t="0" r="0" b="0"/>
+            <wp:docPr id="1774250287" name="Picture 1"/>
+            <wp:cNvGraphicFramePr>
+              <a:graphicFrameLocks xmlns:a="http://schemas.openxmlformats.org/drawingml/2006/main" noChangeAspect="1"/>
+            </wp:cNvGraphicFramePr>
+            <a:graphic xmlns:a="http://schemas.openxmlformats.org/drawingml/2006/main">
+              <a:graphicData uri="http://schemas.openxmlformats.org/drawingml/2006/picture">
+                <pic:pic xmlns:pic="http://schemas.openxmlformats.org/drawingml/2006/picture">
+                  <pic:nvPicPr>
+                    <pic:cNvPr id="1774250287" name=""/>
+                    <pic:cNvPicPr/>
+                  </pic:nvPicPr>
+                  <pic:blipFill>
+                    <a:blip r:embed="rId17"/>
+                    <a:stretch>
+                      <a:fillRect/>
+                    </a:stretch>
+                  </pic:blipFill>
+                  <pic:spPr>
+                    <a:xfrm>
+                      <a:off x="0" y="0"/>
+                      <a:ext cx="6096000" cy="4572000"/>
+                    </a:xfrm>
+                    <a:prstGeom prst="rect">
+                      <a:avLst/>
+                    </a:prstGeom>
+                  </pic:spPr>
+                </pic:pic>
+              </a:graphicData>
+            </a:graphic>
+          </wp:inline>
+        </w:drawing>
+      </w:r>
+    </w:p>
+    <w:p>
+      <w:pPr>
+        <w:pStyle w:val="BodyText"/>
+        <w:ind w:firstLine="153"/>
+        <w:rPr>
+          <w:b/>
+          <w:bCs/>
+          <w:lang w:val="en-GB"/>
+        </w:rPr>
+      </w:pPr>
+      <w:r>
+        <w:rPr>
+          <w:b/>
+          <w:bCs/>
+          <w:lang w:val="en-GB"/>
+        </w:rPr>
+        <w:t>Decision Tree:</w:t>
+      </w:r>
+    </w:p>
+    <w:p>
+      <w:pPr>
+        <w:pStyle w:val="BodyText"/>
+        <w:ind w:firstLine="153"/>
+        <w:rPr>
+          <w:lang w:val="en-GB"/>
+        </w:rPr>
+      </w:pPr>
+      <w:r>
+        <w:rPr>
+          <w:lang w:val="en-GB"/>
+        </w:rPr>
+        <w:t>Acuratețea modelului: 0.64</w:t>
+      </w:r>
+    </w:p>
+    <w:p>
+      <w:pPr>
+        <w:pStyle w:val="BodyText"/>
+        <w:ind w:firstLine="153"/>
+        <w:rPr>
+          <w:lang w:val="en-GB"/>
+        </w:rPr>
+      </w:pPr>
+    </w:p>
+    <w:p>
+      <w:pPr>
+        <w:pStyle w:val="BodyText"/>
+        <w:ind w:firstLine="153"/>
+        <w:rPr>
+          <w:lang w:val="en-GB"/>
+        </w:rPr>
+      </w:pPr>
+      <w:r>
+        <w:rPr>
+          <w:lang w:val="en-GB"/>
+        </w:rPr>
+        <w:t>Raport de clasificare:</w:t>
+      </w:r>
+    </w:p>
+    <w:p>
+      <w:pPr>
+        <w:pStyle w:val="BodyText"/>
+        <w:ind w:firstLine="153"/>
+        <w:rPr>
+          <w:lang w:val="en-GB"/>
+        </w:rPr>
+      </w:pPr>
+      <w:r>
+        <w:rPr>
+          <w:lang w:val="en-GB"/>
+        </w:rPr>
+        <w:t xml:space="preserve">              precision    recall  f1-score   support</w:t>
+      </w:r>
+    </w:p>
+    <w:p>
+      <w:pPr>
+        <w:pStyle w:val="BodyText"/>
+        <w:ind w:firstLine="153"/>
+        <w:rPr>
+          <w:lang w:val="en-GB"/>
+        </w:rPr>
+      </w:pPr>
+    </w:p>
+    <w:p>
+      <w:pPr>
+        <w:pStyle w:val="BodyText"/>
+        <w:ind w:firstLine="153"/>
+        <w:rPr>
+          <w:lang w:val="en-GB"/>
+        </w:rPr>
+      </w:pPr>
+      <w:r>
+        <w:rPr>
+          <w:lang w:val="en-GB"/>
+        </w:rPr>
+        <w:t xml:space="preserve">         0.0       0.67      0.82      0.73        22</w:t>
+      </w:r>
+    </w:p>
+    <w:p>
+      <w:pPr>
+        <w:pStyle w:val="BodyText"/>
+        <w:ind w:firstLine="153"/>
+        <w:rPr>
+          <w:lang w:val="en-GB"/>
+        </w:rPr>
+      </w:pPr>
+      <w:r>
+        <w:rPr>
+          <w:lang w:val="en-GB"/>
+        </w:rPr>
+        <w:t xml:space="preserve">         1.0       0.60      0.40      0.48        15</w:t>
+      </w:r>
+    </w:p>
+    <w:p>
+      <w:pPr>
+        <w:pStyle w:val="BodyText"/>
+        <w:ind w:firstLine="153"/>
+        <w:rPr>
+          <w:lang w:val="en-GB"/>
+        </w:rPr>
+      </w:pPr>
+    </w:p>
+    <w:p>
+      <w:pPr>
+        <w:pStyle w:val="BodyText"/>
+        <w:ind w:firstLine="153"/>
+        <w:rPr>
+          <w:lang w:val="en-GB"/>
+        </w:rPr>
+      </w:pPr>
+      <w:r>
+        <w:rPr>
+          <w:lang w:val="en-GB"/>
+        </w:rPr>
+        <w:t xml:space="preserve">    accuracy                           </w:t>
+      </w:r>
+      <w:r>
+        <w:rPr>
+          <w:lang w:val="en-GB"/>
+        </w:rPr>
+        <w:t xml:space="preserve">    </w:t>
+      </w:r>
+      <w:r>
+        <w:rPr>
+          <w:lang w:val="en-GB"/>
+        </w:rPr>
+        <w:t>0.65        37</w:t>
+      </w:r>
+    </w:p>
+    <w:p>
+      <w:pPr>
+        <w:pStyle w:val="BodyText"/>
+        <w:ind w:firstLine="153"/>
+        <w:rPr>
+          <w:lang w:val="en-GB"/>
+        </w:rPr>
+      </w:pPr>
+      <w:r>
+        <w:rPr>
+          <w:lang w:val="en-GB"/>
+        </w:rPr>
+        <w:t xml:space="preserve">   macro avg       0.63      0.61      0.61        37</w:t>
+      </w:r>
+    </w:p>
+    <w:p>
+      <w:pPr>
+        <w:pStyle w:val="BodyText"/>
+        <w:ind w:firstLine="153"/>
+        <w:rPr>
+          <w:lang w:val="en-GB"/>
+        </w:rPr>
+      </w:pPr>
+      <w:r>
+        <w:rPr>
+          <w:lang w:val="en-GB"/>
+        </w:rPr>
+        <w:t>weighted avg       0.64      0.65      0.63        37</w:t>
+      </w:r>
+    </w:p>
+    <w:p>
+      <w:pPr>
+        <w:pStyle w:val="BodyText"/>
+        <w:ind w:firstLine="153"/>
+        <w:rPr>
+          <w:lang w:val="en-GB"/>
+        </w:rPr>
+      </w:pPr>
+      <w:r>
+        <w:rPr>
+          <w:lang w:val="en-GB"/>
+        </w:rPr>
+        <w:lastRenderedPageBreak/>
+        <w:drawing>
+          <wp:inline distT="0" distB="0" distL="0" distR="0" wp14:anchorId="589B82A0" wp14:editId="5172A650">
+            <wp:extent cx="6096000" cy="4572000"/>
+            <wp:effectExtent l="0" t="0" r="0" b="0"/>
+            <wp:docPr id="327286831" name="Picture 1" descr="A graph with a green line and red dotted line&#10;&#10;Description automatically generated"/>
+            <wp:cNvGraphicFramePr>
+              <a:graphicFrameLocks xmlns:a="http://schemas.openxmlformats.org/drawingml/2006/main" noChangeAspect="1"/>
+            </wp:cNvGraphicFramePr>
+            <a:graphic xmlns:a="http://schemas.openxmlformats.org/drawingml/2006/main">
+              <a:graphicData uri="http://schemas.openxmlformats.org/drawingml/2006/picture">
+                <pic:pic xmlns:pic="http://schemas.openxmlformats.org/drawingml/2006/picture">
+                  <pic:nvPicPr>
+                    <pic:cNvPr id="327286831" name="Picture 1" descr="A graph with a green line and red dotted line&#10;&#10;Description automatically generated"/>
+                    <pic:cNvPicPr/>
+                  </pic:nvPicPr>
+                  <pic:blipFill>
+                    <a:blip r:embed="rId18"/>
+                    <a:stretch>
+                      <a:fillRect/>
+                    </a:stretch>
+                  </pic:blipFill>
+                  <pic:spPr>
+                    <a:xfrm>
+                      <a:off x="0" y="0"/>
+                      <a:ext cx="6096000" cy="4572000"/>
+                    </a:xfrm>
+                    <a:prstGeom prst="rect">
+                      <a:avLst/>
+                    </a:prstGeom>
+                  </pic:spPr>
+                </pic:pic>
+              </a:graphicData>
+            </a:graphic>
+          </wp:inline>
+        </w:drawing>
+      </w:r>
+    </w:p>
+    <w:p>
+      <w:pPr>
+        <w:pStyle w:val="BodyText"/>
+        <w:ind w:firstLine="153"/>
+        <w:rPr>
+          <w:lang w:val="en-GB"/>
+        </w:rPr>
+      </w:pPr>
+    </w:p>
+    <w:p>
+      <w:pPr>
+        <w:pStyle w:val="BodyText"/>
+        <w:ind w:firstLine="153"/>
+        <w:rPr>
+          <w:lang w:val="en-GB"/>
         </w:rPr>
       </w:pPr>
     </w:p>
@@ -14033,56 +15901,6 @@
         <w:spacing w:before="303"/>
         <w:ind w:left="153"/>
       </w:pPr>
-      <w:r>
-        <w:rPr>
-          <w:spacing w:val="-8"/>
-        </w:rPr>
-        <w:t>Asserts,</w:t>
-      </w:r>
-      <w:r>
-        <w:rPr>
-          <w:spacing w:val="6"/>
-        </w:rPr>
-        <w:t xml:space="preserve"> </w:t>
-      </w:r>
-      <w:proofErr w:type="spellStart"/>
-      <w:r>
-        <w:rPr>
-          <w:spacing w:val="-8"/>
-        </w:rPr>
-        <w:t>unitTestings</w:t>
-      </w:r>
-      <w:proofErr w:type="spellEnd"/>
-      <w:r>
-        <w:rPr>
-          <w:spacing w:val="-8"/>
-        </w:rPr>
-        <w:t>,</w:t>
-      </w:r>
-      <w:r>
-        <w:rPr>
-          <w:spacing w:val="6"/>
-        </w:rPr>
-        <w:t xml:space="preserve"> </w:t>
-      </w:r>
-      <w:r>
-        <w:rPr>
-          <w:spacing w:val="-8"/>
-        </w:rPr>
-        <w:t>coverage,</w:t>
-      </w:r>
-      <w:r>
-        <w:rPr>
-          <w:spacing w:val="6"/>
-        </w:rPr>
-        <w:t xml:space="preserve"> </w:t>
-      </w:r>
-      <w:r>
-        <w:rPr>
-          <w:spacing w:val="-8"/>
-        </w:rPr>
-        <w:t>etc.</w:t>
-      </w:r>
     </w:p>
     <w:p>
       <w:pPr>
@@ -14150,15 +15968,7 @@
         <w:t xml:space="preserve">Explain the experimental methodology and the numerical results obtained with your approach and the </w:t>
       </w:r>
       <w:r>
-        <w:t xml:space="preserve">state of art </w:t>
-      </w:r>
-      <w:proofErr w:type="spellStart"/>
-      <w:r>
-        <w:t>approache</w:t>
-      </w:r>
-      <w:proofErr w:type="spellEnd"/>
-      <w:r>
-        <w:t>(s).</w:t>
+        <w:t>state of art approache(s).</w:t>
       </w:r>
     </w:p>
     <w:p>
@@ -14171,16 +15981,8 @@
         <w:rPr>
           <w:spacing w:val="-6"/>
         </w:rPr>
-        <w:t xml:space="preserve">Try to </w:t>
-      </w:r>
-      <w:proofErr w:type="gramStart"/>
-      <w:r>
-        <w:rPr>
-          <w:spacing w:val="-6"/>
-        </w:rPr>
-        <w:t>perform</w:t>
-      </w:r>
-      <w:proofErr w:type="gramEnd"/>
+        <w:t>Try to perform</w:t>
+      </w:r>
       <w:r>
         <w:rPr>
           <w:spacing w:val="-5"/>
@@ -14224,20 +16026,12 @@
         <w:spacing w:before="42"/>
         <w:ind w:left="153"/>
       </w:pPr>
-      <w:proofErr w:type="gramStart"/>
       <w:r>
         <w:rPr>
           <w:spacing w:val="-5"/>
         </w:rPr>
         <w:lastRenderedPageBreak/>
-        <w:t>Team's</w:t>
-      </w:r>
-      <w:proofErr w:type="gramEnd"/>
-      <w:r>
-        <w:rPr>
-          <w:spacing w:val="-5"/>
-        </w:rPr>
-        <w:t xml:space="preserve"> </w:t>
+        <w:t xml:space="preserve">Team's </w:t>
       </w:r>
       <w:r>
         <w:rPr>
@@ -14484,7 +16278,6 @@
         </w:rPr>
         <w:t xml:space="preserve"> </w:t>
       </w:r>
-      <w:proofErr w:type="gramStart"/>
       <w:r>
         <w:rPr>
           <w:spacing w:val="-2"/>
@@ -14492,7 +16285,6 @@
         </w:rPr>
         <w:t>criteria</w:t>
       </w:r>
-      <w:proofErr w:type="gramEnd"/>
       <w:r>
         <w:rPr>
           <w:spacing w:val="-12"/>
@@ -14647,7 +16439,6 @@
         </w:rPr>
         <w:t xml:space="preserve"> </w:t>
       </w:r>
-      <w:proofErr w:type="gramStart"/>
       <w:r>
         <w:rPr>
           <w:spacing w:val="-4"/>
@@ -14669,7 +16460,6 @@
         </w:rPr>
         <w:t>does</w:t>
       </w:r>
-      <w:proofErr w:type="gramEnd"/>
       <w:r>
         <w:rPr>
           <w:spacing w:val="-5"/>
@@ -14861,21 +16651,12 @@
         </w:rPr>
         <w:t xml:space="preserve"> </w:t>
       </w:r>
-      <w:proofErr w:type="gramStart"/>
       <w:r>
         <w:rPr>
           <w:spacing w:val="-2"/>
           <w:sz w:val="25"/>
         </w:rPr>
-        <w:t>variables'</w:t>
-      </w:r>
-      <w:proofErr w:type="gramEnd"/>
-      <w:r>
-        <w:rPr>
-          <w:spacing w:val="-2"/>
-          <w:sz w:val="25"/>
-        </w:rPr>
-        <w:t>!</w:t>
+        <w:t>variables'!</w:t>
       </w:r>
     </w:p>
     <w:p>
@@ -15234,7 +17015,6 @@
         </w:rPr>
         <w:t xml:space="preserve"> </w:t>
       </w:r>
-      <w:proofErr w:type="gramStart"/>
       <w:r>
         <w:rPr>
           <w:spacing w:val="-4"/>
@@ -15256,7 +17036,6 @@
         </w:rPr>
         <w:t>you</w:t>
       </w:r>
-      <w:proofErr w:type="gramEnd"/>
       <w:r>
         <w:rPr>
           <w:spacing w:val="-12"/>
@@ -15334,21 +17113,12 @@
         </w:rPr>
         <w:t xml:space="preserve"> </w:t>
       </w:r>
-      <w:proofErr w:type="gramStart"/>
       <w:r>
         <w:rPr>
           <w:spacing w:val="-4"/>
           <w:sz w:val="25"/>
         </w:rPr>
-        <w:t>to</w:t>
-      </w:r>
-      <w:proofErr w:type="gramEnd"/>
-      <w:r>
-        <w:rPr>
-          <w:spacing w:val="-4"/>
-          <w:sz w:val="25"/>
-        </w:rPr>
-        <w:t xml:space="preserve"> </w:t>
+        <w:t xml:space="preserve">to </w:t>
       </w:r>
       <w:r>
         <w:rPr>
@@ -15711,14 +17481,12 @@
         </w:rPr>
         <w:t xml:space="preserve"> </w:t>
       </w:r>
-      <w:proofErr w:type="gramStart"/>
       <w:r>
         <w:rPr>
           <w:spacing w:val="-2"/>
         </w:rPr>
         <w:t>presentation</w:t>
       </w:r>
-      <w:proofErr w:type="gramEnd"/>
       <w:r>
         <w:rPr>
           <w:spacing w:val="-13"/>
@@ -16682,7 +18450,7 @@
           <w:sz w:val="20"/>
         </w:rPr>
         <w:sectPr>
-          <w:footerReference w:type="default" r:id="rId12"/>
+          <w:footerReference w:type="default" r:id="rId19"/>
           <w:pgSz w:w="11910" w:h="16840"/>
           <w:pgMar w:top="860" w:right="980" w:bottom="1060" w:left="980" w:header="0" w:footer="876" w:gutter="0"/>
           <w:cols w:space="720"/>
@@ -16845,14 +18613,12 @@
         </w:rPr>
         <w:t xml:space="preserve"> </w:t>
       </w:r>
-      <w:proofErr w:type="spellStart"/>
       <w:r>
         <w:rPr>
           <w:spacing w:val="-8"/>
         </w:rPr>
         <w:t>emphasise</w:t>
       </w:r>
-      <w:proofErr w:type="spellEnd"/>
       <w:r>
         <w:rPr>
           <w:spacing w:val="-5"/>
@@ -17182,14 +18948,12 @@
         <w:ind w:left="492"/>
         <w:jc w:val="both"/>
       </w:pPr>
-      <w:proofErr w:type="spellStart"/>
       <w:r>
         <w:rPr>
           <w:spacing w:val="-6"/>
         </w:rPr>
         <w:t>Briefiy</w:t>
       </w:r>
-      <w:proofErr w:type="spellEnd"/>
       <w:r>
         <w:t xml:space="preserve"> </w:t>
       </w:r>
@@ -17640,7 +19404,7 @@
           <w:sz w:val="25"/>
         </w:rPr>
         <w:sectPr>
-          <w:footerReference w:type="default" r:id="rId13"/>
+          <w:footerReference w:type="default" r:id="rId20"/>
           <w:pgSz w:w="11910" w:h="16840"/>
           <w:pgMar w:top="1920" w:right="980" w:bottom="1060" w:left="980" w:header="0" w:footer="876" w:gutter="0"/>
           <w:pgNumType w:start="8"/>
@@ -21330,7 +23094,6 @@
         </w:rPr>
         <w:t xml:space="preserve"> </w:t>
       </w:r>
-      <w:proofErr w:type="gramStart"/>
       <w:r>
         <w:rPr>
           <w:spacing w:val="-6"/>
@@ -21349,7 +23112,6 @@
         </w:rPr>
         <w:t>results</w:t>
       </w:r>
-      <w:proofErr w:type="gramEnd"/>
       <w:r>
         <w:rPr>
           <w:spacing w:val="-9"/>
@@ -21621,20 +23383,12 @@
         <w:spacing w:before="42"/>
         <w:ind w:left="153"/>
       </w:pPr>
-      <w:proofErr w:type="gramStart"/>
       <w:r>
         <w:rPr>
           <w:spacing w:val="-5"/>
         </w:rPr>
         <w:lastRenderedPageBreak/>
-        <w:t>Team's</w:t>
-      </w:r>
-      <w:proofErr w:type="gramEnd"/>
-      <w:r>
-        <w:rPr>
-          <w:spacing w:val="-5"/>
-        </w:rPr>
-        <w:t xml:space="preserve"> </w:t>
+        <w:t xml:space="preserve">Team's </w:t>
       </w:r>
       <w:r>
         <w:rPr>
@@ -22646,7 +24400,6 @@
         </w:rPr>
         <w:t xml:space="preserve"> </w:t>
       </w:r>
-      <w:proofErr w:type="gramStart"/>
       <w:r>
         <w:rPr>
           <w:rFonts w:ascii="Georgia"/>
@@ -22664,17 +24417,7 @@
           <w:u w:val="single"/>
           <w:vertAlign w:val="superscript"/>
         </w:rPr>
-        <w:t>(</w:t>
-      </w:r>
-      <w:proofErr w:type="gramEnd"/>
-      <w:r>
-        <w:rPr>
-          <w:rFonts w:ascii="Tahoma"/>
-          <w:spacing w:val="-2"/>
-          <w:u w:val="single"/>
-          <w:vertAlign w:val="superscript"/>
-        </w:rPr>
-        <w:t>)</w:t>
+        <w:t>()</w:t>
       </w:r>
     </w:p>
     <w:p>
@@ -22973,21 +24716,12 @@
         </w:rPr>
         <w:t xml:space="preserve"> </w:t>
       </w:r>
-      <w:proofErr w:type="spellStart"/>
       <w:r>
         <w:rPr>
           <w:spacing w:val="-4"/>
           <w:sz w:val="25"/>
         </w:rPr>
-        <w:t>AQlgorithm</w:t>
-      </w:r>
-      <w:proofErr w:type="spellEnd"/>
-      <w:r>
-        <w:rPr>
-          <w:spacing w:val="-4"/>
-          <w:sz w:val="25"/>
-        </w:rPr>
-        <w:t xml:space="preserve"> </w:t>
+        <w:t xml:space="preserve">AQlgorithm </w:t>
       </w:r>
       <w:r>
         <w:rPr>
@@ -23231,7 +24965,6 @@
         </w:rPr>
         <w:t xml:space="preserve"> </w:t>
       </w:r>
-      <w:proofErr w:type="gramStart"/>
       <w:r>
         <w:rPr>
           <w:spacing w:val="-6"/>
@@ -23248,14 +24981,7 @@
         <w:rPr>
           <w:spacing w:val="-6"/>
         </w:rPr>
-        <w:t>individual</w:t>
-      </w:r>
-      <w:proofErr w:type="gramEnd"/>
-      <w:r>
-        <w:rPr>
-          <w:spacing w:val="-6"/>
-        </w:rPr>
-        <w:t xml:space="preserve">. </w:t>
+        <w:t xml:space="preserve">individual. </w:t>
       </w:r>
       <w:r>
         <w:rPr>
@@ -23272,21 +24998,8 @@
         </w:rPr>
         <w:t xml:space="preserve"> </w:t>
       </w:r>
-      <w:proofErr w:type="spellStart"/>
-      <w:r>
-        <w:t>i</w:t>
-      </w:r>
-      <w:proofErr w:type="spellEnd"/>
-      <w:r>
-        <w:t xml:space="preserve">=1 TO </w:t>
-      </w:r>
-      <w:proofErr w:type="spellStart"/>
-      <w:r>
-        <w:t>NoOfGenerations</w:t>
-      </w:r>
-      <w:proofErr w:type="spellEnd"/>
-      <w:r>
-        <w:t xml:space="preserve"> </w:t>
+      <w:r>
+        <w:t xml:space="preserve">i=1 TO NoOfGenerations </w:t>
       </w:r>
       <w:r>
         <w:rPr>
@@ -23346,7 +25059,6 @@
         </w:rPr>
         <w:t xml:space="preserve"> </w:t>
       </w:r>
-      <w:proofErr w:type="spellStart"/>
       <w:r>
         <w:rPr>
           <w:spacing w:val="-2"/>
@@ -23354,7 +25066,6 @@
         </w:rPr>
         <w:t>PopulationSize</w:t>
       </w:r>
-      <w:proofErr w:type="spellEnd"/>
       <w:r>
         <w:rPr>
           <w:spacing w:val="-9"/>
@@ -23402,27 +25113,11 @@
         </w:rPr>
         <w:t xml:space="preserve"> </w:t>
       </w:r>
-      <w:proofErr w:type="spellStart"/>
-      <w:proofErr w:type="gramStart"/>
       <w:r>
         <w:rPr>
           <w:spacing w:val="-2"/>
         </w:rPr>
-        <w:t>RandomlySelectParticleFromGrid</w:t>
-      </w:r>
-      <w:proofErr w:type="spellEnd"/>
-      <w:r>
-        <w:rPr>
-          <w:spacing w:val="-2"/>
-        </w:rPr>
-        <w:t>(</w:t>
-      </w:r>
-      <w:proofErr w:type="gramEnd"/>
-      <w:r>
-        <w:rPr>
-          <w:spacing w:val="-2"/>
-        </w:rPr>
-        <w:t>);</w:t>
+        <w:t>RandomlySelectParticleFromGrid();</w:t>
       </w:r>
     </w:p>
     <w:p>
@@ -23457,19 +25152,11 @@
         </w:rPr>
         <w:t xml:space="preserve"> </w:t>
       </w:r>
-      <w:proofErr w:type="spellStart"/>
       <w:r>
         <w:rPr>
           <w:spacing w:val="-8"/>
         </w:rPr>
-        <w:t>RandomlySelectParticleFromNeighbors</w:t>
-      </w:r>
-      <w:proofErr w:type="spellEnd"/>
-      <w:r>
-        <w:rPr>
-          <w:spacing w:val="-8"/>
-        </w:rPr>
-        <w:t xml:space="preserve">(p); </w:t>
+        <w:t xml:space="preserve">RandomlySelectParticleFromNeighbors(p); </w:t>
       </w:r>
       <w:r>
         <w:t>(g</w:t>
@@ -23480,13 +25167,8 @@
         </w:rPr>
         <w:t xml:space="preserve"> </w:t>
       </w:r>
-      <w:proofErr w:type="gramStart"/>
-      <w:r>
-        <w:t>Crossover(</w:t>
-      </w:r>
-      <w:proofErr w:type="gramEnd"/>
-      <w:r>
-        <w:t>p,</w:t>
+      <w:r>
+        <w:t>Crossover(p,</w:t>
       </w:r>
       <w:r>
         <w:rPr>
@@ -23661,17 +25343,7 @@
         <w:t xml:space="preserve">then </w:t>
       </w:r>
       <w:r>
-        <w:t>(g Replace(</w:t>
-      </w:r>
-      <w:proofErr w:type="spellStart"/>
-      <w:proofErr w:type="gramStart"/>
-      <w:r>
-        <w:t>p,off</w:t>
-      </w:r>
-      <w:proofErr w:type="spellEnd"/>
-      <w:proofErr w:type="gramEnd"/>
-      <w:r>
-        <w:t>);</w:t>
+        <w:t>(g Replace(p,off);</w:t>
       </w:r>
     </w:p>
     <w:p>
@@ -23960,7 +25632,7 @@
           <w:sz w:val="20"/>
         </w:rPr>
         <w:sectPr>
-          <w:footerReference w:type="default" r:id="rId14"/>
+          <w:footerReference w:type="default" r:id="rId21"/>
           <w:pgSz w:w="11910" w:h="16840"/>
           <w:pgMar w:top="860" w:right="980" w:bottom="1060" w:left="980" w:header="0" w:footer="876" w:gutter="0"/>
           <w:cols w:space="720"/>
@@ -24653,21 +26325,12 @@
               </w:rPr>
               <w:t xml:space="preserve"> </w:t>
             </w:r>
-            <w:proofErr w:type="spellStart"/>
             <w:r>
               <w:rPr>
                 <w:spacing w:val="-4"/>
                 <w:sz w:val="25"/>
               </w:rPr>
-              <w:t>Fregly</w:t>
-            </w:r>
-            <w:proofErr w:type="spellEnd"/>
-            <w:r>
-              <w:rPr>
-                <w:spacing w:val="-4"/>
-                <w:sz w:val="25"/>
-              </w:rPr>
-              <w:t>.</w:t>
+              <w:t>Fregly.</w:t>
             </w:r>
             <w:r>
               <w:rPr>
@@ -24954,7 +26617,7 @@
               </w:rPr>
               <w:t xml:space="preserve"> </w:t>
             </w:r>
-            <w:hyperlink r:id="rId15">
+            <w:hyperlink r:id="rId22">
               <w:r>
                 <w:rPr>
                   <w:color w:val="00AEEF"/>
@@ -25043,7 +26706,6 @@
               </w:rPr>
               <w:t xml:space="preserve"> </w:t>
             </w:r>
-            <w:proofErr w:type="spellStart"/>
             <w:r>
               <w:rPr>
                 <w:spacing w:val="-6"/>
@@ -25051,7 +26713,6 @@
               </w:rPr>
               <w:t>Storn</w:t>
             </w:r>
-            <w:proofErr w:type="spellEnd"/>
             <w:r>
               <w:rPr>
                 <w:spacing w:val="-10"/>
@@ -25443,7 +27104,7 @@
     </w:tbl>
     <w:p/>
     <w:sectPr>
-      <w:footerReference w:type="default" r:id="rId16"/>
+      <w:footerReference w:type="default" r:id="rId23"/>
       <w:pgSz w:w="11910" w:h="16840"/>
       <w:pgMar w:top="1920" w:right="980" w:bottom="1060" w:left="980" w:header="0" w:footer="876" w:gutter="0"/>
       <w:cols w:space="720"/>
@@ -28290,6 +29951,7 @@
   <w:style w:type="paragraph" w:styleId="Heading2">
     <w:name w:val="heading 2"/>
     <w:basedOn w:val="Normal"/>
+    <w:link w:val="Heading2Char"/>
     <w:uiPriority w:val="9"/>
     <w:unhideWhenUsed/>
     <w:qFormat/>
@@ -28397,6 +30059,7 @@
   <w:style w:type="paragraph" w:styleId="BodyText">
     <w:name w:val="Body Text"/>
     <w:basedOn w:val="Normal"/>
+    <w:link w:val="BodyTextChar"/>
     <w:uiPriority w:val="1"/>
     <w:qFormat/>
     <w:rPr>
@@ -28537,6 +30200,30 @@
     <w:rPr>
       <w:b/>
       <w:bCs/>
+    </w:rPr>
+  </w:style>
+  <w:style w:type="character" w:customStyle="1" w:styleId="Heading2Char">
+    <w:name w:val="Heading 2 Char"/>
+    <w:basedOn w:val="DefaultParagraphFont"/>
+    <w:link w:val="Heading2"/>
+    <w:uiPriority w:val="9"/>
+    <w:rsid w:val="007770C1"/>
+    <w:rPr>
+      <w:rFonts w:ascii="Palatino Linotype" w:eastAsia="Palatino Linotype" w:hAnsi="Palatino Linotype" w:cs="Palatino Linotype"/>
+      <w:sz w:val="29"/>
+      <w:szCs w:val="29"/>
+    </w:rPr>
+  </w:style>
+  <w:style w:type="character" w:customStyle="1" w:styleId="BodyTextChar">
+    <w:name w:val="Body Text Char"/>
+    <w:basedOn w:val="DefaultParagraphFont"/>
+    <w:link w:val="BodyText"/>
+    <w:uiPriority w:val="1"/>
+    <w:rsid w:val="007770C1"/>
+    <w:rPr>
+      <w:rFonts w:ascii="Times New Roman" w:eastAsia="Times New Roman" w:hAnsi="Times New Roman" w:cs="Times New Roman"/>
+      <w:sz w:val="25"/>
+      <w:szCs w:val="25"/>
     </w:rPr>
   </w:style>
 </w:styles>

--- a/Raport.docx
+++ b/Raport.docx
@@ -210,13 +210,31 @@
           <w:w w:val="110"/>
         </w:rPr>
       </w:pPr>
+      <w:proofErr w:type="spellStart"/>
       <w:r>
         <w:rPr>
           <w:spacing w:val="-2"/>
           <w:w w:val="110"/>
         </w:rPr>
-        <w:t>Evolutia Gripei</w:t>
-      </w:r>
+        <w:t>Evolutia</w:t>
+      </w:r>
+      <w:proofErr w:type="spellEnd"/>
+      <w:r>
+        <w:rPr>
+          <w:spacing w:val="-2"/>
+          <w:w w:val="110"/>
+        </w:rPr>
+        <w:t xml:space="preserve"> </w:t>
+      </w:r>
+      <w:proofErr w:type="spellStart"/>
+      <w:r>
+        <w:rPr>
+          <w:spacing w:val="-2"/>
+          <w:w w:val="110"/>
+        </w:rPr>
+        <w:t>Gripei</w:t>
+      </w:r>
+      <w:proofErr w:type="spellEnd"/>
     </w:p>
     <w:p>
       <w:pPr>
@@ -841,7 +859,23 @@
           <w:sz w:val="28"/>
           <w:szCs w:val="28"/>
         </w:rPr>
-        <w:t xml:space="preserve">In this project, a combination of machine learning and data science techniques will be used to identify predictors of immune response to influenza vaccination. Some of the techniques are: </w:t>
+        <w:t xml:space="preserve">In this project, a combination of machine learning and data science techniques will be used to identify predictors of immune response to influenza vaccination. Some of the techniques </w:t>
+      </w:r>
+      <w:proofErr w:type="gramStart"/>
+      <w:r>
+        <w:rPr>
+          <w:sz w:val="28"/>
+          <w:szCs w:val="28"/>
+        </w:rPr>
+        <w:t>are:</w:t>
+      </w:r>
+      <w:proofErr w:type="gramEnd"/>
+      <w:r>
+        <w:rPr>
+          <w:sz w:val="28"/>
+          <w:szCs w:val="28"/>
+        </w:rPr>
+        <w:t xml:space="preserve"> </w:t>
       </w:r>
       <w:r>
         <w:rPr>
@@ -941,7 +975,23 @@
           <w:sz w:val="28"/>
           <w:szCs w:val="28"/>
         </w:rPr>
-        <w:t xml:space="preserve"> (visit_age, gender, race)</w:t>
+        <w:t xml:space="preserve"> (</w:t>
+      </w:r>
+      <w:proofErr w:type="spellStart"/>
+      <w:r>
+        <w:rPr>
+          <w:sz w:val="28"/>
+          <w:szCs w:val="28"/>
+        </w:rPr>
+        <w:t>visit_age</w:t>
+      </w:r>
+      <w:proofErr w:type="spellEnd"/>
+      <w:r>
+        <w:rPr>
+          <w:sz w:val="28"/>
+          <w:szCs w:val="28"/>
+        </w:rPr>
+        <w:t>, gender, race)</w:t>
       </w:r>
       <w:r>
         <w:rPr>
@@ -964,18 +1014,17 @@
           <w:sz w:val="28"/>
           <w:szCs w:val="28"/>
         </w:rPr>
-        <w:t xml:space="preserve"> (bmi,</w:t>
-      </w:r>
-      <w:r>
-        <w:t xml:space="preserve"> </w:t>
-      </w:r>
+        <w:t xml:space="preserve"> (</w:t>
+      </w:r>
+      <w:proofErr w:type="spellStart"/>
       <w:r>
         <w:rPr>
           <w:sz w:val="28"/>
           <w:szCs w:val="28"/>
         </w:rPr>
-        <w:t>total_vaccines_received</w:t>
-      </w:r>
+        <w:t>bmi</w:t>
+      </w:r>
+      <w:proofErr w:type="spellEnd"/>
       <w:r>
         <w:rPr>
           <w:sz w:val="28"/>
@@ -986,13 +1035,15 @@
       <w:r>
         <w:t xml:space="preserve"> </w:t>
       </w:r>
+      <w:proofErr w:type="spellStart"/>
       <w:r>
         <w:rPr>
           <w:sz w:val="28"/>
           <w:szCs w:val="28"/>
         </w:rPr>
-        <w:t>vaccinated_1yr_prior</w:t>
-      </w:r>
+        <w:t>total_vaccines_received</w:t>
+      </w:r>
+      <w:proofErr w:type="spellEnd"/>
       <w:r>
         <w:rPr>
           <w:sz w:val="28"/>
@@ -1008,7 +1059,7 @@
           <w:sz w:val="28"/>
           <w:szCs w:val="28"/>
         </w:rPr>
-        <w:t>vaccine_type_1yr_prior</w:t>
+        <w:t>vaccinated_1yr_prior</w:t>
       </w:r>
       <w:r>
         <w:rPr>
@@ -1025,7 +1076,7 @@
           <w:sz w:val="28"/>
           <w:szCs w:val="28"/>
         </w:rPr>
-        <w:t>influenza_infection_history</w:t>
+        <w:t>vaccine_type_1yr_prior</w:t>
       </w:r>
       <w:r>
         <w:rPr>
@@ -1037,13 +1088,34 @@
       <w:r>
         <w:t xml:space="preserve"> </w:t>
       </w:r>
+      <w:proofErr w:type="spellStart"/>
       <w:r>
         <w:rPr>
           <w:sz w:val="28"/>
           <w:szCs w:val="28"/>
         </w:rPr>
+        <w:t>influenza_infection_history</w:t>
+      </w:r>
+      <w:proofErr w:type="spellEnd"/>
+      <w:r>
+        <w:rPr>
+          <w:sz w:val="28"/>
+          <w:szCs w:val="28"/>
+        </w:rPr>
+        <w:t>,</w:t>
+      </w:r>
+      <w:r>
+        <w:t xml:space="preserve"> </w:t>
+      </w:r>
+      <w:proofErr w:type="spellStart"/>
+      <w:r>
+        <w:rPr>
+          <w:sz w:val="28"/>
+          <w:szCs w:val="28"/>
+        </w:rPr>
         <w:t>influenza_hospitalization</w:t>
       </w:r>
+      <w:proofErr w:type="spellEnd"/>
       <w:r>
         <w:rPr>
           <w:sz w:val="28"/>
@@ -1072,63 +1144,85 @@
           <w:sz w:val="28"/>
           <w:szCs w:val="28"/>
         </w:rPr>
-        <w:t xml:space="preserve"> (cmv_status</w:t>
-      </w:r>
+        <w:t xml:space="preserve"> (</w:t>
+      </w:r>
+      <w:proofErr w:type="spellStart"/>
       <w:r>
         <w:rPr>
           <w:sz w:val="28"/>
           <w:szCs w:val="28"/>
         </w:rPr>
-        <w:t xml:space="preserve">, </w:t>
-      </w:r>
+        <w:t>cmv_status</w:t>
+      </w:r>
+      <w:proofErr w:type="spellEnd"/>
       <w:r>
         <w:rPr>
           <w:sz w:val="28"/>
           <w:szCs w:val="28"/>
         </w:rPr>
-        <w:t>ebv_status</w:t>
-      </w:r>
+        <w:t xml:space="preserve">, </w:t>
+      </w:r>
+      <w:proofErr w:type="spellStart"/>
       <w:r>
         <w:rPr>
           <w:sz w:val="28"/>
           <w:szCs w:val="28"/>
         </w:rPr>
-        <w:t xml:space="preserve">, </w:t>
-      </w:r>
+        <w:t>ebv_status</w:t>
+      </w:r>
+      <w:proofErr w:type="spellEnd"/>
       <w:r>
         <w:rPr>
           <w:sz w:val="28"/>
           <w:szCs w:val="28"/>
         </w:rPr>
-        <w:t>assay</w:t>
+        <w:t xml:space="preserve">, </w:t>
       </w:r>
       <w:r>
         <w:rPr>
           <w:sz w:val="28"/>
           <w:szCs w:val="28"/>
         </w:rPr>
-        <w:t xml:space="preserve">, </w:t>
+        <w:t>assay</w:t>
       </w:r>
       <w:r>
         <w:rPr>
           <w:sz w:val="28"/>
           <w:szCs w:val="28"/>
         </w:rPr>
-        <w:t>geo_mean</w:t>
-      </w:r>
+        <w:t xml:space="preserve">, </w:t>
+      </w:r>
+      <w:proofErr w:type="spellStart"/>
       <w:r>
         <w:rPr>
           <w:sz w:val="28"/>
           <w:szCs w:val="28"/>
         </w:rPr>
-        <w:t xml:space="preserve">, </w:t>
-      </w:r>
+        <w:t>geo_mean</w:t>
+      </w:r>
+      <w:proofErr w:type="spellEnd"/>
       <w:r>
         <w:rPr>
           <w:sz w:val="28"/>
           <w:szCs w:val="28"/>
         </w:rPr>
-        <w:t>d_geo_mean)</w:t>
+        <w:t xml:space="preserve">, </w:t>
+      </w:r>
+      <w:proofErr w:type="spellStart"/>
+      <w:r>
+        <w:rPr>
+          <w:sz w:val="28"/>
+          <w:szCs w:val="28"/>
+        </w:rPr>
+        <w:t>d_geo_mean</w:t>
+      </w:r>
+      <w:proofErr w:type="spellEnd"/>
+      <w:r>
+        <w:rPr>
+          <w:sz w:val="28"/>
+          <w:szCs w:val="28"/>
+        </w:rPr>
+        <w:t>)</w:t>
       </w:r>
       <w:r>
         <w:rPr>
@@ -1167,35 +1261,55 @@
           <w:sz w:val="28"/>
           <w:szCs w:val="28"/>
         </w:rPr>
-        <w:t>(vaccine_response</w:t>
-      </w:r>
+        <w:t>(</w:t>
+      </w:r>
+      <w:proofErr w:type="spellStart"/>
       <w:r>
         <w:rPr>
           <w:sz w:val="28"/>
           <w:szCs w:val="28"/>
         </w:rPr>
-        <w:t xml:space="preserve">, </w:t>
-      </w:r>
+        <w:t>vaccine_response</w:t>
+      </w:r>
+      <w:proofErr w:type="spellEnd"/>
       <w:r>
         <w:rPr>
           <w:sz w:val="28"/>
           <w:szCs w:val="28"/>
         </w:rPr>
-        <w:t>statin_use</w:t>
-      </w:r>
+        <w:t xml:space="preserve">, </w:t>
+      </w:r>
+      <w:proofErr w:type="spellStart"/>
       <w:r>
         <w:rPr>
           <w:sz w:val="28"/>
           <w:szCs w:val="28"/>
         </w:rPr>
-        <w:t xml:space="preserve">, </w:t>
-      </w:r>
+        <w:t>statin_use</w:t>
+      </w:r>
+      <w:proofErr w:type="spellEnd"/>
       <w:r>
         <w:rPr>
           <w:sz w:val="28"/>
           <w:szCs w:val="28"/>
         </w:rPr>
-        <w:t>flu_vaccination_history)</w:t>
+        <w:t xml:space="preserve">, </w:t>
+      </w:r>
+      <w:proofErr w:type="spellStart"/>
+      <w:r>
+        <w:rPr>
+          <w:sz w:val="28"/>
+          <w:szCs w:val="28"/>
+        </w:rPr>
+        <w:t>flu_vaccination_history</w:t>
+      </w:r>
+      <w:proofErr w:type="spellEnd"/>
+      <w:r>
+        <w:rPr>
+          <w:sz w:val="28"/>
+          <w:szCs w:val="28"/>
+        </w:rPr>
+        <w:t>)</w:t>
       </w:r>
       <w:r>
         <w:rPr>
@@ -1234,49 +1348,71 @@
           <w:sz w:val="28"/>
           <w:szCs w:val="28"/>
         </w:rPr>
-        <w:t>(visit_year</w:t>
-      </w:r>
+        <w:t>(</w:t>
+      </w:r>
+      <w:proofErr w:type="spellStart"/>
       <w:r>
         <w:rPr>
           <w:sz w:val="28"/>
           <w:szCs w:val="28"/>
         </w:rPr>
-        <w:t xml:space="preserve">, </w:t>
-      </w:r>
+        <w:t>visit_year</w:t>
+      </w:r>
+      <w:proofErr w:type="spellEnd"/>
       <w:r>
         <w:rPr>
           <w:sz w:val="28"/>
           <w:szCs w:val="28"/>
         </w:rPr>
-        <w:t>visit_day</w:t>
-      </w:r>
+        <w:t xml:space="preserve">, </w:t>
+      </w:r>
+      <w:proofErr w:type="spellStart"/>
       <w:r>
         <w:rPr>
           <w:sz w:val="28"/>
           <w:szCs w:val="28"/>
         </w:rPr>
-        <w:t xml:space="preserve">, </w:t>
-      </w:r>
+        <w:t>visit_day</w:t>
+      </w:r>
+      <w:proofErr w:type="spellEnd"/>
       <w:r>
         <w:rPr>
           <w:sz w:val="28"/>
           <w:szCs w:val="28"/>
         </w:rPr>
-        <w:t>visit_type_hai</w:t>
-      </w:r>
+        <w:t xml:space="preserve">, </w:t>
+      </w:r>
+      <w:proofErr w:type="spellStart"/>
       <w:r>
         <w:rPr>
           <w:sz w:val="28"/>
           <w:szCs w:val="28"/>
         </w:rPr>
-        <w:t xml:space="preserve">, </w:t>
-      </w:r>
+        <w:t>visit_type_hai</w:t>
+      </w:r>
+      <w:proofErr w:type="spellEnd"/>
       <w:r>
         <w:rPr>
           <w:sz w:val="28"/>
           <w:szCs w:val="28"/>
         </w:rPr>
-        <w:t>mesurment_id).</w:t>
+        <w:t xml:space="preserve">, </w:t>
+      </w:r>
+      <w:proofErr w:type="spellStart"/>
+      <w:r>
+        <w:rPr>
+          <w:sz w:val="28"/>
+          <w:szCs w:val="28"/>
+        </w:rPr>
+        <w:t>mesurment_id</w:t>
+      </w:r>
+      <w:proofErr w:type="spellEnd"/>
+      <w:r>
+        <w:rPr>
+          <w:sz w:val="28"/>
+          <w:szCs w:val="28"/>
+        </w:rPr>
+        <w:t>).</w:t>
       </w:r>
     </w:p>
     <w:p>
@@ -1328,6 +1464,7 @@
         </w:rPr>
         <w:t xml:space="preserve"> </w:t>
       </w:r>
+      <w:proofErr w:type="gramStart"/>
       <w:r>
         <w:rPr>
           <w:color w:val="FFFFFF" w:themeColor="background1"/>
@@ -1344,6 +1481,7 @@
         </w:rPr>
         <w:t xml:space="preserve"> </w:t>
       </w:r>
+      <w:proofErr w:type="spellStart"/>
       <w:r>
         <w:rPr>
           <w:color w:val="FFFFFF" w:themeColor="background1"/>
@@ -1352,6 +1490,8 @@
         </w:rPr>
         <w:t>the</w:t>
       </w:r>
+      <w:proofErr w:type="spellEnd"/>
+      <w:proofErr w:type="gramEnd"/>
       <w:r>
         <w:rPr>
           <w:color w:val="FFFFFF" w:themeColor="background1"/>
@@ -1495,12 +1635,14 @@
             <w:spacing w:line="275" w:lineRule="exact"/>
           </w:pPr>
           <w:hyperlink w:anchor="_bookmark1" w:history="1">
+            <w:proofErr w:type="gramStart"/>
             <w:r>
               <w:rPr>
                 <w:color w:val="FF0000"/>
               </w:rPr>
               <w:t>What'!</w:t>
             </w:r>
+            <w:proofErr w:type="gramEnd"/>
             <w:r>
               <w:rPr>
                 <w:color w:val="FF0000"/>
@@ -1832,6 +1974,7 @@
             </w:rPr>
             <w:t xml:space="preserve"> </w:t>
           </w:r>
+          <w:proofErr w:type="gramStart"/>
           <w:r>
             <w:t>.</w:t>
           </w:r>
@@ -1865,6 +2008,7 @@
             </w:rPr>
             <w:t>.</w:t>
           </w:r>
+          <w:proofErr w:type="gramEnd"/>
           <w:r>
             <w:rPr>
               <w:sz w:val="22"/>
@@ -2572,6 +2716,7 @@
             </w:rPr>
             <w:t xml:space="preserve"> </w:t>
           </w:r>
+          <w:proofErr w:type="gramStart"/>
           <w:r>
             <w:t>.</w:t>
           </w:r>
@@ -2602,6 +2747,7 @@
           <w:r>
             <w:t>.</w:t>
           </w:r>
+          <w:proofErr w:type="gramEnd"/>
           <w:r>
             <w:rPr>
               <w:spacing w:val="40"/>
@@ -3081,6 +3227,7 @@
             </w:rPr>
             <w:t xml:space="preserve"> </w:t>
           </w:r>
+          <w:proofErr w:type="gramStart"/>
           <w:r>
             <w:t>.</w:t>
           </w:r>
@@ -3111,6 +3258,7 @@
           <w:r>
             <w:t>.</w:t>
           </w:r>
+          <w:proofErr w:type="gramEnd"/>
           <w:r>
             <w:rPr>
               <w:spacing w:val="34"/>
@@ -3502,6 +3650,7 @@
             </w:rPr>
             <w:t xml:space="preserve"> </w:t>
           </w:r>
+          <w:proofErr w:type="gramStart"/>
           <w:r>
             <w:t>.</w:t>
           </w:r>
@@ -3532,6 +3681,7 @@
           <w:r>
             <w:t>.</w:t>
           </w:r>
+          <w:proofErr w:type="gramEnd"/>
           <w:r>
             <w:rPr>
               <w:spacing w:val="44"/>
@@ -3908,6 +4058,7 @@
             </w:rPr>
             <w:t xml:space="preserve"> </w:t>
           </w:r>
+          <w:proofErr w:type="gramStart"/>
           <w:r>
             <w:t>.</w:t>
           </w:r>
@@ -3941,6 +4092,7 @@
             </w:rPr>
             <w:t>.</w:t>
           </w:r>
+          <w:proofErr w:type="gramEnd"/>
           <w:r>
             <w:rPr>
               <w:sz w:val="22"/>
@@ -4294,6 +4446,7 @@
             </w:rPr>
             <w:t xml:space="preserve"> </w:t>
           </w:r>
+          <w:proofErr w:type="gramStart"/>
           <w:r>
             <w:t>.</w:t>
           </w:r>
@@ -4324,6 +4477,7 @@
           <w:r>
             <w:t>.</w:t>
           </w:r>
+          <w:proofErr w:type="gramEnd"/>
           <w:r>
             <w:rPr>
               <w:spacing w:val="44"/>
@@ -4686,6 +4840,7 @@
             </w:rPr>
             <w:t xml:space="preserve"> </w:t>
           </w:r>
+          <w:proofErr w:type="gramStart"/>
           <w:r>
             <w:t>.</w:t>
           </w:r>
@@ -4719,6 +4874,7 @@
             </w:rPr>
             <w:t>.</w:t>
           </w:r>
+          <w:proofErr w:type="gramEnd"/>
           <w:r>
             <w:rPr>
               <w:sz w:val="22"/>
@@ -5058,6 +5214,7 @@
             </w:rPr>
             <w:t xml:space="preserve"> </w:t>
           </w:r>
+          <w:proofErr w:type="gramStart"/>
           <w:r>
             <w:t>.</w:t>
           </w:r>
@@ -5091,6 +5248,7 @@
             </w:rPr>
             <w:t>.</w:t>
           </w:r>
+          <w:proofErr w:type="gramEnd"/>
           <w:r>
             <w:rPr>
               <w:sz w:val="22"/>
@@ -5873,6 +6031,7 @@
             </w:rPr>
             <w:t xml:space="preserve"> </w:t>
           </w:r>
+          <w:proofErr w:type="gramStart"/>
           <w:r>
             <w:t>.</w:t>
           </w:r>
@@ -5906,6 +6065,7 @@
             </w:rPr>
             <w:t>.</w:t>
           </w:r>
+          <w:proofErr w:type="gramEnd"/>
           <w:r>
             <w:rPr>
               <w:sz w:val="22"/>
@@ -6977,6 +7137,7 @@
           </w:rPr>
           <w:t xml:space="preserve"> </w:t>
         </w:r>
+        <w:proofErr w:type="gramStart"/>
         <w:r>
           <w:rPr>
             <w:color w:val="FF0000"/>
@@ -7001,6 +7162,7 @@
           </w:rPr>
           <w:t>results</w:t>
         </w:r>
+        <w:proofErr w:type="gramEnd"/>
         <w:r>
           <w:rPr>
             <w:color w:val="FF0000"/>
@@ -7353,6 +7515,7 @@
         </w:rPr>
         <w:t xml:space="preserve"> </w:t>
       </w:r>
+      <w:proofErr w:type="gramStart"/>
       <w:r>
         <w:t>.</w:t>
       </w:r>
@@ -7386,6 +7549,7 @@
         </w:rPr>
         <w:t>.</w:t>
       </w:r>
+      <w:proofErr w:type="gramEnd"/>
       <w:r>
         <w:rPr>
           <w:sz w:val="22"/>
@@ -7474,6 +7638,7 @@
         </w:rPr>
       </w:pPr>
       <w:hyperlink w:anchor="_bookmark21" w:history="1">
+        <w:proofErr w:type="spellStart"/>
         <w:r>
           <w:rPr>
             <w:color w:val="FF0000"/>
@@ -7482,6 +7647,7 @@
           </w:rPr>
           <w:t>Logistig</w:t>
         </w:r>
+        <w:proofErr w:type="spellEnd"/>
       </w:hyperlink>
       <w:r>
         <w:rPr>
@@ -8501,14 +8667,27 @@
         </w:rPr>
         <w:t xml:space="preserve"> </w:t>
       </w:r>
+      <w:proofErr w:type="gramStart"/>
       <w:r>
         <w:rPr>
           <w:spacing w:val="-4"/>
         </w:rPr>
-        <w:t xml:space="preserve">par- </w:t>
-      </w:r>
-      <w:r>
-        <w:t>ticular models.</w:t>
+        <w:t>par</w:t>
+      </w:r>
+      <w:proofErr w:type="gramEnd"/>
+      <w:r>
+        <w:rPr>
+          <w:spacing w:val="-4"/>
+        </w:rPr>
+        <w:t xml:space="preserve">- </w:t>
+      </w:r>
+      <w:proofErr w:type="spellStart"/>
+      <w:r>
+        <w:t>ticular</w:t>
+      </w:r>
+      <w:proofErr w:type="spellEnd"/>
+      <w:r>
+        <w:t xml:space="preserve"> models.</w:t>
       </w:r>
     </w:p>
     <w:p>
@@ -8728,8 +8907,16 @@
         <w:rPr>
           <w:w w:val="90"/>
         </w:rPr>
-        <w:t>The second contribution of this report consists of building an intuitive, easy-to-use and user friendly</w:t>
-      </w:r>
+        <w:t xml:space="preserve">The second contribution of this report consists of building an intuitive, easy-to-use and </w:t>
+      </w:r>
+      <w:proofErr w:type="gramStart"/>
+      <w:r>
+        <w:rPr>
+          <w:w w:val="90"/>
+        </w:rPr>
+        <w:t>user friendly</w:t>
+      </w:r>
+      <w:proofErr w:type="gramEnd"/>
       <w:r>
         <w:rPr>
           <w:spacing w:val="80"/>
@@ -9098,6 +9285,7 @@
         </w:rPr>
         <w:t xml:space="preserve"> </w:t>
       </w:r>
+      <w:proofErr w:type="spellStart"/>
       <w:r>
         <w:rPr>
           <w:rFonts w:ascii="Georgia"/>
@@ -9107,6 +9295,7 @@
         </w:rPr>
         <w:t>xyz</w:t>
       </w:r>
+      <w:proofErr w:type="spellEnd"/>
       <w:r>
         <w:rPr>
           <w:rFonts w:ascii="Georgia"/>
@@ -9444,13 +9633,29 @@
           <w:spacing w:val="-5"/>
         </w:rPr>
       </w:pPr>
+      <w:proofErr w:type="spellStart"/>
       <w:r>
         <w:rPr>
           <w:spacing w:val="-5"/>
         </w:rPr>
         <w:lastRenderedPageBreak/>
-        <w:t>Sanatate pe Sistem</w:t>
-      </w:r>
+        <w:t>Sanatate</w:t>
+      </w:r>
+      <w:proofErr w:type="spellEnd"/>
+      <w:r>
+        <w:rPr>
+          <w:spacing w:val="-5"/>
+        </w:rPr>
+        <w:t xml:space="preserve"> pe </w:t>
+      </w:r>
+      <w:proofErr w:type="spellStart"/>
+      <w:r>
+        <w:rPr>
+          <w:spacing w:val="-5"/>
+        </w:rPr>
+        <w:t>Sistem</w:t>
+      </w:r>
+      <w:proofErr w:type="spellEnd"/>
       <w:r>
         <w:tab/>
         <w:t>Project's</w:t>
@@ -10690,6 +10895,7 @@
         </w:rPr>
         <w:t xml:space="preserve"> </w:t>
       </w:r>
+      <w:proofErr w:type="gramStart"/>
       <w:r>
         <w:rPr>
           <w:spacing w:val="-2"/>
@@ -10708,6 +10914,7 @@
         </w:rPr>
         <w:t>(some)</w:t>
       </w:r>
+      <w:proofErr w:type="gramEnd"/>
       <w:r>
         <w:rPr>
           <w:spacing w:val="-10"/>
@@ -11247,12 +11454,14 @@
         </w:rPr>
         <w:t xml:space="preserve"> </w:t>
       </w:r>
+      <w:proofErr w:type="spellStart"/>
       <w:r>
         <w:rPr>
           <w:spacing w:val="-4"/>
         </w:rPr>
         <w:t>utilised</w:t>
       </w:r>
+      <w:proofErr w:type="spellEnd"/>
       <w:r>
         <w:rPr>
           <w:spacing w:val="-7"/>
@@ -11283,6 +11492,7 @@
         </w:rPr>
         <w:t xml:space="preserve"> </w:t>
       </w:r>
+      <w:proofErr w:type="gramStart"/>
       <w:r>
         <w:rPr>
           <w:spacing w:val="-4"/>
@@ -11313,6 +11523,7 @@
         </w:rPr>
         <w:t>to</w:t>
       </w:r>
+      <w:proofErr w:type="gramEnd"/>
       <w:r>
         <w:rPr>
           <w:spacing w:val="-7"/>
@@ -12364,11 +12575,19 @@
         </w:rPr>
         <w:t xml:space="preserve"> </w:t>
       </w:r>
+      <w:proofErr w:type="spellStart"/>
       <w:r>
         <w:rPr>
           <w:spacing w:val="-2"/>
         </w:rPr>
-        <w:t xml:space="preserve">psuedocode </w:t>
+        <w:t>psuedocode</w:t>
+      </w:r>
+      <w:proofErr w:type="spellEnd"/>
+      <w:r>
+        <w:rPr>
+          <w:spacing w:val="-2"/>
+        </w:rPr>
+        <w:t xml:space="preserve"> </w:t>
       </w:r>
       <w:r>
         <w:t>description</w:t>
@@ -12622,6 +12841,7 @@
         </w:rPr>
         <w:t xml:space="preserve"> </w:t>
       </w:r>
+      <w:proofErr w:type="gramStart"/>
       <w:r>
         <w:t>all</w:t>
       </w:r>
@@ -12634,6 +12854,7 @@
       <w:r>
         <w:t>of</w:t>
       </w:r>
+      <w:proofErr w:type="gramEnd"/>
       <w:r>
         <w:rPr>
           <w:spacing w:val="-12"/>
@@ -13214,12 +13435,14 @@
         </w:rPr>
         <w:t xml:space="preserve"> </w:t>
       </w:r>
+      <w:proofErr w:type="spellStart"/>
       <w:r>
         <w:rPr>
           <w:spacing w:val="-6"/>
         </w:rPr>
         <w:t>fiow</w:t>
       </w:r>
+      <w:proofErr w:type="spellEnd"/>
       <w:r>
         <w:rPr>
           <w:spacing w:val="-8"/>
@@ -13553,13 +13776,63 @@
         </w:tabs>
         <w:ind w:left="153" w:firstLine="0"/>
       </w:pPr>
+      <w:proofErr w:type="spellStart"/>
       <w:r>
         <w:rPr>
           <w:spacing w:val="-2"/>
           <w:w w:val="105"/>
         </w:rPr>
-        <w:t>Algoritmii folositi pentru clasificare</w:t>
-      </w:r>
+        <w:t>Algoritmii</w:t>
+      </w:r>
+      <w:proofErr w:type="spellEnd"/>
+      <w:r>
+        <w:rPr>
+          <w:spacing w:val="-2"/>
+          <w:w w:val="105"/>
+        </w:rPr>
+        <w:t xml:space="preserve"> </w:t>
+      </w:r>
+      <w:proofErr w:type="spellStart"/>
+      <w:r>
+        <w:rPr>
+          <w:spacing w:val="-2"/>
+          <w:w w:val="105"/>
+        </w:rPr>
+        <w:t>folositi</w:t>
+      </w:r>
+      <w:proofErr w:type="spellEnd"/>
+      <w:r>
+        <w:rPr>
+          <w:spacing w:val="-2"/>
+          <w:w w:val="105"/>
+        </w:rPr>
+        <w:t xml:space="preserve"> </w:t>
+      </w:r>
+      <w:proofErr w:type="spellStart"/>
+      <w:r>
+        <w:rPr>
+          <w:spacing w:val="-2"/>
+          <w:w w:val="105"/>
+        </w:rPr>
+        <w:t>pentru</w:t>
+      </w:r>
+      <w:proofErr w:type="spellEnd"/>
+      <w:r>
+        <w:rPr>
+          <w:spacing w:val="-2"/>
+          <w:w w:val="105"/>
+        </w:rPr>
+        <w:t xml:space="preserve"> </w:t>
+      </w:r>
+      <w:proofErr w:type="spellStart"/>
+      <w:r>
+        <w:rPr>
+          <w:spacing w:val="-2"/>
+          <w:w w:val="105"/>
+        </w:rPr>
+        <w:t>clasificare</w:t>
+      </w:r>
+      <w:proofErr w:type="spellEnd"/>
     </w:p>
     <w:p>
       <w:pPr>
@@ -13666,11 +13939,677 @@
           <w:lang w:val="en-GB"/>
         </w:rPr>
       </w:pPr>
-      <w:r>
-        <w:rPr>
-          <w:lang w:val="en-GB"/>
-        </w:rPr>
-        <w:t>Arborele de decizie este un algoritm de clasificare și regresie care utilizează o structură de tip arbore pentru a lua decizii bazate pe caracteristicile de intrare. Fiecare nod din arbore reprezintă o întrebare sau o condiție asupra unei caracteristici, iar fiecare ramură reprezintă răspunsul (sau decizia) posibilă. Algoritmul împarte datele în subseturi la fiecare nod, până când ajunge la frunze, unde se atribuie o clasă finală sau o valoare de predicție.</w:t>
+      <w:proofErr w:type="spellStart"/>
+      <w:r>
+        <w:rPr>
+          <w:lang w:val="en-GB"/>
+        </w:rPr>
+        <w:t>Arborele</w:t>
+      </w:r>
+      <w:proofErr w:type="spellEnd"/>
+      <w:r>
+        <w:rPr>
+          <w:lang w:val="en-GB"/>
+        </w:rPr>
+        <w:t xml:space="preserve"> de </w:t>
+      </w:r>
+      <w:proofErr w:type="spellStart"/>
+      <w:r>
+        <w:rPr>
+          <w:lang w:val="en-GB"/>
+        </w:rPr>
+        <w:t>decizie</w:t>
+      </w:r>
+      <w:proofErr w:type="spellEnd"/>
+      <w:r>
+        <w:rPr>
+          <w:lang w:val="en-GB"/>
+        </w:rPr>
+        <w:t xml:space="preserve"> </w:t>
+      </w:r>
+      <w:proofErr w:type="spellStart"/>
+      <w:r>
+        <w:rPr>
+          <w:lang w:val="en-GB"/>
+        </w:rPr>
+        <w:t>este</w:t>
+      </w:r>
+      <w:proofErr w:type="spellEnd"/>
+      <w:r>
+        <w:rPr>
+          <w:lang w:val="en-GB"/>
+        </w:rPr>
+        <w:t xml:space="preserve"> un </w:t>
+      </w:r>
+      <w:proofErr w:type="spellStart"/>
+      <w:r>
+        <w:rPr>
+          <w:lang w:val="en-GB"/>
+        </w:rPr>
+        <w:t>algoritm</w:t>
+      </w:r>
+      <w:proofErr w:type="spellEnd"/>
+      <w:r>
+        <w:rPr>
+          <w:lang w:val="en-GB"/>
+        </w:rPr>
+        <w:t xml:space="preserve"> de </w:t>
+      </w:r>
+      <w:proofErr w:type="spellStart"/>
+      <w:r>
+        <w:rPr>
+          <w:lang w:val="en-GB"/>
+        </w:rPr>
+        <w:t>clasificare</w:t>
+      </w:r>
+      <w:proofErr w:type="spellEnd"/>
+      <w:r>
+        <w:rPr>
+          <w:lang w:val="en-GB"/>
+        </w:rPr>
+        <w:t xml:space="preserve"> </w:t>
+      </w:r>
+      <w:proofErr w:type="spellStart"/>
+      <w:r>
+        <w:rPr>
+          <w:lang w:val="en-GB"/>
+        </w:rPr>
+        <w:t>și</w:t>
+      </w:r>
+      <w:proofErr w:type="spellEnd"/>
+      <w:r>
+        <w:rPr>
+          <w:lang w:val="en-GB"/>
+        </w:rPr>
+        <w:t xml:space="preserve"> </w:t>
+      </w:r>
+      <w:proofErr w:type="spellStart"/>
+      <w:r>
+        <w:rPr>
+          <w:lang w:val="en-GB"/>
+        </w:rPr>
+        <w:t>regresie</w:t>
+      </w:r>
+      <w:proofErr w:type="spellEnd"/>
+      <w:r>
+        <w:rPr>
+          <w:lang w:val="en-GB"/>
+        </w:rPr>
+        <w:t xml:space="preserve"> care </w:t>
+      </w:r>
+      <w:proofErr w:type="spellStart"/>
+      <w:r>
+        <w:rPr>
+          <w:lang w:val="en-GB"/>
+        </w:rPr>
+        <w:t>utilizează</w:t>
+      </w:r>
+      <w:proofErr w:type="spellEnd"/>
+      <w:r>
+        <w:rPr>
+          <w:lang w:val="en-GB"/>
+        </w:rPr>
+        <w:t xml:space="preserve"> o </w:t>
+      </w:r>
+      <w:proofErr w:type="spellStart"/>
+      <w:r>
+        <w:rPr>
+          <w:lang w:val="en-GB"/>
+        </w:rPr>
+        <w:t>structură</w:t>
+      </w:r>
+      <w:proofErr w:type="spellEnd"/>
+      <w:r>
+        <w:rPr>
+          <w:lang w:val="en-GB"/>
+        </w:rPr>
+        <w:t xml:space="preserve"> de tip arbore </w:t>
+      </w:r>
+      <w:proofErr w:type="spellStart"/>
+      <w:r>
+        <w:rPr>
+          <w:lang w:val="en-GB"/>
+        </w:rPr>
+        <w:t>pentru</w:t>
+      </w:r>
+      <w:proofErr w:type="spellEnd"/>
+      <w:r>
+        <w:rPr>
+          <w:lang w:val="en-GB"/>
+        </w:rPr>
+        <w:t xml:space="preserve"> a </w:t>
+      </w:r>
+      <w:proofErr w:type="spellStart"/>
+      <w:r>
+        <w:rPr>
+          <w:lang w:val="en-GB"/>
+        </w:rPr>
+        <w:t>lua</w:t>
+      </w:r>
+      <w:proofErr w:type="spellEnd"/>
+      <w:r>
+        <w:rPr>
+          <w:lang w:val="en-GB"/>
+        </w:rPr>
+        <w:t xml:space="preserve"> </w:t>
+      </w:r>
+      <w:proofErr w:type="spellStart"/>
+      <w:r>
+        <w:rPr>
+          <w:lang w:val="en-GB"/>
+        </w:rPr>
+        <w:t>decizii</w:t>
+      </w:r>
+      <w:proofErr w:type="spellEnd"/>
+      <w:r>
+        <w:rPr>
+          <w:lang w:val="en-GB"/>
+        </w:rPr>
+        <w:t xml:space="preserve"> </w:t>
+      </w:r>
+      <w:proofErr w:type="spellStart"/>
+      <w:r>
+        <w:rPr>
+          <w:lang w:val="en-GB"/>
+        </w:rPr>
+        <w:t>bazate</w:t>
+      </w:r>
+      <w:proofErr w:type="spellEnd"/>
+      <w:r>
+        <w:rPr>
+          <w:lang w:val="en-GB"/>
+        </w:rPr>
+        <w:t xml:space="preserve"> pe </w:t>
+      </w:r>
+      <w:proofErr w:type="spellStart"/>
+      <w:r>
+        <w:rPr>
+          <w:lang w:val="en-GB"/>
+        </w:rPr>
+        <w:t>caracteristicile</w:t>
+      </w:r>
+      <w:proofErr w:type="spellEnd"/>
+      <w:r>
+        <w:rPr>
+          <w:lang w:val="en-GB"/>
+        </w:rPr>
+        <w:t xml:space="preserve"> de </w:t>
+      </w:r>
+      <w:proofErr w:type="spellStart"/>
+      <w:r>
+        <w:rPr>
+          <w:lang w:val="en-GB"/>
+        </w:rPr>
+        <w:t>intrare</w:t>
+      </w:r>
+      <w:proofErr w:type="spellEnd"/>
+      <w:r>
+        <w:rPr>
+          <w:lang w:val="en-GB"/>
+        </w:rPr>
+        <w:t xml:space="preserve">. </w:t>
+      </w:r>
+      <w:proofErr w:type="spellStart"/>
+      <w:r>
+        <w:rPr>
+          <w:lang w:val="en-GB"/>
+        </w:rPr>
+        <w:t>Fiecare</w:t>
+      </w:r>
+      <w:proofErr w:type="spellEnd"/>
+      <w:r>
+        <w:rPr>
+          <w:lang w:val="en-GB"/>
+        </w:rPr>
+        <w:t xml:space="preserve"> nod din arbore </w:t>
+      </w:r>
+      <w:proofErr w:type="spellStart"/>
+      <w:r>
+        <w:rPr>
+          <w:lang w:val="en-GB"/>
+        </w:rPr>
+        <w:t>reprezintă</w:t>
+      </w:r>
+      <w:proofErr w:type="spellEnd"/>
+      <w:r>
+        <w:rPr>
+          <w:lang w:val="en-GB"/>
+        </w:rPr>
+        <w:t xml:space="preserve"> o </w:t>
+      </w:r>
+      <w:proofErr w:type="spellStart"/>
+      <w:r>
+        <w:rPr>
+          <w:lang w:val="en-GB"/>
+        </w:rPr>
+        <w:t>întrebare</w:t>
+      </w:r>
+      <w:proofErr w:type="spellEnd"/>
+      <w:r>
+        <w:rPr>
+          <w:lang w:val="en-GB"/>
+        </w:rPr>
+        <w:t xml:space="preserve"> </w:t>
+      </w:r>
+      <w:proofErr w:type="spellStart"/>
+      <w:r>
+        <w:rPr>
+          <w:lang w:val="en-GB"/>
+        </w:rPr>
+        <w:t>sau</w:t>
+      </w:r>
+      <w:proofErr w:type="spellEnd"/>
+      <w:r>
+        <w:rPr>
+          <w:lang w:val="en-GB"/>
+        </w:rPr>
+        <w:t xml:space="preserve"> o </w:t>
+      </w:r>
+      <w:proofErr w:type="spellStart"/>
+      <w:r>
+        <w:rPr>
+          <w:lang w:val="en-GB"/>
+        </w:rPr>
+        <w:t>condiție</w:t>
+      </w:r>
+      <w:proofErr w:type="spellEnd"/>
+      <w:r>
+        <w:rPr>
+          <w:lang w:val="en-GB"/>
+        </w:rPr>
+        <w:t xml:space="preserve"> </w:t>
+      </w:r>
+      <w:proofErr w:type="spellStart"/>
+      <w:r>
+        <w:rPr>
+          <w:lang w:val="en-GB"/>
+        </w:rPr>
+        <w:t>asupra</w:t>
+      </w:r>
+      <w:proofErr w:type="spellEnd"/>
+      <w:r>
+        <w:rPr>
+          <w:lang w:val="en-GB"/>
+        </w:rPr>
+        <w:t xml:space="preserve"> </w:t>
+      </w:r>
+      <w:proofErr w:type="spellStart"/>
+      <w:r>
+        <w:rPr>
+          <w:lang w:val="en-GB"/>
+        </w:rPr>
+        <w:t>unei</w:t>
+      </w:r>
+      <w:proofErr w:type="spellEnd"/>
+      <w:r>
+        <w:rPr>
+          <w:lang w:val="en-GB"/>
+        </w:rPr>
+        <w:t xml:space="preserve"> </w:t>
+      </w:r>
+      <w:proofErr w:type="spellStart"/>
+      <w:r>
+        <w:rPr>
+          <w:lang w:val="en-GB"/>
+        </w:rPr>
+        <w:t>caracteristici</w:t>
+      </w:r>
+      <w:proofErr w:type="spellEnd"/>
+      <w:r>
+        <w:rPr>
+          <w:lang w:val="en-GB"/>
+        </w:rPr>
+        <w:t xml:space="preserve">, </w:t>
+      </w:r>
+      <w:proofErr w:type="spellStart"/>
+      <w:r>
+        <w:rPr>
+          <w:lang w:val="en-GB"/>
+        </w:rPr>
+        <w:t>iar</w:t>
+      </w:r>
+      <w:proofErr w:type="spellEnd"/>
+      <w:r>
+        <w:rPr>
+          <w:lang w:val="en-GB"/>
+        </w:rPr>
+        <w:t xml:space="preserve"> </w:t>
+      </w:r>
+      <w:proofErr w:type="spellStart"/>
+      <w:r>
+        <w:rPr>
+          <w:lang w:val="en-GB"/>
+        </w:rPr>
+        <w:t>fiecare</w:t>
+      </w:r>
+      <w:proofErr w:type="spellEnd"/>
+      <w:r>
+        <w:rPr>
+          <w:lang w:val="en-GB"/>
+        </w:rPr>
+        <w:t xml:space="preserve"> </w:t>
+      </w:r>
+      <w:proofErr w:type="spellStart"/>
+      <w:r>
+        <w:rPr>
+          <w:lang w:val="en-GB"/>
+        </w:rPr>
+        <w:t>ramură</w:t>
+      </w:r>
+      <w:proofErr w:type="spellEnd"/>
+      <w:r>
+        <w:rPr>
+          <w:lang w:val="en-GB"/>
+        </w:rPr>
+        <w:t xml:space="preserve"> </w:t>
+      </w:r>
+      <w:proofErr w:type="spellStart"/>
+      <w:r>
+        <w:rPr>
+          <w:lang w:val="en-GB"/>
+        </w:rPr>
+        <w:t>reprezintă</w:t>
+      </w:r>
+      <w:proofErr w:type="spellEnd"/>
+      <w:r>
+        <w:rPr>
+          <w:lang w:val="en-GB"/>
+        </w:rPr>
+        <w:t xml:space="preserve"> </w:t>
+      </w:r>
+      <w:proofErr w:type="spellStart"/>
+      <w:r>
+        <w:rPr>
+          <w:lang w:val="en-GB"/>
+        </w:rPr>
+        <w:t>răspunsul</w:t>
+      </w:r>
+      <w:proofErr w:type="spellEnd"/>
+      <w:r>
+        <w:rPr>
+          <w:lang w:val="en-GB"/>
+        </w:rPr>
+        <w:t xml:space="preserve"> (</w:t>
+      </w:r>
+      <w:proofErr w:type="spellStart"/>
+      <w:r>
+        <w:rPr>
+          <w:lang w:val="en-GB"/>
+        </w:rPr>
+        <w:t>sau</w:t>
+      </w:r>
+      <w:proofErr w:type="spellEnd"/>
+      <w:r>
+        <w:rPr>
+          <w:lang w:val="en-GB"/>
+        </w:rPr>
+        <w:t xml:space="preserve"> </w:t>
+      </w:r>
+      <w:proofErr w:type="spellStart"/>
+      <w:r>
+        <w:rPr>
+          <w:lang w:val="en-GB"/>
+        </w:rPr>
+        <w:t>decizia</w:t>
+      </w:r>
+      <w:proofErr w:type="spellEnd"/>
+      <w:r>
+        <w:rPr>
+          <w:lang w:val="en-GB"/>
+        </w:rPr>
+        <w:t xml:space="preserve">) </w:t>
+      </w:r>
+      <w:proofErr w:type="spellStart"/>
+      <w:r>
+        <w:rPr>
+          <w:lang w:val="en-GB"/>
+        </w:rPr>
+        <w:t>posibilă</w:t>
+      </w:r>
+      <w:proofErr w:type="spellEnd"/>
+      <w:r>
+        <w:rPr>
+          <w:lang w:val="en-GB"/>
+        </w:rPr>
+        <w:t xml:space="preserve">. </w:t>
+      </w:r>
+      <w:proofErr w:type="spellStart"/>
+      <w:r>
+        <w:rPr>
+          <w:lang w:val="en-GB"/>
+        </w:rPr>
+        <w:t>Algoritmul</w:t>
+      </w:r>
+      <w:proofErr w:type="spellEnd"/>
+      <w:r>
+        <w:rPr>
+          <w:lang w:val="en-GB"/>
+        </w:rPr>
+        <w:t xml:space="preserve"> </w:t>
+      </w:r>
+      <w:proofErr w:type="spellStart"/>
+      <w:r>
+        <w:rPr>
+          <w:lang w:val="en-GB"/>
+        </w:rPr>
+        <w:t>împarte</w:t>
+      </w:r>
+      <w:proofErr w:type="spellEnd"/>
+      <w:r>
+        <w:rPr>
+          <w:lang w:val="en-GB"/>
+        </w:rPr>
+        <w:t xml:space="preserve"> </w:t>
+      </w:r>
+      <w:proofErr w:type="spellStart"/>
+      <w:r>
+        <w:rPr>
+          <w:lang w:val="en-GB"/>
+        </w:rPr>
+        <w:t>datele</w:t>
+      </w:r>
+      <w:proofErr w:type="spellEnd"/>
+      <w:r>
+        <w:rPr>
+          <w:lang w:val="en-GB"/>
+        </w:rPr>
+        <w:t xml:space="preserve"> </w:t>
+      </w:r>
+      <w:proofErr w:type="spellStart"/>
+      <w:r>
+        <w:rPr>
+          <w:lang w:val="en-GB"/>
+        </w:rPr>
+        <w:t>în</w:t>
+      </w:r>
+      <w:proofErr w:type="spellEnd"/>
+      <w:r>
+        <w:rPr>
+          <w:lang w:val="en-GB"/>
+        </w:rPr>
+        <w:t xml:space="preserve"> </w:t>
+      </w:r>
+      <w:proofErr w:type="spellStart"/>
+      <w:r>
+        <w:rPr>
+          <w:lang w:val="en-GB"/>
+        </w:rPr>
+        <w:t>subseturi</w:t>
+      </w:r>
+      <w:proofErr w:type="spellEnd"/>
+      <w:r>
+        <w:rPr>
+          <w:lang w:val="en-GB"/>
+        </w:rPr>
+        <w:t xml:space="preserve"> la </w:t>
+      </w:r>
+      <w:proofErr w:type="spellStart"/>
+      <w:r>
+        <w:rPr>
+          <w:lang w:val="en-GB"/>
+        </w:rPr>
+        <w:t>fiecare</w:t>
+      </w:r>
+      <w:proofErr w:type="spellEnd"/>
+      <w:r>
+        <w:rPr>
+          <w:lang w:val="en-GB"/>
+        </w:rPr>
+        <w:t xml:space="preserve"> nod, </w:t>
+      </w:r>
+      <w:proofErr w:type="spellStart"/>
+      <w:r>
+        <w:rPr>
+          <w:lang w:val="en-GB"/>
+        </w:rPr>
+        <w:t>până</w:t>
+      </w:r>
+      <w:proofErr w:type="spellEnd"/>
+      <w:r>
+        <w:rPr>
+          <w:lang w:val="en-GB"/>
+        </w:rPr>
+        <w:t xml:space="preserve"> </w:t>
+      </w:r>
+      <w:proofErr w:type="spellStart"/>
+      <w:r>
+        <w:rPr>
+          <w:lang w:val="en-GB"/>
+        </w:rPr>
+        <w:t>când</w:t>
+      </w:r>
+      <w:proofErr w:type="spellEnd"/>
+      <w:r>
+        <w:rPr>
+          <w:lang w:val="en-GB"/>
+        </w:rPr>
+        <w:t xml:space="preserve"> </w:t>
+      </w:r>
+      <w:proofErr w:type="spellStart"/>
+      <w:r>
+        <w:rPr>
+          <w:lang w:val="en-GB"/>
+        </w:rPr>
+        <w:t>ajunge</w:t>
+      </w:r>
+      <w:proofErr w:type="spellEnd"/>
+      <w:r>
+        <w:rPr>
+          <w:lang w:val="en-GB"/>
+        </w:rPr>
+        <w:t xml:space="preserve"> la </w:t>
+      </w:r>
+      <w:proofErr w:type="spellStart"/>
+      <w:r>
+        <w:rPr>
+          <w:lang w:val="en-GB"/>
+        </w:rPr>
+        <w:t>frunze</w:t>
+      </w:r>
+      <w:proofErr w:type="spellEnd"/>
+      <w:r>
+        <w:rPr>
+          <w:lang w:val="en-GB"/>
+        </w:rPr>
+        <w:t xml:space="preserve">, </w:t>
+      </w:r>
+      <w:proofErr w:type="spellStart"/>
+      <w:r>
+        <w:rPr>
+          <w:lang w:val="en-GB"/>
+        </w:rPr>
+        <w:t>unde</w:t>
+      </w:r>
+      <w:proofErr w:type="spellEnd"/>
+      <w:r>
+        <w:rPr>
+          <w:lang w:val="en-GB"/>
+        </w:rPr>
+        <w:t xml:space="preserve"> se </w:t>
+      </w:r>
+      <w:proofErr w:type="spellStart"/>
+      <w:r>
+        <w:rPr>
+          <w:lang w:val="en-GB"/>
+        </w:rPr>
+        <w:t>atribuie</w:t>
+      </w:r>
+      <w:proofErr w:type="spellEnd"/>
+      <w:r>
+        <w:rPr>
+          <w:lang w:val="en-GB"/>
+        </w:rPr>
+        <w:t xml:space="preserve"> o </w:t>
+      </w:r>
+      <w:proofErr w:type="spellStart"/>
+      <w:r>
+        <w:rPr>
+          <w:lang w:val="en-GB"/>
+        </w:rPr>
+        <w:t>clasă</w:t>
+      </w:r>
+      <w:proofErr w:type="spellEnd"/>
+      <w:r>
+        <w:rPr>
+          <w:lang w:val="en-GB"/>
+        </w:rPr>
+        <w:t xml:space="preserve"> </w:t>
+      </w:r>
+      <w:proofErr w:type="spellStart"/>
+      <w:r>
+        <w:rPr>
+          <w:lang w:val="en-GB"/>
+        </w:rPr>
+        <w:t>finală</w:t>
+      </w:r>
+      <w:proofErr w:type="spellEnd"/>
+      <w:r>
+        <w:rPr>
+          <w:lang w:val="en-GB"/>
+        </w:rPr>
+        <w:t xml:space="preserve"> </w:t>
+      </w:r>
+      <w:proofErr w:type="spellStart"/>
+      <w:r>
+        <w:rPr>
+          <w:lang w:val="en-GB"/>
+        </w:rPr>
+        <w:t>sau</w:t>
+      </w:r>
+      <w:proofErr w:type="spellEnd"/>
+      <w:r>
+        <w:rPr>
+          <w:lang w:val="en-GB"/>
+        </w:rPr>
+        <w:t xml:space="preserve"> o </w:t>
+      </w:r>
+      <w:proofErr w:type="spellStart"/>
+      <w:r>
+        <w:rPr>
+          <w:lang w:val="en-GB"/>
+        </w:rPr>
+        <w:t>valoare</w:t>
+      </w:r>
+      <w:proofErr w:type="spellEnd"/>
+      <w:r>
+        <w:rPr>
+          <w:lang w:val="en-GB"/>
+        </w:rPr>
+        <w:t xml:space="preserve"> de </w:t>
+      </w:r>
+      <w:proofErr w:type="spellStart"/>
+      <w:r>
+        <w:rPr>
+          <w:lang w:val="en-GB"/>
+        </w:rPr>
+        <w:t>predicție</w:t>
+      </w:r>
+      <w:proofErr w:type="spellEnd"/>
+      <w:r>
+        <w:rPr>
+          <w:lang w:val="en-GB"/>
+        </w:rPr>
+        <w:t>.</w:t>
       </w:r>
     </w:p>
     <w:p>
@@ -13689,11 +14628,495 @@
           <w:lang w:val="en-GB"/>
         </w:rPr>
       </w:pPr>
-      <w:r>
-        <w:rPr>
-          <w:lang w:val="en-GB"/>
-        </w:rPr>
-        <w:t>Arborii de decizie sunt eficienți și ușor de interpretat, deoarece oferă explicații vizuale pentru clasificări. Aceștia sunt valoroși în proiectul nostru, deoarece permit identificarea factorilor principali care influențează răspunsul la vaccinul antigripal și ajută la dezvoltarea unui sistem de suport decizional în domeniul sănătății.</w:t>
+      <w:proofErr w:type="spellStart"/>
+      <w:r>
+        <w:rPr>
+          <w:lang w:val="en-GB"/>
+        </w:rPr>
+        <w:t>Arborii</w:t>
+      </w:r>
+      <w:proofErr w:type="spellEnd"/>
+      <w:r>
+        <w:rPr>
+          <w:lang w:val="en-GB"/>
+        </w:rPr>
+        <w:t xml:space="preserve"> de </w:t>
+      </w:r>
+      <w:proofErr w:type="spellStart"/>
+      <w:r>
+        <w:rPr>
+          <w:lang w:val="en-GB"/>
+        </w:rPr>
+        <w:t>decizie</w:t>
+      </w:r>
+      <w:proofErr w:type="spellEnd"/>
+      <w:r>
+        <w:rPr>
+          <w:lang w:val="en-GB"/>
+        </w:rPr>
+        <w:t xml:space="preserve"> sunt </w:t>
+      </w:r>
+      <w:proofErr w:type="spellStart"/>
+      <w:r>
+        <w:rPr>
+          <w:lang w:val="en-GB"/>
+        </w:rPr>
+        <w:t>eficienți</w:t>
+      </w:r>
+      <w:proofErr w:type="spellEnd"/>
+      <w:r>
+        <w:rPr>
+          <w:lang w:val="en-GB"/>
+        </w:rPr>
+        <w:t xml:space="preserve"> </w:t>
+      </w:r>
+      <w:proofErr w:type="spellStart"/>
+      <w:r>
+        <w:rPr>
+          <w:lang w:val="en-GB"/>
+        </w:rPr>
+        <w:t>și</w:t>
+      </w:r>
+      <w:proofErr w:type="spellEnd"/>
+      <w:r>
+        <w:rPr>
+          <w:lang w:val="en-GB"/>
+        </w:rPr>
+        <w:t xml:space="preserve"> </w:t>
+      </w:r>
+      <w:proofErr w:type="spellStart"/>
+      <w:r>
+        <w:rPr>
+          <w:lang w:val="en-GB"/>
+        </w:rPr>
+        <w:t>ușor</w:t>
+      </w:r>
+      <w:proofErr w:type="spellEnd"/>
+      <w:r>
+        <w:rPr>
+          <w:lang w:val="en-GB"/>
+        </w:rPr>
+        <w:t xml:space="preserve"> de </w:t>
+      </w:r>
+      <w:proofErr w:type="spellStart"/>
+      <w:r>
+        <w:rPr>
+          <w:lang w:val="en-GB"/>
+        </w:rPr>
+        <w:t>interpretat</w:t>
+      </w:r>
+      <w:proofErr w:type="spellEnd"/>
+      <w:r>
+        <w:rPr>
+          <w:lang w:val="en-GB"/>
+        </w:rPr>
+        <w:t xml:space="preserve">, </w:t>
+      </w:r>
+      <w:proofErr w:type="spellStart"/>
+      <w:r>
+        <w:rPr>
+          <w:lang w:val="en-GB"/>
+        </w:rPr>
+        <w:t>deoarece</w:t>
+      </w:r>
+      <w:proofErr w:type="spellEnd"/>
+      <w:r>
+        <w:rPr>
+          <w:lang w:val="en-GB"/>
+        </w:rPr>
+        <w:t xml:space="preserve"> </w:t>
+      </w:r>
+      <w:proofErr w:type="spellStart"/>
+      <w:r>
+        <w:rPr>
+          <w:lang w:val="en-GB"/>
+        </w:rPr>
+        <w:t>oferă</w:t>
+      </w:r>
+      <w:proofErr w:type="spellEnd"/>
+      <w:r>
+        <w:rPr>
+          <w:lang w:val="en-GB"/>
+        </w:rPr>
+        <w:t xml:space="preserve"> </w:t>
+      </w:r>
+      <w:proofErr w:type="spellStart"/>
+      <w:r>
+        <w:rPr>
+          <w:lang w:val="en-GB"/>
+        </w:rPr>
+        <w:t>explicații</w:t>
+      </w:r>
+      <w:proofErr w:type="spellEnd"/>
+      <w:r>
+        <w:rPr>
+          <w:lang w:val="en-GB"/>
+        </w:rPr>
+        <w:t xml:space="preserve"> </w:t>
+      </w:r>
+      <w:proofErr w:type="spellStart"/>
+      <w:r>
+        <w:rPr>
+          <w:lang w:val="en-GB"/>
+        </w:rPr>
+        <w:t>vizuale</w:t>
+      </w:r>
+      <w:proofErr w:type="spellEnd"/>
+      <w:r>
+        <w:rPr>
+          <w:lang w:val="en-GB"/>
+        </w:rPr>
+        <w:t xml:space="preserve"> </w:t>
+      </w:r>
+      <w:proofErr w:type="spellStart"/>
+      <w:r>
+        <w:rPr>
+          <w:lang w:val="en-GB"/>
+        </w:rPr>
+        <w:t>pentru</w:t>
+      </w:r>
+      <w:proofErr w:type="spellEnd"/>
+      <w:r>
+        <w:rPr>
+          <w:lang w:val="en-GB"/>
+        </w:rPr>
+        <w:t xml:space="preserve"> </w:t>
+      </w:r>
+      <w:proofErr w:type="spellStart"/>
+      <w:r>
+        <w:rPr>
+          <w:lang w:val="en-GB"/>
+        </w:rPr>
+        <w:t>clasificări</w:t>
+      </w:r>
+      <w:proofErr w:type="spellEnd"/>
+      <w:r>
+        <w:rPr>
+          <w:lang w:val="en-GB"/>
+        </w:rPr>
+        <w:t xml:space="preserve">. </w:t>
+      </w:r>
+      <w:proofErr w:type="spellStart"/>
+      <w:r>
+        <w:rPr>
+          <w:lang w:val="en-GB"/>
+        </w:rPr>
+        <w:t>Aceștia</w:t>
+      </w:r>
+      <w:proofErr w:type="spellEnd"/>
+      <w:r>
+        <w:rPr>
+          <w:lang w:val="en-GB"/>
+        </w:rPr>
+        <w:t xml:space="preserve"> sunt </w:t>
+      </w:r>
+      <w:proofErr w:type="spellStart"/>
+      <w:r>
+        <w:rPr>
+          <w:lang w:val="en-GB"/>
+        </w:rPr>
+        <w:t>valoroși</w:t>
+      </w:r>
+      <w:proofErr w:type="spellEnd"/>
+      <w:r>
+        <w:rPr>
+          <w:lang w:val="en-GB"/>
+        </w:rPr>
+        <w:t xml:space="preserve"> </w:t>
+      </w:r>
+      <w:proofErr w:type="spellStart"/>
+      <w:r>
+        <w:rPr>
+          <w:lang w:val="en-GB"/>
+        </w:rPr>
+        <w:t>în</w:t>
+      </w:r>
+      <w:proofErr w:type="spellEnd"/>
+      <w:r>
+        <w:rPr>
+          <w:lang w:val="en-GB"/>
+        </w:rPr>
+        <w:t xml:space="preserve"> </w:t>
+      </w:r>
+      <w:proofErr w:type="spellStart"/>
+      <w:r>
+        <w:rPr>
+          <w:lang w:val="en-GB"/>
+        </w:rPr>
+        <w:t>proiectul</w:t>
+      </w:r>
+      <w:proofErr w:type="spellEnd"/>
+      <w:r>
+        <w:rPr>
+          <w:lang w:val="en-GB"/>
+        </w:rPr>
+        <w:t xml:space="preserve"> </w:t>
+      </w:r>
+      <w:proofErr w:type="spellStart"/>
+      <w:r>
+        <w:rPr>
+          <w:lang w:val="en-GB"/>
+        </w:rPr>
+        <w:t>nostru</w:t>
+      </w:r>
+      <w:proofErr w:type="spellEnd"/>
+      <w:r>
+        <w:rPr>
+          <w:lang w:val="en-GB"/>
+        </w:rPr>
+        <w:t xml:space="preserve">, </w:t>
+      </w:r>
+      <w:proofErr w:type="spellStart"/>
+      <w:r>
+        <w:rPr>
+          <w:lang w:val="en-GB"/>
+        </w:rPr>
+        <w:t>deoarece</w:t>
+      </w:r>
+      <w:proofErr w:type="spellEnd"/>
+      <w:r>
+        <w:rPr>
+          <w:lang w:val="en-GB"/>
+        </w:rPr>
+        <w:t xml:space="preserve"> permit </w:t>
+      </w:r>
+      <w:proofErr w:type="spellStart"/>
+      <w:r>
+        <w:rPr>
+          <w:lang w:val="en-GB"/>
+        </w:rPr>
+        <w:t>identificarea</w:t>
+      </w:r>
+      <w:proofErr w:type="spellEnd"/>
+      <w:r>
+        <w:rPr>
+          <w:lang w:val="en-GB"/>
+        </w:rPr>
+        <w:t xml:space="preserve"> </w:t>
+      </w:r>
+      <w:proofErr w:type="spellStart"/>
+      <w:r>
+        <w:rPr>
+          <w:lang w:val="en-GB"/>
+        </w:rPr>
+        <w:t>factorilor</w:t>
+      </w:r>
+      <w:proofErr w:type="spellEnd"/>
+      <w:r>
+        <w:rPr>
+          <w:lang w:val="en-GB"/>
+        </w:rPr>
+        <w:t xml:space="preserve"> </w:t>
+      </w:r>
+      <w:proofErr w:type="spellStart"/>
+      <w:r>
+        <w:rPr>
+          <w:lang w:val="en-GB"/>
+        </w:rPr>
+        <w:t>principali</w:t>
+      </w:r>
+      <w:proofErr w:type="spellEnd"/>
+      <w:r>
+        <w:rPr>
+          <w:lang w:val="en-GB"/>
+        </w:rPr>
+        <w:t xml:space="preserve"> care </w:t>
+      </w:r>
+      <w:proofErr w:type="spellStart"/>
+      <w:r>
+        <w:rPr>
+          <w:lang w:val="en-GB"/>
+        </w:rPr>
+        <w:t>influențează</w:t>
+      </w:r>
+      <w:proofErr w:type="spellEnd"/>
+      <w:r>
+        <w:rPr>
+          <w:lang w:val="en-GB"/>
+        </w:rPr>
+        <w:t xml:space="preserve"> </w:t>
+      </w:r>
+      <w:proofErr w:type="spellStart"/>
+      <w:r>
+        <w:rPr>
+          <w:lang w:val="en-GB"/>
+        </w:rPr>
+        <w:t>răspunsul</w:t>
+      </w:r>
+      <w:proofErr w:type="spellEnd"/>
+      <w:r>
+        <w:rPr>
+          <w:lang w:val="en-GB"/>
+        </w:rPr>
+        <w:t xml:space="preserve"> la </w:t>
+      </w:r>
+      <w:proofErr w:type="spellStart"/>
+      <w:r>
+        <w:rPr>
+          <w:lang w:val="en-GB"/>
+        </w:rPr>
+        <w:t>vaccinul</w:t>
+      </w:r>
+      <w:proofErr w:type="spellEnd"/>
+      <w:r>
+        <w:rPr>
+          <w:lang w:val="en-GB"/>
+        </w:rPr>
+        <w:t xml:space="preserve"> </w:t>
+      </w:r>
+      <w:proofErr w:type="spellStart"/>
+      <w:r>
+        <w:rPr>
+          <w:lang w:val="en-GB"/>
+        </w:rPr>
+        <w:t>antigripal</w:t>
+      </w:r>
+      <w:proofErr w:type="spellEnd"/>
+      <w:r>
+        <w:rPr>
+          <w:lang w:val="en-GB"/>
+        </w:rPr>
+        <w:t xml:space="preserve"> </w:t>
+      </w:r>
+      <w:proofErr w:type="spellStart"/>
+      <w:r>
+        <w:rPr>
+          <w:lang w:val="en-GB"/>
+        </w:rPr>
+        <w:t>și</w:t>
+      </w:r>
+      <w:proofErr w:type="spellEnd"/>
+      <w:r>
+        <w:rPr>
+          <w:lang w:val="en-GB"/>
+        </w:rPr>
+        <w:t xml:space="preserve"> </w:t>
+      </w:r>
+      <w:proofErr w:type="spellStart"/>
+      <w:r>
+        <w:rPr>
+          <w:lang w:val="en-GB"/>
+        </w:rPr>
+        <w:t>ajută</w:t>
+      </w:r>
+      <w:proofErr w:type="spellEnd"/>
+      <w:r>
+        <w:rPr>
+          <w:lang w:val="en-GB"/>
+        </w:rPr>
+        <w:t xml:space="preserve"> la </w:t>
+      </w:r>
+      <w:proofErr w:type="spellStart"/>
+      <w:r>
+        <w:rPr>
+          <w:lang w:val="en-GB"/>
+        </w:rPr>
+        <w:t>dezvoltarea</w:t>
+      </w:r>
+      <w:proofErr w:type="spellEnd"/>
+      <w:r>
+        <w:rPr>
+          <w:lang w:val="en-GB"/>
+        </w:rPr>
+        <w:t xml:space="preserve"> </w:t>
+      </w:r>
+      <w:proofErr w:type="spellStart"/>
+      <w:r>
+        <w:rPr>
+          <w:lang w:val="en-GB"/>
+        </w:rPr>
+        <w:t>unui</w:t>
+      </w:r>
+      <w:proofErr w:type="spellEnd"/>
+      <w:r>
+        <w:rPr>
+          <w:lang w:val="en-GB"/>
+        </w:rPr>
+        <w:t xml:space="preserve"> </w:t>
+      </w:r>
+      <w:proofErr w:type="spellStart"/>
+      <w:r>
+        <w:rPr>
+          <w:lang w:val="en-GB"/>
+        </w:rPr>
+        <w:t>sistem</w:t>
+      </w:r>
+      <w:proofErr w:type="spellEnd"/>
+      <w:r>
+        <w:rPr>
+          <w:lang w:val="en-GB"/>
+        </w:rPr>
+        <w:t xml:space="preserve"> de </w:t>
+      </w:r>
+      <w:proofErr w:type="spellStart"/>
+      <w:r>
+        <w:rPr>
+          <w:lang w:val="en-GB"/>
+        </w:rPr>
+        <w:t>suport</w:t>
+      </w:r>
+      <w:proofErr w:type="spellEnd"/>
+      <w:r>
+        <w:rPr>
+          <w:lang w:val="en-GB"/>
+        </w:rPr>
+        <w:t xml:space="preserve"> </w:t>
+      </w:r>
+      <w:proofErr w:type="spellStart"/>
+      <w:r>
+        <w:rPr>
+          <w:lang w:val="en-GB"/>
+        </w:rPr>
+        <w:t>decizional</w:t>
+      </w:r>
+      <w:proofErr w:type="spellEnd"/>
+      <w:r>
+        <w:rPr>
+          <w:lang w:val="en-GB"/>
+        </w:rPr>
+        <w:t xml:space="preserve"> </w:t>
+      </w:r>
+      <w:proofErr w:type="spellStart"/>
+      <w:r>
+        <w:rPr>
+          <w:lang w:val="en-GB"/>
+        </w:rPr>
+        <w:t>în</w:t>
+      </w:r>
+      <w:proofErr w:type="spellEnd"/>
+      <w:r>
+        <w:rPr>
+          <w:lang w:val="en-GB"/>
+        </w:rPr>
+        <w:t xml:space="preserve"> </w:t>
+      </w:r>
+      <w:proofErr w:type="spellStart"/>
+      <w:r>
+        <w:rPr>
+          <w:lang w:val="en-GB"/>
+        </w:rPr>
+        <w:t>domeniul</w:t>
+      </w:r>
+      <w:proofErr w:type="spellEnd"/>
+      <w:r>
+        <w:rPr>
+          <w:lang w:val="en-GB"/>
+        </w:rPr>
+        <w:t xml:space="preserve"> </w:t>
+      </w:r>
+      <w:proofErr w:type="spellStart"/>
+      <w:r>
+        <w:rPr>
+          <w:lang w:val="en-GB"/>
+        </w:rPr>
+        <w:t>sănătății</w:t>
+      </w:r>
+      <w:proofErr w:type="spellEnd"/>
+      <w:r>
+        <w:rPr>
+          <w:lang w:val="en-GB"/>
+        </w:rPr>
+        <w:t>.</w:t>
       </w:r>
     </w:p>
     <w:p>
@@ -13716,6 +15139,7 @@
           <w:szCs w:val="32"/>
         </w:rPr>
       </w:pPr>
+      <w:proofErr w:type="spellStart"/>
       <w:r>
         <w:rPr>
           <w:spacing w:val="-2"/>
@@ -13723,8 +15147,29 @@
           <w:sz w:val="32"/>
           <w:szCs w:val="32"/>
         </w:rPr>
-        <w:t>Rezultatele obtinute</w:t>
-      </w:r>
+        <w:t>Rezultatele</w:t>
+      </w:r>
+      <w:proofErr w:type="spellEnd"/>
+      <w:r>
+        <w:rPr>
+          <w:spacing w:val="-2"/>
+          <w:w w:val="105"/>
+          <w:sz w:val="32"/>
+          <w:szCs w:val="32"/>
+        </w:rPr>
+        <w:t xml:space="preserve"> </w:t>
+      </w:r>
+      <w:proofErr w:type="spellStart"/>
+      <w:r>
+        <w:rPr>
+          <w:spacing w:val="-2"/>
+          <w:w w:val="105"/>
+          <w:sz w:val="32"/>
+          <w:szCs w:val="32"/>
+        </w:rPr>
+        <w:t>obtinute</w:t>
+      </w:r>
+      <w:proofErr w:type="spellEnd"/>
     </w:p>
     <w:p>
       <w:pPr>
@@ -13760,113 +15205,907 @@
           <w:szCs w:val="28"/>
           <w:lang w:val="en-GB"/>
         </w:rPr>
-        <w:t>Logistic Regression pe 2 dataset-uri de mici dimensiuni:</w:t>
-      </w:r>
-    </w:p>
-    <w:p>
-      <w:pPr>
-        <w:pStyle w:val="BodyText"/>
-        <w:rPr>
-          <w:lang w:val="en-GB"/>
-        </w:rPr>
-      </w:pPr>
-    </w:p>
-    <w:p>
-      <w:pPr>
-        <w:pStyle w:val="BodyText"/>
-        <w:ind w:firstLine="153"/>
-        <w:rPr>
-          <w:lang w:val="en-GB"/>
-        </w:rPr>
-      </w:pPr>
-      <w:r>
-        <w:rPr>
-          <w:lang w:val="en-GB"/>
-        </w:rPr>
-        <w:t>Am aplicat Logistic Regression pentru a prezice un outcome ce poate fii low sau high, avănd 75 % train data si 25% test data. Am realizat o acuratete de 0.66 respectiv 0.7 pentru cele 2 dataset-uri.</w:t>
-      </w:r>
-    </w:p>
-    <w:p>
-      <w:pPr>
-        <w:pStyle w:val="BodyText"/>
-        <w:rPr>
-          <w:lang w:val="en-GB"/>
-        </w:rPr>
-      </w:pPr>
-      <w:r>
-        <w:rPr>
-          <w:lang w:val="en-GB"/>
-        </w:rPr>
-        <w:t xml:space="preserve">    </w:t>
-      </w:r>
-    </w:p>
-    <w:p>
-      <w:pPr>
-        <w:pStyle w:val="BodyText"/>
-        <w:ind w:firstLine="153"/>
-        <w:rPr>
-          <w:lang w:val="en-GB"/>
-        </w:rPr>
-      </w:pPr>
-      <w:r>
-        <w:rPr>
-          <w:lang w:val="en-GB"/>
-        </w:rPr>
-        <w:t>Am încercat de asemenea combinarea celor 2 dataset-uri pentru un număr mai mare de date, dar deoarece nu toți parametrii au fost identici, au fost excluși câțiva parametrii și am ajuns la o acuratete de 0.525.</w:t>
-      </w:r>
-    </w:p>
-    <w:p>
-      <w:pPr>
-        <w:pStyle w:val="BodyText"/>
-        <w:rPr>
-          <w:lang w:val="en-GB"/>
-        </w:rPr>
-      </w:pPr>
-      <w:r>
-        <w:rPr>
-          <w:lang w:val="en-GB"/>
-        </w:rPr>
-        <w:t> </w:t>
-      </w:r>
-    </w:p>
-    <w:p>
-      <w:pPr>
-        <w:pStyle w:val="BodyText"/>
-        <w:ind w:firstLine="153"/>
-        <w:rPr>
-          <w:lang w:val="en-GB"/>
-        </w:rPr>
-      </w:pPr>
-      <w:r>
-        <w:rPr>
-          <w:lang w:val="en-GB"/>
-        </w:rPr>
-        <w:t>Am afișat informați despre rezultatul obținut în fișier, cum ar fii acuratetea, raportul de clasificare si importanța fiecarui parametru.</w:t>
-      </w:r>
-    </w:p>
-    <w:p>
-      <w:pPr>
-        <w:pStyle w:val="BodyText"/>
-        <w:ind w:firstLine="153"/>
-        <w:rPr>
-          <w:lang w:val="en-GB"/>
-        </w:rPr>
-      </w:pPr>
-    </w:p>
-    <w:p>
-      <w:pPr>
-        <w:pStyle w:val="BodyText"/>
-        <w:ind w:firstLine="153"/>
+        <w:t>Logistic Regression pe 2 dataset-</w:t>
+      </w:r>
+      <w:proofErr w:type="spellStart"/>
+      <w:r>
         <w:rPr>
           <w:b/>
           <w:bCs/>
-          <w:lang w:val="en-GB"/>
-        </w:rPr>
-      </w:pPr>
+          <w:sz w:val="28"/>
+          <w:szCs w:val="28"/>
+          <w:lang w:val="en-GB"/>
+        </w:rPr>
+        <w:t>uri</w:t>
+      </w:r>
+      <w:proofErr w:type="spellEnd"/>
       <w:r>
         <w:rPr>
           <w:b/>
           <w:bCs/>
+          <w:sz w:val="28"/>
+          <w:szCs w:val="28"/>
+          <w:lang w:val="en-GB"/>
+        </w:rPr>
+        <w:t xml:space="preserve"> de </w:t>
+      </w:r>
+      <w:proofErr w:type="spellStart"/>
+      <w:r>
+        <w:rPr>
+          <w:b/>
+          <w:bCs/>
+          <w:sz w:val="28"/>
+          <w:szCs w:val="28"/>
+          <w:lang w:val="en-GB"/>
+        </w:rPr>
+        <w:t>mici</w:t>
+      </w:r>
+      <w:proofErr w:type="spellEnd"/>
+      <w:r>
+        <w:rPr>
+          <w:b/>
+          <w:bCs/>
+          <w:sz w:val="28"/>
+          <w:szCs w:val="28"/>
+          <w:lang w:val="en-GB"/>
+        </w:rPr>
+        <w:t xml:space="preserve"> </w:t>
+      </w:r>
+      <w:proofErr w:type="spellStart"/>
+      <w:r>
+        <w:rPr>
+          <w:b/>
+          <w:bCs/>
+          <w:sz w:val="28"/>
+          <w:szCs w:val="28"/>
+          <w:lang w:val="en-GB"/>
+        </w:rPr>
+        <w:t>dimensiuni</w:t>
+      </w:r>
+      <w:proofErr w:type="spellEnd"/>
+      <w:r>
+        <w:rPr>
+          <w:b/>
+          <w:bCs/>
+          <w:sz w:val="28"/>
+          <w:szCs w:val="28"/>
+          <w:lang w:val="en-GB"/>
+        </w:rPr>
+        <w:t>:</w:t>
+      </w:r>
+    </w:p>
+    <w:p>
+      <w:pPr>
+        <w:pStyle w:val="BodyText"/>
+        <w:rPr>
+          <w:lang w:val="en-GB"/>
+        </w:rPr>
+      </w:pPr>
+    </w:p>
+    <w:p>
+      <w:pPr>
+        <w:pStyle w:val="BodyText"/>
+        <w:ind w:firstLine="153"/>
+        <w:rPr>
+          <w:lang w:val="en-GB"/>
+        </w:rPr>
+      </w:pPr>
+      <w:r>
+        <w:rPr>
+          <w:lang w:val="en-GB"/>
+        </w:rPr>
+        <w:t xml:space="preserve">Am </w:t>
+      </w:r>
+      <w:proofErr w:type="spellStart"/>
+      <w:r>
+        <w:rPr>
+          <w:lang w:val="en-GB"/>
+        </w:rPr>
+        <w:t>aplicat</w:t>
+      </w:r>
+      <w:proofErr w:type="spellEnd"/>
+      <w:r>
+        <w:rPr>
+          <w:lang w:val="en-GB"/>
+        </w:rPr>
+        <w:t xml:space="preserve"> Logistic Regression </w:t>
+      </w:r>
+      <w:proofErr w:type="spellStart"/>
+      <w:r>
+        <w:rPr>
+          <w:lang w:val="en-GB"/>
+        </w:rPr>
+        <w:t>pentru</w:t>
+      </w:r>
+      <w:proofErr w:type="spellEnd"/>
+      <w:r>
+        <w:rPr>
+          <w:lang w:val="en-GB"/>
+        </w:rPr>
+        <w:t xml:space="preserve"> a </w:t>
+      </w:r>
+      <w:proofErr w:type="spellStart"/>
+      <w:r>
+        <w:rPr>
+          <w:lang w:val="en-GB"/>
+        </w:rPr>
+        <w:t>prezice</w:t>
+      </w:r>
+      <w:proofErr w:type="spellEnd"/>
+      <w:r>
+        <w:rPr>
+          <w:lang w:val="en-GB"/>
+        </w:rPr>
+        <w:t xml:space="preserve"> un outcome </w:t>
+      </w:r>
+      <w:proofErr w:type="spellStart"/>
+      <w:r>
+        <w:rPr>
+          <w:lang w:val="en-GB"/>
+        </w:rPr>
+        <w:t>ce</w:t>
+      </w:r>
+      <w:proofErr w:type="spellEnd"/>
+      <w:r>
+        <w:rPr>
+          <w:lang w:val="en-GB"/>
+        </w:rPr>
+        <w:t xml:space="preserve"> </w:t>
+      </w:r>
+      <w:proofErr w:type="spellStart"/>
+      <w:r>
+        <w:rPr>
+          <w:lang w:val="en-GB"/>
+        </w:rPr>
+        <w:t>poate</w:t>
+      </w:r>
+      <w:proofErr w:type="spellEnd"/>
+      <w:r>
+        <w:rPr>
+          <w:lang w:val="en-GB"/>
+        </w:rPr>
+        <w:t xml:space="preserve"> </w:t>
+      </w:r>
+      <w:proofErr w:type="spellStart"/>
+      <w:r>
+        <w:rPr>
+          <w:lang w:val="en-GB"/>
+        </w:rPr>
+        <w:t>fii</w:t>
+      </w:r>
+      <w:proofErr w:type="spellEnd"/>
+      <w:r>
+        <w:rPr>
+          <w:lang w:val="en-GB"/>
+        </w:rPr>
+        <w:t xml:space="preserve"> low </w:t>
+      </w:r>
+      <w:proofErr w:type="spellStart"/>
+      <w:r>
+        <w:rPr>
+          <w:lang w:val="en-GB"/>
+        </w:rPr>
+        <w:t>sau</w:t>
+      </w:r>
+      <w:proofErr w:type="spellEnd"/>
+      <w:r>
+        <w:rPr>
+          <w:lang w:val="en-GB"/>
+        </w:rPr>
+        <w:t xml:space="preserve"> high, </w:t>
+      </w:r>
+      <w:proofErr w:type="spellStart"/>
+      <w:r>
+        <w:rPr>
+          <w:lang w:val="en-GB"/>
+        </w:rPr>
+        <w:t>avănd</w:t>
+      </w:r>
+      <w:proofErr w:type="spellEnd"/>
+      <w:r>
+        <w:rPr>
+          <w:lang w:val="en-GB"/>
+        </w:rPr>
+        <w:t xml:space="preserve"> 75 % train data </w:t>
+      </w:r>
+      <w:proofErr w:type="spellStart"/>
+      <w:r>
+        <w:rPr>
+          <w:lang w:val="en-GB"/>
+        </w:rPr>
+        <w:t>si</w:t>
+      </w:r>
+      <w:proofErr w:type="spellEnd"/>
+      <w:r>
+        <w:rPr>
+          <w:lang w:val="en-GB"/>
+        </w:rPr>
+        <w:t xml:space="preserve"> 25% test data. Am </w:t>
+      </w:r>
+      <w:proofErr w:type="spellStart"/>
+      <w:r>
+        <w:rPr>
+          <w:lang w:val="en-GB"/>
+        </w:rPr>
+        <w:t>realizat</w:t>
+      </w:r>
+      <w:proofErr w:type="spellEnd"/>
+      <w:r>
+        <w:rPr>
+          <w:lang w:val="en-GB"/>
+        </w:rPr>
+        <w:t xml:space="preserve"> o </w:t>
+      </w:r>
+      <w:proofErr w:type="spellStart"/>
+      <w:r>
+        <w:rPr>
+          <w:lang w:val="en-GB"/>
+        </w:rPr>
+        <w:t>acuratete</w:t>
+      </w:r>
+      <w:proofErr w:type="spellEnd"/>
+      <w:r>
+        <w:rPr>
+          <w:lang w:val="en-GB"/>
+        </w:rPr>
+        <w:t xml:space="preserve"> de 0.66 </w:t>
+      </w:r>
+      <w:proofErr w:type="spellStart"/>
+      <w:r>
+        <w:rPr>
+          <w:lang w:val="en-GB"/>
+        </w:rPr>
+        <w:t>respectiv</w:t>
+      </w:r>
+      <w:proofErr w:type="spellEnd"/>
+      <w:r>
+        <w:rPr>
+          <w:lang w:val="en-GB"/>
+        </w:rPr>
+        <w:t xml:space="preserve"> 0.7 </w:t>
+      </w:r>
+      <w:proofErr w:type="spellStart"/>
+      <w:r>
+        <w:rPr>
+          <w:lang w:val="en-GB"/>
+        </w:rPr>
+        <w:t>pentru</w:t>
+      </w:r>
+      <w:proofErr w:type="spellEnd"/>
+      <w:r>
+        <w:rPr>
+          <w:lang w:val="en-GB"/>
+        </w:rPr>
+        <w:t xml:space="preserve"> </w:t>
+      </w:r>
+      <w:proofErr w:type="spellStart"/>
+      <w:r>
+        <w:rPr>
+          <w:lang w:val="en-GB"/>
+        </w:rPr>
+        <w:t>cele</w:t>
+      </w:r>
+      <w:proofErr w:type="spellEnd"/>
+      <w:r>
+        <w:rPr>
+          <w:lang w:val="en-GB"/>
+        </w:rPr>
+        <w:t xml:space="preserve"> 2 dataset-</w:t>
+      </w:r>
+      <w:proofErr w:type="spellStart"/>
+      <w:r>
+        <w:rPr>
+          <w:lang w:val="en-GB"/>
+        </w:rPr>
+        <w:t>uri</w:t>
+      </w:r>
+      <w:proofErr w:type="spellEnd"/>
+      <w:r>
+        <w:rPr>
+          <w:lang w:val="en-GB"/>
+        </w:rPr>
+        <w:t>.</w:t>
+      </w:r>
+    </w:p>
+    <w:p>
+      <w:pPr>
+        <w:pStyle w:val="BodyText"/>
+        <w:rPr>
+          <w:lang w:val="en-GB"/>
+        </w:rPr>
+      </w:pPr>
+      <w:r>
+        <w:rPr>
+          <w:lang w:val="en-GB"/>
+        </w:rPr>
+        <w:t xml:space="preserve">    </w:t>
+      </w:r>
+    </w:p>
+    <w:p>
+      <w:pPr>
+        <w:pStyle w:val="BodyText"/>
+        <w:ind w:firstLine="153"/>
+        <w:rPr>
+          <w:lang w:val="en-GB"/>
+        </w:rPr>
+      </w:pPr>
+      <w:r>
+        <w:rPr>
+          <w:lang w:val="en-GB"/>
+        </w:rPr>
+        <w:t xml:space="preserve">Am </w:t>
+      </w:r>
+      <w:proofErr w:type="spellStart"/>
+      <w:r>
+        <w:rPr>
+          <w:lang w:val="en-GB"/>
+        </w:rPr>
+        <w:t>încercat</w:t>
+      </w:r>
+      <w:proofErr w:type="spellEnd"/>
+      <w:r>
+        <w:rPr>
+          <w:lang w:val="en-GB"/>
+        </w:rPr>
+        <w:t xml:space="preserve"> de </w:t>
+      </w:r>
+      <w:proofErr w:type="spellStart"/>
+      <w:r>
+        <w:rPr>
+          <w:lang w:val="en-GB"/>
+        </w:rPr>
+        <w:t>asemenea</w:t>
+      </w:r>
+      <w:proofErr w:type="spellEnd"/>
+      <w:r>
+        <w:rPr>
+          <w:lang w:val="en-GB"/>
+        </w:rPr>
+        <w:t xml:space="preserve"> </w:t>
+      </w:r>
+      <w:proofErr w:type="spellStart"/>
+      <w:r>
+        <w:rPr>
+          <w:lang w:val="en-GB"/>
+        </w:rPr>
+        <w:t>combinarea</w:t>
+      </w:r>
+      <w:proofErr w:type="spellEnd"/>
+      <w:r>
+        <w:rPr>
+          <w:lang w:val="en-GB"/>
+        </w:rPr>
+        <w:t xml:space="preserve"> </w:t>
+      </w:r>
+      <w:proofErr w:type="spellStart"/>
+      <w:r>
+        <w:rPr>
+          <w:lang w:val="en-GB"/>
+        </w:rPr>
+        <w:t>celor</w:t>
+      </w:r>
+      <w:proofErr w:type="spellEnd"/>
+      <w:r>
+        <w:rPr>
+          <w:lang w:val="en-GB"/>
+        </w:rPr>
+        <w:t xml:space="preserve"> 2 dataset-</w:t>
+      </w:r>
+      <w:proofErr w:type="spellStart"/>
+      <w:r>
+        <w:rPr>
+          <w:lang w:val="en-GB"/>
+        </w:rPr>
+        <w:t>uri</w:t>
+      </w:r>
+      <w:proofErr w:type="spellEnd"/>
+      <w:r>
+        <w:rPr>
+          <w:lang w:val="en-GB"/>
+        </w:rPr>
+        <w:t xml:space="preserve"> </w:t>
+      </w:r>
+      <w:proofErr w:type="spellStart"/>
+      <w:r>
+        <w:rPr>
+          <w:lang w:val="en-GB"/>
+        </w:rPr>
+        <w:t>pentru</w:t>
+      </w:r>
+      <w:proofErr w:type="spellEnd"/>
+      <w:r>
+        <w:rPr>
+          <w:lang w:val="en-GB"/>
+        </w:rPr>
+        <w:t xml:space="preserve"> un </w:t>
+      </w:r>
+      <w:proofErr w:type="spellStart"/>
+      <w:r>
+        <w:rPr>
+          <w:lang w:val="en-GB"/>
+        </w:rPr>
+        <w:t>număr</w:t>
+      </w:r>
+      <w:proofErr w:type="spellEnd"/>
+      <w:r>
+        <w:rPr>
+          <w:lang w:val="en-GB"/>
+        </w:rPr>
+        <w:t xml:space="preserve"> </w:t>
+      </w:r>
+      <w:proofErr w:type="spellStart"/>
+      <w:r>
+        <w:rPr>
+          <w:lang w:val="en-GB"/>
+        </w:rPr>
+        <w:t>mai</w:t>
+      </w:r>
+      <w:proofErr w:type="spellEnd"/>
+      <w:r>
+        <w:rPr>
+          <w:lang w:val="en-GB"/>
+        </w:rPr>
+        <w:t xml:space="preserve"> mare de date, </w:t>
+      </w:r>
+      <w:proofErr w:type="spellStart"/>
+      <w:r>
+        <w:rPr>
+          <w:lang w:val="en-GB"/>
+        </w:rPr>
+        <w:t>dar</w:t>
+      </w:r>
+      <w:proofErr w:type="spellEnd"/>
+      <w:r>
+        <w:rPr>
+          <w:lang w:val="en-GB"/>
+        </w:rPr>
+        <w:t xml:space="preserve"> </w:t>
+      </w:r>
+      <w:proofErr w:type="spellStart"/>
+      <w:r>
+        <w:rPr>
+          <w:lang w:val="en-GB"/>
+        </w:rPr>
+        <w:t>deoarece</w:t>
+      </w:r>
+      <w:proofErr w:type="spellEnd"/>
+      <w:r>
+        <w:rPr>
+          <w:lang w:val="en-GB"/>
+        </w:rPr>
+        <w:t xml:space="preserve"> nu </w:t>
+      </w:r>
+      <w:proofErr w:type="spellStart"/>
+      <w:r>
+        <w:rPr>
+          <w:lang w:val="en-GB"/>
+        </w:rPr>
+        <w:t>toți</w:t>
+      </w:r>
+      <w:proofErr w:type="spellEnd"/>
+      <w:r>
+        <w:rPr>
+          <w:lang w:val="en-GB"/>
+        </w:rPr>
+        <w:t xml:space="preserve"> </w:t>
+      </w:r>
+      <w:proofErr w:type="spellStart"/>
+      <w:r>
+        <w:rPr>
+          <w:lang w:val="en-GB"/>
+        </w:rPr>
+        <w:t>parametrii</w:t>
+      </w:r>
+      <w:proofErr w:type="spellEnd"/>
+      <w:r>
+        <w:rPr>
+          <w:lang w:val="en-GB"/>
+        </w:rPr>
+        <w:t xml:space="preserve"> au </w:t>
+      </w:r>
+      <w:proofErr w:type="spellStart"/>
+      <w:r>
+        <w:rPr>
+          <w:lang w:val="en-GB"/>
+        </w:rPr>
+        <w:t>fost</w:t>
+      </w:r>
+      <w:proofErr w:type="spellEnd"/>
+      <w:r>
+        <w:rPr>
+          <w:lang w:val="en-GB"/>
+        </w:rPr>
+        <w:t xml:space="preserve"> </w:t>
+      </w:r>
+      <w:proofErr w:type="spellStart"/>
+      <w:r>
+        <w:rPr>
+          <w:lang w:val="en-GB"/>
+        </w:rPr>
+        <w:t>identici</w:t>
+      </w:r>
+      <w:proofErr w:type="spellEnd"/>
+      <w:r>
+        <w:rPr>
+          <w:lang w:val="en-GB"/>
+        </w:rPr>
+        <w:t xml:space="preserve">, au </w:t>
+      </w:r>
+      <w:proofErr w:type="spellStart"/>
+      <w:r>
+        <w:rPr>
+          <w:lang w:val="en-GB"/>
+        </w:rPr>
+        <w:t>fost</w:t>
+      </w:r>
+      <w:proofErr w:type="spellEnd"/>
+      <w:r>
+        <w:rPr>
+          <w:lang w:val="en-GB"/>
+        </w:rPr>
+        <w:t xml:space="preserve"> </w:t>
+      </w:r>
+      <w:proofErr w:type="spellStart"/>
+      <w:r>
+        <w:rPr>
+          <w:lang w:val="en-GB"/>
+        </w:rPr>
+        <w:t>excluși</w:t>
+      </w:r>
+      <w:proofErr w:type="spellEnd"/>
+      <w:r>
+        <w:rPr>
+          <w:lang w:val="en-GB"/>
+        </w:rPr>
+        <w:t xml:space="preserve"> </w:t>
+      </w:r>
+      <w:proofErr w:type="spellStart"/>
+      <w:r>
+        <w:rPr>
+          <w:lang w:val="en-GB"/>
+        </w:rPr>
+        <w:t>câțiva</w:t>
+      </w:r>
+      <w:proofErr w:type="spellEnd"/>
+      <w:r>
+        <w:rPr>
+          <w:lang w:val="en-GB"/>
+        </w:rPr>
+        <w:t xml:space="preserve"> </w:t>
+      </w:r>
+      <w:proofErr w:type="spellStart"/>
+      <w:r>
+        <w:rPr>
+          <w:lang w:val="en-GB"/>
+        </w:rPr>
+        <w:t>parametrii</w:t>
+      </w:r>
+      <w:proofErr w:type="spellEnd"/>
+      <w:r>
+        <w:rPr>
+          <w:lang w:val="en-GB"/>
+        </w:rPr>
+        <w:t xml:space="preserve"> </w:t>
+      </w:r>
+      <w:proofErr w:type="spellStart"/>
+      <w:r>
+        <w:rPr>
+          <w:lang w:val="en-GB"/>
+        </w:rPr>
+        <w:t>și</w:t>
+      </w:r>
+      <w:proofErr w:type="spellEnd"/>
+      <w:r>
+        <w:rPr>
+          <w:lang w:val="en-GB"/>
+        </w:rPr>
+        <w:t xml:space="preserve"> am </w:t>
+      </w:r>
+      <w:proofErr w:type="spellStart"/>
+      <w:r>
+        <w:rPr>
+          <w:lang w:val="en-GB"/>
+        </w:rPr>
+        <w:t>ajuns</w:t>
+      </w:r>
+      <w:proofErr w:type="spellEnd"/>
+      <w:r>
+        <w:rPr>
+          <w:lang w:val="en-GB"/>
+        </w:rPr>
+        <w:t xml:space="preserve"> la o </w:t>
+      </w:r>
+      <w:proofErr w:type="spellStart"/>
+      <w:r>
+        <w:rPr>
+          <w:lang w:val="en-GB"/>
+        </w:rPr>
+        <w:t>acuratete</w:t>
+      </w:r>
+      <w:proofErr w:type="spellEnd"/>
+      <w:r>
+        <w:rPr>
+          <w:lang w:val="en-GB"/>
+        </w:rPr>
+        <w:t xml:space="preserve"> de 0.525.</w:t>
+      </w:r>
+    </w:p>
+    <w:p>
+      <w:pPr>
+        <w:pStyle w:val="BodyText"/>
+        <w:rPr>
+          <w:lang w:val="en-GB"/>
+        </w:rPr>
+      </w:pPr>
+      <w:r>
+        <w:rPr>
+          <w:lang w:val="en-GB"/>
+        </w:rPr>
+        <w:t> </w:t>
+      </w:r>
+    </w:p>
+    <w:p>
+      <w:pPr>
+        <w:pStyle w:val="BodyText"/>
+        <w:ind w:firstLine="153"/>
+        <w:rPr>
+          <w:lang w:val="en-GB"/>
+        </w:rPr>
+      </w:pPr>
+      <w:r>
+        <w:rPr>
+          <w:lang w:val="en-GB"/>
+        </w:rPr>
+        <w:t xml:space="preserve">Am </w:t>
+      </w:r>
+      <w:proofErr w:type="spellStart"/>
+      <w:r>
+        <w:rPr>
+          <w:lang w:val="en-GB"/>
+        </w:rPr>
+        <w:t>afișat</w:t>
+      </w:r>
+      <w:proofErr w:type="spellEnd"/>
+      <w:r>
+        <w:rPr>
+          <w:lang w:val="en-GB"/>
+        </w:rPr>
+        <w:t xml:space="preserve"> </w:t>
+      </w:r>
+      <w:proofErr w:type="spellStart"/>
+      <w:r>
+        <w:rPr>
+          <w:lang w:val="en-GB"/>
+        </w:rPr>
+        <w:t>informați</w:t>
+      </w:r>
+      <w:proofErr w:type="spellEnd"/>
+      <w:r>
+        <w:rPr>
+          <w:lang w:val="en-GB"/>
+        </w:rPr>
+        <w:t xml:space="preserve"> </w:t>
+      </w:r>
+      <w:proofErr w:type="spellStart"/>
+      <w:r>
+        <w:rPr>
+          <w:lang w:val="en-GB"/>
+        </w:rPr>
+        <w:t>despre</w:t>
+      </w:r>
+      <w:proofErr w:type="spellEnd"/>
+      <w:r>
+        <w:rPr>
+          <w:lang w:val="en-GB"/>
+        </w:rPr>
+        <w:t xml:space="preserve"> </w:t>
+      </w:r>
+      <w:proofErr w:type="spellStart"/>
+      <w:r>
+        <w:rPr>
+          <w:lang w:val="en-GB"/>
+        </w:rPr>
+        <w:t>rezultatul</w:t>
+      </w:r>
+      <w:proofErr w:type="spellEnd"/>
+      <w:r>
+        <w:rPr>
+          <w:lang w:val="en-GB"/>
+        </w:rPr>
+        <w:t xml:space="preserve"> </w:t>
+      </w:r>
+      <w:proofErr w:type="spellStart"/>
+      <w:r>
+        <w:rPr>
+          <w:lang w:val="en-GB"/>
+        </w:rPr>
+        <w:t>obținut</w:t>
+      </w:r>
+      <w:proofErr w:type="spellEnd"/>
+      <w:r>
+        <w:rPr>
+          <w:lang w:val="en-GB"/>
+        </w:rPr>
+        <w:t xml:space="preserve"> </w:t>
+      </w:r>
+      <w:proofErr w:type="spellStart"/>
+      <w:r>
+        <w:rPr>
+          <w:lang w:val="en-GB"/>
+        </w:rPr>
+        <w:t>în</w:t>
+      </w:r>
+      <w:proofErr w:type="spellEnd"/>
+      <w:r>
+        <w:rPr>
+          <w:lang w:val="en-GB"/>
+        </w:rPr>
+        <w:t xml:space="preserve"> </w:t>
+      </w:r>
+      <w:proofErr w:type="spellStart"/>
+      <w:r>
+        <w:rPr>
+          <w:lang w:val="en-GB"/>
+        </w:rPr>
+        <w:t>fișier</w:t>
+      </w:r>
+      <w:proofErr w:type="spellEnd"/>
+      <w:r>
+        <w:rPr>
+          <w:lang w:val="en-GB"/>
+        </w:rPr>
+        <w:t xml:space="preserve">, cum </w:t>
+      </w:r>
+      <w:proofErr w:type="spellStart"/>
+      <w:r>
+        <w:rPr>
+          <w:lang w:val="en-GB"/>
+        </w:rPr>
+        <w:t>ar</w:t>
+      </w:r>
+      <w:proofErr w:type="spellEnd"/>
+      <w:r>
+        <w:rPr>
+          <w:lang w:val="en-GB"/>
+        </w:rPr>
+        <w:t xml:space="preserve"> </w:t>
+      </w:r>
+      <w:proofErr w:type="spellStart"/>
+      <w:r>
+        <w:rPr>
+          <w:lang w:val="en-GB"/>
+        </w:rPr>
+        <w:t>fii</w:t>
+      </w:r>
+      <w:proofErr w:type="spellEnd"/>
+      <w:r>
+        <w:rPr>
+          <w:lang w:val="en-GB"/>
+        </w:rPr>
+        <w:t xml:space="preserve"> </w:t>
+      </w:r>
+      <w:proofErr w:type="spellStart"/>
+      <w:r>
+        <w:rPr>
+          <w:lang w:val="en-GB"/>
+        </w:rPr>
+        <w:t>acuratetea</w:t>
+      </w:r>
+      <w:proofErr w:type="spellEnd"/>
+      <w:r>
+        <w:rPr>
+          <w:lang w:val="en-GB"/>
+        </w:rPr>
+        <w:t xml:space="preserve">, </w:t>
+      </w:r>
+      <w:proofErr w:type="spellStart"/>
+      <w:r>
+        <w:rPr>
+          <w:lang w:val="en-GB"/>
+        </w:rPr>
+        <w:t>raportul</w:t>
+      </w:r>
+      <w:proofErr w:type="spellEnd"/>
+      <w:r>
+        <w:rPr>
+          <w:lang w:val="en-GB"/>
+        </w:rPr>
+        <w:t xml:space="preserve"> de </w:t>
+      </w:r>
+      <w:proofErr w:type="spellStart"/>
+      <w:r>
+        <w:rPr>
+          <w:lang w:val="en-GB"/>
+        </w:rPr>
+        <w:t>clasificare</w:t>
+      </w:r>
+      <w:proofErr w:type="spellEnd"/>
+      <w:r>
+        <w:rPr>
+          <w:lang w:val="en-GB"/>
+        </w:rPr>
+        <w:t xml:space="preserve"> </w:t>
+      </w:r>
+      <w:proofErr w:type="spellStart"/>
+      <w:r>
+        <w:rPr>
+          <w:lang w:val="en-GB"/>
+        </w:rPr>
+        <w:t>si</w:t>
+      </w:r>
+      <w:proofErr w:type="spellEnd"/>
+      <w:r>
+        <w:rPr>
+          <w:lang w:val="en-GB"/>
+        </w:rPr>
+        <w:t xml:space="preserve"> </w:t>
+      </w:r>
+      <w:proofErr w:type="spellStart"/>
+      <w:r>
+        <w:rPr>
+          <w:lang w:val="en-GB"/>
+        </w:rPr>
+        <w:t>importanța</w:t>
+      </w:r>
+      <w:proofErr w:type="spellEnd"/>
+      <w:r>
+        <w:rPr>
+          <w:lang w:val="en-GB"/>
+        </w:rPr>
+        <w:t xml:space="preserve"> </w:t>
+      </w:r>
+      <w:proofErr w:type="spellStart"/>
+      <w:r>
+        <w:rPr>
+          <w:lang w:val="en-GB"/>
+        </w:rPr>
+        <w:t>fiecarui</w:t>
+      </w:r>
+      <w:proofErr w:type="spellEnd"/>
+      <w:r>
+        <w:rPr>
+          <w:lang w:val="en-GB"/>
+        </w:rPr>
+        <w:t xml:space="preserve"> </w:t>
+      </w:r>
+      <w:proofErr w:type="spellStart"/>
+      <w:r>
+        <w:rPr>
+          <w:lang w:val="en-GB"/>
+        </w:rPr>
+        <w:t>parametru</w:t>
+      </w:r>
+      <w:proofErr w:type="spellEnd"/>
+      <w:r>
+        <w:rPr>
+          <w:lang w:val="en-GB"/>
+        </w:rPr>
+        <w:t>.</w:t>
+      </w:r>
+    </w:p>
+    <w:p>
+      <w:pPr>
+        <w:pStyle w:val="BodyText"/>
+        <w:ind w:firstLine="153"/>
+        <w:rPr>
+          <w:lang w:val="en-GB"/>
+        </w:rPr>
+      </w:pPr>
+    </w:p>
+    <w:p>
+      <w:pPr>
+        <w:pStyle w:val="BodyText"/>
+        <w:ind w:firstLine="153"/>
+        <w:rPr>
+          <w:b/>
+          <w:bCs/>
+          <w:lang w:val="en-GB"/>
+        </w:rPr>
+      </w:pPr>
+      <w:r>
+        <w:rPr>
+          <w:b/>
+          <w:bCs/>
           <w:lang w:val="en-GB"/>
         </w:rPr>
         <w:t>Data1:</w:t>
@@ -13880,11 +16119,33 @@
           <w:lang w:val="en-GB"/>
         </w:rPr>
       </w:pPr>
-      <w:r>
-        <w:rPr>
-          <w:lang w:val="en-GB"/>
-        </w:rPr>
-        <w:t>Acuratețea modelului: 0.66</w:t>
+      <w:proofErr w:type="spellStart"/>
+      <w:r>
+        <w:rPr>
+          <w:lang w:val="en-GB"/>
+        </w:rPr>
+        <w:t>Acuratețea</w:t>
+      </w:r>
+      <w:proofErr w:type="spellEnd"/>
+      <w:r>
+        <w:rPr>
+          <w:lang w:val="en-GB"/>
+        </w:rPr>
+        <w:t xml:space="preserve"> </w:t>
+      </w:r>
+      <w:proofErr w:type="spellStart"/>
+      <w:r>
+        <w:rPr>
+          <w:lang w:val="en-GB"/>
+        </w:rPr>
+        <w:t>modelului</w:t>
+      </w:r>
+      <w:proofErr w:type="spellEnd"/>
+      <w:r>
+        <w:rPr>
+          <w:lang w:val="en-GB"/>
+        </w:rPr>
+        <w:t>: 0.66</w:t>
       </w:r>
     </w:p>
     <w:p>
@@ -13904,11 +16165,33 @@
           <w:lang w:val="en-GB"/>
         </w:rPr>
       </w:pPr>
-      <w:r>
-        <w:rPr>
-          <w:lang w:val="en-GB"/>
-        </w:rPr>
-        <w:t>Raport de clasificare:</w:t>
+      <w:proofErr w:type="spellStart"/>
+      <w:r>
+        <w:rPr>
+          <w:lang w:val="en-GB"/>
+        </w:rPr>
+        <w:t>Raport</w:t>
+      </w:r>
+      <w:proofErr w:type="spellEnd"/>
+      <w:r>
+        <w:rPr>
+          <w:lang w:val="en-GB"/>
+        </w:rPr>
+        <w:t xml:space="preserve"> de </w:t>
+      </w:r>
+      <w:proofErr w:type="spellStart"/>
+      <w:r>
+        <w:rPr>
+          <w:lang w:val="en-GB"/>
+        </w:rPr>
+        <w:t>clasificare</w:t>
+      </w:r>
+      <w:proofErr w:type="spellEnd"/>
+      <w:r>
+        <w:rPr>
+          <w:lang w:val="en-GB"/>
+        </w:rPr>
+        <w:t>:</w:t>
       </w:r>
     </w:p>
     <w:p>
@@ -13923,7 +16206,21 @@
         <w:rPr>
           <w:lang w:val="en-GB"/>
         </w:rPr>
-        <w:t xml:space="preserve">              precision    recall  f1-score   support</w:t>
+        <w:t xml:space="preserve">              precision    </w:t>
+      </w:r>
+      <w:proofErr w:type="gramStart"/>
+      <w:r>
+        <w:rPr>
+          <w:lang w:val="en-GB"/>
+        </w:rPr>
+        <w:t>recall  f</w:t>
+      </w:r>
+      <w:proofErr w:type="gramEnd"/>
+      <w:r>
+        <w:rPr>
+          <w:lang w:val="en-GB"/>
+        </w:rPr>
+        <w:t>1-score   support</w:t>
       </w:r>
     </w:p>
     <w:p>
@@ -14013,7 +16310,21 @@
         <w:rPr>
           <w:lang w:val="en-GB"/>
         </w:rPr>
-        <w:t xml:space="preserve">   macro avg       0.54      0.53      0.53        15</w:t>
+        <w:t xml:space="preserve">   macro </w:t>
+      </w:r>
+      <w:proofErr w:type="spellStart"/>
+      <w:r>
+        <w:rPr>
+          <w:lang w:val="en-GB"/>
+        </w:rPr>
+        <w:t>avg</w:t>
+      </w:r>
+      <w:proofErr w:type="spellEnd"/>
+      <w:r>
+        <w:rPr>
+          <w:lang w:val="en-GB"/>
+        </w:rPr>
+        <w:t xml:space="preserve">       0.54      0.53      0.53        15</w:t>
       </w:r>
     </w:p>
     <w:p>
@@ -14028,7 +16339,21 @@
         <w:rPr>
           <w:lang w:val="en-GB"/>
         </w:rPr>
-        <w:t>weighted avg       0.64      0.67      0.65        15</w:t>
+        <w:t xml:space="preserve">weighted </w:t>
+      </w:r>
+      <w:proofErr w:type="spellStart"/>
+      <w:r>
+        <w:rPr>
+          <w:lang w:val="en-GB"/>
+        </w:rPr>
+        <w:t>avg</w:t>
+      </w:r>
+      <w:proofErr w:type="spellEnd"/>
+      <w:r>
+        <w:rPr>
+          <w:lang w:val="en-GB"/>
+        </w:rPr>
+        <w:t xml:space="preserve">       0.64      0.67      0.65        15</w:t>
       </w:r>
     </w:p>
     <w:p>
@@ -14109,11 +16434,33 @@
           <w:lang w:val="en-GB"/>
         </w:rPr>
       </w:pPr>
-      <w:r>
-        <w:rPr>
-          <w:lang w:val="en-GB"/>
-        </w:rPr>
-        <w:t>Acuratețea modelului: 0.7</w:t>
+      <w:proofErr w:type="spellStart"/>
+      <w:r>
+        <w:rPr>
+          <w:lang w:val="en-GB"/>
+        </w:rPr>
+        <w:t>Acuratețea</w:t>
+      </w:r>
+      <w:proofErr w:type="spellEnd"/>
+      <w:r>
+        <w:rPr>
+          <w:lang w:val="en-GB"/>
+        </w:rPr>
+        <w:t xml:space="preserve"> </w:t>
+      </w:r>
+      <w:proofErr w:type="spellStart"/>
+      <w:r>
+        <w:rPr>
+          <w:lang w:val="en-GB"/>
+        </w:rPr>
+        <w:t>modelului</w:t>
+      </w:r>
+      <w:proofErr w:type="spellEnd"/>
+      <w:r>
+        <w:rPr>
+          <w:lang w:val="en-GB"/>
+        </w:rPr>
+        <w:t>: 0.7</w:t>
       </w:r>
     </w:p>
     <w:p>
@@ -14133,11 +16480,33 @@
           <w:lang w:val="en-GB"/>
         </w:rPr>
       </w:pPr>
-      <w:r>
-        <w:rPr>
-          <w:lang w:val="en-GB"/>
-        </w:rPr>
-        <w:t>Raport de clasificare:</w:t>
+      <w:proofErr w:type="spellStart"/>
+      <w:r>
+        <w:rPr>
+          <w:lang w:val="en-GB"/>
+        </w:rPr>
+        <w:t>Raport</w:t>
+      </w:r>
+      <w:proofErr w:type="spellEnd"/>
+      <w:r>
+        <w:rPr>
+          <w:lang w:val="en-GB"/>
+        </w:rPr>
+        <w:t xml:space="preserve"> de </w:t>
+      </w:r>
+      <w:proofErr w:type="spellStart"/>
+      <w:r>
+        <w:rPr>
+          <w:lang w:val="en-GB"/>
+        </w:rPr>
+        <w:t>clasificare</w:t>
+      </w:r>
+      <w:proofErr w:type="spellEnd"/>
+      <w:r>
+        <w:rPr>
+          <w:lang w:val="en-GB"/>
+        </w:rPr>
+        <w:t>:</w:t>
       </w:r>
     </w:p>
     <w:p>
@@ -14152,7 +16521,21 @@
         <w:rPr>
           <w:lang w:val="en-GB"/>
         </w:rPr>
-        <w:t xml:space="preserve">              precision    recall  f1-score   support</w:t>
+        <w:t xml:space="preserve">              precision    </w:t>
+      </w:r>
+      <w:proofErr w:type="gramStart"/>
+      <w:r>
+        <w:rPr>
+          <w:lang w:val="en-GB"/>
+        </w:rPr>
+        <w:t>recall  f</w:t>
+      </w:r>
+      <w:proofErr w:type="gramEnd"/>
+      <w:r>
+        <w:rPr>
+          <w:lang w:val="en-GB"/>
+        </w:rPr>
+        <w:t>1-score   support</w:t>
       </w:r>
     </w:p>
     <w:p>
@@ -14242,7 +16625,21 @@
         <w:rPr>
           <w:lang w:val="en-GB"/>
         </w:rPr>
-        <w:t xml:space="preserve">   macro avg       0.62      0.60      0.60        10</w:t>
+        <w:t xml:space="preserve">   macro </w:t>
+      </w:r>
+      <w:proofErr w:type="spellStart"/>
+      <w:r>
+        <w:rPr>
+          <w:lang w:val="en-GB"/>
+        </w:rPr>
+        <w:t>avg</w:t>
+      </w:r>
+      <w:proofErr w:type="spellEnd"/>
+      <w:r>
+        <w:rPr>
+          <w:lang w:val="en-GB"/>
+        </w:rPr>
+        <w:t xml:space="preserve">       0.62      0.60      0.60        10</w:t>
       </w:r>
     </w:p>
     <w:p>
@@ -14257,7 +16654,21 @@
         <w:rPr>
           <w:lang w:val="en-GB"/>
         </w:rPr>
-        <w:t>weighted avg       0.68      0.70      0.68        10</w:t>
+        <w:t xml:space="preserve">weighted </w:t>
+      </w:r>
+      <w:proofErr w:type="spellStart"/>
+      <w:r>
+        <w:rPr>
+          <w:lang w:val="en-GB"/>
+        </w:rPr>
+        <w:t>avg</w:t>
+      </w:r>
+      <w:proofErr w:type="spellEnd"/>
+      <w:r>
+        <w:rPr>
+          <w:lang w:val="en-GB"/>
+        </w:rPr>
+        <w:t xml:space="preserve">       0.68      0.70      0.68        10</w:t>
       </w:r>
     </w:p>
     <w:p>
@@ -14356,11 +16767,33 @@
           <w:lang w:val="en-GB"/>
         </w:rPr>
       </w:pPr>
-      <w:r>
-        <w:rPr>
-          <w:lang w:val="en-GB"/>
-        </w:rPr>
-        <w:t>Acuratețea modelului: 0.52</w:t>
+      <w:proofErr w:type="spellStart"/>
+      <w:r>
+        <w:rPr>
+          <w:lang w:val="en-GB"/>
+        </w:rPr>
+        <w:t>Acuratețea</w:t>
+      </w:r>
+      <w:proofErr w:type="spellEnd"/>
+      <w:r>
+        <w:rPr>
+          <w:lang w:val="en-GB"/>
+        </w:rPr>
+        <w:t xml:space="preserve"> </w:t>
+      </w:r>
+      <w:proofErr w:type="spellStart"/>
+      <w:r>
+        <w:rPr>
+          <w:lang w:val="en-GB"/>
+        </w:rPr>
+        <w:t>modelului</w:t>
+      </w:r>
+      <w:proofErr w:type="spellEnd"/>
+      <w:r>
+        <w:rPr>
+          <w:lang w:val="en-GB"/>
+        </w:rPr>
+        <w:t>: 0.52</w:t>
       </w:r>
     </w:p>
     <w:p>
@@ -14380,11 +16813,33 @@
           <w:lang w:val="en-GB"/>
         </w:rPr>
       </w:pPr>
-      <w:r>
-        <w:rPr>
-          <w:lang w:val="en-GB"/>
-        </w:rPr>
-        <w:t>Raport de clasificare:</w:t>
+      <w:proofErr w:type="spellStart"/>
+      <w:r>
+        <w:rPr>
+          <w:lang w:val="en-GB"/>
+        </w:rPr>
+        <w:t>Raport</w:t>
+      </w:r>
+      <w:proofErr w:type="spellEnd"/>
+      <w:r>
+        <w:rPr>
+          <w:lang w:val="en-GB"/>
+        </w:rPr>
+        <w:t xml:space="preserve"> de </w:t>
+      </w:r>
+      <w:proofErr w:type="spellStart"/>
+      <w:r>
+        <w:rPr>
+          <w:lang w:val="en-GB"/>
+        </w:rPr>
+        <w:t>clasificare</w:t>
+      </w:r>
+      <w:proofErr w:type="spellEnd"/>
+      <w:r>
+        <w:rPr>
+          <w:lang w:val="en-GB"/>
+        </w:rPr>
+        <w:t>:</w:t>
       </w:r>
     </w:p>
     <w:p>
@@ -14399,7 +16854,21 @@
         <w:rPr>
           <w:lang w:val="en-GB"/>
         </w:rPr>
-        <w:t xml:space="preserve">              precision    recall  f1-score   support</w:t>
+        <w:t xml:space="preserve">              precision    </w:t>
+      </w:r>
+      <w:proofErr w:type="gramStart"/>
+      <w:r>
+        <w:rPr>
+          <w:lang w:val="en-GB"/>
+        </w:rPr>
+        <w:t>recall  f</w:t>
+      </w:r>
+      <w:proofErr w:type="gramEnd"/>
+      <w:r>
+        <w:rPr>
+          <w:lang w:val="en-GB"/>
+        </w:rPr>
+        <w:t>1-score   support</w:t>
       </w:r>
     </w:p>
     <w:p>
@@ -14489,7 +16958,21 @@
         <w:rPr>
           <w:lang w:val="en-GB"/>
         </w:rPr>
-        <w:t xml:space="preserve">   macro avg       0.32      0.38      0.34        40</w:t>
+        <w:t xml:space="preserve">   macro </w:t>
+      </w:r>
+      <w:proofErr w:type="spellStart"/>
+      <w:r>
+        <w:rPr>
+          <w:lang w:val="en-GB"/>
+        </w:rPr>
+        <w:t>avg</w:t>
+      </w:r>
+      <w:proofErr w:type="spellEnd"/>
+      <w:r>
+        <w:rPr>
+          <w:lang w:val="en-GB"/>
+        </w:rPr>
+        <w:t xml:space="preserve">       0.32      0.38      0.34        40</w:t>
       </w:r>
     </w:p>
     <w:p>
@@ -14504,7 +16987,21 @@
         <w:rPr>
           <w:lang w:val="en-GB"/>
         </w:rPr>
-        <w:t>weighted avg       0.45      0.53      0.48        40</w:t>
+        <w:t xml:space="preserve">weighted </w:t>
+      </w:r>
+      <w:proofErr w:type="spellStart"/>
+      <w:r>
+        <w:rPr>
+          <w:lang w:val="en-GB"/>
+        </w:rPr>
+        <w:t>avg</w:t>
+      </w:r>
+      <w:proofErr w:type="spellEnd"/>
+      <w:r>
+        <w:rPr>
+          <w:lang w:val="en-GB"/>
+        </w:rPr>
+        <w:t xml:space="preserve">       0.45      0.53      0.48        40</w:t>
       </w:r>
     </w:p>
     <w:p>
@@ -14606,135 +17103,651 @@
           <w:szCs w:val="28"/>
           <w:lang w:val="en-GB"/>
         </w:rPr>
-        <w:t>pe 2 dataset-uri de mici dimensiuni:</w:t>
-      </w:r>
-    </w:p>
-    <w:p>
-      <w:pPr>
-        <w:pStyle w:val="BodyText"/>
-        <w:ind w:firstLine="153"/>
-        <w:rPr>
-          <w:lang w:val="en-GB"/>
-        </w:rPr>
-      </w:pPr>
+        <w:t>pe 2 dataset-</w:t>
+      </w:r>
+      <w:proofErr w:type="spellStart"/>
       <w:r>
         <w:rPr>
           <w:b/>
           <w:bCs/>
-          <w:lang w:val="en-GB"/>
-        </w:rPr>
-        <w:tab/>
-      </w:r>
-    </w:p>
-    <w:p>
-      <w:pPr>
-        <w:pStyle w:val="BodyText"/>
-        <w:ind w:firstLine="153"/>
-        <w:rPr>
-          <w:lang w:val="en-GB"/>
-        </w:rPr>
-      </w:pPr>
-      <w:r>
-        <w:rPr>
-          <w:lang w:val="en-GB"/>
-        </w:rPr>
-        <w:tab/>
-      </w:r>
-      <w:r>
-        <w:rPr>
-          <w:lang w:val="en-GB"/>
-        </w:rPr>
-        <w:t xml:space="preserve">Am aplicat </w:t>
-      </w:r>
-      <w:r>
-        <w:rPr>
-          <w:lang w:val="en-GB"/>
-        </w:rPr>
-        <w:t>Decision Tree</w:t>
-      </w:r>
-      <w:r>
-        <w:rPr>
-          <w:lang w:val="en-GB"/>
-        </w:rPr>
-        <w:t xml:space="preserve"> pentru a prezice un outcome ce poate fii low sau high, avănd </w:t>
-      </w:r>
-      <w:r>
-        <w:rPr>
-          <w:lang w:val="en-GB"/>
-        </w:rPr>
-        <w:t xml:space="preserve"> aceleasi date folosite anterior</w:t>
-      </w:r>
-      <w:r>
-        <w:rPr>
-          <w:lang w:val="en-GB"/>
-        </w:rPr>
-        <w:t>. Am realizat o acuratete de 0.</w:t>
-      </w:r>
-      <w:r>
-        <w:rPr>
-          <w:lang w:val="en-GB"/>
-        </w:rPr>
-        <w:t>8</w:t>
-      </w:r>
-      <w:r>
-        <w:rPr>
-          <w:lang w:val="en-GB"/>
-        </w:rPr>
-        <w:t xml:space="preserve"> respectiv 0.7 pentru cele 2 dataset-uri.</w:t>
-      </w:r>
-    </w:p>
-    <w:p>
-      <w:pPr>
-        <w:pStyle w:val="BodyText"/>
-        <w:rPr>
-          <w:lang w:val="en-GB"/>
-        </w:rPr>
-      </w:pPr>
-      <w:r>
-        <w:rPr>
-          <w:lang w:val="en-GB"/>
-        </w:rPr>
-        <w:t>     </w:t>
-      </w:r>
-    </w:p>
-    <w:p>
-      <w:pPr>
-        <w:pStyle w:val="BodyText"/>
-        <w:ind w:firstLine="153"/>
-        <w:rPr>
-          <w:lang w:val="en-GB"/>
-        </w:rPr>
-      </w:pPr>
-      <w:r>
-        <w:rPr>
-          <w:lang w:val="en-GB"/>
-        </w:rPr>
-        <w:t>Am afișat informați despre rezultatul obținut în fișier, cum ar fii acuratetea, raportul de clasificare si importanța fiecarui parametru.</w:t>
-      </w:r>
-    </w:p>
-    <w:p>
-      <w:pPr>
-        <w:pStyle w:val="BodyText"/>
-        <w:ind w:firstLine="153"/>
-        <w:rPr>
-          <w:lang w:val="en-GB"/>
-        </w:rPr>
-      </w:pPr>
-    </w:p>
-    <w:p>
-      <w:pPr>
-        <w:pStyle w:val="BodyText"/>
-        <w:ind w:firstLine="153"/>
+          <w:sz w:val="28"/>
+          <w:szCs w:val="28"/>
+          <w:lang w:val="en-GB"/>
+        </w:rPr>
+        <w:t>uri</w:t>
+      </w:r>
+      <w:proofErr w:type="spellEnd"/>
+      <w:r>
         <w:rPr>
           <w:b/>
           <w:bCs/>
-          <w:lang w:val="en-GB"/>
-        </w:rPr>
-      </w:pPr>
+          <w:sz w:val="28"/>
+          <w:szCs w:val="28"/>
+          <w:lang w:val="en-GB"/>
+        </w:rPr>
+        <w:t xml:space="preserve"> de </w:t>
+      </w:r>
+      <w:proofErr w:type="spellStart"/>
       <w:r>
         <w:rPr>
           <w:b/>
           <w:bCs/>
+          <w:sz w:val="28"/>
+          <w:szCs w:val="28"/>
+          <w:lang w:val="en-GB"/>
+        </w:rPr>
+        <w:t>mici</w:t>
+      </w:r>
+      <w:proofErr w:type="spellEnd"/>
+      <w:r>
+        <w:rPr>
+          <w:b/>
+          <w:bCs/>
+          <w:sz w:val="28"/>
+          <w:szCs w:val="28"/>
+          <w:lang w:val="en-GB"/>
+        </w:rPr>
+        <w:t xml:space="preserve"> </w:t>
+      </w:r>
+      <w:proofErr w:type="spellStart"/>
+      <w:r>
+        <w:rPr>
+          <w:b/>
+          <w:bCs/>
+          <w:sz w:val="28"/>
+          <w:szCs w:val="28"/>
+          <w:lang w:val="en-GB"/>
+        </w:rPr>
+        <w:t>dimensiuni</w:t>
+      </w:r>
+      <w:proofErr w:type="spellEnd"/>
+      <w:r>
+        <w:rPr>
+          <w:b/>
+          <w:bCs/>
+          <w:sz w:val="28"/>
+          <w:szCs w:val="28"/>
+          <w:lang w:val="en-GB"/>
+        </w:rPr>
+        <w:t>:</w:t>
+      </w:r>
+    </w:p>
+    <w:p>
+      <w:pPr>
+        <w:pStyle w:val="BodyText"/>
+        <w:ind w:firstLine="153"/>
+        <w:rPr>
+          <w:lang w:val="en-GB"/>
+        </w:rPr>
+      </w:pPr>
+      <w:r>
+        <w:rPr>
+          <w:b/>
+          <w:bCs/>
+          <w:lang w:val="en-GB"/>
+        </w:rPr>
+        <w:tab/>
+      </w:r>
+    </w:p>
+    <w:p>
+      <w:pPr>
+        <w:pStyle w:val="BodyText"/>
+        <w:ind w:firstLine="153"/>
+        <w:rPr>
+          <w:lang w:val="en-GB"/>
+        </w:rPr>
+      </w:pPr>
+      <w:r>
+        <w:rPr>
+          <w:lang w:val="en-GB"/>
+        </w:rPr>
+        <w:tab/>
+      </w:r>
+      <w:r>
+        <w:rPr>
+          <w:lang w:val="en-GB"/>
+        </w:rPr>
+        <w:t xml:space="preserve">Am </w:t>
+      </w:r>
+      <w:proofErr w:type="spellStart"/>
+      <w:r>
+        <w:rPr>
+          <w:lang w:val="en-GB"/>
+        </w:rPr>
+        <w:t>aplicat</w:t>
+      </w:r>
+      <w:proofErr w:type="spellEnd"/>
+      <w:r>
+        <w:rPr>
+          <w:lang w:val="en-GB"/>
+        </w:rPr>
+        <w:t xml:space="preserve"> </w:t>
+      </w:r>
+      <w:r>
+        <w:rPr>
+          <w:lang w:val="en-GB"/>
+        </w:rPr>
+        <w:t>Decision Tree</w:t>
+      </w:r>
+      <w:r>
+        <w:rPr>
+          <w:lang w:val="en-GB"/>
+        </w:rPr>
+        <w:t xml:space="preserve"> </w:t>
+      </w:r>
+      <w:proofErr w:type="spellStart"/>
+      <w:r>
+        <w:rPr>
+          <w:lang w:val="en-GB"/>
+        </w:rPr>
+        <w:t>pentru</w:t>
+      </w:r>
+      <w:proofErr w:type="spellEnd"/>
+      <w:r>
+        <w:rPr>
+          <w:lang w:val="en-GB"/>
+        </w:rPr>
+        <w:t xml:space="preserve"> a </w:t>
+      </w:r>
+      <w:proofErr w:type="spellStart"/>
+      <w:r>
+        <w:rPr>
+          <w:lang w:val="en-GB"/>
+        </w:rPr>
+        <w:t>prezice</w:t>
+      </w:r>
+      <w:proofErr w:type="spellEnd"/>
+      <w:r>
+        <w:rPr>
+          <w:lang w:val="en-GB"/>
+        </w:rPr>
+        <w:t xml:space="preserve"> un outcome </w:t>
+      </w:r>
+      <w:proofErr w:type="spellStart"/>
+      <w:r>
+        <w:rPr>
+          <w:lang w:val="en-GB"/>
+        </w:rPr>
+        <w:t>ce</w:t>
+      </w:r>
+      <w:proofErr w:type="spellEnd"/>
+      <w:r>
+        <w:rPr>
+          <w:lang w:val="en-GB"/>
+        </w:rPr>
+        <w:t xml:space="preserve"> </w:t>
+      </w:r>
+      <w:proofErr w:type="spellStart"/>
+      <w:r>
+        <w:rPr>
+          <w:lang w:val="en-GB"/>
+        </w:rPr>
+        <w:t>poate</w:t>
+      </w:r>
+      <w:proofErr w:type="spellEnd"/>
+      <w:r>
+        <w:rPr>
+          <w:lang w:val="en-GB"/>
+        </w:rPr>
+        <w:t xml:space="preserve"> </w:t>
+      </w:r>
+      <w:proofErr w:type="spellStart"/>
+      <w:r>
+        <w:rPr>
+          <w:lang w:val="en-GB"/>
+        </w:rPr>
+        <w:t>fii</w:t>
+      </w:r>
+      <w:proofErr w:type="spellEnd"/>
+      <w:r>
+        <w:rPr>
+          <w:lang w:val="en-GB"/>
+        </w:rPr>
+        <w:t xml:space="preserve"> low </w:t>
+      </w:r>
+      <w:proofErr w:type="spellStart"/>
+      <w:r>
+        <w:rPr>
+          <w:lang w:val="en-GB"/>
+        </w:rPr>
+        <w:t>sau</w:t>
+      </w:r>
+      <w:proofErr w:type="spellEnd"/>
+      <w:r>
+        <w:rPr>
+          <w:lang w:val="en-GB"/>
+        </w:rPr>
+        <w:t xml:space="preserve"> high, </w:t>
+      </w:r>
+      <w:proofErr w:type="spellStart"/>
+      <w:proofErr w:type="gramStart"/>
+      <w:r>
+        <w:rPr>
+          <w:lang w:val="en-GB"/>
+        </w:rPr>
+        <w:t>avănd</w:t>
+      </w:r>
+      <w:proofErr w:type="spellEnd"/>
+      <w:r>
+        <w:rPr>
+          <w:lang w:val="en-GB"/>
+        </w:rPr>
+        <w:t xml:space="preserve"> </w:t>
+      </w:r>
+      <w:r>
+        <w:rPr>
+          <w:lang w:val="en-GB"/>
+        </w:rPr>
+        <w:t xml:space="preserve"> </w:t>
+      </w:r>
+      <w:proofErr w:type="spellStart"/>
+      <w:r>
+        <w:rPr>
+          <w:lang w:val="en-GB"/>
+        </w:rPr>
+        <w:t>aceleasi</w:t>
+      </w:r>
+      <w:proofErr w:type="spellEnd"/>
+      <w:proofErr w:type="gramEnd"/>
+      <w:r>
+        <w:rPr>
+          <w:lang w:val="en-GB"/>
+        </w:rPr>
+        <w:t xml:space="preserve"> date </w:t>
+      </w:r>
+      <w:proofErr w:type="spellStart"/>
+      <w:r>
+        <w:rPr>
+          <w:lang w:val="en-GB"/>
+        </w:rPr>
+        <w:t>folosite</w:t>
+      </w:r>
+      <w:proofErr w:type="spellEnd"/>
+      <w:r>
+        <w:rPr>
+          <w:lang w:val="en-GB"/>
+        </w:rPr>
+        <w:t xml:space="preserve"> anterior</w:t>
+      </w:r>
+      <w:r>
+        <w:rPr>
+          <w:lang w:val="en-GB"/>
+        </w:rPr>
+        <w:t xml:space="preserve">. Am </w:t>
+      </w:r>
+      <w:proofErr w:type="spellStart"/>
+      <w:r>
+        <w:rPr>
+          <w:lang w:val="en-GB"/>
+        </w:rPr>
+        <w:t>realizat</w:t>
+      </w:r>
+      <w:proofErr w:type="spellEnd"/>
+      <w:r>
+        <w:rPr>
+          <w:lang w:val="en-GB"/>
+        </w:rPr>
+        <w:t xml:space="preserve"> o </w:t>
+      </w:r>
+      <w:proofErr w:type="spellStart"/>
+      <w:r>
+        <w:rPr>
+          <w:lang w:val="en-GB"/>
+        </w:rPr>
+        <w:t>acuratete</w:t>
+      </w:r>
+      <w:proofErr w:type="spellEnd"/>
+      <w:r>
+        <w:rPr>
+          <w:lang w:val="en-GB"/>
+        </w:rPr>
+        <w:t xml:space="preserve"> de 0.</w:t>
+      </w:r>
+      <w:r>
+        <w:rPr>
+          <w:lang w:val="en-GB"/>
+        </w:rPr>
+        <w:t>8</w:t>
+      </w:r>
+      <w:r>
+        <w:rPr>
+          <w:lang w:val="en-GB"/>
+        </w:rPr>
+        <w:t xml:space="preserve"> </w:t>
+      </w:r>
+      <w:proofErr w:type="spellStart"/>
+      <w:r>
+        <w:rPr>
+          <w:lang w:val="en-GB"/>
+        </w:rPr>
+        <w:t>respectiv</w:t>
+      </w:r>
+      <w:proofErr w:type="spellEnd"/>
+      <w:r>
+        <w:rPr>
+          <w:lang w:val="en-GB"/>
+        </w:rPr>
+        <w:t xml:space="preserve"> 0.7 </w:t>
+      </w:r>
+      <w:proofErr w:type="spellStart"/>
+      <w:r>
+        <w:rPr>
+          <w:lang w:val="en-GB"/>
+        </w:rPr>
+        <w:t>pentru</w:t>
+      </w:r>
+      <w:proofErr w:type="spellEnd"/>
+      <w:r>
+        <w:rPr>
+          <w:lang w:val="en-GB"/>
+        </w:rPr>
+        <w:t xml:space="preserve"> </w:t>
+      </w:r>
+      <w:proofErr w:type="spellStart"/>
+      <w:r>
+        <w:rPr>
+          <w:lang w:val="en-GB"/>
+        </w:rPr>
+        <w:t>cele</w:t>
+      </w:r>
+      <w:proofErr w:type="spellEnd"/>
+      <w:r>
+        <w:rPr>
+          <w:lang w:val="en-GB"/>
+        </w:rPr>
+        <w:t xml:space="preserve"> 2 dataset-</w:t>
+      </w:r>
+      <w:proofErr w:type="spellStart"/>
+      <w:r>
+        <w:rPr>
+          <w:lang w:val="en-GB"/>
+        </w:rPr>
+        <w:t>uri</w:t>
+      </w:r>
+      <w:proofErr w:type="spellEnd"/>
+      <w:r>
+        <w:rPr>
+          <w:lang w:val="en-GB"/>
+        </w:rPr>
+        <w:t>.</w:t>
+      </w:r>
+    </w:p>
+    <w:p>
+      <w:pPr>
+        <w:pStyle w:val="BodyText"/>
+        <w:rPr>
+          <w:lang w:val="en-GB"/>
+        </w:rPr>
+      </w:pPr>
+      <w:r>
+        <w:rPr>
+          <w:lang w:val="en-GB"/>
+        </w:rPr>
+        <w:t>     </w:t>
+      </w:r>
+    </w:p>
+    <w:p>
+      <w:pPr>
+        <w:pStyle w:val="BodyText"/>
+        <w:ind w:firstLine="153"/>
+        <w:rPr>
+          <w:lang w:val="en-GB"/>
+        </w:rPr>
+      </w:pPr>
+      <w:r>
+        <w:rPr>
+          <w:lang w:val="en-GB"/>
+        </w:rPr>
+        <w:t xml:space="preserve">Am </w:t>
+      </w:r>
+      <w:proofErr w:type="spellStart"/>
+      <w:r>
+        <w:rPr>
+          <w:lang w:val="en-GB"/>
+        </w:rPr>
+        <w:t>afișat</w:t>
+      </w:r>
+      <w:proofErr w:type="spellEnd"/>
+      <w:r>
+        <w:rPr>
+          <w:lang w:val="en-GB"/>
+        </w:rPr>
+        <w:t xml:space="preserve"> </w:t>
+      </w:r>
+      <w:proofErr w:type="spellStart"/>
+      <w:r>
+        <w:rPr>
+          <w:lang w:val="en-GB"/>
+        </w:rPr>
+        <w:t>informați</w:t>
+      </w:r>
+      <w:proofErr w:type="spellEnd"/>
+      <w:r>
+        <w:rPr>
+          <w:lang w:val="en-GB"/>
+        </w:rPr>
+        <w:t xml:space="preserve"> </w:t>
+      </w:r>
+      <w:proofErr w:type="spellStart"/>
+      <w:r>
+        <w:rPr>
+          <w:lang w:val="en-GB"/>
+        </w:rPr>
+        <w:t>despre</w:t>
+      </w:r>
+      <w:proofErr w:type="spellEnd"/>
+      <w:r>
+        <w:rPr>
+          <w:lang w:val="en-GB"/>
+        </w:rPr>
+        <w:t xml:space="preserve"> </w:t>
+      </w:r>
+      <w:proofErr w:type="spellStart"/>
+      <w:r>
+        <w:rPr>
+          <w:lang w:val="en-GB"/>
+        </w:rPr>
+        <w:t>rezultatul</w:t>
+      </w:r>
+      <w:proofErr w:type="spellEnd"/>
+      <w:r>
+        <w:rPr>
+          <w:lang w:val="en-GB"/>
+        </w:rPr>
+        <w:t xml:space="preserve"> </w:t>
+      </w:r>
+      <w:proofErr w:type="spellStart"/>
+      <w:r>
+        <w:rPr>
+          <w:lang w:val="en-GB"/>
+        </w:rPr>
+        <w:t>obținut</w:t>
+      </w:r>
+      <w:proofErr w:type="spellEnd"/>
+      <w:r>
+        <w:rPr>
+          <w:lang w:val="en-GB"/>
+        </w:rPr>
+        <w:t xml:space="preserve"> </w:t>
+      </w:r>
+      <w:proofErr w:type="spellStart"/>
+      <w:r>
+        <w:rPr>
+          <w:lang w:val="en-GB"/>
+        </w:rPr>
+        <w:t>în</w:t>
+      </w:r>
+      <w:proofErr w:type="spellEnd"/>
+      <w:r>
+        <w:rPr>
+          <w:lang w:val="en-GB"/>
+        </w:rPr>
+        <w:t xml:space="preserve"> </w:t>
+      </w:r>
+      <w:proofErr w:type="spellStart"/>
+      <w:r>
+        <w:rPr>
+          <w:lang w:val="en-GB"/>
+        </w:rPr>
+        <w:t>fișier</w:t>
+      </w:r>
+      <w:proofErr w:type="spellEnd"/>
+      <w:r>
+        <w:rPr>
+          <w:lang w:val="en-GB"/>
+        </w:rPr>
+        <w:t xml:space="preserve">, cum </w:t>
+      </w:r>
+      <w:proofErr w:type="spellStart"/>
+      <w:r>
+        <w:rPr>
+          <w:lang w:val="en-GB"/>
+        </w:rPr>
+        <w:t>ar</w:t>
+      </w:r>
+      <w:proofErr w:type="spellEnd"/>
+      <w:r>
+        <w:rPr>
+          <w:lang w:val="en-GB"/>
+        </w:rPr>
+        <w:t xml:space="preserve"> </w:t>
+      </w:r>
+      <w:proofErr w:type="spellStart"/>
+      <w:r>
+        <w:rPr>
+          <w:lang w:val="en-GB"/>
+        </w:rPr>
+        <w:t>fii</w:t>
+      </w:r>
+      <w:proofErr w:type="spellEnd"/>
+      <w:r>
+        <w:rPr>
+          <w:lang w:val="en-GB"/>
+        </w:rPr>
+        <w:t xml:space="preserve"> </w:t>
+      </w:r>
+      <w:proofErr w:type="spellStart"/>
+      <w:r>
+        <w:rPr>
+          <w:lang w:val="en-GB"/>
+        </w:rPr>
+        <w:t>acuratetea</w:t>
+      </w:r>
+      <w:proofErr w:type="spellEnd"/>
+      <w:r>
+        <w:rPr>
+          <w:lang w:val="en-GB"/>
+        </w:rPr>
+        <w:t xml:space="preserve">, </w:t>
+      </w:r>
+      <w:proofErr w:type="spellStart"/>
+      <w:r>
+        <w:rPr>
+          <w:lang w:val="en-GB"/>
+        </w:rPr>
+        <w:t>raportul</w:t>
+      </w:r>
+      <w:proofErr w:type="spellEnd"/>
+      <w:r>
+        <w:rPr>
+          <w:lang w:val="en-GB"/>
+        </w:rPr>
+        <w:t xml:space="preserve"> de </w:t>
+      </w:r>
+      <w:proofErr w:type="spellStart"/>
+      <w:r>
+        <w:rPr>
+          <w:lang w:val="en-GB"/>
+        </w:rPr>
+        <w:t>clasificare</w:t>
+      </w:r>
+      <w:proofErr w:type="spellEnd"/>
+      <w:r>
+        <w:rPr>
+          <w:lang w:val="en-GB"/>
+        </w:rPr>
+        <w:t xml:space="preserve"> </w:t>
+      </w:r>
+      <w:proofErr w:type="spellStart"/>
+      <w:r>
+        <w:rPr>
+          <w:lang w:val="en-GB"/>
+        </w:rPr>
+        <w:t>si</w:t>
+      </w:r>
+      <w:proofErr w:type="spellEnd"/>
+      <w:r>
+        <w:rPr>
+          <w:lang w:val="en-GB"/>
+        </w:rPr>
+        <w:t xml:space="preserve"> </w:t>
+      </w:r>
+      <w:proofErr w:type="spellStart"/>
+      <w:r>
+        <w:rPr>
+          <w:lang w:val="en-GB"/>
+        </w:rPr>
+        <w:t>importanța</w:t>
+      </w:r>
+      <w:proofErr w:type="spellEnd"/>
+      <w:r>
+        <w:rPr>
+          <w:lang w:val="en-GB"/>
+        </w:rPr>
+        <w:t xml:space="preserve"> </w:t>
+      </w:r>
+      <w:proofErr w:type="spellStart"/>
+      <w:r>
+        <w:rPr>
+          <w:lang w:val="en-GB"/>
+        </w:rPr>
+        <w:t>fiecarui</w:t>
+      </w:r>
+      <w:proofErr w:type="spellEnd"/>
+      <w:r>
+        <w:rPr>
+          <w:lang w:val="en-GB"/>
+        </w:rPr>
+        <w:t xml:space="preserve"> </w:t>
+      </w:r>
+      <w:proofErr w:type="spellStart"/>
+      <w:r>
+        <w:rPr>
+          <w:lang w:val="en-GB"/>
+        </w:rPr>
+        <w:t>parametru</w:t>
+      </w:r>
+      <w:proofErr w:type="spellEnd"/>
+      <w:r>
+        <w:rPr>
+          <w:lang w:val="en-GB"/>
+        </w:rPr>
+        <w:t>.</w:t>
+      </w:r>
+    </w:p>
+    <w:p>
+      <w:pPr>
+        <w:pStyle w:val="BodyText"/>
+        <w:ind w:firstLine="153"/>
+        <w:rPr>
+          <w:lang w:val="en-GB"/>
+        </w:rPr>
+      </w:pPr>
+    </w:p>
+    <w:p>
+      <w:pPr>
+        <w:pStyle w:val="BodyText"/>
+        <w:ind w:firstLine="153"/>
+        <w:rPr>
+          <w:b/>
+          <w:bCs/>
+          <w:lang w:val="en-GB"/>
+        </w:rPr>
+      </w:pPr>
+      <w:r>
+        <w:rPr>
+          <w:b/>
+          <w:bCs/>
           <w:lang w:val="en-GB"/>
         </w:rPr>
         <w:t>Data1:</w:t>
@@ -14748,11 +17761,33 @@
           <w:lang w:val="en-GB"/>
         </w:rPr>
       </w:pPr>
-      <w:r>
-        <w:rPr>
-          <w:lang w:val="en-GB"/>
-        </w:rPr>
-        <w:t>Acuratețea modelului: 0.8</w:t>
+      <w:proofErr w:type="spellStart"/>
+      <w:r>
+        <w:rPr>
+          <w:lang w:val="en-GB"/>
+        </w:rPr>
+        <w:t>Acuratețea</w:t>
+      </w:r>
+      <w:proofErr w:type="spellEnd"/>
+      <w:r>
+        <w:rPr>
+          <w:lang w:val="en-GB"/>
+        </w:rPr>
+        <w:t xml:space="preserve"> </w:t>
+      </w:r>
+      <w:proofErr w:type="spellStart"/>
+      <w:r>
+        <w:rPr>
+          <w:lang w:val="en-GB"/>
+        </w:rPr>
+        <w:t>modelului</w:t>
+      </w:r>
+      <w:proofErr w:type="spellEnd"/>
+      <w:r>
+        <w:rPr>
+          <w:lang w:val="en-GB"/>
+        </w:rPr>
+        <w:t>: 0.8</w:t>
       </w:r>
     </w:p>
     <w:p>
@@ -14772,11 +17807,33 @@
           <w:lang w:val="en-GB"/>
         </w:rPr>
       </w:pPr>
-      <w:r>
-        <w:rPr>
-          <w:lang w:val="en-GB"/>
-        </w:rPr>
-        <w:t>Raport de clasificare:</w:t>
+      <w:proofErr w:type="spellStart"/>
+      <w:r>
+        <w:rPr>
+          <w:lang w:val="en-GB"/>
+        </w:rPr>
+        <w:t>Raport</w:t>
+      </w:r>
+      <w:proofErr w:type="spellEnd"/>
+      <w:r>
+        <w:rPr>
+          <w:lang w:val="en-GB"/>
+        </w:rPr>
+        <w:t xml:space="preserve"> de </w:t>
+      </w:r>
+      <w:proofErr w:type="spellStart"/>
+      <w:r>
+        <w:rPr>
+          <w:lang w:val="en-GB"/>
+        </w:rPr>
+        <w:t>clasificare</w:t>
+      </w:r>
+      <w:proofErr w:type="spellEnd"/>
+      <w:r>
+        <w:rPr>
+          <w:lang w:val="en-GB"/>
+        </w:rPr>
+        <w:t>:</w:t>
       </w:r>
     </w:p>
     <w:p>
@@ -14791,7 +17848,21 @@
         <w:rPr>
           <w:lang w:val="en-GB"/>
         </w:rPr>
-        <w:t xml:space="preserve">              precision    recall  f1-score   support</w:t>
+        <w:t xml:space="preserve">              precision    </w:t>
+      </w:r>
+      <w:proofErr w:type="gramStart"/>
+      <w:r>
+        <w:rPr>
+          <w:lang w:val="en-GB"/>
+        </w:rPr>
+        <w:t>recall  f</w:t>
+      </w:r>
+      <w:proofErr w:type="gramEnd"/>
+      <w:r>
+        <w:rPr>
+          <w:lang w:val="en-GB"/>
+        </w:rPr>
+        <w:t>1-score   support</w:t>
       </w:r>
     </w:p>
     <w:p>
@@ -14881,7 +17952,21 @@
         <w:rPr>
           <w:lang w:val="en-GB"/>
         </w:rPr>
-        <w:t xml:space="preserve">   macro avg       0.79      0.86      0.78        15</w:t>
+        <w:t xml:space="preserve">   macro </w:t>
+      </w:r>
+      <w:proofErr w:type="spellStart"/>
+      <w:r>
+        <w:rPr>
+          <w:lang w:val="en-GB"/>
+        </w:rPr>
+        <w:t>avg</w:t>
+      </w:r>
+      <w:proofErr w:type="spellEnd"/>
+      <w:r>
+        <w:rPr>
+          <w:lang w:val="en-GB"/>
+        </w:rPr>
+        <w:t xml:space="preserve">       0.79      0.86      0.78        15</w:t>
       </w:r>
     </w:p>
     <w:p>
@@ -14896,7 +17981,21 @@
         <w:rPr>
           <w:lang w:val="en-GB"/>
         </w:rPr>
-        <w:t>weighted avg       0.89      0.80      0.81        15</w:t>
+        <w:t xml:space="preserve">weighted </w:t>
+      </w:r>
+      <w:proofErr w:type="spellStart"/>
+      <w:r>
+        <w:rPr>
+          <w:lang w:val="en-GB"/>
+        </w:rPr>
+        <w:t>avg</w:t>
+      </w:r>
+      <w:proofErr w:type="spellEnd"/>
+      <w:r>
+        <w:rPr>
+          <w:lang w:val="en-GB"/>
+        </w:rPr>
+        <w:t xml:space="preserve">       0.89      0.80      0.81        15</w:t>
       </w:r>
     </w:p>
     <w:p>
@@ -14977,11 +18076,33 @@
           <w:lang w:val="en-GB"/>
         </w:rPr>
       </w:pPr>
-      <w:r>
-        <w:rPr>
-          <w:lang w:val="en-GB"/>
-        </w:rPr>
-        <w:t>Acuratețea modelului: 0.7</w:t>
+      <w:proofErr w:type="spellStart"/>
+      <w:r>
+        <w:rPr>
+          <w:lang w:val="en-GB"/>
+        </w:rPr>
+        <w:t>Acuratețea</w:t>
+      </w:r>
+      <w:proofErr w:type="spellEnd"/>
+      <w:r>
+        <w:rPr>
+          <w:lang w:val="en-GB"/>
+        </w:rPr>
+        <w:t xml:space="preserve"> </w:t>
+      </w:r>
+      <w:proofErr w:type="spellStart"/>
+      <w:r>
+        <w:rPr>
+          <w:lang w:val="en-GB"/>
+        </w:rPr>
+        <w:t>modelului</w:t>
+      </w:r>
+      <w:proofErr w:type="spellEnd"/>
+      <w:r>
+        <w:rPr>
+          <w:lang w:val="en-GB"/>
+        </w:rPr>
+        <w:t>: 0.7</w:t>
       </w:r>
     </w:p>
     <w:p>
@@ -15001,11 +18122,33 @@
           <w:lang w:val="en-GB"/>
         </w:rPr>
       </w:pPr>
-      <w:r>
-        <w:rPr>
-          <w:lang w:val="en-GB"/>
-        </w:rPr>
-        <w:t>Raport de clasificare:</w:t>
+      <w:proofErr w:type="spellStart"/>
+      <w:r>
+        <w:rPr>
+          <w:lang w:val="en-GB"/>
+        </w:rPr>
+        <w:t>Raport</w:t>
+      </w:r>
+      <w:proofErr w:type="spellEnd"/>
+      <w:r>
+        <w:rPr>
+          <w:lang w:val="en-GB"/>
+        </w:rPr>
+        <w:t xml:space="preserve"> de </w:t>
+      </w:r>
+      <w:proofErr w:type="spellStart"/>
+      <w:r>
+        <w:rPr>
+          <w:lang w:val="en-GB"/>
+        </w:rPr>
+        <w:t>clasificare</w:t>
+      </w:r>
+      <w:proofErr w:type="spellEnd"/>
+      <w:r>
+        <w:rPr>
+          <w:lang w:val="en-GB"/>
+        </w:rPr>
+        <w:t>:</w:t>
       </w:r>
     </w:p>
     <w:p>
@@ -15020,7 +18163,21 @@
         <w:rPr>
           <w:lang w:val="en-GB"/>
         </w:rPr>
-        <w:t xml:space="preserve">              precision    recall  f1-score   support</w:t>
+        <w:t xml:space="preserve">              precision    </w:t>
+      </w:r>
+      <w:proofErr w:type="gramStart"/>
+      <w:r>
+        <w:rPr>
+          <w:lang w:val="en-GB"/>
+        </w:rPr>
+        <w:t>recall  f</w:t>
+      </w:r>
+      <w:proofErr w:type="gramEnd"/>
+      <w:r>
+        <w:rPr>
+          <w:lang w:val="en-GB"/>
+        </w:rPr>
+        <w:t>1-score   support</w:t>
       </w:r>
     </w:p>
     <w:p>
@@ -15110,7 +18267,21 @@
         <w:rPr>
           <w:lang w:val="en-GB"/>
         </w:rPr>
-        <w:t xml:space="preserve">   macro avg       0.67      0.69      0.67        10</w:t>
+        <w:t xml:space="preserve">   macro </w:t>
+      </w:r>
+      <w:proofErr w:type="spellStart"/>
+      <w:r>
+        <w:rPr>
+          <w:lang w:val="en-GB"/>
+        </w:rPr>
+        <w:t>avg</w:t>
+      </w:r>
+      <w:proofErr w:type="spellEnd"/>
+      <w:r>
+        <w:rPr>
+          <w:lang w:val="en-GB"/>
+        </w:rPr>
+        <w:t xml:space="preserve">       0.67      0.69      0.67        10</w:t>
       </w:r>
     </w:p>
     <w:p>
@@ -15125,7 +18296,21 @@
         <w:rPr>
           <w:lang w:val="en-GB"/>
         </w:rPr>
-        <w:t>weighted avg       0.73      0.70      0.71        10</w:t>
+        <w:t xml:space="preserve">weighted </w:t>
+      </w:r>
+      <w:proofErr w:type="spellStart"/>
+      <w:r>
+        <w:rPr>
+          <w:lang w:val="en-GB"/>
+        </w:rPr>
+        <w:t>avg</w:t>
+      </w:r>
+      <w:proofErr w:type="spellEnd"/>
+      <w:r>
+        <w:rPr>
+          <w:lang w:val="en-GB"/>
+        </w:rPr>
+        <w:t xml:space="preserve">       0.73      0.70      0.71        10</w:t>
       </w:r>
     </w:p>
     <w:p>
@@ -15207,8 +18392,9 @@
           <w:szCs w:val="28"/>
           <w:lang w:val="en-GB"/>
         </w:rPr>
-        <w:t xml:space="preserve"> si Decision Tree</w:t>
-      </w:r>
+        <w:t xml:space="preserve"> </w:t>
+      </w:r>
+      <w:proofErr w:type="spellStart"/>
       <w:r>
         <w:rPr>
           <w:b/>
@@ -15217,8 +18403,9 @@
           <w:szCs w:val="28"/>
           <w:lang w:val="en-GB"/>
         </w:rPr>
-        <w:t xml:space="preserve"> pe</w:t>
-      </w:r>
+        <w:t>si</w:t>
+      </w:r>
+      <w:proofErr w:type="spellEnd"/>
       <w:r>
         <w:rPr>
           <w:b/>
@@ -15227,7 +18414,7 @@
           <w:szCs w:val="28"/>
           <w:lang w:val="en-GB"/>
         </w:rPr>
-        <w:t xml:space="preserve"> dataset-ul mare</w:t>
+        <w:t xml:space="preserve"> Decision Tree</w:t>
       </w:r>
       <w:r>
         <w:rPr>
@@ -15237,143 +18424,627 @@
           <w:szCs w:val="28"/>
           <w:lang w:val="en-GB"/>
         </w:rPr>
-        <w:t>:</w:t>
-      </w:r>
-    </w:p>
-    <w:p>
-      <w:pPr>
-        <w:pStyle w:val="BodyText"/>
-        <w:ind w:firstLine="153"/>
-        <w:rPr>
-          <w:lang w:val="en-GB"/>
-        </w:rPr>
-      </w:pPr>
-    </w:p>
-    <w:p>
-      <w:pPr>
-        <w:pStyle w:val="BodyText"/>
-        <w:ind w:firstLine="153"/>
-        <w:rPr>
-          <w:lang w:val="en-GB"/>
-        </w:rPr>
-      </w:pPr>
-      <w:r>
-        <w:rPr>
-          <w:lang w:val="en-GB"/>
-        </w:rPr>
-        <w:t>Am aplicat Logistic Regression</w:t>
-      </w:r>
-      <w:r>
-        <w:rPr>
-          <w:lang w:val="en-GB"/>
-        </w:rPr>
-        <w:t xml:space="preserve"> si apoi Decision Tree</w:t>
-      </w:r>
-      <w:r>
-        <w:rPr>
-          <w:lang w:val="en-GB"/>
-        </w:rPr>
-        <w:t xml:space="preserve"> pentru a prezice un outcome ce poate fii low sau high, avănd </w:t>
-      </w:r>
-      <w:r>
-        <w:rPr>
-          <w:lang w:val="en-GB"/>
-        </w:rPr>
-        <w:t>90</w:t>
-      </w:r>
-      <w:r>
-        <w:rPr>
-          <w:lang w:val="en-GB"/>
-        </w:rPr>
-        <w:t xml:space="preserve"> % train data si </w:t>
-      </w:r>
-      <w:r>
-        <w:rPr>
-          <w:lang w:val="en-GB"/>
-        </w:rPr>
-        <w:t>10</w:t>
-      </w:r>
-      <w:r>
-        <w:rPr>
-          <w:lang w:val="en-GB"/>
-        </w:rPr>
-        <w:t>% test data. Am realizat o acuratete de 0.6</w:t>
-      </w:r>
-      <w:r>
-        <w:rPr>
-          <w:lang w:val="en-GB"/>
-        </w:rPr>
-        <w:t>2</w:t>
-      </w:r>
-      <w:r>
-        <w:rPr>
-          <w:lang w:val="en-GB"/>
-        </w:rPr>
-        <w:t xml:space="preserve"> respectiv 0.</w:t>
-      </w:r>
-      <w:r>
-        <w:rPr>
-          <w:lang w:val="en-GB"/>
-        </w:rPr>
-        <w:t>64</w:t>
-      </w:r>
-      <w:r>
-        <w:rPr>
-          <w:lang w:val="en-GB"/>
-        </w:rPr>
         <w:t xml:space="preserve"> pe</w:t>
       </w:r>
       <w:r>
-        <w:rPr>
-          <w:lang w:val="en-GB"/>
-        </w:rPr>
-        <w:t xml:space="preserve"> cei 2 algoritmi</w:t>
-      </w:r>
-      <w:r>
-        <w:rPr>
-          <w:lang w:val="en-GB"/>
-        </w:rPr>
-        <w:t>. </w:t>
-      </w:r>
-    </w:p>
-    <w:p>
-      <w:pPr>
-        <w:pStyle w:val="BodyText"/>
-        <w:ind w:firstLine="153"/>
-        <w:rPr>
-          <w:lang w:val="en-GB"/>
-        </w:rPr>
-      </w:pPr>
-      <w:r>
-        <w:rPr>
-          <w:lang w:val="en-GB"/>
-        </w:rPr>
-        <w:t>Am afișat informați despre rezultatul obținut în fișier, cum ar fii acuratetea, raportul de clasificare si importanța fiecarui parametru.</w:t>
-      </w:r>
-    </w:p>
-    <w:p>
-      <w:pPr>
-        <w:pStyle w:val="BodyText"/>
-        <w:ind w:firstLine="153"/>
-        <w:rPr>
-          <w:lang w:val="en-GB"/>
-        </w:rPr>
-      </w:pPr>
-    </w:p>
-    <w:p>
-      <w:pPr>
-        <w:pStyle w:val="BodyText"/>
-        <w:ind w:firstLine="153"/>
         <w:rPr>
           <w:b/>
           <w:bCs/>
-          <w:lang w:val="en-GB"/>
-        </w:rPr>
-      </w:pPr>
+          <w:sz w:val="28"/>
+          <w:szCs w:val="28"/>
+          <w:lang w:val="en-GB"/>
+        </w:rPr>
+        <w:t xml:space="preserve"> dataset-</w:t>
+      </w:r>
+      <w:proofErr w:type="spellStart"/>
       <w:r>
         <w:rPr>
           <w:b/>
           <w:bCs/>
+          <w:sz w:val="28"/>
+          <w:szCs w:val="28"/>
+          <w:lang w:val="en-GB"/>
+        </w:rPr>
+        <w:t>ul</w:t>
+      </w:r>
+      <w:proofErr w:type="spellEnd"/>
+      <w:r>
+        <w:rPr>
+          <w:b/>
+          <w:bCs/>
+          <w:sz w:val="28"/>
+          <w:szCs w:val="28"/>
+          <w:lang w:val="en-GB"/>
+        </w:rPr>
+        <w:t xml:space="preserve"> mare</w:t>
+      </w:r>
+      <w:r>
+        <w:rPr>
+          <w:b/>
+          <w:bCs/>
+          <w:sz w:val="28"/>
+          <w:szCs w:val="28"/>
+          <w:lang w:val="en-GB"/>
+        </w:rPr>
+        <w:t>:</w:t>
+      </w:r>
+    </w:p>
+    <w:p>
+      <w:pPr>
+        <w:pStyle w:val="BodyText"/>
+        <w:ind w:firstLine="153"/>
+        <w:rPr>
+          <w:lang w:val="en-GB"/>
+        </w:rPr>
+      </w:pPr>
+    </w:p>
+    <w:p>
+      <w:pPr>
+        <w:pStyle w:val="BodyText"/>
+        <w:ind w:firstLine="153"/>
+        <w:rPr>
+          <w:lang w:val="en-GB"/>
+        </w:rPr>
+      </w:pPr>
+      <w:r>
+        <w:rPr>
+          <w:lang w:val="en-GB"/>
+        </w:rPr>
+        <w:t xml:space="preserve">Am </w:t>
+      </w:r>
+      <w:proofErr w:type="spellStart"/>
+      <w:r>
+        <w:rPr>
+          <w:lang w:val="en-GB"/>
+        </w:rPr>
+        <w:t>aplicat</w:t>
+      </w:r>
+      <w:proofErr w:type="spellEnd"/>
+      <w:r>
+        <w:rPr>
+          <w:lang w:val="en-GB"/>
+        </w:rPr>
+        <w:t xml:space="preserve"> Logistic Regression</w:t>
+      </w:r>
+      <w:r>
+        <w:rPr>
+          <w:lang w:val="en-GB"/>
+        </w:rPr>
+        <w:t xml:space="preserve"> </w:t>
+      </w:r>
+      <w:proofErr w:type="spellStart"/>
+      <w:r>
+        <w:rPr>
+          <w:lang w:val="en-GB"/>
+        </w:rPr>
+        <w:t>si</w:t>
+      </w:r>
+      <w:proofErr w:type="spellEnd"/>
+      <w:r>
+        <w:rPr>
+          <w:lang w:val="en-GB"/>
+        </w:rPr>
+        <w:t xml:space="preserve"> </w:t>
+      </w:r>
+      <w:proofErr w:type="spellStart"/>
+      <w:r>
+        <w:rPr>
+          <w:lang w:val="en-GB"/>
+        </w:rPr>
+        <w:t>apoi</w:t>
+      </w:r>
+      <w:proofErr w:type="spellEnd"/>
+      <w:r>
+        <w:rPr>
+          <w:lang w:val="en-GB"/>
+        </w:rPr>
+        <w:t xml:space="preserve"> Decision Tree</w:t>
+      </w:r>
+      <w:r>
+        <w:rPr>
+          <w:lang w:val="en-GB"/>
+        </w:rPr>
+        <w:t xml:space="preserve"> </w:t>
+      </w:r>
+      <w:proofErr w:type="spellStart"/>
+      <w:r>
+        <w:rPr>
+          <w:lang w:val="en-GB"/>
+        </w:rPr>
+        <w:t>pentru</w:t>
+      </w:r>
+      <w:proofErr w:type="spellEnd"/>
+      <w:r>
+        <w:rPr>
+          <w:lang w:val="en-GB"/>
+        </w:rPr>
+        <w:t xml:space="preserve"> a </w:t>
+      </w:r>
+      <w:proofErr w:type="spellStart"/>
+      <w:r>
+        <w:rPr>
+          <w:lang w:val="en-GB"/>
+        </w:rPr>
+        <w:t>prezice</w:t>
+      </w:r>
+      <w:proofErr w:type="spellEnd"/>
+      <w:r>
+        <w:rPr>
+          <w:lang w:val="en-GB"/>
+        </w:rPr>
+        <w:t xml:space="preserve"> un outcome </w:t>
+      </w:r>
+      <w:proofErr w:type="spellStart"/>
+      <w:r>
+        <w:rPr>
+          <w:lang w:val="en-GB"/>
+        </w:rPr>
+        <w:t>ce</w:t>
+      </w:r>
+      <w:proofErr w:type="spellEnd"/>
+      <w:r>
+        <w:rPr>
+          <w:lang w:val="en-GB"/>
+        </w:rPr>
+        <w:t xml:space="preserve"> </w:t>
+      </w:r>
+      <w:proofErr w:type="spellStart"/>
+      <w:r>
+        <w:rPr>
+          <w:lang w:val="en-GB"/>
+        </w:rPr>
+        <w:t>poate</w:t>
+      </w:r>
+      <w:proofErr w:type="spellEnd"/>
+      <w:r>
+        <w:rPr>
+          <w:lang w:val="en-GB"/>
+        </w:rPr>
+        <w:t xml:space="preserve"> </w:t>
+      </w:r>
+      <w:proofErr w:type="spellStart"/>
+      <w:r>
+        <w:rPr>
+          <w:lang w:val="en-GB"/>
+        </w:rPr>
+        <w:t>fii</w:t>
+      </w:r>
+      <w:proofErr w:type="spellEnd"/>
+      <w:r>
+        <w:rPr>
+          <w:lang w:val="en-GB"/>
+        </w:rPr>
+        <w:t xml:space="preserve"> low </w:t>
+      </w:r>
+      <w:proofErr w:type="spellStart"/>
+      <w:r>
+        <w:rPr>
+          <w:lang w:val="en-GB"/>
+        </w:rPr>
+        <w:t>sau</w:t>
+      </w:r>
+      <w:proofErr w:type="spellEnd"/>
+      <w:r>
+        <w:rPr>
+          <w:lang w:val="en-GB"/>
+        </w:rPr>
+        <w:t xml:space="preserve"> high, </w:t>
+      </w:r>
+      <w:proofErr w:type="spellStart"/>
+      <w:r>
+        <w:rPr>
+          <w:lang w:val="en-GB"/>
+        </w:rPr>
+        <w:t>avănd</w:t>
+      </w:r>
+      <w:proofErr w:type="spellEnd"/>
+      <w:r>
+        <w:rPr>
+          <w:lang w:val="en-GB"/>
+        </w:rPr>
+        <w:t xml:space="preserve"> </w:t>
+      </w:r>
+      <w:r>
+        <w:rPr>
+          <w:lang w:val="en-GB"/>
+        </w:rPr>
+        <w:t>90</w:t>
+      </w:r>
+      <w:r>
+        <w:rPr>
+          <w:lang w:val="en-GB"/>
+        </w:rPr>
+        <w:t xml:space="preserve"> % train data </w:t>
+      </w:r>
+      <w:proofErr w:type="spellStart"/>
+      <w:r>
+        <w:rPr>
+          <w:lang w:val="en-GB"/>
+        </w:rPr>
+        <w:t>si</w:t>
+      </w:r>
+      <w:proofErr w:type="spellEnd"/>
+      <w:r>
+        <w:rPr>
+          <w:lang w:val="en-GB"/>
+        </w:rPr>
+        <w:t xml:space="preserve"> </w:t>
+      </w:r>
+      <w:r>
+        <w:rPr>
+          <w:lang w:val="en-GB"/>
+        </w:rPr>
+        <w:t>10</w:t>
+      </w:r>
+      <w:r>
+        <w:rPr>
+          <w:lang w:val="en-GB"/>
+        </w:rPr>
+        <w:t xml:space="preserve">% test data. Am </w:t>
+      </w:r>
+      <w:proofErr w:type="spellStart"/>
+      <w:r>
+        <w:rPr>
+          <w:lang w:val="en-GB"/>
+        </w:rPr>
+        <w:t>realizat</w:t>
+      </w:r>
+      <w:proofErr w:type="spellEnd"/>
+      <w:r>
+        <w:rPr>
+          <w:lang w:val="en-GB"/>
+        </w:rPr>
+        <w:t xml:space="preserve"> o </w:t>
+      </w:r>
+      <w:proofErr w:type="spellStart"/>
+      <w:r>
+        <w:rPr>
+          <w:lang w:val="en-GB"/>
+        </w:rPr>
+        <w:t>acuratete</w:t>
+      </w:r>
+      <w:proofErr w:type="spellEnd"/>
+      <w:r>
+        <w:rPr>
+          <w:lang w:val="en-GB"/>
+        </w:rPr>
+        <w:t xml:space="preserve"> de 0.6</w:t>
+      </w:r>
+      <w:r>
+        <w:rPr>
+          <w:lang w:val="en-GB"/>
+        </w:rPr>
+        <w:t>2</w:t>
+      </w:r>
+      <w:r>
+        <w:rPr>
+          <w:lang w:val="en-GB"/>
+        </w:rPr>
+        <w:t xml:space="preserve"> </w:t>
+      </w:r>
+      <w:proofErr w:type="spellStart"/>
+      <w:r>
+        <w:rPr>
+          <w:lang w:val="en-GB"/>
+        </w:rPr>
+        <w:t>respectiv</w:t>
+      </w:r>
+      <w:proofErr w:type="spellEnd"/>
+      <w:r>
+        <w:rPr>
+          <w:lang w:val="en-GB"/>
+        </w:rPr>
+        <w:t xml:space="preserve"> 0.</w:t>
+      </w:r>
+      <w:r>
+        <w:rPr>
+          <w:lang w:val="en-GB"/>
+        </w:rPr>
+        <w:t>64</w:t>
+      </w:r>
+      <w:r>
+        <w:rPr>
+          <w:lang w:val="en-GB"/>
+        </w:rPr>
+        <w:t xml:space="preserve"> pe</w:t>
+      </w:r>
+      <w:r>
+        <w:rPr>
+          <w:lang w:val="en-GB"/>
+        </w:rPr>
+        <w:t xml:space="preserve"> </w:t>
+      </w:r>
+      <w:proofErr w:type="spellStart"/>
+      <w:r>
+        <w:rPr>
+          <w:lang w:val="en-GB"/>
+        </w:rPr>
+        <w:t>cei</w:t>
+      </w:r>
+      <w:proofErr w:type="spellEnd"/>
+      <w:r>
+        <w:rPr>
+          <w:lang w:val="en-GB"/>
+        </w:rPr>
+        <w:t xml:space="preserve"> 2 </w:t>
+      </w:r>
+      <w:proofErr w:type="spellStart"/>
+      <w:r>
+        <w:rPr>
+          <w:lang w:val="en-GB"/>
+        </w:rPr>
+        <w:t>algoritmi</w:t>
+      </w:r>
+      <w:proofErr w:type="spellEnd"/>
+      <w:r>
+        <w:rPr>
+          <w:lang w:val="en-GB"/>
+        </w:rPr>
+        <w:t>. </w:t>
+      </w:r>
+    </w:p>
+    <w:p>
+      <w:pPr>
+        <w:pStyle w:val="BodyText"/>
+        <w:ind w:firstLine="153"/>
+        <w:rPr>
+          <w:lang w:val="en-GB"/>
+        </w:rPr>
+      </w:pPr>
+      <w:r>
+        <w:rPr>
+          <w:lang w:val="en-GB"/>
+        </w:rPr>
+        <w:t xml:space="preserve">Am </w:t>
+      </w:r>
+      <w:proofErr w:type="spellStart"/>
+      <w:r>
+        <w:rPr>
+          <w:lang w:val="en-GB"/>
+        </w:rPr>
+        <w:t>afișat</w:t>
+      </w:r>
+      <w:proofErr w:type="spellEnd"/>
+      <w:r>
+        <w:rPr>
+          <w:lang w:val="en-GB"/>
+        </w:rPr>
+        <w:t xml:space="preserve"> </w:t>
+      </w:r>
+      <w:proofErr w:type="spellStart"/>
+      <w:r>
+        <w:rPr>
+          <w:lang w:val="en-GB"/>
+        </w:rPr>
+        <w:t>informați</w:t>
+      </w:r>
+      <w:proofErr w:type="spellEnd"/>
+      <w:r>
+        <w:rPr>
+          <w:lang w:val="en-GB"/>
+        </w:rPr>
+        <w:t xml:space="preserve"> </w:t>
+      </w:r>
+      <w:proofErr w:type="spellStart"/>
+      <w:r>
+        <w:rPr>
+          <w:lang w:val="en-GB"/>
+        </w:rPr>
+        <w:t>despre</w:t>
+      </w:r>
+      <w:proofErr w:type="spellEnd"/>
+      <w:r>
+        <w:rPr>
+          <w:lang w:val="en-GB"/>
+        </w:rPr>
+        <w:t xml:space="preserve"> </w:t>
+      </w:r>
+      <w:proofErr w:type="spellStart"/>
+      <w:r>
+        <w:rPr>
+          <w:lang w:val="en-GB"/>
+        </w:rPr>
+        <w:t>rezultatul</w:t>
+      </w:r>
+      <w:proofErr w:type="spellEnd"/>
+      <w:r>
+        <w:rPr>
+          <w:lang w:val="en-GB"/>
+        </w:rPr>
+        <w:t xml:space="preserve"> </w:t>
+      </w:r>
+      <w:proofErr w:type="spellStart"/>
+      <w:r>
+        <w:rPr>
+          <w:lang w:val="en-GB"/>
+        </w:rPr>
+        <w:t>obținut</w:t>
+      </w:r>
+      <w:proofErr w:type="spellEnd"/>
+      <w:r>
+        <w:rPr>
+          <w:lang w:val="en-GB"/>
+        </w:rPr>
+        <w:t xml:space="preserve"> </w:t>
+      </w:r>
+      <w:proofErr w:type="spellStart"/>
+      <w:r>
+        <w:rPr>
+          <w:lang w:val="en-GB"/>
+        </w:rPr>
+        <w:t>în</w:t>
+      </w:r>
+      <w:proofErr w:type="spellEnd"/>
+      <w:r>
+        <w:rPr>
+          <w:lang w:val="en-GB"/>
+        </w:rPr>
+        <w:t xml:space="preserve"> </w:t>
+      </w:r>
+      <w:proofErr w:type="spellStart"/>
+      <w:r>
+        <w:rPr>
+          <w:lang w:val="en-GB"/>
+        </w:rPr>
+        <w:t>fișier</w:t>
+      </w:r>
+      <w:proofErr w:type="spellEnd"/>
+      <w:r>
+        <w:rPr>
+          <w:lang w:val="en-GB"/>
+        </w:rPr>
+        <w:t xml:space="preserve">, cum </w:t>
+      </w:r>
+      <w:proofErr w:type="spellStart"/>
+      <w:r>
+        <w:rPr>
+          <w:lang w:val="en-GB"/>
+        </w:rPr>
+        <w:t>ar</w:t>
+      </w:r>
+      <w:proofErr w:type="spellEnd"/>
+      <w:r>
+        <w:rPr>
+          <w:lang w:val="en-GB"/>
+        </w:rPr>
+        <w:t xml:space="preserve"> </w:t>
+      </w:r>
+      <w:proofErr w:type="spellStart"/>
+      <w:r>
+        <w:rPr>
+          <w:lang w:val="en-GB"/>
+        </w:rPr>
+        <w:t>fii</w:t>
+      </w:r>
+      <w:proofErr w:type="spellEnd"/>
+      <w:r>
+        <w:rPr>
+          <w:lang w:val="en-GB"/>
+        </w:rPr>
+        <w:t xml:space="preserve"> </w:t>
+      </w:r>
+      <w:proofErr w:type="spellStart"/>
+      <w:r>
+        <w:rPr>
+          <w:lang w:val="en-GB"/>
+        </w:rPr>
+        <w:t>acuratetea</w:t>
+      </w:r>
+      <w:proofErr w:type="spellEnd"/>
+      <w:r>
+        <w:rPr>
+          <w:lang w:val="en-GB"/>
+        </w:rPr>
+        <w:t xml:space="preserve">, </w:t>
+      </w:r>
+      <w:proofErr w:type="spellStart"/>
+      <w:r>
+        <w:rPr>
+          <w:lang w:val="en-GB"/>
+        </w:rPr>
+        <w:t>raportul</w:t>
+      </w:r>
+      <w:proofErr w:type="spellEnd"/>
+      <w:r>
+        <w:rPr>
+          <w:lang w:val="en-GB"/>
+        </w:rPr>
+        <w:t xml:space="preserve"> de </w:t>
+      </w:r>
+      <w:proofErr w:type="spellStart"/>
+      <w:r>
+        <w:rPr>
+          <w:lang w:val="en-GB"/>
+        </w:rPr>
+        <w:t>clasificare</w:t>
+      </w:r>
+      <w:proofErr w:type="spellEnd"/>
+      <w:r>
+        <w:rPr>
+          <w:lang w:val="en-GB"/>
+        </w:rPr>
+        <w:t xml:space="preserve"> </w:t>
+      </w:r>
+      <w:proofErr w:type="spellStart"/>
+      <w:r>
+        <w:rPr>
+          <w:lang w:val="en-GB"/>
+        </w:rPr>
+        <w:t>si</w:t>
+      </w:r>
+      <w:proofErr w:type="spellEnd"/>
+      <w:r>
+        <w:rPr>
+          <w:lang w:val="en-GB"/>
+        </w:rPr>
+        <w:t xml:space="preserve"> </w:t>
+      </w:r>
+      <w:proofErr w:type="spellStart"/>
+      <w:r>
+        <w:rPr>
+          <w:lang w:val="en-GB"/>
+        </w:rPr>
+        <w:t>importanța</w:t>
+      </w:r>
+      <w:proofErr w:type="spellEnd"/>
+      <w:r>
+        <w:rPr>
+          <w:lang w:val="en-GB"/>
+        </w:rPr>
+        <w:t xml:space="preserve"> </w:t>
+      </w:r>
+      <w:proofErr w:type="spellStart"/>
+      <w:r>
+        <w:rPr>
+          <w:lang w:val="en-GB"/>
+        </w:rPr>
+        <w:t>fiecarui</w:t>
+      </w:r>
+      <w:proofErr w:type="spellEnd"/>
+      <w:r>
+        <w:rPr>
+          <w:lang w:val="en-GB"/>
+        </w:rPr>
+        <w:t xml:space="preserve"> </w:t>
+      </w:r>
+      <w:proofErr w:type="spellStart"/>
+      <w:r>
+        <w:rPr>
+          <w:lang w:val="en-GB"/>
+        </w:rPr>
+        <w:t>parametru</w:t>
+      </w:r>
+      <w:proofErr w:type="spellEnd"/>
+      <w:r>
+        <w:rPr>
+          <w:lang w:val="en-GB"/>
+        </w:rPr>
+        <w:t>.</w:t>
+      </w:r>
+    </w:p>
+    <w:p>
+      <w:pPr>
+        <w:pStyle w:val="BodyText"/>
+        <w:ind w:firstLine="153"/>
+        <w:rPr>
+          <w:lang w:val="en-GB"/>
+        </w:rPr>
+      </w:pPr>
+    </w:p>
+    <w:p>
+      <w:pPr>
+        <w:pStyle w:val="BodyText"/>
+        <w:ind w:firstLine="153"/>
+        <w:rPr>
+          <w:b/>
+          <w:bCs/>
+          <w:lang w:val="en-GB"/>
+        </w:rPr>
+      </w:pPr>
+      <w:r>
+        <w:rPr>
+          <w:b/>
+          <w:bCs/>
           <w:lang w:val="en-GB"/>
         </w:rPr>
         <w:t>Logistic Regression:</w:t>
@@ -15387,11 +19058,33 @@
           <w:lang w:val="en-GB"/>
         </w:rPr>
       </w:pPr>
-      <w:r>
-        <w:rPr>
-          <w:lang w:val="en-GB"/>
-        </w:rPr>
-        <w:t>Acuratețea modelului: 0.62</w:t>
+      <w:proofErr w:type="spellStart"/>
+      <w:r>
+        <w:rPr>
+          <w:lang w:val="en-GB"/>
+        </w:rPr>
+        <w:t>Acuratețea</w:t>
+      </w:r>
+      <w:proofErr w:type="spellEnd"/>
+      <w:r>
+        <w:rPr>
+          <w:lang w:val="en-GB"/>
+        </w:rPr>
+        <w:t xml:space="preserve"> </w:t>
+      </w:r>
+      <w:proofErr w:type="spellStart"/>
+      <w:r>
+        <w:rPr>
+          <w:lang w:val="en-GB"/>
+        </w:rPr>
+        <w:t>modelului</w:t>
+      </w:r>
+      <w:proofErr w:type="spellEnd"/>
+      <w:r>
+        <w:rPr>
+          <w:lang w:val="en-GB"/>
+        </w:rPr>
+        <w:t>: 0.62</w:t>
       </w:r>
     </w:p>
     <w:p>
@@ -15410,11 +19103,33 @@
           <w:lang w:val="en-GB"/>
         </w:rPr>
       </w:pPr>
-      <w:r>
-        <w:rPr>
-          <w:lang w:val="en-GB"/>
-        </w:rPr>
-        <w:t>Raport de clasificare:</w:t>
+      <w:proofErr w:type="spellStart"/>
+      <w:r>
+        <w:rPr>
+          <w:lang w:val="en-GB"/>
+        </w:rPr>
+        <w:t>Raport</w:t>
+      </w:r>
+      <w:proofErr w:type="spellEnd"/>
+      <w:r>
+        <w:rPr>
+          <w:lang w:val="en-GB"/>
+        </w:rPr>
+        <w:t xml:space="preserve"> de </w:t>
+      </w:r>
+      <w:proofErr w:type="spellStart"/>
+      <w:r>
+        <w:rPr>
+          <w:lang w:val="en-GB"/>
+        </w:rPr>
+        <w:t>clasificare</w:t>
+      </w:r>
+      <w:proofErr w:type="spellEnd"/>
+      <w:r>
+        <w:rPr>
+          <w:lang w:val="en-GB"/>
+        </w:rPr>
+        <w:t>:</w:t>
       </w:r>
     </w:p>
     <w:p>
@@ -15429,7 +19144,21 @@
         <w:rPr>
           <w:lang w:val="en-GB"/>
         </w:rPr>
-        <w:t xml:space="preserve">              precision    recall  f1-score   support</w:t>
+        <w:t xml:space="preserve">              precision    </w:t>
+      </w:r>
+      <w:proofErr w:type="gramStart"/>
+      <w:r>
+        <w:rPr>
+          <w:lang w:val="en-GB"/>
+        </w:rPr>
+        <w:t>recall  f</w:t>
+      </w:r>
+      <w:proofErr w:type="gramEnd"/>
+      <w:r>
+        <w:rPr>
+          <w:lang w:val="en-GB"/>
+        </w:rPr>
+        <w:t>1-score   support</w:t>
       </w:r>
     </w:p>
     <w:p>
@@ -15519,7 +19248,21 @@
         <w:rPr>
           <w:lang w:val="en-GB"/>
         </w:rPr>
-        <w:t xml:space="preserve">   macro avg       0.60      0.58      0.57        37</w:t>
+        <w:t xml:space="preserve">   macro </w:t>
+      </w:r>
+      <w:proofErr w:type="spellStart"/>
+      <w:r>
+        <w:rPr>
+          <w:lang w:val="en-GB"/>
+        </w:rPr>
+        <w:t>avg</w:t>
+      </w:r>
+      <w:proofErr w:type="spellEnd"/>
+      <w:r>
+        <w:rPr>
+          <w:lang w:val="en-GB"/>
+        </w:rPr>
+        <w:t xml:space="preserve">       0.60      0.58      0.57        37</w:t>
       </w:r>
     </w:p>
     <w:p>
@@ -15534,7 +19277,21 @@
         <w:rPr>
           <w:lang w:val="en-GB"/>
         </w:rPr>
-        <w:t>weighted avg       0.61      0.62      0.60        37</w:t>
+        <w:t xml:space="preserve">weighted </w:t>
+      </w:r>
+      <w:proofErr w:type="spellStart"/>
+      <w:r>
+        <w:rPr>
+          <w:lang w:val="en-GB"/>
+        </w:rPr>
+        <w:t>avg</w:t>
+      </w:r>
+      <w:proofErr w:type="spellEnd"/>
+      <w:r>
+        <w:rPr>
+          <w:lang w:val="en-GB"/>
+        </w:rPr>
+        <w:t xml:space="preserve">       0.61      0.62      0.60        37</w:t>
       </w:r>
     </w:p>
     <w:p>
@@ -15547,6 +19304,7 @@
       </w:pPr>
       <w:r>
         <w:rPr>
+          <w:noProof/>
           <w:lang w:val="en-GB"/>
         </w:rPr>
         <w:lastRenderedPageBreak/>
@@ -15614,11 +19372,33 @@
           <w:lang w:val="en-GB"/>
         </w:rPr>
       </w:pPr>
-      <w:r>
-        <w:rPr>
-          <w:lang w:val="en-GB"/>
-        </w:rPr>
-        <w:t>Acuratețea modelului: 0.64</w:t>
+      <w:proofErr w:type="spellStart"/>
+      <w:r>
+        <w:rPr>
+          <w:lang w:val="en-GB"/>
+        </w:rPr>
+        <w:t>Acuratețea</w:t>
+      </w:r>
+      <w:proofErr w:type="spellEnd"/>
+      <w:r>
+        <w:rPr>
+          <w:lang w:val="en-GB"/>
+        </w:rPr>
+        <w:t xml:space="preserve"> </w:t>
+      </w:r>
+      <w:proofErr w:type="spellStart"/>
+      <w:r>
+        <w:rPr>
+          <w:lang w:val="en-GB"/>
+        </w:rPr>
+        <w:t>modelului</w:t>
+      </w:r>
+      <w:proofErr w:type="spellEnd"/>
+      <w:r>
+        <w:rPr>
+          <w:lang w:val="en-GB"/>
+        </w:rPr>
+        <w:t>: 0.64</w:t>
       </w:r>
     </w:p>
     <w:p>
@@ -15638,11 +19418,33 @@
           <w:lang w:val="en-GB"/>
         </w:rPr>
       </w:pPr>
-      <w:r>
-        <w:rPr>
-          <w:lang w:val="en-GB"/>
-        </w:rPr>
-        <w:t>Raport de clasificare:</w:t>
+      <w:proofErr w:type="spellStart"/>
+      <w:r>
+        <w:rPr>
+          <w:lang w:val="en-GB"/>
+        </w:rPr>
+        <w:t>Raport</w:t>
+      </w:r>
+      <w:proofErr w:type="spellEnd"/>
+      <w:r>
+        <w:rPr>
+          <w:lang w:val="en-GB"/>
+        </w:rPr>
+        <w:t xml:space="preserve"> de </w:t>
+      </w:r>
+      <w:proofErr w:type="spellStart"/>
+      <w:r>
+        <w:rPr>
+          <w:lang w:val="en-GB"/>
+        </w:rPr>
+        <w:t>clasificare</w:t>
+      </w:r>
+      <w:proofErr w:type="spellEnd"/>
+      <w:r>
+        <w:rPr>
+          <w:lang w:val="en-GB"/>
+        </w:rPr>
+        <w:t>:</w:t>
       </w:r>
     </w:p>
     <w:p>
@@ -15657,7 +19459,21 @@
         <w:rPr>
           <w:lang w:val="en-GB"/>
         </w:rPr>
-        <w:t xml:space="preserve">              precision    recall  f1-score   support</w:t>
+        <w:t xml:space="preserve">              precision    </w:t>
+      </w:r>
+      <w:proofErr w:type="gramStart"/>
+      <w:r>
+        <w:rPr>
+          <w:lang w:val="en-GB"/>
+        </w:rPr>
+        <w:t>recall  f</w:t>
+      </w:r>
+      <w:proofErr w:type="gramEnd"/>
+      <w:r>
+        <w:rPr>
+          <w:lang w:val="en-GB"/>
+        </w:rPr>
+        <w:t>1-score   support</w:t>
       </w:r>
     </w:p>
     <w:p>
@@ -15747,7 +19563,21 @@
         <w:rPr>
           <w:lang w:val="en-GB"/>
         </w:rPr>
-        <w:t xml:space="preserve">   macro avg       0.63      0.61      0.61        37</w:t>
+        <w:t xml:space="preserve">   macro </w:t>
+      </w:r>
+      <w:proofErr w:type="spellStart"/>
+      <w:r>
+        <w:rPr>
+          <w:lang w:val="en-GB"/>
+        </w:rPr>
+        <w:t>avg</w:t>
+      </w:r>
+      <w:proofErr w:type="spellEnd"/>
+      <w:r>
+        <w:rPr>
+          <w:lang w:val="en-GB"/>
+        </w:rPr>
+        <w:t xml:space="preserve">       0.63      0.61      0.61        37</w:t>
       </w:r>
     </w:p>
     <w:p>
@@ -15762,7 +19592,21 @@
         <w:rPr>
           <w:lang w:val="en-GB"/>
         </w:rPr>
-        <w:t>weighted avg       0.64      0.65      0.63        37</w:t>
+        <w:t xml:space="preserve">weighted </w:t>
+      </w:r>
+      <w:proofErr w:type="spellStart"/>
+      <w:r>
+        <w:rPr>
+          <w:lang w:val="en-GB"/>
+        </w:rPr>
+        <w:t>avg</w:t>
+      </w:r>
+      <w:proofErr w:type="spellEnd"/>
+      <w:r>
+        <w:rPr>
+          <w:lang w:val="en-GB"/>
+        </w:rPr>
+        <w:t xml:space="preserve">       0.64      0.65      0.63        37</w:t>
       </w:r>
     </w:p>
     <w:p>
@@ -15775,6 +19619,7 @@
       </w:pPr>
       <w:r>
         <w:rPr>
+          <w:noProof/>
           <w:lang w:val="en-GB"/>
         </w:rPr>
         <w:lastRenderedPageBreak/>
@@ -15835,6 +19680,1322 @@
     </w:p>
     <w:p>
       <w:pPr>
+        <w:pStyle w:val="BodyText"/>
+        <w:ind w:firstLine="153"/>
+        <w:rPr>
+          <w:lang w:val="en-GB"/>
+        </w:rPr>
+      </w:pPr>
+    </w:p>
+    <w:p>
+      <w:pPr>
+        <w:pStyle w:val="BodyText"/>
+        <w:ind w:firstLine="153"/>
+        <w:rPr>
+          <w:lang w:val="en-GB"/>
+        </w:rPr>
+      </w:pPr>
+    </w:p>
+    <w:p>
+      <w:pPr>
+        <w:pStyle w:val="BodyText"/>
+        <w:ind w:firstLine="153"/>
+        <w:rPr>
+          <w:b/>
+          <w:bCs/>
+          <w:sz w:val="28"/>
+          <w:szCs w:val="28"/>
+          <w:lang w:val="en-GB"/>
+        </w:rPr>
+      </w:pPr>
+    </w:p>
+    <w:p>
+      <w:pPr>
+        <w:pStyle w:val="BodyText"/>
+        <w:ind w:firstLine="153"/>
+        <w:rPr>
+          <w:b/>
+          <w:bCs/>
+          <w:sz w:val="28"/>
+          <w:szCs w:val="28"/>
+          <w:lang w:val="en-GB"/>
+        </w:rPr>
+      </w:pPr>
+    </w:p>
+    <w:p>
+      <w:pPr>
+        <w:pStyle w:val="BodyText"/>
+        <w:ind w:firstLine="153"/>
+        <w:rPr>
+          <w:b/>
+          <w:bCs/>
+          <w:sz w:val="28"/>
+          <w:szCs w:val="28"/>
+          <w:lang w:val="en-GB"/>
+        </w:rPr>
+      </w:pPr>
+    </w:p>
+    <w:p>
+      <w:pPr>
+        <w:pStyle w:val="BodyText"/>
+        <w:ind w:firstLine="153"/>
+        <w:rPr>
+          <w:b/>
+          <w:bCs/>
+          <w:sz w:val="28"/>
+          <w:szCs w:val="28"/>
+          <w:lang w:val="en-GB"/>
+        </w:rPr>
+      </w:pPr>
+    </w:p>
+    <w:p>
+      <w:pPr>
+        <w:pStyle w:val="BodyText"/>
+        <w:ind w:firstLine="153"/>
+        <w:rPr>
+          <w:b/>
+          <w:bCs/>
+          <w:sz w:val="28"/>
+          <w:szCs w:val="28"/>
+          <w:lang w:val="en-GB"/>
+        </w:rPr>
+      </w:pPr>
+    </w:p>
+    <w:p>
+      <w:pPr>
+        <w:pStyle w:val="BodyText"/>
+        <w:ind w:firstLine="153"/>
+        <w:rPr>
+          <w:b/>
+          <w:bCs/>
+          <w:sz w:val="28"/>
+          <w:szCs w:val="28"/>
+          <w:lang w:val="en-GB"/>
+        </w:rPr>
+      </w:pPr>
+      <w:r>
+        <w:rPr>
+          <w:b/>
+          <w:bCs/>
+          <w:sz w:val="28"/>
+          <w:szCs w:val="28"/>
+          <w:lang w:val="en-GB"/>
+        </w:rPr>
+        <w:t>Logistic Regression</w:t>
+      </w:r>
+      <w:r>
+        <w:rPr>
+          <w:b/>
+          <w:bCs/>
+          <w:sz w:val="28"/>
+          <w:szCs w:val="28"/>
+          <w:lang w:val="en-GB"/>
+        </w:rPr>
+        <w:t xml:space="preserve"> </w:t>
+      </w:r>
+      <w:proofErr w:type="spellStart"/>
+      <w:r>
+        <w:rPr>
+          <w:b/>
+          <w:bCs/>
+          <w:sz w:val="28"/>
+          <w:szCs w:val="28"/>
+          <w:lang w:val="en-GB"/>
+        </w:rPr>
+        <w:t>si</w:t>
+      </w:r>
+      <w:proofErr w:type="spellEnd"/>
+      <w:r>
+        <w:rPr>
+          <w:b/>
+          <w:bCs/>
+          <w:sz w:val="28"/>
+          <w:szCs w:val="28"/>
+          <w:lang w:val="en-GB"/>
+        </w:rPr>
+        <w:t xml:space="preserve"> Decision Tree</w:t>
+      </w:r>
+      <w:r>
+        <w:rPr>
+          <w:b/>
+          <w:bCs/>
+          <w:sz w:val="28"/>
+          <w:szCs w:val="28"/>
+          <w:lang w:val="en-GB"/>
+        </w:rPr>
+        <w:t xml:space="preserve"> pe</w:t>
+      </w:r>
+      <w:r>
+        <w:rPr>
+          <w:b/>
+          <w:bCs/>
+          <w:sz w:val="28"/>
+          <w:szCs w:val="28"/>
+          <w:lang w:val="en-GB"/>
+        </w:rPr>
+        <w:t xml:space="preserve"> dataset-</w:t>
+      </w:r>
+      <w:proofErr w:type="spellStart"/>
+      <w:r>
+        <w:rPr>
+          <w:b/>
+          <w:bCs/>
+          <w:sz w:val="28"/>
+          <w:szCs w:val="28"/>
+          <w:lang w:val="en-GB"/>
+        </w:rPr>
+        <w:t>ul</w:t>
+      </w:r>
+      <w:proofErr w:type="spellEnd"/>
+      <w:r>
+        <w:rPr>
+          <w:b/>
+          <w:bCs/>
+          <w:sz w:val="28"/>
+          <w:szCs w:val="28"/>
+          <w:lang w:val="en-GB"/>
+        </w:rPr>
+        <w:t xml:space="preserve"> mare</w:t>
+      </w:r>
+      <w:r>
+        <w:rPr>
+          <w:b/>
+          <w:bCs/>
+          <w:sz w:val="28"/>
+          <w:szCs w:val="28"/>
+          <w:lang w:val="en-GB"/>
+        </w:rPr>
+        <w:t xml:space="preserve"> </w:t>
+      </w:r>
+      <w:proofErr w:type="spellStart"/>
+      <w:r>
+        <w:rPr>
+          <w:b/>
+          <w:bCs/>
+          <w:sz w:val="28"/>
+          <w:szCs w:val="28"/>
+          <w:lang w:val="en-GB"/>
+        </w:rPr>
+        <w:t>prelucrat</w:t>
+      </w:r>
+      <w:proofErr w:type="spellEnd"/>
+      <w:r>
+        <w:rPr>
+          <w:b/>
+          <w:bCs/>
+          <w:sz w:val="28"/>
+          <w:szCs w:val="28"/>
+          <w:lang w:val="en-GB"/>
+        </w:rPr>
+        <w:t>:</w:t>
+      </w:r>
+    </w:p>
+    <w:p>
+      <w:pPr>
+        <w:pStyle w:val="BodyText"/>
+        <w:ind w:firstLine="153"/>
+        <w:rPr>
+          <w:b/>
+          <w:bCs/>
+          <w:sz w:val="28"/>
+          <w:szCs w:val="28"/>
+          <w:lang w:val="en-GB"/>
+        </w:rPr>
+      </w:pPr>
+    </w:p>
+    <w:p>
+      <w:pPr>
+        <w:pStyle w:val="BodyText"/>
+        <w:rPr>
+          <w:lang w:val="en-GB"/>
+        </w:rPr>
+      </w:pPr>
+    </w:p>
+    <w:p>
+      <w:pPr>
+        <w:pStyle w:val="BodyText"/>
+        <w:ind w:firstLine="153"/>
+        <w:rPr>
+          <w:lang w:val="en-GB"/>
+        </w:rPr>
+      </w:pPr>
+      <w:r>
+        <w:rPr>
+          <w:lang w:val="en-GB"/>
+        </w:rPr>
+        <w:t xml:space="preserve">Am </w:t>
+      </w:r>
+      <w:proofErr w:type="spellStart"/>
+      <w:r>
+        <w:rPr>
+          <w:lang w:val="en-GB"/>
+        </w:rPr>
+        <w:t>prelucrat</w:t>
+      </w:r>
+      <w:proofErr w:type="spellEnd"/>
+      <w:r>
+        <w:rPr>
+          <w:lang w:val="en-GB"/>
+        </w:rPr>
+        <w:t xml:space="preserve"> dataset-</w:t>
+      </w:r>
+      <w:proofErr w:type="spellStart"/>
+      <w:r>
+        <w:rPr>
+          <w:lang w:val="en-GB"/>
+        </w:rPr>
+        <w:t>ul</w:t>
+      </w:r>
+      <w:proofErr w:type="spellEnd"/>
+      <w:r>
+        <w:rPr>
+          <w:lang w:val="en-GB"/>
+        </w:rPr>
+        <w:t xml:space="preserve"> original </w:t>
+      </w:r>
+      <w:proofErr w:type="spellStart"/>
+      <w:r>
+        <w:rPr>
+          <w:lang w:val="en-GB"/>
+        </w:rPr>
+        <w:t>pentru</w:t>
+      </w:r>
+      <w:proofErr w:type="spellEnd"/>
+      <w:r>
+        <w:rPr>
+          <w:lang w:val="en-GB"/>
+        </w:rPr>
+        <w:t xml:space="preserve"> </w:t>
+      </w:r>
+      <w:proofErr w:type="gramStart"/>
+      <w:r>
+        <w:rPr>
+          <w:lang w:val="en-GB"/>
+        </w:rPr>
+        <w:t>a</w:t>
+      </w:r>
+      <w:proofErr w:type="gramEnd"/>
+      <w:r>
+        <w:rPr>
+          <w:lang w:val="en-GB"/>
+        </w:rPr>
+        <w:t xml:space="preserve"> </w:t>
+      </w:r>
+      <w:proofErr w:type="spellStart"/>
+      <w:r>
+        <w:rPr>
+          <w:lang w:val="en-GB"/>
+        </w:rPr>
+        <w:t>obtine</w:t>
+      </w:r>
+      <w:proofErr w:type="spellEnd"/>
+      <w:r>
+        <w:rPr>
+          <w:lang w:val="en-GB"/>
+        </w:rPr>
+        <w:t xml:space="preserve"> un dataset </w:t>
+      </w:r>
+      <w:proofErr w:type="spellStart"/>
+      <w:r>
+        <w:rPr>
+          <w:lang w:val="en-GB"/>
+        </w:rPr>
+        <w:t>nou</w:t>
+      </w:r>
+      <w:proofErr w:type="spellEnd"/>
+      <w:r>
+        <w:rPr>
+          <w:lang w:val="en-GB"/>
+        </w:rPr>
+        <w:t xml:space="preserve"> cu </w:t>
+      </w:r>
+      <w:proofErr w:type="spellStart"/>
+      <w:r>
+        <w:rPr>
+          <w:lang w:val="en-GB"/>
+        </w:rPr>
+        <w:t>fiecare</w:t>
+      </w:r>
+      <w:proofErr w:type="spellEnd"/>
+      <w:r>
+        <w:rPr>
+          <w:lang w:val="en-GB"/>
+        </w:rPr>
+        <w:t xml:space="preserve"> rand </w:t>
+      </w:r>
+      <w:proofErr w:type="spellStart"/>
+      <w:r>
+        <w:rPr>
+          <w:lang w:val="en-GB"/>
+        </w:rPr>
+        <w:t>reprezentand</w:t>
+      </w:r>
+      <w:proofErr w:type="spellEnd"/>
+      <w:r>
+        <w:rPr>
+          <w:lang w:val="en-GB"/>
+        </w:rPr>
+        <w:t xml:space="preserve"> un </w:t>
+      </w:r>
+      <w:proofErr w:type="spellStart"/>
+      <w:r>
+        <w:rPr>
+          <w:lang w:val="en-GB"/>
+        </w:rPr>
+        <w:t>pacient</w:t>
+      </w:r>
+      <w:proofErr w:type="spellEnd"/>
+      <w:r>
+        <w:rPr>
+          <w:lang w:val="en-GB"/>
+        </w:rPr>
+        <w:t>. Pe dataset-</w:t>
+      </w:r>
+      <w:proofErr w:type="spellStart"/>
+      <w:r>
+        <w:rPr>
+          <w:lang w:val="en-GB"/>
+        </w:rPr>
+        <w:t>ul</w:t>
+      </w:r>
+      <w:proofErr w:type="spellEnd"/>
+      <w:r>
+        <w:rPr>
+          <w:lang w:val="en-GB"/>
+        </w:rPr>
+        <w:t xml:space="preserve"> </w:t>
+      </w:r>
+      <w:proofErr w:type="spellStart"/>
+      <w:r>
+        <w:rPr>
+          <w:lang w:val="en-GB"/>
+        </w:rPr>
+        <w:t>rezultat</w:t>
+      </w:r>
+      <w:proofErr w:type="spellEnd"/>
+      <w:r>
+        <w:rPr>
+          <w:lang w:val="en-GB"/>
+        </w:rPr>
+        <w:t xml:space="preserve"> am </w:t>
+      </w:r>
+      <w:proofErr w:type="spellStart"/>
+      <w:r>
+        <w:rPr>
+          <w:lang w:val="en-GB"/>
+        </w:rPr>
+        <w:t>salvat</w:t>
+      </w:r>
+      <w:proofErr w:type="spellEnd"/>
+      <w:r>
+        <w:rPr>
+          <w:lang w:val="en-GB"/>
+        </w:rPr>
+        <w:t xml:space="preserve"> </w:t>
+      </w:r>
+      <w:proofErr w:type="spellStart"/>
+      <w:r>
+        <w:rPr>
+          <w:lang w:val="en-GB"/>
+        </w:rPr>
+        <w:t>unul</w:t>
+      </w:r>
+      <w:proofErr w:type="spellEnd"/>
+      <w:r>
+        <w:rPr>
+          <w:lang w:val="en-GB"/>
+        </w:rPr>
+        <w:t xml:space="preserve"> </w:t>
+      </w:r>
+      <w:proofErr w:type="spellStart"/>
+      <w:r>
+        <w:rPr>
+          <w:lang w:val="en-GB"/>
+        </w:rPr>
+        <w:t>unde</w:t>
+      </w:r>
+      <w:proofErr w:type="spellEnd"/>
+      <w:r>
+        <w:rPr>
+          <w:lang w:val="en-GB"/>
+        </w:rPr>
+        <w:t xml:space="preserve"> </w:t>
+      </w:r>
+      <w:proofErr w:type="spellStart"/>
+      <w:r>
+        <w:rPr>
+          <w:lang w:val="en-GB"/>
+        </w:rPr>
+        <w:t>raman</w:t>
+      </w:r>
+      <w:proofErr w:type="spellEnd"/>
+      <w:r>
+        <w:rPr>
+          <w:lang w:val="en-GB"/>
+        </w:rPr>
+        <w:t xml:space="preserve"> </w:t>
+      </w:r>
+      <w:proofErr w:type="spellStart"/>
+      <w:r>
+        <w:rPr>
+          <w:lang w:val="en-GB"/>
+        </w:rPr>
+        <w:t>doar</w:t>
+      </w:r>
+      <w:proofErr w:type="spellEnd"/>
+      <w:r>
+        <w:rPr>
+          <w:lang w:val="en-GB"/>
+        </w:rPr>
+        <w:t xml:space="preserve"> </w:t>
+      </w:r>
+      <w:proofErr w:type="spellStart"/>
+      <w:r>
+        <w:rPr>
+          <w:lang w:val="en-GB"/>
+        </w:rPr>
+        <w:t>coloanele</w:t>
+      </w:r>
+      <w:proofErr w:type="spellEnd"/>
+      <w:r>
+        <w:rPr>
+          <w:lang w:val="en-GB"/>
+        </w:rPr>
+        <w:t xml:space="preserve"> cu cel </w:t>
+      </w:r>
+      <w:proofErr w:type="spellStart"/>
+      <w:r>
+        <w:rPr>
+          <w:lang w:val="en-GB"/>
+        </w:rPr>
+        <w:t>mult</w:t>
+      </w:r>
+      <w:proofErr w:type="spellEnd"/>
+      <w:r>
+        <w:rPr>
+          <w:lang w:val="en-GB"/>
+        </w:rPr>
+        <w:t xml:space="preserve"> 75% </w:t>
+      </w:r>
+      <w:proofErr w:type="spellStart"/>
+      <w:r>
+        <w:rPr>
+          <w:lang w:val="en-GB"/>
+        </w:rPr>
+        <w:t>valori</w:t>
+      </w:r>
+      <w:proofErr w:type="spellEnd"/>
+      <w:r>
+        <w:rPr>
+          <w:lang w:val="en-GB"/>
+        </w:rPr>
+        <w:t xml:space="preserve"> </w:t>
+      </w:r>
+      <w:proofErr w:type="spellStart"/>
+      <w:r>
+        <w:rPr>
+          <w:lang w:val="en-GB"/>
+        </w:rPr>
+        <w:t>goale</w:t>
+      </w:r>
+      <w:proofErr w:type="spellEnd"/>
+      <w:r>
+        <w:rPr>
+          <w:lang w:val="en-GB"/>
+        </w:rPr>
+        <w:t xml:space="preserve">, respective 50% </w:t>
+      </w:r>
+      <w:proofErr w:type="spellStart"/>
+      <w:r>
+        <w:rPr>
+          <w:lang w:val="en-GB"/>
+        </w:rPr>
+        <w:t>valori</w:t>
+      </w:r>
+      <w:proofErr w:type="spellEnd"/>
+      <w:r>
+        <w:rPr>
+          <w:lang w:val="en-GB"/>
+        </w:rPr>
+        <w:t xml:space="preserve"> </w:t>
+      </w:r>
+      <w:proofErr w:type="spellStart"/>
+      <w:r>
+        <w:rPr>
+          <w:lang w:val="en-GB"/>
+        </w:rPr>
+        <w:t>goale</w:t>
+      </w:r>
+      <w:proofErr w:type="spellEnd"/>
+      <w:r>
+        <w:rPr>
+          <w:lang w:val="en-GB"/>
+        </w:rPr>
+        <w:t>.</w:t>
+      </w:r>
+    </w:p>
+    <w:p>
+      <w:pPr>
+        <w:pStyle w:val="BodyText"/>
+        <w:ind w:firstLine="153"/>
+        <w:rPr>
+          <w:lang w:val="en-GB"/>
+        </w:rPr>
+      </w:pPr>
+      <w:proofErr w:type="spellStart"/>
+      <w:r>
+        <w:rPr>
+          <w:lang w:val="en-GB"/>
+        </w:rPr>
+        <w:t>Rezultatele</w:t>
+      </w:r>
+      <w:proofErr w:type="spellEnd"/>
+      <w:r>
+        <w:rPr>
+          <w:lang w:val="en-GB"/>
+        </w:rPr>
+        <w:t xml:space="preserve"> </w:t>
+      </w:r>
+      <w:proofErr w:type="spellStart"/>
+      <w:r>
+        <w:rPr>
+          <w:lang w:val="en-GB"/>
+        </w:rPr>
+        <w:t>obtinute</w:t>
+      </w:r>
+      <w:proofErr w:type="spellEnd"/>
+      <w:r>
+        <w:rPr>
+          <w:lang w:val="en-GB"/>
+        </w:rPr>
+        <w:t xml:space="preserve"> sunt </w:t>
+      </w:r>
+      <w:proofErr w:type="spellStart"/>
+      <w:r>
+        <w:rPr>
+          <w:lang w:val="en-GB"/>
+        </w:rPr>
+        <w:t>urmatoarele</w:t>
+      </w:r>
+      <w:proofErr w:type="spellEnd"/>
+      <w:r>
+        <w:rPr>
+          <w:lang w:val="en-GB"/>
+        </w:rPr>
+        <w:t>:</w:t>
+      </w:r>
+      <w:r>
+        <w:rPr>
+          <w:lang w:val="en-GB"/>
+        </w:rPr>
+        <w:br/>
+      </w:r>
+    </w:p>
+    <w:p>
+      <w:pPr>
+        <w:pStyle w:val="BodyText"/>
+        <w:ind w:firstLine="153"/>
+        <w:rPr>
+          <w:lang w:val="en-GB"/>
+        </w:rPr>
+      </w:pPr>
+    </w:p>
+    <w:p>
+      <w:pPr>
+        <w:pStyle w:val="BodyText"/>
+        <w:ind w:firstLine="153"/>
+        <w:rPr>
+          <w:lang w:val="en-GB"/>
+        </w:rPr>
+      </w:pPr>
+    </w:p>
+    <w:p>
+      <w:pPr>
+        <w:pStyle w:val="BodyText"/>
+        <w:ind w:firstLine="153"/>
+        <w:rPr>
+          <w:lang w:val="en-GB"/>
+        </w:rPr>
+      </w:pPr>
+    </w:p>
+    <w:p>
+      <w:pPr>
+        <w:pStyle w:val="BodyText"/>
+        <w:ind w:firstLine="153"/>
+        <w:rPr>
+          <w:lang w:val="en-GB"/>
+        </w:rPr>
+      </w:pPr>
+    </w:p>
+    <w:p>
+      <w:pPr>
+        <w:pStyle w:val="BodyText"/>
+        <w:ind w:firstLine="153"/>
+        <w:rPr>
+          <w:lang w:val="en-GB"/>
+        </w:rPr>
+      </w:pPr>
+    </w:p>
+    <w:p>
+      <w:pPr>
+        <w:pStyle w:val="BodyText"/>
+        <w:ind w:firstLine="153"/>
+        <w:rPr>
+          <w:sz w:val="28"/>
+          <w:szCs w:val="28"/>
+          <w:lang w:val="en-GB"/>
+        </w:rPr>
+      </w:pPr>
+      <w:r>
+        <w:rPr>
+          <w:sz w:val="28"/>
+          <w:szCs w:val="28"/>
+          <w:lang w:val="en-GB"/>
+        </w:rPr>
+        <w:lastRenderedPageBreak/>
+        <w:t>Logistic regression improved pe dataset 75%</w:t>
+      </w:r>
+    </w:p>
+    <w:p>
+      <w:pPr>
+        <w:pStyle w:val="BodyText"/>
+        <w:ind w:firstLine="153"/>
+        <w:rPr>
+          <w:lang w:val="en-GB"/>
+        </w:rPr>
+      </w:pPr>
+      <w:r>
+        <w:rPr>
+          <w:lang w:val="en-GB"/>
+        </w:rPr>
+        <w:tab/>
+      </w:r>
+      <w:proofErr w:type="spellStart"/>
+      <w:r>
+        <w:rPr>
+          <w:lang w:val="en-GB"/>
+        </w:rPr>
+        <w:t>Acuratetea</w:t>
+      </w:r>
+      <w:proofErr w:type="spellEnd"/>
+      <w:r>
+        <w:rPr>
+          <w:lang w:val="en-GB"/>
+        </w:rPr>
+        <w:t xml:space="preserve"> </w:t>
+      </w:r>
+      <w:proofErr w:type="spellStart"/>
+      <w:r>
+        <w:rPr>
+          <w:lang w:val="en-GB"/>
+        </w:rPr>
+        <w:t>modelului</w:t>
+      </w:r>
+      <w:proofErr w:type="spellEnd"/>
+      <w:r>
+        <w:rPr>
+          <w:lang w:val="en-GB"/>
+        </w:rPr>
+        <w:t xml:space="preserve"> </w:t>
+      </w:r>
+      <w:proofErr w:type="spellStart"/>
+      <w:r>
+        <w:rPr>
+          <w:lang w:val="en-GB"/>
+        </w:rPr>
+        <w:t>rezultat</w:t>
+      </w:r>
+      <w:proofErr w:type="spellEnd"/>
+      <w:r>
+        <w:rPr>
+          <w:lang w:val="en-GB"/>
+        </w:rPr>
+        <w:t xml:space="preserve"> </w:t>
+      </w:r>
+      <w:proofErr w:type="spellStart"/>
+      <w:r>
+        <w:rPr>
+          <w:lang w:val="en-GB"/>
+        </w:rPr>
+        <w:t>este</w:t>
+      </w:r>
+      <w:proofErr w:type="spellEnd"/>
+      <w:r>
+        <w:rPr>
+          <w:lang w:val="en-GB"/>
+        </w:rPr>
+        <w:t xml:space="preserve"> de 65%</w:t>
+      </w:r>
+    </w:p>
+    <w:p>
+      <w:pPr>
+        <w:pStyle w:val="BodyText"/>
+        <w:ind w:firstLine="153"/>
+        <w:rPr>
+          <w:lang w:val="en-GB"/>
+        </w:rPr>
+      </w:pPr>
+    </w:p>
+    <w:p>
+      <w:pPr>
+        <w:pStyle w:val="BodyText"/>
+        <w:ind w:firstLine="153"/>
+        <w:rPr>
+          <w:lang w:val="en-GB"/>
+        </w:rPr>
+      </w:pPr>
+      <w:r>
+        <w:rPr>
+          <w:lang w:val="en-GB"/>
+        </w:rPr>
+        <w:drawing>
+          <wp:inline distT="0" distB="0" distL="0" distR="0" wp14:anchorId="460D7BD4" wp14:editId="51786789">
+            <wp:extent cx="6096000" cy="4572000"/>
+            <wp:effectExtent l="0" t="0" r="0" b="0"/>
+            <wp:docPr id="1578918732" name="Picture 1" descr="A graph with red and green lines&#10;&#10;Description automatically generated"/>
+            <wp:cNvGraphicFramePr>
+              <a:graphicFrameLocks xmlns:a="http://schemas.openxmlformats.org/drawingml/2006/main" noChangeAspect="1"/>
+            </wp:cNvGraphicFramePr>
+            <a:graphic xmlns:a="http://schemas.openxmlformats.org/drawingml/2006/main">
+              <a:graphicData uri="http://schemas.openxmlformats.org/drawingml/2006/picture">
+                <pic:pic xmlns:pic="http://schemas.openxmlformats.org/drawingml/2006/picture">
+                  <pic:nvPicPr>
+                    <pic:cNvPr id="1578918732" name="Picture 1" descr="A graph with red and green lines&#10;&#10;Description automatically generated"/>
+                    <pic:cNvPicPr/>
+                  </pic:nvPicPr>
+                  <pic:blipFill>
+                    <a:blip r:embed="rId19"/>
+                    <a:stretch>
+                      <a:fillRect/>
+                    </a:stretch>
+                  </pic:blipFill>
+                  <pic:spPr>
+                    <a:xfrm>
+                      <a:off x="0" y="0"/>
+                      <a:ext cx="6096000" cy="4572000"/>
+                    </a:xfrm>
+                    <a:prstGeom prst="rect">
+                      <a:avLst/>
+                    </a:prstGeom>
+                  </pic:spPr>
+                </pic:pic>
+              </a:graphicData>
+            </a:graphic>
+          </wp:inline>
+        </w:drawing>
+      </w:r>
+    </w:p>
+    <w:p>
+      <w:pPr>
+        <w:pStyle w:val="BodyText"/>
+        <w:ind w:firstLine="153"/>
+        <w:rPr>
+          <w:sz w:val="28"/>
+          <w:szCs w:val="28"/>
+          <w:lang w:val="en-GB"/>
+        </w:rPr>
+      </w:pPr>
+      <w:r>
+        <w:rPr>
+          <w:sz w:val="28"/>
+          <w:szCs w:val="28"/>
+          <w:lang w:val="en-GB"/>
+        </w:rPr>
+        <w:t>Decision Tree improved pe dataset 75%</w:t>
+      </w:r>
+    </w:p>
+    <w:p>
+      <w:pPr>
+        <w:pStyle w:val="BodyText"/>
+        <w:ind w:firstLine="153"/>
+        <w:rPr>
+          <w:lang w:val="en-GB"/>
+        </w:rPr>
+      </w:pPr>
+      <w:r>
+        <w:rPr>
+          <w:lang w:val="en-GB"/>
+        </w:rPr>
+        <w:tab/>
+      </w:r>
+      <w:proofErr w:type="spellStart"/>
+      <w:r>
+        <w:rPr>
+          <w:lang w:val="en-GB"/>
+        </w:rPr>
+        <w:t>Acuratetea</w:t>
+      </w:r>
+      <w:proofErr w:type="spellEnd"/>
+      <w:r>
+        <w:rPr>
+          <w:lang w:val="en-GB"/>
+        </w:rPr>
+        <w:t xml:space="preserve"> </w:t>
+      </w:r>
+      <w:proofErr w:type="spellStart"/>
+      <w:r>
+        <w:rPr>
+          <w:lang w:val="en-GB"/>
+        </w:rPr>
+        <w:t>modelului</w:t>
+      </w:r>
+      <w:proofErr w:type="spellEnd"/>
+      <w:r>
+        <w:rPr>
+          <w:lang w:val="en-GB"/>
+        </w:rPr>
+        <w:t xml:space="preserve"> </w:t>
+      </w:r>
+      <w:proofErr w:type="spellStart"/>
+      <w:r>
+        <w:rPr>
+          <w:lang w:val="en-GB"/>
+        </w:rPr>
+        <w:t>este</w:t>
+      </w:r>
+      <w:proofErr w:type="spellEnd"/>
+      <w:r>
+        <w:rPr>
+          <w:lang w:val="en-GB"/>
+        </w:rPr>
+        <w:t xml:space="preserve"> de 75%</w:t>
+      </w:r>
+    </w:p>
+    <w:p>
+      <w:pPr>
+        <w:pStyle w:val="BodyText"/>
+        <w:ind w:firstLine="153"/>
+        <w:rPr>
+          <w:lang w:val="en-GB"/>
+        </w:rPr>
+      </w:pPr>
+      <w:r>
+        <w:rPr>
+          <w:lang w:val="en-GB"/>
+        </w:rPr>
+        <w:t>Max depth: 100000000000</w:t>
+      </w:r>
+    </w:p>
+    <w:p>
+      <w:pPr>
+        <w:pStyle w:val="BodyText"/>
+        <w:ind w:firstLine="153"/>
+        <w:rPr>
+          <w:lang w:val="en-GB"/>
+        </w:rPr>
+      </w:pPr>
+      <w:r>
+        <w:rPr>
+          <w:lang w:val="en-GB"/>
+        </w:rPr>
+        <w:t>Min samples split: 35</w:t>
+      </w:r>
+    </w:p>
+    <w:p>
+      <w:pPr>
+        <w:pStyle w:val="BodyText"/>
+        <w:ind w:firstLine="153"/>
+        <w:rPr>
+          <w:lang w:val="en-GB"/>
+        </w:rPr>
+      </w:pPr>
+      <w:r>
+        <w:rPr>
+          <w:lang w:val="en-GB"/>
+        </w:rPr>
+        <w:t>Min samples leaf: 10</w:t>
+      </w:r>
+    </w:p>
+    <w:p>
+      <w:pPr>
+        <w:pStyle w:val="BodyText"/>
+        <w:ind w:firstLine="153"/>
+        <w:rPr>
+          <w:lang w:val="en-GB"/>
+        </w:rPr>
+      </w:pPr>
+    </w:p>
+    <w:p>
+      <w:pPr>
+        <w:pStyle w:val="BodyText"/>
+        <w:ind w:firstLine="153"/>
+        <w:rPr>
+          <w:lang w:val="en-GB"/>
+        </w:rPr>
+      </w:pPr>
+      <w:r>
+        <w:rPr>
+          <w:lang w:val="en-GB"/>
+        </w:rPr>
+        <w:lastRenderedPageBreak/>
+        <w:drawing>
+          <wp:inline distT="0" distB="0" distL="0" distR="0" wp14:anchorId="13E7BFA8" wp14:editId="5211D8C7">
+            <wp:extent cx="6096000" cy="4572000"/>
+            <wp:effectExtent l="0" t="0" r="0" b="0"/>
+            <wp:docPr id="1104775840" name="Picture 1" descr="A graph with green and red lines&#10;&#10;Description automatically generated"/>
+            <wp:cNvGraphicFramePr>
+              <a:graphicFrameLocks xmlns:a="http://schemas.openxmlformats.org/drawingml/2006/main" noChangeAspect="1"/>
+            </wp:cNvGraphicFramePr>
+            <a:graphic xmlns:a="http://schemas.openxmlformats.org/drawingml/2006/main">
+              <a:graphicData uri="http://schemas.openxmlformats.org/drawingml/2006/picture">
+                <pic:pic xmlns:pic="http://schemas.openxmlformats.org/drawingml/2006/picture">
+                  <pic:nvPicPr>
+                    <pic:cNvPr id="1104775840" name="Picture 1" descr="A graph with green and red lines&#10;&#10;Description automatically generated"/>
+                    <pic:cNvPicPr/>
+                  </pic:nvPicPr>
+                  <pic:blipFill>
+                    <a:blip r:embed="rId20"/>
+                    <a:stretch>
+                      <a:fillRect/>
+                    </a:stretch>
+                  </pic:blipFill>
+                  <pic:spPr>
+                    <a:xfrm>
+                      <a:off x="0" y="0"/>
+                      <a:ext cx="6096000" cy="4572000"/>
+                    </a:xfrm>
+                    <a:prstGeom prst="rect">
+                      <a:avLst/>
+                    </a:prstGeom>
+                  </pic:spPr>
+                </pic:pic>
+              </a:graphicData>
+            </a:graphic>
+          </wp:inline>
+        </w:drawing>
+      </w:r>
+    </w:p>
+    <w:p>
+      <w:pPr>
+        <w:pStyle w:val="BodyText"/>
+        <w:ind w:firstLine="153"/>
+        <w:rPr>
+          <w:sz w:val="28"/>
+          <w:szCs w:val="28"/>
+          <w:lang w:val="en-GB"/>
+        </w:rPr>
+      </w:pPr>
+      <w:r>
+        <w:rPr>
+          <w:sz w:val="28"/>
+          <w:szCs w:val="28"/>
+          <w:lang w:val="en-GB"/>
+        </w:rPr>
+        <w:t>Logistic Regression improved cu dataset 50%</w:t>
+      </w:r>
+    </w:p>
+    <w:p>
+      <w:pPr>
+        <w:pStyle w:val="BodyText"/>
+        <w:ind w:firstLine="153"/>
+        <w:rPr>
+          <w:lang w:val="en-GB"/>
+        </w:rPr>
+      </w:pPr>
+      <w:r>
+        <w:rPr>
+          <w:lang w:val="en-GB"/>
+        </w:rPr>
+        <w:tab/>
+      </w:r>
+      <w:proofErr w:type="spellStart"/>
+      <w:r>
+        <w:rPr>
+          <w:lang w:val="en-GB"/>
+        </w:rPr>
+        <w:t>Acuratetea</w:t>
+      </w:r>
+      <w:proofErr w:type="spellEnd"/>
+      <w:r>
+        <w:rPr>
+          <w:lang w:val="en-GB"/>
+        </w:rPr>
+        <w:t xml:space="preserve"> </w:t>
+      </w:r>
+      <w:proofErr w:type="spellStart"/>
+      <w:r>
+        <w:rPr>
+          <w:lang w:val="en-GB"/>
+        </w:rPr>
+        <w:t>modelului</w:t>
+      </w:r>
+      <w:proofErr w:type="spellEnd"/>
+      <w:r>
+        <w:rPr>
+          <w:lang w:val="en-GB"/>
+        </w:rPr>
+        <w:t xml:space="preserve"> </w:t>
+      </w:r>
+      <w:proofErr w:type="spellStart"/>
+      <w:r>
+        <w:rPr>
+          <w:lang w:val="en-GB"/>
+        </w:rPr>
+        <w:t>este</w:t>
+      </w:r>
+      <w:proofErr w:type="spellEnd"/>
+      <w:r>
+        <w:rPr>
+          <w:lang w:val="en-GB"/>
+        </w:rPr>
+        <w:t xml:space="preserve"> de 65%</w:t>
+      </w:r>
+    </w:p>
+    <w:p>
+      <w:pPr>
+        <w:pStyle w:val="BodyText"/>
+        <w:ind w:firstLine="153"/>
+        <w:rPr>
+          <w:lang w:val="en-GB"/>
+        </w:rPr>
+      </w:pPr>
+      <w:r>
+        <w:rPr>
+          <w:lang w:val="en-GB"/>
+        </w:rPr>
+        <w:lastRenderedPageBreak/>
+        <w:drawing>
+          <wp:inline distT="0" distB="0" distL="0" distR="0" wp14:anchorId="45081A73" wp14:editId="62EB89B6">
+            <wp:extent cx="6096000" cy="4572000"/>
+            <wp:effectExtent l="0" t="0" r="0" b="0"/>
+            <wp:docPr id="1379379019" name="Picture 1"/>
+            <wp:cNvGraphicFramePr>
+              <a:graphicFrameLocks xmlns:a="http://schemas.openxmlformats.org/drawingml/2006/main" noChangeAspect="1"/>
+            </wp:cNvGraphicFramePr>
+            <a:graphic xmlns:a="http://schemas.openxmlformats.org/drawingml/2006/main">
+              <a:graphicData uri="http://schemas.openxmlformats.org/drawingml/2006/picture">
+                <pic:pic xmlns:pic="http://schemas.openxmlformats.org/drawingml/2006/picture">
+                  <pic:nvPicPr>
+                    <pic:cNvPr id="1379379019" name=""/>
+                    <pic:cNvPicPr/>
+                  </pic:nvPicPr>
+                  <pic:blipFill>
+                    <a:blip r:embed="rId19"/>
+                    <a:stretch>
+                      <a:fillRect/>
+                    </a:stretch>
+                  </pic:blipFill>
+                  <pic:spPr>
+                    <a:xfrm>
+                      <a:off x="0" y="0"/>
+                      <a:ext cx="6096000" cy="4572000"/>
+                    </a:xfrm>
+                    <a:prstGeom prst="rect">
+                      <a:avLst/>
+                    </a:prstGeom>
+                  </pic:spPr>
+                </pic:pic>
+              </a:graphicData>
+            </a:graphic>
+          </wp:inline>
+        </w:drawing>
+      </w:r>
+    </w:p>
+    <w:p>
+      <w:pPr>
+        <w:pStyle w:val="BodyText"/>
+        <w:ind w:firstLine="153"/>
+        <w:rPr>
+          <w:sz w:val="28"/>
+          <w:szCs w:val="28"/>
+          <w:lang w:val="en-GB"/>
+        </w:rPr>
+      </w:pPr>
+      <w:r>
+        <w:rPr>
+          <w:sz w:val="28"/>
+          <w:szCs w:val="28"/>
+          <w:lang w:val="en-GB"/>
+        </w:rPr>
+        <w:t>Decision Tree improved pe dataset 50%</w:t>
+      </w:r>
+    </w:p>
+    <w:p>
+      <w:pPr>
+        <w:pStyle w:val="BodyText"/>
+        <w:ind w:firstLine="153"/>
+        <w:rPr>
+          <w:lang w:val="en-GB"/>
+        </w:rPr>
+      </w:pPr>
+      <w:r>
+        <w:rPr>
+          <w:lang w:val="en-GB"/>
+        </w:rPr>
+        <w:tab/>
+      </w:r>
+      <w:proofErr w:type="spellStart"/>
+      <w:r>
+        <w:rPr>
+          <w:lang w:val="en-GB"/>
+        </w:rPr>
+        <w:t>Acuratetea</w:t>
+      </w:r>
+      <w:proofErr w:type="spellEnd"/>
+      <w:r>
+        <w:rPr>
+          <w:lang w:val="en-GB"/>
+        </w:rPr>
+        <w:t xml:space="preserve"> </w:t>
+      </w:r>
+      <w:proofErr w:type="spellStart"/>
+      <w:r>
+        <w:rPr>
+          <w:lang w:val="en-GB"/>
+        </w:rPr>
+        <w:t>modelului</w:t>
+      </w:r>
+      <w:proofErr w:type="spellEnd"/>
+      <w:r>
+        <w:rPr>
+          <w:lang w:val="en-GB"/>
+        </w:rPr>
+        <w:t xml:space="preserve"> </w:t>
+      </w:r>
+      <w:proofErr w:type="spellStart"/>
+      <w:r>
+        <w:rPr>
+          <w:lang w:val="en-GB"/>
+        </w:rPr>
+        <w:t>rezultat</w:t>
+      </w:r>
+      <w:proofErr w:type="spellEnd"/>
+      <w:r>
+        <w:rPr>
+          <w:lang w:val="en-GB"/>
+        </w:rPr>
+        <w:t xml:space="preserve"> </w:t>
+      </w:r>
+      <w:proofErr w:type="spellStart"/>
+      <w:r>
+        <w:rPr>
+          <w:lang w:val="en-GB"/>
+        </w:rPr>
+        <w:t>este</w:t>
+      </w:r>
+      <w:proofErr w:type="spellEnd"/>
+      <w:r>
+        <w:rPr>
+          <w:lang w:val="en-GB"/>
+        </w:rPr>
+        <w:t xml:space="preserve"> de 67%</w:t>
+      </w:r>
+    </w:p>
+    <w:p>
+      <w:pPr>
+        <w:pStyle w:val="BodyText"/>
+        <w:ind w:firstLine="153"/>
+        <w:rPr>
+          <w:lang w:val="en-GB"/>
+        </w:rPr>
+      </w:pPr>
+      <w:r>
+        <w:rPr>
+          <w:lang w:val="en-GB"/>
+        </w:rPr>
+        <w:t>Max depth: 100000000000</w:t>
+      </w:r>
+    </w:p>
+    <w:p>
+      <w:pPr>
+        <w:pStyle w:val="BodyText"/>
+        <w:ind w:firstLine="153"/>
+        <w:rPr>
+          <w:lang w:val="en-GB"/>
+        </w:rPr>
+      </w:pPr>
+      <w:r>
+        <w:rPr>
+          <w:lang w:val="en-GB"/>
+        </w:rPr>
+        <w:t>Min samples split: 35</w:t>
+      </w:r>
+    </w:p>
+    <w:p>
+      <w:pPr>
+        <w:pStyle w:val="BodyText"/>
+        <w:ind w:firstLine="153"/>
+        <w:rPr>
+          <w:lang w:val="en-GB"/>
+        </w:rPr>
+      </w:pPr>
+      <w:r>
+        <w:rPr>
+          <w:lang w:val="en-GB"/>
+        </w:rPr>
+        <w:t>Min samples leaf: 10</w:t>
+      </w:r>
+    </w:p>
+    <w:p>
+      <w:pPr>
+        <w:pStyle w:val="BodyText"/>
+        <w:ind w:firstLine="153"/>
+        <w:rPr>
+          <w:lang w:val="en-GB"/>
+        </w:rPr>
+      </w:pPr>
+      <w:r>
+        <w:rPr>
+          <w:lang w:val="en-GB"/>
+        </w:rPr>
+        <w:lastRenderedPageBreak/>
+        <w:drawing>
+          <wp:inline distT="0" distB="0" distL="0" distR="0" wp14:anchorId="65073E81" wp14:editId="2B390285">
+            <wp:extent cx="6096000" cy="4572000"/>
+            <wp:effectExtent l="0" t="0" r="0" b="0"/>
+            <wp:docPr id="15761862" name="Picture 1" descr="A graph with a red line and green line&#10;&#10;Description automatically generated"/>
+            <wp:cNvGraphicFramePr>
+              <a:graphicFrameLocks xmlns:a="http://schemas.openxmlformats.org/drawingml/2006/main" noChangeAspect="1"/>
+            </wp:cNvGraphicFramePr>
+            <a:graphic xmlns:a="http://schemas.openxmlformats.org/drawingml/2006/main">
+              <a:graphicData uri="http://schemas.openxmlformats.org/drawingml/2006/picture">
+                <pic:pic xmlns:pic="http://schemas.openxmlformats.org/drawingml/2006/picture">
+                  <pic:nvPicPr>
+                    <pic:cNvPr id="15761862" name="Picture 1" descr="A graph with a red line and green line&#10;&#10;Description automatically generated"/>
+                    <pic:cNvPicPr/>
+                  </pic:nvPicPr>
+                  <pic:blipFill>
+                    <a:blip r:embed="rId21"/>
+                    <a:stretch>
+                      <a:fillRect/>
+                    </a:stretch>
+                  </pic:blipFill>
+                  <pic:spPr>
+                    <a:xfrm>
+                      <a:off x="0" y="0"/>
+                      <a:ext cx="6096000" cy="4572000"/>
+                    </a:xfrm>
+                    <a:prstGeom prst="rect">
+                      <a:avLst/>
+                    </a:prstGeom>
+                  </pic:spPr>
+                </pic:pic>
+              </a:graphicData>
+            </a:graphic>
+          </wp:inline>
+        </w:drawing>
+      </w:r>
+    </w:p>
+    <w:p>
+      <w:pPr>
+        <w:pStyle w:val="BodyText"/>
+        <w:ind w:firstLine="153"/>
+        <w:rPr>
+          <w:lang w:val="en-GB"/>
+        </w:rPr>
+      </w:pPr>
+    </w:p>
+    <w:p>
+      <w:pPr>
+        <w:pStyle w:val="BodyText"/>
+        <w:ind w:firstLine="153"/>
+        <w:rPr>
+          <w:lang w:val="en-GB"/>
+        </w:rPr>
+      </w:pPr>
+    </w:p>
+    <w:p>
+      <w:pPr>
         <w:pStyle w:val="Heading2"/>
         <w:numPr>
           <w:ilvl w:val="1"/>
@@ -15968,7 +21129,15 @@
         <w:t xml:space="preserve">Explain the experimental methodology and the numerical results obtained with your approach and the </w:t>
       </w:r>
       <w:r>
-        <w:t>state of art approache(s).</w:t>
+        <w:t xml:space="preserve">state of art </w:t>
+      </w:r>
+      <w:proofErr w:type="spellStart"/>
+      <w:r>
+        <w:t>approache</w:t>
+      </w:r>
+      <w:proofErr w:type="spellEnd"/>
+      <w:r>
+        <w:t>(s).</w:t>
       </w:r>
     </w:p>
     <w:p>
@@ -15981,8 +21150,16 @@
         <w:rPr>
           <w:spacing w:val="-6"/>
         </w:rPr>
-        <w:t>Try to perform</w:t>
-      </w:r>
+        <w:t xml:space="preserve">Try to </w:t>
+      </w:r>
+      <w:proofErr w:type="gramStart"/>
+      <w:r>
+        <w:rPr>
+          <w:spacing w:val="-6"/>
+        </w:rPr>
+        <w:t>perform</w:t>
+      </w:r>
+      <w:proofErr w:type="gramEnd"/>
       <w:r>
         <w:rPr>
           <w:spacing w:val="-5"/>
@@ -16026,12 +21203,20 @@
         <w:spacing w:before="42"/>
         <w:ind w:left="153"/>
       </w:pPr>
+      <w:proofErr w:type="gramStart"/>
       <w:r>
         <w:rPr>
           <w:spacing w:val="-5"/>
         </w:rPr>
         <w:lastRenderedPageBreak/>
-        <w:t xml:space="preserve">Team's </w:t>
+        <w:t>Team's</w:t>
+      </w:r>
+      <w:proofErr w:type="gramEnd"/>
+      <w:r>
+        <w:rPr>
+          <w:spacing w:val="-5"/>
+        </w:rPr>
+        <w:t xml:space="preserve"> </w:t>
       </w:r>
       <w:r>
         <w:rPr>
@@ -16278,6 +21463,7 @@
         </w:rPr>
         <w:t xml:space="preserve"> </w:t>
       </w:r>
+      <w:proofErr w:type="gramStart"/>
       <w:r>
         <w:rPr>
           <w:spacing w:val="-2"/>
@@ -16285,6 +21471,7 @@
         </w:rPr>
         <w:t>criteria</w:t>
       </w:r>
+      <w:proofErr w:type="gramEnd"/>
       <w:r>
         <w:rPr>
           <w:spacing w:val="-12"/>
@@ -16439,6 +21626,7 @@
         </w:rPr>
         <w:t xml:space="preserve"> </w:t>
       </w:r>
+      <w:proofErr w:type="gramStart"/>
       <w:r>
         <w:rPr>
           <w:spacing w:val="-4"/>
@@ -16460,6 +21648,7 @@
         </w:rPr>
         <w:t>does</w:t>
       </w:r>
+      <w:proofErr w:type="gramEnd"/>
       <w:r>
         <w:rPr>
           <w:spacing w:val="-5"/>
@@ -16651,12 +21840,21 @@
         </w:rPr>
         <w:t xml:space="preserve"> </w:t>
       </w:r>
+      <w:proofErr w:type="gramStart"/>
       <w:r>
         <w:rPr>
           <w:spacing w:val="-2"/>
           <w:sz w:val="25"/>
         </w:rPr>
-        <w:t>variables'!</w:t>
+        <w:t>variables'</w:t>
+      </w:r>
+      <w:proofErr w:type="gramEnd"/>
+      <w:r>
+        <w:rPr>
+          <w:spacing w:val="-2"/>
+          <w:sz w:val="25"/>
+        </w:rPr>
+        <w:t>!</w:t>
       </w:r>
     </w:p>
     <w:p>
@@ -17015,6 +22213,7 @@
         </w:rPr>
         <w:t xml:space="preserve"> </w:t>
       </w:r>
+      <w:proofErr w:type="gramStart"/>
       <w:r>
         <w:rPr>
           <w:spacing w:val="-4"/>
@@ -17036,6 +22235,7 @@
         </w:rPr>
         <w:t>you</w:t>
       </w:r>
+      <w:proofErr w:type="gramEnd"/>
       <w:r>
         <w:rPr>
           <w:spacing w:val="-12"/>
@@ -17113,12 +22313,21 @@
         </w:rPr>
         <w:t xml:space="preserve"> </w:t>
       </w:r>
+      <w:proofErr w:type="gramStart"/>
       <w:r>
         <w:rPr>
           <w:spacing w:val="-4"/>
           <w:sz w:val="25"/>
         </w:rPr>
-        <w:t xml:space="preserve">to </w:t>
+        <w:t>to</w:t>
+      </w:r>
+      <w:proofErr w:type="gramEnd"/>
+      <w:r>
+        <w:rPr>
+          <w:spacing w:val="-4"/>
+          <w:sz w:val="25"/>
+        </w:rPr>
+        <w:t xml:space="preserve"> </w:t>
       </w:r>
       <w:r>
         <w:rPr>
@@ -17481,12 +22690,14 @@
         </w:rPr>
         <w:t xml:space="preserve"> </w:t>
       </w:r>
+      <w:proofErr w:type="gramStart"/>
       <w:r>
         <w:rPr>
           <w:spacing w:val="-2"/>
         </w:rPr>
         <w:t>presentation</w:t>
       </w:r>
+      <w:proofErr w:type="gramEnd"/>
       <w:r>
         <w:rPr>
           <w:spacing w:val="-13"/>
@@ -18450,7 +23661,7 @@
           <w:sz w:val="20"/>
         </w:rPr>
         <w:sectPr>
-          <w:footerReference w:type="default" r:id="rId19"/>
+          <w:footerReference w:type="default" r:id="rId22"/>
           <w:pgSz w:w="11910" w:h="16840"/>
           <w:pgMar w:top="860" w:right="980" w:bottom="1060" w:left="980" w:header="0" w:footer="876" w:gutter="0"/>
           <w:cols w:space="720"/>
@@ -18613,12 +23824,14 @@
         </w:rPr>
         <w:t xml:space="preserve"> </w:t>
       </w:r>
+      <w:proofErr w:type="spellStart"/>
       <w:r>
         <w:rPr>
           <w:spacing w:val="-8"/>
         </w:rPr>
         <w:t>emphasise</w:t>
       </w:r>
+      <w:proofErr w:type="spellEnd"/>
       <w:r>
         <w:rPr>
           <w:spacing w:val="-5"/>
@@ -18948,12 +24161,14 @@
         <w:ind w:left="492"/>
         <w:jc w:val="both"/>
       </w:pPr>
+      <w:proofErr w:type="spellStart"/>
       <w:r>
         <w:rPr>
           <w:spacing w:val="-6"/>
         </w:rPr>
         <w:t>Briefiy</w:t>
       </w:r>
+      <w:proofErr w:type="spellEnd"/>
       <w:r>
         <w:t xml:space="preserve"> </w:t>
       </w:r>
@@ -19404,7 +24619,7 @@
           <w:sz w:val="25"/>
         </w:rPr>
         <w:sectPr>
-          <w:footerReference w:type="default" r:id="rId20"/>
+          <w:footerReference w:type="default" r:id="rId23"/>
           <w:pgSz w:w="11910" w:h="16840"/>
           <w:pgMar w:top="1920" w:right="980" w:bottom="1060" w:left="980" w:header="0" w:footer="876" w:gutter="0"/>
           <w:pgNumType w:start="8"/>
@@ -23094,6 +28309,7 @@
         </w:rPr>
         <w:t xml:space="preserve"> </w:t>
       </w:r>
+      <w:proofErr w:type="gramStart"/>
       <w:r>
         <w:rPr>
           <w:spacing w:val="-6"/>
@@ -23112,6 +28328,7 @@
         </w:rPr>
         <w:t>results</w:t>
       </w:r>
+      <w:proofErr w:type="gramEnd"/>
       <w:r>
         <w:rPr>
           <w:spacing w:val="-9"/>
@@ -23383,12 +28600,20 @@
         <w:spacing w:before="42"/>
         <w:ind w:left="153"/>
       </w:pPr>
+      <w:proofErr w:type="gramStart"/>
       <w:r>
         <w:rPr>
           <w:spacing w:val="-5"/>
         </w:rPr>
         <w:lastRenderedPageBreak/>
-        <w:t xml:space="preserve">Team's </w:t>
+        <w:t>Team's</w:t>
+      </w:r>
+      <w:proofErr w:type="gramEnd"/>
+      <w:r>
+        <w:rPr>
+          <w:spacing w:val="-5"/>
+        </w:rPr>
+        <w:t xml:space="preserve"> </w:t>
       </w:r>
       <w:r>
         <w:rPr>
@@ -24400,6 +29625,7 @@
         </w:rPr>
         <w:t xml:space="preserve"> </w:t>
       </w:r>
+      <w:proofErr w:type="gramStart"/>
       <w:r>
         <w:rPr>
           <w:rFonts w:ascii="Georgia"/>
@@ -24417,7 +29643,17 @@
           <w:u w:val="single"/>
           <w:vertAlign w:val="superscript"/>
         </w:rPr>
-        <w:t>()</w:t>
+        <w:t>(</w:t>
+      </w:r>
+      <w:proofErr w:type="gramEnd"/>
+      <w:r>
+        <w:rPr>
+          <w:rFonts w:ascii="Tahoma"/>
+          <w:spacing w:val="-2"/>
+          <w:u w:val="single"/>
+          <w:vertAlign w:val="superscript"/>
+        </w:rPr>
+        <w:t>)</w:t>
       </w:r>
     </w:p>
     <w:p>
@@ -24716,12 +29952,21 @@
         </w:rPr>
         <w:t xml:space="preserve"> </w:t>
       </w:r>
+      <w:proofErr w:type="spellStart"/>
       <w:r>
         <w:rPr>
           <w:spacing w:val="-4"/>
           <w:sz w:val="25"/>
         </w:rPr>
-        <w:t xml:space="preserve">AQlgorithm </w:t>
+        <w:t>AQlgorithm</w:t>
+      </w:r>
+      <w:proofErr w:type="spellEnd"/>
+      <w:r>
+        <w:rPr>
+          <w:spacing w:val="-4"/>
+          <w:sz w:val="25"/>
+        </w:rPr>
+        <w:t xml:space="preserve"> </w:t>
       </w:r>
       <w:r>
         <w:rPr>
@@ -24965,6 +30210,7 @@
         </w:rPr>
         <w:t xml:space="preserve"> </w:t>
       </w:r>
+      <w:proofErr w:type="gramStart"/>
       <w:r>
         <w:rPr>
           <w:spacing w:val="-6"/>
@@ -24981,7 +30227,14 @@
         <w:rPr>
           <w:spacing w:val="-6"/>
         </w:rPr>
-        <w:t xml:space="preserve">individual. </w:t>
+        <w:t>individual</w:t>
+      </w:r>
+      <w:proofErr w:type="gramEnd"/>
+      <w:r>
+        <w:rPr>
+          <w:spacing w:val="-6"/>
+        </w:rPr>
+        <w:t xml:space="preserve">. </w:t>
       </w:r>
       <w:r>
         <w:rPr>
@@ -24998,8 +30251,21 @@
         </w:rPr>
         <w:t xml:space="preserve"> </w:t>
       </w:r>
-      <w:r>
-        <w:t xml:space="preserve">i=1 TO NoOfGenerations </w:t>
+      <w:proofErr w:type="spellStart"/>
+      <w:r>
+        <w:t>i</w:t>
+      </w:r>
+      <w:proofErr w:type="spellEnd"/>
+      <w:r>
+        <w:t xml:space="preserve">=1 TO </w:t>
+      </w:r>
+      <w:proofErr w:type="spellStart"/>
+      <w:r>
+        <w:t>NoOfGenerations</w:t>
+      </w:r>
+      <w:proofErr w:type="spellEnd"/>
+      <w:r>
+        <w:t xml:space="preserve"> </w:t>
       </w:r>
       <w:r>
         <w:rPr>
@@ -25059,6 +30325,7 @@
         </w:rPr>
         <w:t xml:space="preserve"> </w:t>
       </w:r>
+      <w:proofErr w:type="spellStart"/>
       <w:r>
         <w:rPr>
           <w:spacing w:val="-2"/>
@@ -25066,6 +30333,7 @@
         </w:rPr>
         <w:t>PopulationSize</w:t>
       </w:r>
+      <w:proofErr w:type="spellEnd"/>
       <w:r>
         <w:rPr>
           <w:spacing w:val="-9"/>
@@ -25113,11 +30381,27 @@
         </w:rPr>
         <w:t xml:space="preserve"> </w:t>
       </w:r>
+      <w:proofErr w:type="spellStart"/>
+      <w:proofErr w:type="gramStart"/>
       <w:r>
         <w:rPr>
           <w:spacing w:val="-2"/>
         </w:rPr>
-        <w:t>RandomlySelectParticleFromGrid();</w:t>
+        <w:t>RandomlySelectParticleFromGrid</w:t>
+      </w:r>
+      <w:proofErr w:type="spellEnd"/>
+      <w:r>
+        <w:rPr>
+          <w:spacing w:val="-2"/>
+        </w:rPr>
+        <w:t>(</w:t>
+      </w:r>
+      <w:proofErr w:type="gramEnd"/>
+      <w:r>
+        <w:rPr>
+          <w:spacing w:val="-2"/>
+        </w:rPr>
+        <w:t>);</w:t>
       </w:r>
     </w:p>
     <w:p>
@@ -25152,11 +30436,19 @@
         </w:rPr>
         <w:t xml:space="preserve"> </w:t>
       </w:r>
+      <w:proofErr w:type="spellStart"/>
       <w:r>
         <w:rPr>
           <w:spacing w:val="-8"/>
         </w:rPr>
-        <w:t xml:space="preserve">RandomlySelectParticleFromNeighbors(p); </w:t>
+        <w:t>RandomlySelectParticleFromNeighbors</w:t>
+      </w:r>
+      <w:proofErr w:type="spellEnd"/>
+      <w:r>
+        <w:rPr>
+          <w:spacing w:val="-8"/>
+        </w:rPr>
+        <w:t xml:space="preserve">(p); </w:t>
       </w:r>
       <w:r>
         <w:t>(g</w:t>
@@ -25167,8 +30459,13 @@
         </w:rPr>
         <w:t xml:space="preserve"> </w:t>
       </w:r>
-      <w:r>
-        <w:t>Crossover(p,</w:t>
+      <w:proofErr w:type="gramStart"/>
+      <w:r>
+        <w:t>Crossover(</w:t>
+      </w:r>
+      <w:proofErr w:type="gramEnd"/>
+      <w:r>
+        <w:t>p,</w:t>
       </w:r>
       <w:r>
         <w:rPr>
@@ -25343,7 +30640,17 @@
         <w:t xml:space="preserve">then </w:t>
       </w:r>
       <w:r>
-        <w:t>(g Replace(p,off);</w:t>
+        <w:t>(g Replace(</w:t>
+      </w:r>
+      <w:proofErr w:type="spellStart"/>
+      <w:proofErr w:type="gramStart"/>
+      <w:r>
+        <w:t>p,off</w:t>
+      </w:r>
+      <w:proofErr w:type="spellEnd"/>
+      <w:proofErr w:type="gramEnd"/>
+      <w:r>
+        <w:t>);</w:t>
       </w:r>
     </w:p>
     <w:p>
@@ -25632,7 +30939,7 @@
           <w:sz w:val="20"/>
         </w:rPr>
         <w:sectPr>
-          <w:footerReference w:type="default" r:id="rId21"/>
+          <w:footerReference w:type="default" r:id="rId24"/>
           <w:pgSz w:w="11910" w:h="16840"/>
           <w:pgMar w:top="860" w:right="980" w:bottom="1060" w:left="980" w:header="0" w:footer="876" w:gutter="0"/>
           <w:cols w:space="720"/>
@@ -26325,12 +31632,21 @@
               </w:rPr>
               <w:t xml:space="preserve"> </w:t>
             </w:r>
+            <w:proofErr w:type="spellStart"/>
             <w:r>
               <w:rPr>
                 <w:spacing w:val="-4"/>
                 <w:sz w:val="25"/>
               </w:rPr>
-              <w:t>Fregly.</w:t>
+              <w:t>Fregly</w:t>
+            </w:r>
+            <w:proofErr w:type="spellEnd"/>
+            <w:r>
+              <w:rPr>
+                <w:spacing w:val="-4"/>
+                <w:sz w:val="25"/>
+              </w:rPr>
+              <w:t>.</w:t>
             </w:r>
             <w:r>
               <w:rPr>
@@ -26617,7 +31933,7 @@
               </w:rPr>
               <w:t xml:space="preserve"> </w:t>
             </w:r>
-            <w:hyperlink r:id="rId22">
+            <w:hyperlink r:id="rId25">
               <w:r>
                 <w:rPr>
                   <w:color w:val="00AEEF"/>
@@ -26706,6 +32022,7 @@
               </w:rPr>
               <w:t xml:space="preserve"> </w:t>
             </w:r>
+            <w:proofErr w:type="spellStart"/>
             <w:r>
               <w:rPr>
                 <w:spacing w:val="-6"/>
@@ -26713,6 +32030,7 @@
               </w:rPr>
               <w:t>Storn</w:t>
             </w:r>
+            <w:proofErr w:type="spellEnd"/>
             <w:r>
               <w:rPr>
                 <w:spacing w:val="-10"/>
@@ -27104,7 +32422,7 @@
     </w:tbl>
     <w:p/>
     <w:sectPr>
-      <w:footerReference w:type="default" r:id="rId23"/>
+      <w:footerReference w:type="default" r:id="rId26"/>
       <w:pgSz w:w="11910" w:h="16840"/>
       <w:pgMar w:top="1920" w:right="980" w:bottom="1060" w:left="980" w:header="0" w:footer="876" w:gutter="0"/>
       <w:cols w:space="720"/>

--- a/Raport.docx
+++ b/Raport.docx
@@ -19855,8 +19855,9 @@
           <w:szCs w:val="28"/>
           <w:lang w:val="en-GB"/>
         </w:rPr>
-        <w:t xml:space="preserve"> mare</w:t>
-      </w:r>
+        <w:t xml:space="preserve"> mare </w:t>
+      </w:r>
+      <w:proofErr w:type="spellStart"/>
       <w:r>
         <w:rPr>
           <w:b/>
@@ -19865,9 +19866,9 @@
           <w:szCs w:val="28"/>
           <w:lang w:val="en-GB"/>
         </w:rPr>
-        <w:t xml:space="preserve"> </w:t>
-      </w:r>
-      <w:proofErr w:type="spellStart"/>
+        <w:t>prelucrat</w:t>
+      </w:r>
+      <w:proofErr w:type="spellEnd"/>
       <w:r>
         <w:rPr>
           <w:b/>
@@ -19876,10 +19877,13 @@
           <w:szCs w:val="28"/>
           <w:lang w:val="en-GB"/>
         </w:rPr>
-        <w:t>prelucrat</w:t>
-      </w:r>
-      <w:proofErr w:type="spellEnd"/>
-      <w:r>
+        <w:t>:</w:t>
+      </w:r>
+    </w:p>
+    <w:p>
+      <w:pPr>
+        <w:pStyle w:val="BodyText"/>
+        <w:ind w:firstLine="153"/>
         <w:rPr>
           <w:b/>
           <w:bCs/>
@@ -19887,472 +19891,647 @@
           <w:szCs w:val="28"/>
           <w:lang w:val="en-GB"/>
         </w:rPr>
+      </w:pPr>
+    </w:p>
+    <w:p>
+      <w:pPr>
+        <w:pStyle w:val="BodyText"/>
+        <w:rPr>
+          <w:lang w:val="en-GB"/>
+        </w:rPr>
+      </w:pPr>
+    </w:p>
+    <w:p>
+      <w:pPr>
+        <w:pStyle w:val="BodyText"/>
+        <w:ind w:firstLine="153"/>
+        <w:rPr>
+          <w:lang w:val="en-GB"/>
+        </w:rPr>
+      </w:pPr>
+      <w:r>
+        <w:rPr>
+          <w:lang w:val="en-GB"/>
+        </w:rPr>
+        <w:t xml:space="preserve">Am </w:t>
+      </w:r>
+      <w:proofErr w:type="spellStart"/>
+      <w:r>
+        <w:rPr>
+          <w:lang w:val="en-GB"/>
+        </w:rPr>
+        <w:t>prelucrat</w:t>
+      </w:r>
+      <w:proofErr w:type="spellEnd"/>
+      <w:r>
+        <w:rPr>
+          <w:lang w:val="en-GB"/>
+        </w:rPr>
+        <w:t xml:space="preserve"> dataset-</w:t>
+      </w:r>
+      <w:proofErr w:type="spellStart"/>
+      <w:r>
+        <w:rPr>
+          <w:lang w:val="en-GB"/>
+        </w:rPr>
+        <w:t>ul</w:t>
+      </w:r>
+      <w:proofErr w:type="spellEnd"/>
+      <w:r>
+        <w:rPr>
+          <w:lang w:val="en-GB"/>
+        </w:rPr>
+        <w:t xml:space="preserve"> original </w:t>
+      </w:r>
+      <w:proofErr w:type="spellStart"/>
+      <w:r>
+        <w:rPr>
+          <w:lang w:val="en-GB"/>
+        </w:rPr>
+        <w:t>pentru</w:t>
+      </w:r>
+      <w:proofErr w:type="spellEnd"/>
+      <w:r>
+        <w:rPr>
+          <w:lang w:val="en-GB"/>
+        </w:rPr>
+        <w:t xml:space="preserve"> </w:t>
+      </w:r>
+      <w:proofErr w:type="gramStart"/>
+      <w:r>
+        <w:rPr>
+          <w:lang w:val="en-GB"/>
+        </w:rPr>
+        <w:t>a</w:t>
+      </w:r>
+      <w:proofErr w:type="gramEnd"/>
+      <w:r>
+        <w:rPr>
+          <w:lang w:val="en-GB"/>
+        </w:rPr>
+        <w:t xml:space="preserve"> </w:t>
+      </w:r>
+      <w:proofErr w:type="spellStart"/>
+      <w:r>
+        <w:rPr>
+          <w:lang w:val="en-GB"/>
+        </w:rPr>
+        <w:t>obtine</w:t>
+      </w:r>
+      <w:proofErr w:type="spellEnd"/>
+      <w:r>
+        <w:rPr>
+          <w:lang w:val="en-GB"/>
+        </w:rPr>
+        <w:t xml:space="preserve"> un dataset </w:t>
+      </w:r>
+      <w:proofErr w:type="spellStart"/>
+      <w:r>
+        <w:rPr>
+          <w:lang w:val="en-GB"/>
+        </w:rPr>
+        <w:t>nou</w:t>
+      </w:r>
+      <w:proofErr w:type="spellEnd"/>
+      <w:r>
+        <w:rPr>
+          <w:lang w:val="en-GB"/>
+        </w:rPr>
+        <w:t xml:space="preserve"> cu </w:t>
+      </w:r>
+      <w:proofErr w:type="spellStart"/>
+      <w:r>
+        <w:rPr>
+          <w:lang w:val="en-GB"/>
+        </w:rPr>
+        <w:t>fiecare</w:t>
+      </w:r>
+      <w:proofErr w:type="spellEnd"/>
+      <w:r>
+        <w:rPr>
+          <w:lang w:val="en-GB"/>
+        </w:rPr>
+        <w:t xml:space="preserve"> rand </w:t>
+      </w:r>
+      <w:proofErr w:type="spellStart"/>
+      <w:r>
+        <w:rPr>
+          <w:lang w:val="en-GB"/>
+        </w:rPr>
+        <w:t>reprezentand</w:t>
+      </w:r>
+      <w:proofErr w:type="spellEnd"/>
+      <w:r>
+        <w:rPr>
+          <w:lang w:val="en-GB"/>
+        </w:rPr>
+        <w:t xml:space="preserve"> un </w:t>
+      </w:r>
+      <w:proofErr w:type="spellStart"/>
+      <w:r>
+        <w:rPr>
+          <w:lang w:val="en-GB"/>
+        </w:rPr>
+        <w:t>pacient</w:t>
+      </w:r>
+      <w:proofErr w:type="spellEnd"/>
+      <w:r>
+        <w:rPr>
+          <w:lang w:val="en-GB"/>
+        </w:rPr>
+        <w:t>. Pe dataset-</w:t>
+      </w:r>
+      <w:proofErr w:type="spellStart"/>
+      <w:r>
+        <w:rPr>
+          <w:lang w:val="en-GB"/>
+        </w:rPr>
+        <w:t>ul</w:t>
+      </w:r>
+      <w:proofErr w:type="spellEnd"/>
+      <w:r>
+        <w:rPr>
+          <w:lang w:val="en-GB"/>
+        </w:rPr>
+        <w:t xml:space="preserve"> </w:t>
+      </w:r>
+      <w:proofErr w:type="spellStart"/>
+      <w:r>
+        <w:rPr>
+          <w:lang w:val="en-GB"/>
+        </w:rPr>
+        <w:t>rezultat</w:t>
+      </w:r>
+      <w:proofErr w:type="spellEnd"/>
+      <w:r>
+        <w:rPr>
+          <w:lang w:val="en-GB"/>
+        </w:rPr>
+        <w:t xml:space="preserve"> am </w:t>
+      </w:r>
+      <w:proofErr w:type="spellStart"/>
+      <w:r>
+        <w:rPr>
+          <w:lang w:val="en-GB"/>
+        </w:rPr>
+        <w:t>salvat</w:t>
+      </w:r>
+      <w:proofErr w:type="spellEnd"/>
+      <w:r>
+        <w:rPr>
+          <w:lang w:val="en-GB"/>
+        </w:rPr>
+        <w:t xml:space="preserve"> </w:t>
+      </w:r>
+      <w:proofErr w:type="spellStart"/>
+      <w:r>
+        <w:rPr>
+          <w:lang w:val="en-GB"/>
+        </w:rPr>
+        <w:t>unul</w:t>
+      </w:r>
+      <w:proofErr w:type="spellEnd"/>
+      <w:r>
+        <w:rPr>
+          <w:lang w:val="en-GB"/>
+        </w:rPr>
+        <w:t xml:space="preserve"> </w:t>
+      </w:r>
+      <w:proofErr w:type="spellStart"/>
+      <w:r>
+        <w:rPr>
+          <w:lang w:val="en-GB"/>
+        </w:rPr>
+        <w:t>unde</w:t>
+      </w:r>
+      <w:proofErr w:type="spellEnd"/>
+      <w:r>
+        <w:rPr>
+          <w:lang w:val="en-GB"/>
+        </w:rPr>
+        <w:t xml:space="preserve"> </w:t>
+      </w:r>
+      <w:proofErr w:type="spellStart"/>
+      <w:r>
+        <w:rPr>
+          <w:lang w:val="en-GB"/>
+        </w:rPr>
+        <w:t>raman</w:t>
+      </w:r>
+      <w:proofErr w:type="spellEnd"/>
+      <w:r>
+        <w:rPr>
+          <w:lang w:val="en-GB"/>
+        </w:rPr>
+        <w:t xml:space="preserve"> </w:t>
+      </w:r>
+      <w:proofErr w:type="spellStart"/>
+      <w:r>
+        <w:rPr>
+          <w:lang w:val="en-GB"/>
+        </w:rPr>
+        <w:t>doar</w:t>
+      </w:r>
+      <w:proofErr w:type="spellEnd"/>
+      <w:r>
+        <w:rPr>
+          <w:lang w:val="en-GB"/>
+        </w:rPr>
+        <w:t xml:space="preserve"> </w:t>
+      </w:r>
+      <w:proofErr w:type="spellStart"/>
+      <w:r>
+        <w:rPr>
+          <w:lang w:val="en-GB"/>
+        </w:rPr>
+        <w:t>coloanele</w:t>
+      </w:r>
+      <w:proofErr w:type="spellEnd"/>
+      <w:r>
+        <w:rPr>
+          <w:lang w:val="en-GB"/>
+        </w:rPr>
+        <w:t xml:space="preserve"> cu cel </w:t>
+      </w:r>
+      <w:proofErr w:type="spellStart"/>
+      <w:r>
+        <w:rPr>
+          <w:lang w:val="en-GB"/>
+        </w:rPr>
+        <w:t>mult</w:t>
+      </w:r>
+      <w:proofErr w:type="spellEnd"/>
+      <w:r>
+        <w:rPr>
+          <w:lang w:val="en-GB"/>
+        </w:rPr>
+        <w:t xml:space="preserve"> 75% </w:t>
+      </w:r>
+      <w:proofErr w:type="spellStart"/>
+      <w:r>
+        <w:rPr>
+          <w:lang w:val="en-GB"/>
+        </w:rPr>
+        <w:t>valori</w:t>
+      </w:r>
+      <w:proofErr w:type="spellEnd"/>
+      <w:r>
+        <w:rPr>
+          <w:lang w:val="en-GB"/>
+        </w:rPr>
+        <w:t xml:space="preserve"> </w:t>
+      </w:r>
+      <w:proofErr w:type="spellStart"/>
+      <w:r>
+        <w:rPr>
+          <w:lang w:val="en-GB"/>
+        </w:rPr>
+        <w:t>goale</w:t>
+      </w:r>
+      <w:proofErr w:type="spellEnd"/>
+      <w:r>
+        <w:rPr>
+          <w:lang w:val="en-GB"/>
+        </w:rPr>
+        <w:t xml:space="preserve">, respective 50% </w:t>
+      </w:r>
+      <w:proofErr w:type="spellStart"/>
+      <w:r>
+        <w:rPr>
+          <w:lang w:val="en-GB"/>
+        </w:rPr>
+        <w:t>valori</w:t>
+      </w:r>
+      <w:proofErr w:type="spellEnd"/>
+      <w:r>
+        <w:rPr>
+          <w:lang w:val="en-GB"/>
+        </w:rPr>
+        <w:t xml:space="preserve"> </w:t>
+      </w:r>
+      <w:proofErr w:type="spellStart"/>
+      <w:r>
+        <w:rPr>
+          <w:lang w:val="en-GB"/>
+        </w:rPr>
+        <w:t>goale</w:t>
+      </w:r>
+      <w:proofErr w:type="spellEnd"/>
+      <w:r>
+        <w:rPr>
+          <w:lang w:val="en-GB"/>
+        </w:rPr>
+        <w:t>.</w:t>
+      </w:r>
+    </w:p>
+    <w:p>
+      <w:pPr>
+        <w:pStyle w:val="BodyText"/>
+        <w:ind w:firstLine="153"/>
+        <w:rPr>
+          <w:lang w:val="en-GB"/>
+        </w:rPr>
+      </w:pPr>
+      <w:r>
+        <w:rPr>
+          <w:lang w:val="en-GB"/>
+        </w:rPr>
+        <w:t xml:space="preserve">Dataset1: 363 </w:t>
+      </w:r>
+      <w:proofErr w:type="spellStart"/>
+      <w:r>
+        <w:rPr>
+          <w:lang w:val="en-GB"/>
+        </w:rPr>
+        <w:t>pacienti</w:t>
+      </w:r>
+      <w:proofErr w:type="spellEnd"/>
+      <w:r>
+        <w:rPr>
+          <w:lang w:val="en-GB"/>
+        </w:rPr>
+        <w:t xml:space="preserve"> </w:t>
+      </w:r>
+      <w:proofErr w:type="gramStart"/>
+      <w:r>
+        <w:rPr>
+          <w:lang w:val="en-GB"/>
+        </w:rPr>
+        <w:t xml:space="preserve">cu  </w:t>
+      </w:r>
+      <w:r>
+        <w:rPr>
+          <w:lang w:val="en-GB"/>
+        </w:rPr>
+        <w:t>384</w:t>
+      </w:r>
+      <w:proofErr w:type="gramEnd"/>
+      <w:r>
+        <w:rPr>
+          <w:lang w:val="en-GB"/>
+        </w:rPr>
+        <w:t xml:space="preserve"> de features </w:t>
+      </w:r>
+      <w:proofErr w:type="spellStart"/>
+      <w:r>
+        <w:rPr>
+          <w:lang w:val="en-GB"/>
+        </w:rPr>
+        <w:t>folositi</w:t>
+      </w:r>
+      <w:proofErr w:type="spellEnd"/>
+      <w:r>
+        <w:rPr>
+          <w:lang w:val="en-GB"/>
+        </w:rPr>
+        <w:t xml:space="preserve"> </w:t>
+      </w:r>
+      <w:proofErr w:type="spellStart"/>
+      <w:r>
+        <w:rPr>
+          <w:lang w:val="en-GB"/>
+        </w:rPr>
+        <w:t>pentru</w:t>
+      </w:r>
+      <w:proofErr w:type="spellEnd"/>
+      <w:r>
+        <w:rPr>
+          <w:lang w:val="en-GB"/>
+        </w:rPr>
+        <w:t xml:space="preserve"> </w:t>
+      </w:r>
+      <w:proofErr w:type="spellStart"/>
+      <w:r>
+        <w:rPr>
+          <w:lang w:val="en-GB"/>
+        </w:rPr>
+        <w:t>antrenarea</w:t>
+      </w:r>
+      <w:proofErr w:type="spellEnd"/>
+      <w:r>
+        <w:rPr>
+          <w:lang w:val="en-GB"/>
+        </w:rPr>
+        <w:t xml:space="preserve"> </w:t>
+      </w:r>
+      <w:proofErr w:type="spellStart"/>
+      <w:r>
+        <w:rPr>
+          <w:lang w:val="en-GB"/>
+        </w:rPr>
+        <w:t>modelului</w:t>
+      </w:r>
+      <w:proofErr w:type="spellEnd"/>
+    </w:p>
+    <w:p>
+      <w:pPr>
+        <w:pStyle w:val="BodyText"/>
+        <w:ind w:firstLine="153"/>
+        <w:rPr>
+          <w:lang w:val="en-GB"/>
+        </w:rPr>
+      </w:pPr>
+      <w:r>
+        <w:rPr>
+          <w:lang w:val="en-GB"/>
+        </w:rPr>
+        <w:t xml:space="preserve">Dataset2:  363 </w:t>
+      </w:r>
+      <w:proofErr w:type="spellStart"/>
+      <w:r>
+        <w:rPr>
+          <w:lang w:val="en-GB"/>
+        </w:rPr>
+        <w:t>pacienti</w:t>
+      </w:r>
+      <w:proofErr w:type="spellEnd"/>
+      <w:r>
+        <w:rPr>
+          <w:lang w:val="en-GB"/>
+        </w:rPr>
+        <w:t xml:space="preserve"> cu 102 de f</w:t>
+      </w:r>
+      <w:r>
+        <w:rPr>
+          <w:lang w:val="en-GB"/>
+        </w:rPr>
+        <w:t>eature</w:t>
+      </w:r>
+      <w:r>
+        <w:rPr>
+          <w:lang w:val="en-GB"/>
+        </w:rPr>
+        <w:t xml:space="preserve">s </w:t>
+      </w:r>
+      <w:proofErr w:type="spellStart"/>
+      <w:r>
+        <w:rPr>
+          <w:lang w:val="en-GB"/>
+        </w:rPr>
+        <w:t>folositi</w:t>
+      </w:r>
+      <w:proofErr w:type="spellEnd"/>
+      <w:r>
+        <w:rPr>
+          <w:lang w:val="en-GB"/>
+        </w:rPr>
+        <w:t xml:space="preserve"> </w:t>
+      </w:r>
+      <w:proofErr w:type="spellStart"/>
+      <w:r>
+        <w:rPr>
+          <w:lang w:val="en-GB"/>
+        </w:rPr>
+        <w:t>pentru</w:t>
+      </w:r>
+      <w:proofErr w:type="spellEnd"/>
+      <w:r>
+        <w:rPr>
+          <w:lang w:val="en-GB"/>
+        </w:rPr>
+        <w:t xml:space="preserve"> </w:t>
+      </w:r>
+      <w:proofErr w:type="spellStart"/>
+      <w:r>
+        <w:rPr>
+          <w:lang w:val="en-GB"/>
+        </w:rPr>
+        <w:t>antrenarea</w:t>
+      </w:r>
+      <w:proofErr w:type="spellEnd"/>
+      <w:r>
+        <w:rPr>
+          <w:lang w:val="en-GB"/>
+        </w:rPr>
+        <w:t xml:space="preserve"> </w:t>
+      </w:r>
+      <w:proofErr w:type="spellStart"/>
+      <w:r>
+        <w:rPr>
+          <w:lang w:val="en-GB"/>
+        </w:rPr>
+        <w:t>modelului</w:t>
+      </w:r>
+      <w:proofErr w:type="spellEnd"/>
+    </w:p>
+    <w:p>
+      <w:pPr>
+        <w:pStyle w:val="BodyText"/>
+        <w:ind w:firstLine="153"/>
+        <w:rPr>
+          <w:lang w:val="en-GB"/>
+        </w:rPr>
+      </w:pPr>
+      <w:proofErr w:type="spellStart"/>
+      <w:r>
+        <w:rPr>
+          <w:lang w:val="en-GB"/>
+        </w:rPr>
+        <w:t>Rezultatele</w:t>
+      </w:r>
+      <w:proofErr w:type="spellEnd"/>
+      <w:r>
+        <w:rPr>
+          <w:lang w:val="en-GB"/>
+        </w:rPr>
+        <w:t xml:space="preserve"> </w:t>
+      </w:r>
+      <w:proofErr w:type="spellStart"/>
+      <w:r>
+        <w:rPr>
+          <w:lang w:val="en-GB"/>
+        </w:rPr>
+        <w:t>obtinute</w:t>
+      </w:r>
+      <w:proofErr w:type="spellEnd"/>
+      <w:r>
+        <w:rPr>
+          <w:lang w:val="en-GB"/>
+        </w:rPr>
+        <w:t xml:space="preserve"> sunt </w:t>
+      </w:r>
+      <w:proofErr w:type="spellStart"/>
+      <w:r>
+        <w:rPr>
+          <w:lang w:val="en-GB"/>
+        </w:rPr>
+        <w:t>urmatoarele</w:t>
+      </w:r>
+      <w:proofErr w:type="spellEnd"/>
+      <w:r>
+        <w:rPr>
+          <w:lang w:val="en-GB"/>
+        </w:rPr>
         <w:t>:</w:t>
       </w:r>
+      <w:r>
+        <w:rPr>
+          <w:lang w:val="en-GB"/>
+        </w:rPr>
+        <w:br/>
+      </w:r>
     </w:p>
     <w:p>
       <w:pPr>
         <w:pStyle w:val="BodyText"/>
         <w:ind w:firstLine="153"/>
         <w:rPr>
-          <w:b/>
-          <w:bCs/>
+          <w:lang w:val="en-GB"/>
+        </w:rPr>
+      </w:pPr>
+    </w:p>
+    <w:p>
+      <w:pPr>
+        <w:pStyle w:val="BodyText"/>
+        <w:ind w:firstLine="153"/>
+        <w:rPr>
+          <w:lang w:val="en-GB"/>
+        </w:rPr>
+      </w:pPr>
+    </w:p>
+    <w:p>
+      <w:pPr>
+        <w:pStyle w:val="BodyText"/>
+        <w:ind w:firstLine="153"/>
+        <w:rPr>
+          <w:lang w:val="en-GB"/>
+        </w:rPr>
+      </w:pPr>
+    </w:p>
+    <w:p>
+      <w:pPr>
+        <w:pStyle w:val="BodyText"/>
+        <w:ind w:firstLine="153"/>
+        <w:rPr>
+          <w:lang w:val="en-GB"/>
+        </w:rPr>
+      </w:pPr>
+    </w:p>
+    <w:p>
+      <w:pPr>
+        <w:pStyle w:val="BodyText"/>
+        <w:ind w:firstLine="153"/>
+        <w:rPr>
+          <w:lang w:val="en-GB"/>
+        </w:rPr>
+      </w:pPr>
+    </w:p>
+    <w:p>
+      <w:pPr>
+        <w:pStyle w:val="BodyText"/>
+        <w:ind w:firstLine="153"/>
+        <w:rPr>
           <w:sz w:val="28"/>
           <w:szCs w:val="28"/>
           <w:lang w:val="en-GB"/>
         </w:rPr>
       </w:pPr>
-    </w:p>
-    <w:p>
-      <w:pPr>
-        <w:pStyle w:val="BodyText"/>
-        <w:rPr>
-          <w:lang w:val="en-GB"/>
-        </w:rPr>
-      </w:pPr>
-    </w:p>
-    <w:p>
-      <w:pPr>
-        <w:pStyle w:val="BodyText"/>
-        <w:ind w:firstLine="153"/>
-        <w:rPr>
-          <w:lang w:val="en-GB"/>
-        </w:rPr>
-      </w:pPr>
-      <w:r>
-        <w:rPr>
-          <w:lang w:val="en-GB"/>
-        </w:rPr>
-        <w:t xml:space="preserve">Am </w:t>
-      </w:r>
-      <w:proofErr w:type="spellStart"/>
-      <w:r>
-        <w:rPr>
-          <w:lang w:val="en-GB"/>
-        </w:rPr>
-        <w:t>prelucrat</w:t>
-      </w:r>
-      <w:proofErr w:type="spellEnd"/>
-      <w:r>
-        <w:rPr>
-          <w:lang w:val="en-GB"/>
-        </w:rPr>
-        <w:t xml:space="preserve"> dataset-</w:t>
-      </w:r>
-      <w:proofErr w:type="spellStart"/>
-      <w:r>
-        <w:rPr>
-          <w:lang w:val="en-GB"/>
-        </w:rPr>
-        <w:t>ul</w:t>
-      </w:r>
-      <w:proofErr w:type="spellEnd"/>
-      <w:r>
-        <w:rPr>
-          <w:lang w:val="en-GB"/>
-        </w:rPr>
-        <w:t xml:space="preserve"> original </w:t>
-      </w:r>
-      <w:proofErr w:type="spellStart"/>
-      <w:r>
-        <w:rPr>
-          <w:lang w:val="en-GB"/>
-        </w:rPr>
-        <w:t>pentru</w:t>
-      </w:r>
-      <w:proofErr w:type="spellEnd"/>
-      <w:r>
-        <w:rPr>
-          <w:lang w:val="en-GB"/>
-        </w:rPr>
-        <w:t xml:space="preserve"> </w:t>
-      </w:r>
-      <w:proofErr w:type="gramStart"/>
-      <w:r>
-        <w:rPr>
-          <w:lang w:val="en-GB"/>
-        </w:rPr>
-        <w:t>a</w:t>
-      </w:r>
-      <w:proofErr w:type="gramEnd"/>
-      <w:r>
-        <w:rPr>
-          <w:lang w:val="en-GB"/>
-        </w:rPr>
-        <w:t xml:space="preserve"> </w:t>
-      </w:r>
-      <w:proofErr w:type="spellStart"/>
-      <w:r>
-        <w:rPr>
-          <w:lang w:val="en-GB"/>
-        </w:rPr>
-        <w:t>obtine</w:t>
-      </w:r>
-      <w:proofErr w:type="spellEnd"/>
-      <w:r>
-        <w:rPr>
-          <w:lang w:val="en-GB"/>
-        </w:rPr>
-        <w:t xml:space="preserve"> un dataset </w:t>
-      </w:r>
-      <w:proofErr w:type="spellStart"/>
-      <w:r>
-        <w:rPr>
-          <w:lang w:val="en-GB"/>
-        </w:rPr>
-        <w:t>nou</w:t>
-      </w:r>
-      <w:proofErr w:type="spellEnd"/>
-      <w:r>
-        <w:rPr>
-          <w:lang w:val="en-GB"/>
-        </w:rPr>
-        <w:t xml:space="preserve"> cu </w:t>
-      </w:r>
-      <w:proofErr w:type="spellStart"/>
-      <w:r>
-        <w:rPr>
-          <w:lang w:val="en-GB"/>
-        </w:rPr>
-        <w:t>fiecare</w:t>
-      </w:r>
-      <w:proofErr w:type="spellEnd"/>
-      <w:r>
-        <w:rPr>
-          <w:lang w:val="en-GB"/>
-        </w:rPr>
-        <w:t xml:space="preserve"> rand </w:t>
-      </w:r>
-      <w:proofErr w:type="spellStart"/>
-      <w:r>
-        <w:rPr>
-          <w:lang w:val="en-GB"/>
-        </w:rPr>
-        <w:t>reprezentand</w:t>
-      </w:r>
-      <w:proofErr w:type="spellEnd"/>
-      <w:r>
-        <w:rPr>
-          <w:lang w:val="en-GB"/>
-        </w:rPr>
-        <w:t xml:space="preserve"> un </w:t>
-      </w:r>
-      <w:proofErr w:type="spellStart"/>
-      <w:r>
-        <w:rPr>
-          <w:lang w:val="en-GB"/>
-        </w:rPr>
-        <w:t>pacient</w:t>
-      </w:r>
-      <w:proofErr w:type="spellEnd"/>
-      <w:r>
-        <w:rPr>
-          <w:lang w:val="en-GB"/>
-        </w:rPr>
-        <w:t>. Pe dataset-</w:t>
-      </w:r>
-      <w:proofErr w:type="spellStart"/>
-      <w:r>
-        <w:rPr>
-          <w:lang w:val="en-GB"/>
-        </w:rPr>
-        <w:t>ul</w:t>
-      </w:r>
-      <w:proofErr w:type="spellEnd"/>
-      <w:r>
-        <w:rPr>
-          <w:lang w:val="en-GB"/>
-        </w:rPr>
-        <w:t xml:space="preserve"> </w:t>
-      </w:r>
-      <w:proofErr w:type="spellStart"/>
-      <w:r>
-        <w:rPr>
-          <w:lang w:val="en-GB"/>
-        </w:rPr>
-        <w:t>rezultat</w:t>
-      </w:r>
-      <w:proofErr w:type="spellEnd"/>
-      <w:r>
-        <w:rPr>
-          <w:lang w:val="en-GB"/>
-        </w:rPr>
-        <w:t xml:space="preserve"> am </w:t>
-      </w:r>
-      <w:proofErr w:type="spellStart"/>
-      <w:r>
-        <w:rPr>
-          <w:lang w:val="en-GB"/>
-        </w:rPr>
-        <w:t>salvat</w:t>
-      </w:r>
-      <w:proofErr w:type="spellEnd"/>
-      <w:r>
-        <w:rPr>
-          <w:lang w:val="en-GB"/>
-        </w:rPr>
-        <w:t xml:space="preserve"> </w:t>
-      </w:r>
-      <w:proofErr w:type="spellStart"/>
-      <w:r>
-        <w:rPr>
-          <w:lang w:val="en-GB"/>
-        </w:rPr>
-        <w:t>unul</w:t>
-      </w:r>
-      <w:proofErr w:type="spellEnd"/>
-      <w:r>
-        <w:rPr>
-          <w:lang w:val="en-GB"/>
-        </w:rPr>
-        <w:t xml:space="preserve"> </w:t>
-      </w:r>
-      <w:proofErr w:type="spellStart"/>
-      <w:r>
-        <w:rPr>
-          <w:lang w:val="en-GB"/>
-        </w:rPr>
-        <w:t>unde</w:t>
-      </w:r>
-      <w:proofErr w:type="spellEnd"/>
-      <w:r>
-        <w:rPr>
-          <w:lang w:val="en-GB"/>
-        </w:rPr>
-        <w:t xml:space="preserve"> </w:t>
-      </w:r>
-      <w:proofErr w:type="spellStart"/>
-      <w:r>
-        <w:rPr>
-          <w:lang w:val="en-GB"/>
-        </w:rPr>
-        <w:t>raman</w:t>
-      </w:r>
-      <w:proofErr w:type="spellEnd"/>
-      <w:r>
-        <w:rPr>
-          <w:lang w:val="en-GB"/>
-        </w:rPr>
-        <w:t xml:space="preserve"> </w:t>
-      </w:r>
-      <w:proofErr w:type="spellStart"/>
-      <w:r>
-        <w:rPr>
-          <w:lang w:val="en-GB"/>
-        </w:rPr>
-        <w:t>doar</w:t>
-      </w:r>
-      <w:proofErr w:type="spellEnd"/>
-      <w:r>
-        <w:rPr>
-          <w:lang w:val="en-GB"/>
-        </w:rPr>
-        <w:t xml:space="preserve"> </w:t>
-      </w:r>
-      <w:proofErr w:type="spellStart"/>
-      <w:r>
-        <w:rPr>
-          <w:lang w:val="en-GB"/>
-        </w:rPr>
-        <w:t>coloanele</w:t>
-      </w:r>
-      <w:proofErr w:type="spellEnd"/>
-      <w:r>
-        <w:rPr>
-          <w:lang w:val="en-GB"/>
-        </w:rPr>
-        <w:t xml:space="preserve"> cu cel </w:t>
-      </w:r>
-      <w:proofErr w:type="spellStart"/>
-      <w:r>
-        <w:rPr>
-          <w:lang w:val="en-GB"/>
-        </w:rPr>
-        <w:t>mult</w:t>
-      </w:r>
-      <w:proofErr w:type="spellEnd"/>
-      <w:r>
-        <w:rPr>
-          <w:lang w:val="en-GB"/>
-        </w:rPr>
-        <w:t xml:space="preserve"> 75% </w:t>
-      </w:r>
-      <w:proofErr w:type="spellStart"/>
-      <w:r>
-        <w:rPr>
-          <w:lang w:val="en-GB"/>
-        </w:rPr>
-        <w:t>valori</w:t>
-      </w:r>
-      <w:proofErr w:type="spellEnd"/>
-      <w:r>
-        <w:rPr>
-          <w:lang w:val="en-GB"/>
-        </w:rPr>
-        <w:t xml:space="preserve"> </w:t>
-      </w:r>
-      <w:proofErr w:type="spellStart"/>
-      <w:r>
-        <w:rPr>
-          <w:lang w:val="en-GB"/>
-        </w:rPr>
-        <w:t>goale</w:t>
-      </w:r>
-      <w:proofErr w:type="spellEnd"/>
-      <w:r>
-        <w:rPr>
-          <w:lang w:val="en-GB"/>
-        </w:rPr>
-        <w:t xml:space="preserve">, respective 50% </w:t>
-      </w:r>
-      <w:proofErr w:type="spellStart"/>
-      <w:r>
-        <w:rPr>
-          <w:lang w:val="en-GB"/>
-        </w:rPr>
-        <w:t>valori</w:t>
-      </w:r>
-      <w:proofErr w:type="spellEnd"/>
-      <w:r>
-        <w:rPr>
-          <w:lang w:val="en-GB"/>
-        </w:rPr>
-        <w:t xml:space="preserve"> </w:t>
-      </w:r>
-      <w:proofErr w:type="spellStart"/>
-      <w:r>
-        <w:rPr>
-          <w:lang w:val="en-GB"/>
-        </w:rPr>
-        <w:t>goale</w:t>
-      </w:r>
-      <w:proofErr w:type="spellEnd"/>
-      <w:r>
-        <w:rPr>
-          <w:lang w:val="en-GB"/>
-        </w:rPr>
-        <w:t>.</w:t>
-      </w:r>
-    </w:p>
-    <w:p>
-      <w:pPr>
-        <w:pStyle w:val="BodyText"/>
-        <w:ind w:firstLine="153"/>
-        <w:rPr>
-          <w:lang w:val="en-GB"/>
-        </w:rPr>
-      </w:pPr>
-      <w:proofErr w:type="spellStart"/>
-      <w:r>
-        <w:rPr>
-          <w:lang w:val="en-GB"/>
-        </w:rPr>
-        <w:t>Rezultatele</w:t>
-      </w:r>
-      <w:proofErr w:type="spellEnd"/>
-      <w:r>
-        <w:rPr>
-          <w:lang w:val="en-GB"/>
-        </w:rPr>
-        <w:t xml:space="preserve"> </w:t>
-      </w:r>
-      <w:proofErr w:type="spellStart"/>
-      <w:r>
-        <w:rPr>
-          <w:lang w:val="en-GB"/>
-        </w:rPr>
-        <w:t>obtinute</w:t>
-      </w:r>
-      <w:proofErr w:type="spellEnd"/>
-      <w:r>
-        <w:rPr>
-          <w:lang w:val="en-GB"/>
-        </w:rPr>
-        <w:t xml:space="preserve"> sunt </w:t>
-      </w:r>
-      <w:proofErr w:type="spellStart"/>
-      <w:r>
-        <w:rPr>
-          <w:lang w:val="en-GB"/>
-        </w:rPr>
-        <w:t>urmatoarele</w:t>
-      </w:r>
-      <w:proofErr w:type="spellEnd"/>
-      <w:r>
-        <w:rPr>
-          <w:lang w:val="en-GB"/>
-        </w:rPr>
-        <w:t>:</w:t>
-      </w:r>
-      <w:r>
-        <w:rPr>
-          <w:lang w:val="en-GB"/>
-        </w:rPr>
-        <w:br/>
-      </w:r>
-    </w:p>
-    <w:p>
-      <w:pPr>
-        <w:pStyle w:val="BodyText"/>
-        <w:ind w:firstLine="153"/>
-        <w:rPr>
-          <w:lang w:val="en-GB"/>
-        </w:rPr>
-      </w:pPr>
-    </w:p>
-    <w:p>
-      <w:pPr>
-        <w:pStyle w:val="BodyText"/>
-        <w:ind w:firstLine="153"/>
-        <w:rPr>
-          <w:lang w:val="en-GB"/>
-        </w:rPr>
-      </w:pPr>
-    </w:p>
-    <w:p>
-      <w:pPr>
-        <w:pStyle w:val="BodyText"/>
-        <w:ind w:firstLine="153"/>
-        <w:rPr>
-          <w:lang w:val="en-GB"/>
-        </w:rPr>
-      </w:pPr>
-    </w:p>
-    <w:p>
-      <w:pPr>
-        <w:pStyle w:val="BodyText"/>
-        <w:ind w:firstLine="153"/>
-        <w:rPr>
-          <w:lang w:val="en-GB"/>
-        </w:rPr>
-      </w:pPr>
-    </w:p>
-    <w:p>
-      <w:pPr>
-        <w:pStyle w:val="BodyText"/>
-        <w:ind w:firstLine="153"/>
-        <w:rPr>
-          <w:lang w:val="en-GB"/>
-        </w:rPr>
-      </w:pPr>
-    </w:p>
-    <w:p>
-      <w:pPr>
-        <w:pStyle w:val="BodyText"/>
-        <w:ind w:firstLine="153"/>
+      <w:r>
         <w:rPr>
           <w:sz w:val="28"/>
           <w:szCs w:val="28"/>
           <w:lang w:val="en-GB"/>
         </w:rPr>
-      </w:pPr>
-      <w:r>
-        <w:rPr>
-          <w:sz w:val="28"/>
-          <w:szCs w:val="28"/>
-          <w:lang w:val="en-GB"/>
-        </w:rPr>
-        <w:lastRenderedPageBreak/>
         <w:t>Logistic regression improved pe dataset 75%</w:t>
       </w:r>
     </w:p>
@@ -20446,6 +20625,7 @@
       </w:pPr>
       <w:r>
         <w:rPr>
+          <w:noProof/>
           <w:lang w:val="en-GB"/>
         </w:rPr>
         <w:drawing>
@@ -20625,6 +20805,7 @@
       </w:pPr>
       <w:r>
         <w:rPr>
+          <w:noProof/>
           <w:lang w:val="en-GB"/>
         </w:rPr>
         <w:lastRenderedPageBreak/>
@@ -20751,6 +20932,7 @@
       </w:pPr>
       <w:r>
         <w:rPr>
+          <w:noProof/>
           <w:lang w:val="en-GB"/>
         </w:rPr>
         <w:lastRenderedPageBreak/>
@@ -20936,6 +21118,7 @@
       </w:pPr>
       <w:r>
         <w:rPr>
+          <w:noProof/>
           <w:lang w:val="en-GB"/>
         </w:rPr>
         <w:lastRenderedPageBreak/>
